--- a/fuentes/62110009_CF02_CFA.docx
+++ b/fuentes/62110009_CF02_CFA.docx
@@ -212,7 +212,7 @@
               </wp:anchor>
             </w:drawing>
           </mc:Choice>
-          <mc:Fallback xmlns:w16sdtfl="http://schemas.microsoft.com/office/word/2024/wordml/sdtformatlock" xmlns:w16du="http://schemas.microsoft.com/office/word/2023/wordml/word16du" xmlns:oel="http://schemas.microsoft.com/office/2019/extlst">
+          <mc:Fallback xmlns:oel="http://schemas.microsoft.com/office/2019/extlst" xmlns:w16du="http://schemas.microsoft.com/office/word/2023/wordml/word16du" xmlns:w16sdtfl="http://schemas.microsoft.com/office/word/2024/wordml/sdtformatlock">
             <w:pict>
               <v:rect w14:anchorId="4C256C62" id="Rectángulo 3" o:spid="_x0000_s1026" alt="&quot;&quot;" style="position:absolute;margin-left:-55.95pt;margin-top:26.4pt;width:613.85pt;height:164.25pt;z-index:-251655168;visibility:visible;mso-wrap-style:square;mso-height-percent:0;mso-wrap-distance-left:9pt;mso-wrap-distance-top:0;mso-wrap-distance-right:9pt;mso-wrap-distance-bottom:0;mso-position-horizontal:absolute;mso-position-horizontal-relative:text;mso-position-vertical:absolute;mso-position-vertical-relative:text;mso-height-percent:0;mso-height-relative:margin;v-text-anchor:middle" o:gfxdata="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" fillcolor="#00314d" stroked="f" strokeweight="1pt"/>
             </w:pict>
@@ -320,7 +320,7 @@
               </wp:anchor>
             </w:drawing>
           </mc:Choice>
-          <mc:Fallback xmlns:w16sdtfl="http://schemas.microsoft.com/office/word/2024/wordml/sdtformatlock" xmlns:w16du="http://schemas.microsoft.com/office/word/2023/wordml/word16du" xmlns:oel="http://schemas.microsoft.com/office/2019/extlst">
+          <mc:Fallback>
             <w:pict>
               <v:shapetype w14:anchorId="2E2DABF6" id="_x0000_t202" coordsize="21600,21600" o:spt="202" path="m,l,21600r21600,l21600,xe">
                 <v:stroke joinstyle="miter"/>
@@ -572,10 +572,9 @@
             <w:rPr>
               <w:rFonts w:eastAsiaTheme="minorEastAsia"/>
               <w:noProof/>
-              <w:kern w:val="0"/>
-              <w:sz w:val="22"/>
+              <w:sz w:val="24"/>
+              <w:szCs w:val="24"/>
               <w:lang w:eastAsia="es-CO"/>
-              <w14:ligatures w14:val="none"/>
             </w:rPr>
           </w:pPr>
           <w:r>
@@ -596,7 +595,7 @@
             </w:rPr>
             <w:fldChar w:fldCharType="separate"/>
           </w:r>
-          <w:hyperlink w:anchor="_Toc243326831" w:history="1">
+          <w:hyperlink w:anchor="_Toc243516440" w:history="1">
             <w:r>
               <w:rPr>
                 <w:rStyle w:val="Hipervnculo"/>
@@ -623,7 +622,7 @@
                 <w:noProof/>
                 <w:webHidden/>
               </w:rPr>
-              <w:instrText xml:space="preserve"> PAGEREF _Toc243326831 \h </w:instrText>
+              <w:instrText xml:space="preserve"> PAGEREF _Toc243516440 \h </w:instrText>
             </w:r>
             <w:r>
               <w:rPr>
@@ -663,13 +662,12 @@
             <w:rPr>
               <w:rFonts w:eastAsiaTheme="minorEastAsia"/>
               <w:noProof/>
-              <w:kern w:val="0"/>
-              <w:sz w:val="22"/>
+              <w:sz w:val="24"/>
+              <w:szCs w:val="24"/>
               <w:lang w:eastAsia="es-CO"/>
-              <w14:ligatures w14:val="none"/>
             </w:rPr>
           </w:pPr>
-          <w:hyperlink w:anchor="_Toc243326832" w:history="1">
+          <w:hyperlink w:anchor="_Toc243516441" w:history="1">
             <w:r>
               <w:rPr>
                 <w:rStyle w:val="Hipervnculo"/>
@@ -696,7 +694,7 @@
                 <w:noProof/>
                 <w:webHidden/>
               </w:rPr>
-              <w:instrText xml:space="preserve"> PAGEREF _Toc243326832 \h </w:instrText>
+              <w:instrText xml:space="preserve"> PAGEREF _Toc243516441 \h </w:instrText>
             </w:r>
             <w:r>
               <w:rPr>
@@ -736,13 +734,12 @@
             <w:rPr>
               <w:rFonts w:eastAsiaTheme="minorEastAsia"/>
               <w:noProof/>
-              <w:kern w:val="0"/>
-              <w:sz w:val="22"/>
+              <w:sz w:val="24"/>
+              <w:szCs w:val="24"/>
               <w:lang w:eastAsia="es-CO"/>
-              <w14:ligatures w14:val="none"/>
             </w:rPr>
           </w:pPr>
-          <w:hyperlink w:anchor="_Toc243326833" w:history="1">
+          <w:hyperlink w:anchor="_Toc243516442" w:history="1">
             <w:r>
               <w:rPr>
                 <w:rStyle w:val="Hipervnculo"/>
@@ -769,7 +766,7 @@
                 <w:noProof/>
                 <w:webHidden/>
               </w:rPr>
-              <w:instrText xml:space="preserve"> PAGEREF _Toc243326833 \h </w:instrText>
+              <w:instrText xml:space="preserve"> PAGEREF _Toc243516442 \h </w:instrText>
             </w:r>
             <w:r>
               <w:rPr>
@@ -809,13 +806,12 @@
             <w:rPr>
               <w:rFonts w:eastAsiaTheme="minorEastAsia"/>
               <w:noProof/>
-              <w:kern w:val="0"/>
-              <w:sz w:val="22"/>
+              <w:sz w:val="24"/>
+              <w:szCs w:val="24"/>
               <w:lang w:eastAsia="es-CO"/>
-              <w14:ligatures w14:val="none"/>
             </w:rPr>
           </w:pPr>
-          <w:hyperlink w:anchor="_Toc243326834" w:history="1">
+          <w:hyperlink w:anchor="_Toc243516443" w:history="1">
             <w:r>
               <w:rPr>
                 <w:rStyle w:val="Hipervnculo"/>
@@ -842,7 +838,7 @@
                 <w:noProof/>
                 <w:webHidden/>
               </w:rPr>
-              <w:instrText xml:space="preserve"> PAGEREF _Toc243326834 \h </w:instrText>
+              <w:instrText xml:space="preserve"> PAGEREF _Toc243516443 \h </w:instrText>
             </w:r>
             <w:r>
               <w:rPr>
@@ -882,13 +878,12 @@
             <w:rPr>
               <w:rFonts w:eastAsiaTheme="minorEastAsia"/>
               <w:noProof/>
-              <w:kern w:val="0"/>
-              <w:sz w:val="22"/>
+              <w:sz w:val="24"/>
+              <w:szCs w:val="24"/>
               <w:lang w:eastAsia="es-CO"/>
-              <w14:ligatures w14:val="none"/>
             </w:rPr>
           </w:pPr>
-          <w:hyperlink w:anchor="_Toc243326835" w:history="1">
+          <w:hyperlink w:anchor="_Toc243516444" w:history="1">
             <w:r>
               <w:rPr>
                 <w:rStyle w:val="Hipervnculo"/>
@@ -915,7 +910,7 @@
                 <w:noProof/>
                 <w:webHidden/>
               </w:rPr>
-              <w:instrText xml:space="preserve"> PAGEREF _Toc243326835 \h </w:instrText>
+              <w:instrText xml:space="preserve"> PAGEREF _Toc243516444 \h </w:instrText>
             </w:r>
             <w:r>
               <w:rPr>
@@ -955,19 +950,18 @@
             <w:rPr>
               <w:rFonts w:eastAsiaTheme="minorEastAsia"/>
               <w:noProof/>
-              <w:kern w:val="0"/>
-              <w:sz w:val="22"/>
+              <w:sz w:val="24"/>
+              <w:szCs w:val="24"/>
               <w:lang w:eastAsia="es-CO"/>
-              <w14:ligatures w14:val="none"/>
             </w:rPr>
           </w:pPr>
-          <w:hyperlink w:anchor="_Toc243326836" w:history="1">
+          <w:hyperlink w:anchor="_Toc243516445" w:history="1">
             <w:r>
               <w:rPr>
                 <w:rStyle w:val="Hipervnculo"/>
                 <w:noProof/>
               </w:rPr>
-              <w:t>1.4. Beneficio</w:t>
+              <w:t>1.4. Beneficios</w:t>
             </w:r>
             <w:r>
               <w:rPr>
@@ -988,7 +982,7 @@
                 <w:noProof/>
                 <w:webHidden/>
               </w:rPr>
-              <w:instrText xml:space="preserve"> PAGEREF _Toc243326836 \h </w:instrText>
+              <w:instrText xml:space="preserve"> PAGEREF _Toc243516445 \h </w:instrText>
             </w:r>
             <w:r>
               <w:rPr>
@@ -1028,13 +1022,12 @@
             <w:rPr>
               <w:rFonts w:eastAsiaTheme="minorEastAsia"/>
               <w:noProof/>
-              <w:kern w:val="0"/>
-              <w:sz w:val="22"/>
+              <w:sz w:val="24"/>
+              <w:szCs w:val="24"/>
               <w:lang w:eastAsia="es-CO"/>
-              <w14:ligatures w14:val="none"/>
             </w:rPr>
           </w:pPr>
-          <w:hyperlink w:anchor="_Toc243326837" w:history="1">
+          <w:hyperlink w:anchor="_Toc243516446" w:history="1">
             <w:r>
               <w:rPr>
                 <w:rStyle w:val="Hipervnculo"/>
@@ -1061,7 +1054,7 @@
                 <w:noProof/>
                 <w:webHidden/>
               </w:rPr>
-              <w:instrText xml:space="preserve"> PAGEREF _Toc243326837 \h </w:instrText>
+              <w:instrText xml:space="preserve"> PAGEREF _Toc243516446 \h </w:instrText>
             </w:r>
             <w:r>
               <w:rPr>
@@ -1101,13 +1094,12 @@
             <w:rPr>
               <w:rFonts w:eastAsiaTheme="minorEastAsia"/>
               <w:noProof/>
-              <w:kern w:val="0"/>
-              <w:sz w:val="22"/>
+              <w:sz w:val="24"/>
+              <w:szCs w:val="24"/>
               <w:lang w:eastAsia="es-CO"/>
-              <w14:ligatures w14:val="none"/>
             </w:rPr>
           </w:pPr>
-          <w:hyperlink w:anchor="_Toc243326838" w:history="1">
+          <w:hyperlink w:anchor="_Toc243516447" w:history="1">
             <w:r>
               <w:rPr>
                 <w:rStyle w:val="Hipervnculo"/>
@@ -1134,7 +1126,7 @@
                 <w:noProof/>
                 <w:webHidden/>
               </w:rPr>
-              <w:instrText xml:space="preserve"> PAGEREF _Toc243326838 \h </w:instrText>
+              <w:instrText xml:space="preserve"> PAGEREF _Toc243516447 \h </w:instrText>
             </w:r>
             <w:r>
               <w:rPr>
@@ -1174,13 +1166,12 @@
             <w:rPr>
               <w:rFonts w:eastAsiaTheme="minorEastAsia"/>
               <w:noProof/>
-              <w:kern w:val="0"/>
-              <w:sz w:val="22"/>
+              <w:sz w:val="24"/>
+              <w:szCs w:val="24"/>
               <w:lang w:eastAsia="es-CO"/>
-              <w14:ligatures w14:val="none"/>
             </w:rPr>
           </w:pPr>
-          <w:hyperlink w:anchor="_Toc243326839" w:history="1">
+          <w:hyperlink w:anchor="_Toc243516448" w:history="1">
             <w:r>
               <w:rPr>
                 <w:rStyle w:val="Hipervnculo"/>
@@ -1207,7 +1198,7 @@
                 <w:noProof/>
                 <w:webHidden/>
               </w:rPr>
-              <w:instrText xml:space="preserve"> PAGEREF _Toc243326839 \h </w:instrText>
+              <w:instrText xml:space="preserve"> PAGEREF _Toc243516448 \h </w:instrText>
             </w:r>
             <w:r>
               <w:rPr>
@@ -1247,13 +1238,12 @@
             <w:rPr>
               <w:rFonts w:eastAsiaTheme="minorEastAsia"/>
               <w:noProof/>
-              <w:kern w:val="0"/>
-              <w:sz w:val="22"/>
+              <w:sz w:val="24"/>
+              <w:szCs w:val="24"/>
               <w:lang w:eastAsia="es-CO"/>
-              <w14:ligatures w14:val="none"/>
             </w:rPr>
           </w:pPr>
-          <w:hyperlink w:anchor="_Toc243326840" w:history="1">
+          <w:hyperlink w:anchor="_Toc243516449" w:history="1">
             <w:r>
               <w:rPr>
                 <w:rStyle w:val="Hipervnculo"/>
@@ -1280,7 +1270,7 @@
                 <w:noProof/>
                 <w:webHidden/>
               </w:rPr>
-              <w:instrText xml:space="preserve"> PAGEREF _Toc243326840 \h </w:instrText>
+              <w:instrText xml:space="preserve"> PAGEREF _Toc243516449 \h </w:instrText>
             </w:r>
             <w:r>
               <w:rPr>
@@ -1320,13 +1310,12 @@
             <w:rPr>
               <w:rFonts w:eastAsiaTheme="minorEastAsia"/>
               <w:noProof/>
-              <w:kern w:val="0"/>
-              <w:sz w:val="22"/>
+              <w:sz w:val="24"/>
+              <w:szCs w:val="24"/>
               <w:lang w:eastAsia="es-CO"/>
-              <w14:ligatures w14:val="none"/>
             </w:rPr>
           </w:pPr>
-          <w:hyperlink w:anchor="_Toc243326841" w:history="1">
+          <w:hyperlink w:anchor="_Toc243516450" w:history="1">
             <w:r>
               <w:rPr>
                 <w:rStyle w:val="Hipervnculo"/>
@@ -1353,7 +1342,7 @@
                 <w:noProof/>
                 <w:webHidden/>
               </w:rPr>
-              <w:instrText xml:space="preserve"> PAGEREF _Toc243326841 \h </w:instrText>
+              <w:instrText xml:space="preserve"> PAGEREF _Toc243516450 \h </w:instrText>
             </w:r>
             <w:r>
               <w:rPr>
@@ -1393,13 +1382,12 @@
             <w:rPr>
               <w:rFonts w:eastAsiaTheme="minorEastAsia"/>
               <w:noProof/>
-              <w:kern w:val="0"/>
-              <w:sz w:val="22"/>
+              <w:sz w:val="24"/>
+              <w:szCs w:val="24"/>
               <w:lang w:eastAsia="es-CO"/>
-              <w14:ligatures w14:val="none"/>
             </w:rPr>
           </w:pPr>
-          <w:hyperlink w:anchor="_Toc243326842" w:history="1">
+          <w:hyperlink w:anchor="_Toc243516451" w:history="1">
             <w:r>
               <w:rPr>
                 <w:rStyle w:val="Hipervnculo"/>
@@ -1426,7 +1414,7 @@
                 <w:noProof/>
                 <w:webHidden/>
               </w:rPr>
-              <w:instrText xml:space="preserve"> PAGEREF _Toc243326842 \h </w:instrText>
+              <w:instrText xml:space="preserve"> PAGEREF _Toc243516451 \h </w:instrText>
             </w:r>
             <w:r>
               <w:rPr>
@@ -1466,13 +1454,12 @@
             <w:rPr>
               <w:rFonts w:eastAsiaTheme="minorEastAsia"/>
               <w:noProof/>
-              <w:kern w:val="0"/>
-              <w:sz w:val="22"/>
+              <w:sz w:val="24"/>
+              <w:szCs w:val="24"/>
               <w:lang w:eastAsia="es-CO"/>
-              <w14:ligatures w14:val="none"/>
             </w:rPr>
           </w:pPr>
-          <w:hyperlink w:anchor="_Toc243326843" w:history="1">
+          <w:hyperlink w:anchor="_Toc243516452" w:history="1">
             <w:r>
               <w:rPr>
                 <w:rStyle w:val="Hipervnculo"/>
@@ -1499,7 +1486,7 @@
                 <w:noProof/>
                 <w:webHidden/>
               </w:rPr>
-              <w:instrText xml:space="preserve"> PAGEREF _Toc243326843 \h </w:instrText>
+              <w:instrText xml:space="preserve"> PAGEREF _Toc243516452 \h </w:instrText>
             </w:r>
             <w:r>
               <w:rPr>
@@ -1539,13 +1526,12 @@
             <w:rPr>
               <w:rFonts w:eastAsiaTheme="minorEastAsia"/>
               <w:noProof/>
-              <w:kern w:val="0"/>
-              <w:sz w:val="22"/>
+              <w:sz w:val="24"/>
+              <w:szCs w:val="24"/>
               <w:lang w:eastAsia="es-CO"/>
-              <w14:ligatures w14:val="none"/>
             </w:rPr>
           </w:pPr>
-          <w:hyperlink w:anchor="_Toc243326844" w:history="1">
+          <w:hyperlink w:anchor="_Toc243516453" w:history="1">
             <w:r>
               <w:rPr>
                 <w:rStyle w:val="Hipervnculo"/>
@@ -1572,7 +1558,7 @@
                 <w:noProof/>
                 <w:webHidden/>
               </w:rPr>
-              <w:instrText xml:space="preserve"> PAGEREF _Toc243326844 \h </w:instrText>
+              <w:instrText xml:space="preserve"> PAGEREF _Toc243516453 \h </w:instrText>
             </w:r>
             <w:r>
               <w:rPr>
@@ -1612,13 +1598,12 @@
             <w:rPr>
               <w:rFonts w:eastAsiaTheme="minorEastAsia"/>
               <w:noProof/>
-              <w:kern w:val="0"/>
-              <w:sz w:val="22"/>
+              <w:sz w:val="24"/>
+              <w:szCs w:val="24"/>
               <w:lang w:eastAsia="es-CO"/>
-              <w14:ligatures w14:val="none"/>
             </w:rPr>
           </w:pPr>
-          <w:hyperlink w:anchor="_Toc243326845" w:history="1">
+          <w:hyperlink w:anchor="_Toc243516454" w:history="1">
             <w:r>
               <w:rPr>
                 <w:rStyle w:val="Hipervnculo"/>
@@ -1645,7 +1630,7 @@
                 <w:noProof/>
                 <w:webHidden/>
               </w:rPr>
-              <w:instrText xml:space="preserve"> PAGEREF _Toc243326845 \h </w:instrText>
+              <w:instrText xml:space="preserve"> PAGEREF _Toc243516454 \h </w:instrText>
             </w:r>
             <w:r>
               <w:rPr>
@@ -1685,13 +1670,12 @@
             <w:rPr>
               <w:rFonts w:eastAsiaTheme="minorEastAsia"/>
               <w:noProof/>
-              <w:kern w:val="0"/>
-              <w:sz w:val="22"/>
+              <w:sz w:val="24"/>
+              <w:szCs w:val="24"/>
               <w:lang w:eastAsia="es-CO"/>
-              <w14:ligatures w14:val="none"/>
             </w:rPr>
           </w:pPr>
-          <w:hyperlink w:anchor="_Toc243326846" w:history="1">
+          <w:hyperlink w:anchor="_Toc243516455" w:history="1">
             <w:r>
               <w:rPr>
                 <w:rStyle w:val="Hipervnculo"/>
@@ -1718,7 +1702,7 @@
                 <w:noProof/>
                 <w:webHidden/>
               </w:rPr>
-              <w:instrText xml:space="preserve"> PAGEREF _Toc243326846 \h </w:instrText>
+              <w:instrText xml:space="preserve"> PAGEREF _Toc243516455 \h </w:instrText>
             </w:r>
             <w:r>
               <w:rPr>
@@ -1758,13 +1742,12 @@
             <w:rPr>
               <w:rFonts w:eastAsiaTheme="minorEastAsia"/>
               <w:noProof/>
-              <w:kern w:val="0"/>
-              <w:sz w:val="22"/>
+              <w:sz w:val="24"/>
+              <w:szCs w:val="24"/>
               <w:lang w:eastAsia="es-CO"/>
-              <w14:ligatures w14:val="none"/>
             </w:rPr>
           </w:pPr>
-          <w:hyperlink w:anchor="_Toc243326847" w:history="1">
+          <w:hyperlink w:anchor="_Toc243516456" w:history="1">
             <w:r>
               <w:rPr>
                 <w:rStyle w:val="Hipervnculo"/>
@@ -1791,7 +1774,7 @@
                 <w:noProof/>
                 <w:webHidden/>
               </w:rPr>
-              <w:instrText xml:space="preserve"> PAGEREF _Toc243326847 \h </w:instrText>
+              <w:instrText xml:space="preserve"> PAGEREF _Toc243516456 \h </w:instrText>
             </w:r>
             <w:r>
               <w:rPr>
@@ -1831,13 +1814,12 @@
             <w:rPr>
               <w:rFonts w:eastAsiaTheme="minorEastAsia"/>
               <w:noProof/>
-              <w:kern w:val="0"/>
-              <w:sz w:val="22"/>
+              <w:sz w:val="24"/>
+              <w:szCs w:val="24"/>
               <w:lang w:eastAsia="es-CO"/>
-              <w14:ligatures w14:val="none"/>
             </w:rPr>
           </w:pPr>
-          <w:hyperlink w:anchor="_Toc243326848" w:history="1">
+          <w:hyperlink w:anchor="_Toc243516457" w:history="1">
             <w:r>
               <w:rPr>
                 <w:rStyle w:val="Hipervnculo"/>
@@ -1864,7 +1846,7 @@
                 <w:noProof/>
                 <w:webHidden/>
               </w:rPr>
-              <w:instrText xml:space="preserve"> PAGEREF _Toc243326848 \h </w:instrText>
+              <w:instrText xml:space="preserve"> PAGEREF _Toc243516457 \h </w:instrText>
             </w:r>
             <w:r>
               <w:rPr>
@@ -1904,13 +1886,12 @@
             <w:rPr>
               <w:rFonts w:eastAsiaTheme="minorEastAsia"/>
               <w:noProof/>
-              <w:kern w:val="0"/>
-              <w:sz w:val="22"/>
+              <w:sz w:val="24"/>
+              <w:szCs w:val="24"/>
               <w:lang w:eastAsia="es-CO"/>
-              <w14:ligatures w14:val="none"/>
             </w:rPr>
           </w:pPr>
-          <w:hyperlink w:anchor="_Toc243326849" w:history="1">
+          <w:hyperlink w:anchor="_Toc243516458" w:history="1">
             <w:r>
               <w:rPr>
                 <w:rStyle w:val="Hipervnculo"/>
@@ -1937,7 +1918,7 @@
                 <w:noProof/>
                 <w:webHidden/>
               </w:rPr>
-              <w:instrText xml:space="preserve"> PAGEREF _Toc243326849 \h </w:instrText>
+              <w:instrText xml:space="preserve"> PAGEREF _Toc243516458 \h </w:instrText>
             </w:r>
             <w:r>
               <w:rPr>
@@ -1977,13 +1958,12 @@
             <w:rPr>
               <w:rFonts w:eastAsiaTheme="minorEastAsia"/>
               <w:noProof/>
-              <w:kern w:val="0"/>
-              <w:sz w:val="22"/>
+              <w:sz w:val="24"/>
+              <w:szCs w:val="24"/>
               <w:lang w:eastAsia="es-CO"/>
-              <w14:ligatures w14:val="none"/>
             </w:rPr>
           </w:pPr>
-          <w:hyperlink w:anchor="_Toc243326850" w:history="1">
+          <w:hyperlink w:anchor="_Toc243516459" w:history="1">
             <w:r>
               <w:rPr>
                 <w:rStyle w:val="Hipervnculo"/>
@@ -2010,7 +1990,7 @@
                 <w:noProof/>
                 <w:webHidden/>
               </w:rPr>
-              <w:instrText xml:space="preserve"> PAGEREF _Toc243326850 \h </w:instrText>
+              <w:instrText xml:space="preserve"> PAGEREF _Toc243516459 \h </w:instrText>
             </w:r>
             <w:r>
               <w:rPr>
@@ -2050,13 +2030,12 @@
             <w:rPr>
               <w:rFonts w:eastAsiaTheme="minorEastAsia"/>
               <w:noProof/>
-              <w:kern w:val="0"/>
-              <w:sz w:val="22"/>
+              <w:sz w:val="24"/>
+              <w:szCs w:val="24"/>
               <w:lang w:eastAsia="es-CO"/>
-              <w14:ligatures w14:val="none"/>
             </w:rPr>
           </w:pPr>
-          <w:hyperlink w:anchor="_Toc243326851" w:history="1">
+          <w:hyperlink w:anchor="_Toc243516460" w:history="1">
             <w:r>
               <w:rPr>
                 <w:rStyle w:val="Hipervnculo"/>
@@ -2098,7 +2077,7 @@
                 <w:noProof/>
                 <w:webHidden/>
               </w:rPr>
-              <w:instrText xml:space="preserve"> PAGEREF _Toc243326851 \h </w:instrText>
+              <w:instrText xml:space="preserve"> PAGEREF _Toc243516460 \h </w:instrText>
             </w:r>
             <w:r>
               <w:rPr>
@@ -2138,13 +2117,12 @@
             <w:rPr>
               <w:rFonts w:eastAsiaTheme="minorEastAsia"/>
               <w:noProof/>
-              <w:kern w:val="0"/>
-              <w:sz w:val="22"/>
+              <w:sz w:val="24"/>
+              <w:szCs w:val="24"/>
               <w:lang w:eastAsia="es-CO"/>
-              <w14:ligatures w14:val="none"/>
             </w:rPr>
           </w:pPr>
-          <w:hyperlink w:anchor="_Toc243326852" w:history="1">
+          <w:hyperlink w:anchor="_Toc243516461" w:history="1">
             <w:r>
               <w:rPr>
                 <w:rStyle w:val="Hipervnculo"/>
@@ -2171,7 +2149,7 @@
                 <w:noProof/>
                 <w:webHidden/>
               </w:rPr>
-              <w:instrText xml:space="preserve"> PAGEREF _Toc243326852 \h </w:instrText>
+              <w:instrText xml:space="preserve"> PAGEREF _Toc243516461 \h </w:instrText>
             </w:r>
             <w:r>
               <w:rPr>
@@ -2211,13 +2189,12 @@
             <w:rPr>
               <w:rFonts w:eastAsiaTheme="minorEastAsia"/>
               <w:noProof/>
-              <w:kern w:val="0"/>
-              <w:sz w:val="22"/>
+              <w:sz w:val="24"/>
+              <w:szCs w:val="24"/>
               <w:lang w:eastAsia="es-CO"/>
-              <w14:ligatures w14:val="none"/>
             </w:rPr>
           </w:pPr>
-          <w:hyperlink w:anchor="_Toc243326853" w:history="1">
+          <w:hyperlink w:anchor="_Toc243516462" w:history="1">
             <w:r>
               <w:rPr>
                 <w:rStyle w:val="Hipervnculo"/>
@@ -2244,7 +2221,7 @@
                 <w:noProof/>
                 <w:webHidden/>
               </w:rPr>
-              <w:instrText xml:space="preserve"> PAGEREF _Toc243326853 \h </w:instrText>
+              <w:instrText xml:space="preserve"> PAGEREF _Toc243516462 \h </w:instrText>
             </w:r>
             <w:r>
               <w:rPr>
@@ -2284,13 +2261,12 @@
             <w:rPr>
               <w:rFonts w:eastAsiaTheme="minorEastAsia"/>
               <w:noProof/>
-              <w:kern w:val="0"/>
-              <w:sz w:val="22"/>
+              <w:sz w:val="24"/>
+              <w:szCs w:val="24"/>
               <w:lang w:eastAsia="es-CO"/>
-              <w14:ligatures w14:val="none"/>
             </w:rPr>
           </w:pPr>
-          <w:hyperlink w:anchor="_Toc243326854" w:history="1">
+          <w:hyperlink w:anchor="_Toc243516463" w:history="1">
             <w:r>
               <w:rPr>
                 <w:rStyle w:val="Hipervnculo"/>
@@ -2317,7 +2293,7 @@
                 <w:noProof/>
                 <w:webHidden/>
               </w:rPr>
-              <w:instrText xml:space="preserve"> PAGEREF _Toc243326854 \h </w:instrText>
+              <w:instrText xml:space="preserve"> PAGEREF _Toc243516463 \h </w:instrText>
             </w:r>
             <w:r>
               <w:rPr>
@@ -2357,13 +2333,12 @@
             <w:rPr>
               <w:rFonts w:eastAsiaTheme="minorEastAsia"/>
               <w:noProof/>
-              <w:kern w:val="0"/>
-              <w:sz w:val="22"/>
+              <w:sz w:val="24"/>
+              <w:szCs w:val="24"/>
               <w:lang w:eastAsia="es-CO"/>
-              <w14:ligatures w14:val="none"/>
             </w:rPr>
           </w:pPr>
-          <w:hyperlink w:anchor="_Toc243326855" w:history="1">
+          <w:hyperlink w:anchor="_Toc243516464" w:history="1">
             <w:r>
               <w:rPr>
                 <w:rStyle w:val="Hipervnculo"/>
@@ -2406,7 +2381,7 @@
                 <w:noProof/>
                 <w:webHidden/>
               </w:rPr>
-              <w:instrText xml:space="preserve"> PAGEREF _Toc243326855 \h </w:instrText>
+              <w:instrText xml:space="preserve"> PAGEREF _Toc243516464 \h </w:instrText>
             </w:r>
             <w:r>
               <w:rPr>
@@ -2446,13 +2421,12 @@
             <w:rPr>
               <w:rFonts w:eastAsiaTheme="minorEastAsia"/>
               <w:noProof/>
-              <w:kern w:val="0"/>
-              <w:sz w:val="22"/>
+              <w:sz w:val="24"/>
+              <w:szCs w:val="24"/>
               <w:lang w:eastAsia="es-CO"/>
-              <w14:ligatures w14:val="none"/>
             </w:rPr>
           </w:pPr>
-          <w:hyperlink w:anchor="_Toc243326856" w:history="1">
+          <w:hyperlink w:anchor="_Toc243516465" w:history="1">
             <w:r>
               <w:rPr>
                 <w:rStyle w:val="Hipervnculo"/>
@@ -2479,7 +2453,7 @@
                 <w:noProof/>
                 <w:webHidden/>
               </w:rPr>
-              <w:instrText xml:space="preserve"> PAGEREF _Toc243326856 \h </w:instrText>
+              <w:instrText xml:space="preserve"> PAGEREF _Toc243516465 \h </w:instrText>
             </w:r>
             <w:r>
               <w:rPr>
@@ -2519,13 +2493,12 @@
             <w:rPr>
               <w:rFonts w:eastAsiaTheme="minorEastAsia"/>
               <w:noProof/>
-              <w:kern w:val="0"/>
-              <w:sz w:val="22"/>
+              <w:sz w:val="24"/>
+              <w:szCs w:val="24"/>
               <w:lang w:eastAsia="es-CO"/>
-              <w14:ligatures w14:val="none"/>
             </w:rPr>
           </w:pPr>
-          <w:hyperlink w:anchor="_Toc243326857" w:history="1">
+          <w:hyperlink w:anchor="_Toc243516466" w:history="1">
             <w:r>
               <w:rPr>
                 <w:rStyle w:val="Hipervnculo"/>
@@ -2552,7 +2525,7 @@
                 <w:noProof/>
                 <w:webHidden/>
               </w:rPr>
-              <w:instrText xml:space="preserve"> PAGEREF _Toc243326857 \h </w:instrText>
+              <w:instrText xml:space="preserve"> PAGEREF _Toc243516466 \h </w:instrText>
             </w:r>
             <w:r>
               <w:rPr>
@@ -2592,13 +2565,12 @@
             <w:rPr>
               <w:rFonts w:eastAsiaTheme="minorEastAsia"/>
               <w:noProof/>
-              <w:kern w:val="0"/>
-              <w:sz w:val="22"/>
+              <w:sz w:val="24"/>
+              <w:szCs w:val="24"/>
               <w:lang w:eastAsia="es-CO"/>
-              <w14:ligatures w14:val="none"/>
             </w:rPr>
           </w:pPr>
-          <w:hyperlink w:anchor="_Toc243326858" w:history="1">
+          <w:hyperlink w:anchor="_Toc243516467" w:history="1">
             <w:r>
               <w:rPr>
                 <w:rStyle w:val="Hipervnculo"/>
@@ -2625,7 +2597,7 @@
                 <w:noProof/>
                 <w:webHidden/>
               </w:rPr>
-              <w:instrText xml:space="preserve"> PAGEREF _Toc243326858 \h </w:instrText>
+              <w:instrText xml:space="preserve"> PAGEREF _Toc243516467 \h </w:instrText>
             </w:r>
             <w:r>
               <w:rPr>
@@ -2665,13 +2637,12 @@
             <w:rPr>
               <w:rFonts w:eastAsiaTheme="minorEastAsia"/>
               <w:noProof/>
-              <w:kern w:val="0"/>
-              <w:sz w:val="22"/>
+              <w:sz w:val="24"/>
+              <w:szCs w:val="24"/>
               <w:lang w:eastAsia="es-CO"/>
-              <w14:ligatures w14:val="none"/>
             </w:rPr>
           </w:pPr>
-          <w:hyperlink w:anchor="_Toc243326859" w:history="1">
+          <w:hyperlink w:anchor="_Toc243516468" w:history="1">
             <w:r>
               <w:rPr>
                 <w:rStyle w:val="Hipervnculo"/>
@@ -2698,7 +2669,7 @@
                 <w:noProof/>
                 <w:webHidden/>
               </w:rPr>
-              <w:instrText xml:space="preserve"> PAGEREF _Toc243326859 \h </w:instrText>
+              <w:instrText xml:space="preserve"> PAGEREF _Toc243516468 \h </w:instrText>
             </w:r>
             <w:r>
               <w:rPr>
@@ -2738,13 +2709,12 @@
             <w:rPr>
               <w:rFonts w:eastAsiaTheme="minorEastAsia"/>
               <w:noProof/>
-              <w:kern w:val="0"/>
-              <w:sz w:val="22"/>
+              <w:sz w:val="24"/>
+              <w:szCs w:val="24"/>
               <w:lang w:eastAsia="es-CO"/>
-              <w14:ligatures w14:val="none"/>
             </w:rPr>
           </w:pPr>
-          <w:hyperlink w:anchor="_Toc243326860" w:history="1">
+          <w:hyperlink w:anchor="_Toc243516469" w:history="1">
             <w:r>
               <w:rPr>
                 <w:rStyle w:val="Hipervnculo"/>
@@ -2771,7 +2741,7 @@
                 <w:noProof/>
                 <w:webHidden/>
               </w:rPr>
-              <w:instrText xml:space="preserve"> PAGEREF _Toc243326860 \h </w:instrText>
+              <w:instrText xml:space="preserve"> PAGEREF _Toc243516469 \h </w:instrText>
             </w:r>
             <w:r>
               <w:rPr>
@@ -2811,13 +2781,12 @@
             <w:rPr>
               <w:rFonts w:eastAsiaTheme="minorEastAsia"/>
               <w:noProof/>
-              <w:kern w:val="0"/>
-              <w:sz w:val="22"/>
+              <w:sz w:val="24"/>
+              <w:szCs w:val="24"/>
               <w:lang w:eastAsia="es-CO"/>
-              <w14:ligatures w14:val="none"/>
             </w:rPr>
           </w:pPr>
-          <w:hyperlink w:anchor="_Toc243326861" w:history="1">
+          <w:hyperlink w:anchor="_Toc243516470" w:history="1">
             <w:r>
               <w:rPr>
                 <w:rStyle w:val="Hipervnculo"/>
@@ -2844,7 +2813,7 @@
                 <w:noProof/>
                 <w:webHidden/>
               </w:rPr>
-              <w:instrText xml:space="preserve"> PAGEREF _Toc243326861 \h </w:instrText>
+              <w:instrText xml:space="preserve"> PAGEREF _Toc243516470 \h </w:instrText>
             </w:r>
             <w:r>
               <w:rPr>
@@ -2884,13 +2853,12 @@
             <w:rPr>
               <w:rFonts w:eastAsiaTheme="minorEastAsia"/>
               <w:noProof/>
-              <w:kern w:val="0"/>
-              <w:sz w:val="22"/>
+              <w:sz w:val="24"/>
+              <w:szCs w:val="24"/>
               <w:lang w:eastAsia="es-CO"/>
-              <w14:ligatures w14:val="none"/>
             </w:rPr>
           </w:pPr>
-          <w:hyperlink w:anchor="_Toc243326862" w:history="1">
+          <w:hyperlink w:anchor="_Toc243516471" w:history="1">
             <w:r>
               <w:rPr>
                 <w:rStyle w:val="Hipervnculo"/>
@@ -2917,7 +2885,7 @@
                 <w:noProof/>
                 <w:webHidden/>
               </w:rPr>
-              <w:instrText xml:space="preserve"> PAGEREF _Toc243326862 \h </w:instrText>
+              <w:instrText xml:space="preserve"> PAGEREF _Toc243516471 \h </w:instrText>
             </w:r>
             <w:r>
               <w:rPr>
@@ -2957,13 +2925,12 @@
             <w:rPr>
               <w:rFonts w:eastAsiaTheme="minorEastAsia"/>
               <w:noProof/>
-              <w:kern w:val="0"/>
-              <w:sz w:val="22"/>
+              <w:sz w:val="24"/>
+              <w:szCs w:val="24"/>
               <w:lang w:eastAsia="es-CO"/>
-              <w14:ligatures w14:val="none"/>
             </w:rPr>
           </w:pPr>
-          <w:hyperlink w:anchor="_Toc243326863" w:history="1">
+          <w:hyperlink w:anchor="_Toc243516472" w:history="1">
             <w:r>
               <w:rPr>
                 <w:rStyle w:val="Hipervnculo"/>
@@ -2990,7 +2957,7 @@
                 <w:noProof/>
                 <w:webHidden/>
               </w:rPr>
-              <w:instrText xml:space="preserve"> PAGEREF _Toc243326863 \h </w:instrText>
+              <w:instrText xml:space="preserve"> PAGEREF _Toc243516472 \h </w:instrText>
             </w:r>
             <w:r>
               <w:rPr>
@@ -3030,13 +2997,12 @@
             <w:rPr>
               <w:rFonts w:eastAsiaTheme="minorEastAsia"/>
               <w:noProof/>
-              <w:kern w:val="0"/>
-              <w:sz w:val="22"/>
+              <w:sz w:val="24"/>
+              <w:szCs w:val="24"/>
               <w:lang w:eastAsia="es-CO"/>
-              <w14:ligatures w14:val="none"/>
             </w:rPr>
           </w:pPr>
-          <w:hyperlink w:anchor="_Toc243326864" w:history="1">
+          <w:hyperlink w:anchor="_Toc243516473" w:history="1">
             <w:r>
               <w:rPr>
                 <w:rStyle w:val="Hipervnculo"/>
@@ -3063,7 +3029,7 @@
                 <w:noProof/>
                 <w:webHidden/>
               </w:rPr>
-              <w:instrText xml:space="preserve"> PAGEREF _Toc243326864 \h </w:instrText>
+              <w:instrText xml:space="preserve"> PAGEREF _Toc243516473 \h </w:instrText>
             </w:r>
             <w:r>
               <w:rPr>
@@ -3103,13 +3069,12 @@
             <w:rPr>
               <w:rFonts w:eastAsiaTheme="minorEastAsia"/>
               <w:noProof/>
-              <w:kern w:val="0"/>
-              <w:sz w:val="22"/>
+              <w:sz w:val="24"/>
+              <w:szCs w:val="24"/>
               <w:lang w:eastAsia="es-CO"/>
-              <w14:ligatures w14:val="none"/>
             </w:rPr>
           </w:pPr>
-          <w:hyperlink w:anchor="_Toc243326865" w:history="1">
+          <w:hyperlink w:anchor="_Toc243516474" w:history="1">
             <w:r>
               <w:rPr>
                 <w:rStyle w:val="Hipervnculo"/>
@@ -3136,7 +3101,7 @@
                 <w:noProof/>
                 <w:webHidden/>
               </w:rPr>
-              <w:instrText xml:space="preserve"> PAGEREF _Toc243326865 \h </w:instrText>
+              <w:instrText xml:space="preserve"> PAGEREF _Toc243516474 \h </w:instrText>
             </w:r>
             <w:r>
               <w:rPr>
@@ -3176,13 +3141,12 @@
             <w:rPr>
               <w:rFonts w:eastAsiaTheme="minorEastAsia"/>
               <w:noProof/>
-              <w:kern w:val="0"/>
-              <w:sz w:val="22"/>
+              <w:sz w:val="24"/>
+              <w:szCs w:val="24"/>
               <w:lang w:eastAsia="es-CO"/>
-              <w14:ligatures w14:val="none"/>
             </w:rPr>
           </w:pPr>
-          <w:hyperlink w:anchor="_Toc243326866" w:history="1">
+          <w:hyperlink w:anchor="_Toc243516475" w:history="1">
             <w:r>
               <w:rPr>
                 <w:rStyle w:val="Hipervnculo"/>
@@ -3209,7 +3173,7 @@
                 <w:noProof/>
                 <w:webHidden/>
               </w:rPr>
-              <w:instrText xml:space="preserve"> PAGEREF _Toc243326866 \h </w:instrText>
+              <w:instrText xml:space="preserve"> PAGEREF _Toc243516475 \h </w:instrText>
             </w:r>
             <w:r>
               <w:rPr>
@@ -3263,7 +3227,7 @@
       <w:pPr>
         <w:pStyle w:val="Titulosgenerales"/>
       </w:pPr>
-      <w:bookmarkStart w:id="0" w:name="_Toc243326831"/>
+      <w:bookmarkStart w:id="0" w:name="_Toc243516440"/>
       <w:r>
         <w:lastRenderedPageBreak/>
         <w:t>Introducción</w:t>
@@ -3344,7 +3308,7 @@
         <w:pStyle w:val="Ttulo1"/>
         <w:spacing w:line="360" w:lineRule="auto"/>
       </w:pPr>
-      <w:bookmarkStart w:id="1" w:name="_Toc243326832"/>
+      <w:bookmarkStart w:id="1" w:name="_Toc243516441"/>
       <w:r>
         <w:lastRenderedPageBreak/>
         <w:t>Logística</w:t>
@@ -3363,7 +3327,28 @@
           <w:szCs w:val="28"/>
           <w:lang w:val="es-419"/>
         </w:rPr>
-        <w:t>En la gestión de la distribución comercial, la logística cumple un papel fundamental al coordinar los procesos que permiten el flujo eficiente de productos desde el origen hasta el cliente. Su adecuada planificación y ejecución impacta directamente en los costos, tiempos de entrega y nivel de servicio, convirtiéndose en un factor clave de competitividad empresarial.</w:t>
+        <w:t xml:space="preserve">En la gestión de la distribución comercial, la logística cumple un papel fundamental al coordinar los procesos que permiten el flujo eficiente de productos desde el origen hasta el cliente. Su adecuada planificación y ejecución </w:t>
+      </w:r>
+      <w:r>
+        <w:rPr>
+          <w:szCs w:val="28"/>
+          <w:lang w:val="es-419"/>
+        </w:rPr>
+        <w:t>impacta</w:t>
+      </w:r>
+      <w:r>
+        <w:rPr>
+          <w:szCs w:val="28"/>
+          <w:lang w:val="es-419"/>
+        </w:rPr>
+        <w:t>n</w:t>
+      </w:r>
+      <w:r>
+        <w:rPr>
+          <w:szCs w:val="28"/>
+          <w:lang w:val="es-419"/>
+        </w:rPr>
+        <w:t xml:space="preserve"> directamente en los costos, tiempos de entrega y nivel de servicio, convirtiéndose en un factor clave de competitividad empresarial.</w:t>
       </w:r>
     </w:p>
     <w:p>
@@ -3371,7 +3356,7 @@
         <w:pStyle w:val="Ttulo2"/>
         <w:spacing w:line="360" w:lineRule="auto"/>
       </w:pPr>
-      <w:bookmarkStart w:id="2" w:name="_Toc243326833"/>
+      <w:bookmarkStart w:id="2" w:name="_Toc243516442"/>
       <w:r>
         <w:t>Concepto</w:t>
       </w:r>
@@ -3427,7 +3412,7 @@
         <w:pStyle w:val="Ttulo2"/>
         <w:spacing w:line="360" w:lineRule="auto"/>
       </w:pPr>
-      <w:bookmarkStart w:id="3" w:name="_Toc243326834"/>
+      <w:bookmarkStart w:id="3" w:name="_Toc243516443"/>
       <w:r>
         <w:lastRenderedPageBreak/>
         <w:t>Funciones</w:t>
@@ -3702,7 +3687,7 @@
         <w:pStyle w:val="Ttulo2"/>
         <w:spacing w:line="360" w:lineRule="auto"/>
       </w:pPr>
-      <w:bookmarkStart w:id="4" w:name="_Toc243326835"/>
+      <w:bookmarkStart w:id="4" w:name="_Toc243516444"/>
       <w:r>
         <w:t>Actores</w:t>
       </w:r>
@@ -3763,8 +3748,8 @@
       </w:tblPr>
       <w:tblGrid>
         <w:gridCol w:w="1462"/>
-        <w:gridCol w:w="5136"/>
-        <w:gridCol w:w="3364"/>
+        <w:gridCol w:w="4345"/>
+        <w:gridCol w:w="4155"/>
       </w:tblGrid>
       <w:tr>
         <w:trPr>
@@ -3789,7 +3774,7 @@
         </w:tc>
         <w:tc>
           <w:tcPr>
-            <w:tcW w:w="0" w:type="auto"/>
+            <w:tcW w:w="4345" w:type="dxa"/>
             <w:hideMark/>
           </w:tcPr>
           <w:p>
@@ -3805,7 +3790,7 @@
         </w:tc>
         <w:tc>
           <w:tcPr>
-            <w:tcW w:w="0" w:type="auto"/>
+            <w:tcW w:w="4155" w:type="dxa"/>
             <w:hideMark/>
           </w:tcPr>
           <w:p>
@@ -3847,7 +3832,7 @@
         </w:tc>
         <w:tc>
           <w:tcPr>
-            <w:tcW w:w="0" w:type="auto"/>
+            <w:tcW w:w="4345" w:type="dxa"/>
             <w:hideMark/>
           </w:tcPr>
           <w:p>
@@ -3862,13 +3847,20 @@
               <w:rPr>
                 <w:bCs/>
               </w:rPr>
-              <w:t>Suministra materias primas, productos, insumos o servicios requeridos por una organización para desarrollar sus actividades. Su desempeño influye en aspectos como disponibilidad, calidad, costos y cumplimiento de los tiempos establecidos para el abastecimiento.</w:t>
+              <w:t xml:space="preserve">Suministra materias primas, productos, insumos o servicios requeridos por una organización para desarrollar sus actividades. Su desempeño influye en aspectos como disponibilidad, calidad, </w:t>
+            </w:r>
+            <w:r>
+              <w:rPr>
+                <w:bCs/>
+              </w:rPr>
+              <w:lastRenderedPageBreak/>
+              <w:t>costos y cumplimiento de los tiempos establecidos para el abastecimiento.</w:t>
             </w:r>
           </w:p>
         </w:tc>
         <w:tc>
           <w:tcPr>
-            <w:tcW w:w="0" w:type="auto"/>
+            <w:tcW w:w="4155" w:type="dxa"/>
             <w:hideMark/>
           </w:tcPr>
           <w:p>
@@ -3883,6 +3875,7 @@
               <w:rPr>
                 <w:bCs/>
               </w:rPr>
+              <w:lastRenderedPageBreak/>
               <w:t>Un proveedor entrega semanalmente frutas y verduras a una cadena de supermercados según las cantidades solicitadas.</w:t>
             </w:r>
           </w:p>
@@ -3906,14 +3899,13 @@
               <w:rPr>
                 <w:bCs/>
               </w:rPr>
-              <w:lastRenderedPageBreak/>
               <w:t>Operador logístico</w:t>
             </w:r>
           </w:p>
         </w:tc>
         <w:tc>
           <w:tcPr>
-            <w:tcW w:w="0" w:type="auto"/>
+            <w:tcW w:w="4345" w:type="dxa"/>
             <w:hideMark/>
           </w:tcPr>
           <w:p>
@@ -3934,7 +3926,7 @@
         </w:tc>
         <w:tc>
           <w:tcPr>
-            <w:tcW w:w="0" w:type="auto"/>
+            <w:tcW w:w="4155" w:type="dxa"/>
             <w:hideMark/>
           </w:tcPr>
           <w:p>
@@ -3981,7 +3973,7 @@
         </w:tc>
         <w:tc>
           <w:tcPr>
-            <w:tcW w:w="0" w:type="auto"/>
+            <w:tcW w:w="4345" w:type="dxa"/>
             <w:hideMark/>
           </w:tcPr>
           <w:p>
@@ -4002,7 +3994,7 @@
         </w:tc>
         <w:tc>
           <w:tcPr>
-            <w:tcW w:w="0" w:type="auto"/>
+            <w:tcW w:w="4155" w:type="dxa"/>
             <w:hideMark/>
           </w:tcPr>
           <w:p>
@@ -4046,7 +4038,7 @@
         </w:tc>
         <w:tc>
           <w:tcPr>
-            <w:tcW w:w="0" w:type="auto"/>
+            <w:tcW w:w="4345" w:type="dxa"/>
             <w:hideMark/>
           </w:tcPr>
           <w:p>
@@ -4061,13 +4053,20 @@
               <w:rPr>
                 <w:bCs/>
               </w:rPr>
-              <w:t>Comercializa productos directamente al consumidor final, generalmente en cantidades adecuadas para el consumo individual o familiar. Constituye uno de los últimos eslabones de la cadena y facilita el acceso mediante establecimientos físicos o canales digitales.</w:t>
+              <w:t xml:space="preserve">Comercializa productos directamente al consumidor final, generalmente en cantidades adecuadas para el consumo individual o familiar. Constituye uno de los últimos eslabones de la cadena y facilita el acceso mediante </w:t>
+            </w:r>
+            <w:r>
+              <w:rPr>
+                <w:bCs/>
+              </w:rPr>
+              <w:lastRenderedPageBreak/>
+              <w:t>establecimientos físicos o canales digitales.</w:t>
             </w:r>
           </w:p>
         </w:tc>
         <w:tc>
           <w:tcPr>
-            <w:tcW w:w="0" w:type="auto"/>
+            <w:tcW w:w="4155" w:type="dxa"/>
             <w:hideMark/>
           </w:tcPr>
           <w:p>
@@ -4082,6 +4081,7 @@
               <w:rPr>
                 <w:bCs/>
               </w:rPr>
+              <w:lastRenderedPageBreak/>
               <w:t>Un supermercado adquiere productos de diferentes distribuidores y los ofrece en sus puntos de venta directamente a los consumidores.</w:t>
             </w:r>
           </w:p>
@@ -4114,7 +4114,7 @@
         </w:tc>
         <w:tc>
           <w:tcPr>
-            <w:tcW w:w="0" w:type="auto"/>
+            <w:tcW w:w="4345" w:type="dxa"/>
             <w:hideMark/>
           </w:tcPr>
           <w:p>
@@ -4129,20 +4129,13 @@
               <w:rPr>
                 <w:bCs/>
               </w:rPr>
-              <w:t xml:space="preserve">Adquiere productos o servicios para satisfacer una necesidad y constituye el destinatario de las actividades desarrolladas a lo largo de la cadena. Sus requerimientos de disponibilidad, calidad, </w:t>
-            </w:r>
-            <w:r>
-              <w:rPr>
-                <w:bCs/>
-              </w:rPr>
-              <w:lastRenderedPageBreak/>
-              <w:t>precio, entrega y servicio orientan las decisiones del plan de distribución.</w:t>
+              <w:t>Adquiere productos o servicios para satisfacer una necesidad y constituye el destinatario de las actividades desarrolladas a lo largo de la cadena. Sus requerimientos de disponibilidad, calidad, precio, entrega y servicio orientan las decisiones del plan de distribución.</w:t>
             </w:r>
           </w:p>
         </w:tc>
         <w:tc>
           <w:tcPr>
-            <w:tcW w:w="0" w:type="auto"/>
+            <w:tcW w:w="4155" w:type="dxa"/>
             <w:hideMark/>
           </w:tcPr>
           <w:p>
@@ -4157,15 +4150,7 @@
               <w:rPr>
                 <w:bCs/>
               </w:rPr>
-              <w:lastRenderedPageBreak/>
-              <w:t xml:space="preserve">Un consumidor realiza una compra en línea y espera recibir el producto solicitado, en </w:t>
-            </w:r>
-            <w:r>
-              <w:rPr>
-                <w:bCs/>
-              </w:rPr>
-              <w:lastRenderedPageBreak/>
-              <w:t>buenas condiciones, dentro del plazo establecido.</w:t>
+              <w:t>Un consumidor realiza una compra en línea y espera recibir el producto solicitado, en buenas condiciones, dentro del plazo establecido.</w:t>
             </w:r>
           </w:p>
         </w:tc>
@@ -4181,7 +4166,6 @@
         <w:rPr>
           <w:lang w:val="es-419"/>
         </w:rPr>
-        <w:lastRenderedPageBreak/>
         <w:t xml:space="preserve">En el contexto actual, empresas como DHL y FedEx actúan como operadores logísticos globales, mientras que plataformas como </w:t>
       </w:r>
       <w:proofErr w:type="spellStart"/>
@@ -4204,9 +4188,12 @@
         <w:pStyle w:val="Ttulo2"/>
         <w:spacing w:line="360" w:lineRule="auto"/>
       </w:pPr>
-      <w:bookmarkStart w:id="5" w:name="_Toc243326836"/>
+      <w:bookmarkStart w:id="5" w:name="_Toc243516445"/>
       <w:r>
         <w:t>Beneficio</w:t>
+      </w:r>
+      <w:r>
+        <w:t>s</w:t>
       </w:r>
       <w:bookmarkEnd w:id="5"/>
     </w:p>
@@ -4261,6 +4248,7 @@
           <w:bCs/>
           <w:lang w:val="es-419"/>
         </w:rPr>
+        <w:lastRenderedPageBreak/>
         <w:t xml:space="preserve">Reducción de costos: </w:t>
       </w:r>
       <w:r>
@@ -4325,7 +4313,6 @@
           <w:bCs/>
           <w:lang w:val="es-419"/>
         </w:rPr>
-        <w:lastRenderedPageBreak/>
         <w:t>Mayor competitividad:</w:t>
       </w:r>
       <w:r>
@@ -4398,7 +4385,103 @@
           <w:bCs/>
           <w:lang w:val="es-419"/>
         </w:rPr>
-        <w:t>¿Qué es la Gestión Logística? Significado, Importancia y Estrategias / Tendencia Logística</w:t>
+        <w:t xml:space="preserve">¿Qué es la </w:t>
+      </w:r>
+      <w:r>
+        <w:rPr>
+          <w:b/>
+          <w:bCs/>
+          <w:lang w:val="es-419"/>
+        </w:rPr>
+        <w:t>g</w:t>
+      </w:r>
+      <w:r>
+        <w:rPr>
+          <w:b/>
+          <w:bCs/>
+          <w:lang w:val="es-419"/>
+        </w:rPr>
+        <w:t xml:space="preserve">estión </w:t>
+      </w:r>
+      <w:r>
+        <w:rPr>
+          <w:b/>
+          <w:bCs/>
+          <w:lang w:val="es-419"/>
+        </w:rPr>
+        <w:t>l</w:t>
+      </w:r>
+      <w:r>
+        <w:rPr>
+          <w:b/>
+          <w:bCs/>
+          <w:lang w:val="es-419"/>
+        </w:rPr>
+        <w:t xml:space="preserve">ogística? Significado, </w:t>
+      </w:r>
+      <w:r>
+        <w:rPr>
+          <w:b/>
+          <w:bCs/>
+          <w:lang w:val="es-419"/>
+        </w:rPr>
+        <w:t>i</w:t>
+      </w:r>
+      <w:r>
+        <w:rPr>
+          <w:b/>
+          <w:bCs/>
+          <w:lang w:val="es-419"/>
+        </w:rPr>
+        <w:t xml:space="preserve">mportancia y </w:t>
+      </w:r>
+      <w:r>
+        <w:rPr>
+          <w:b/>
+          <w:bCs/>
+          <w:lang w:val="es-419"/>
+        </w:rPr>
+        <w:t>e</w:t>
+      </w:r>
+      <w:r>
+        <w:rPr>
+          <w:b/>
+          <w:bCs/>
+          <w:lang w:val="es-419"/>
+        </w:rPr>
+        <w:t xml:space="preserve">strategias / </w:t>
+      </w:r>
+      <w:r>
+        <w:rPr>
+          <w:b/>
+          <w:bCs/>
+          <w:lang w:val="es-419"/>
+        </w:rPr>
+        <w:t>t</w:t>
+      </w:r>
+      <w:r>
+        <w:rPr>
+          <w:b/>
+          <w:bCs/>
+          <w:lang w:val="es-419"/>
+        </w:rPr>
+        <w:t xml:space="preserve">endencia </w:t>
+      </w:r>
+      <w:r>
+        <w:rPr>
+          <w:b/>
+          <w:bCs/>
+          <w:lang w:val="es-419"/>
+        </w:rPr>
+        <w:t>l</w:t>
+      </w:r>
+      <w:r>
+        <w:rPr>
+          <w:b/>
+          <w:bCs/>
+          <w:lang w:val="es-419"/>
+        </w:rPr>
+        <w:t>ogística</w:t>
       </w:r>
     </w:p>
     <w:p>
@@ -4418,12 +4501,6 @@
       <w:r>
         <w:t xml:space="preserve"> </w:t>
       </w:r>
-    </w:p>
-    <w:p>
-      <w:pPr>
-        <w:spacing w:before="0" w:after="160"/>
-        <w:ind w:firstLine="0"/>
-      </w:pPr>
       <w:r>
         <w:br w:type="page"/>
       </w:r>
@@ -4433,7 +4510,7 @@
         <w:pStyle w:val="Ttulo1"/>
         <w:spacing w:line="360" w:lineRule="auto"/>
       </w:pPr>
-      <w:bookmarkStart w:id="6" w:name="_Toc243326837"/>
+      <w:bookmarkStart w:id="6" w:name="_Toc243516446"/>
       <w:r>
         <w:lastRenderedPageBreak/>
         <w:t>Logística inversa</w:t>
@@ -4459,7 +4536,7 @@
         <w:pStyle w:val="Ttulo2"/>
         <w:spacing w:line="360" w:lineRule="auto"/>
       </w:pPr>
-      <w:bookmarkStart w:id="7" w:name="_Toc243326838"/>
+      <w:bookmarkStart w:id="7" w:name="_Toc243516447"/>
       <w:r>
         <w:t>Concepto</w:t>
       </w:r>
@@ -4521,7 +4598,7 @@
         <w:pStyle w:val="Ttulo2"/>
         <w:spacing w:line="360" w:lineRule="auto"/>
       </w:pPr>
-      <w:bookmarkStart w:id="8" w:name="_Toc243326839"/>
+      <w:bookmarkStart w:id="8" w:name="_Toc243516448"/>
       <w:r>
         <w:t>Funciones</w:t>
       </w:r>
@@ -4706,7 +4783,7 @@
         <w:pStyle w:val="Ttulo2"/>
         <w:spacing w:line="360" w:lineRule="auto"/>
       </w:pPr>
-      <w:bookmarkStart w:id="9" w:name="_Toc243326840"/>
+      <w:bookmarkStart w:id="9" w:name="_Toc243516449"/>
       <w:r>
         <w:t>Actores</w:t>
       </w:r>
@@ -4894,7 +4971,7 @@
         <w:pStyle w:val="Ttulo2"/>
         <w:spacing w:line="360" w:lineRule="auto"/>
       </w:pPr>
-      <w:bookmarkStart w:id="10" w:name="_Toc243326841"/>
+      <w:bookmarkStart w:id="10" w:name="_Toc243516450"/>
       <w:r>
         <w:t>Beneficios</w:t>
       </w:r>
@@ -5656,17 +5733,15 @@
             </w:r>
             <w:r>
               <w:rPr>
-                <w:b/>
-                <w:bCs/>
-                <w:lang w:val="es-419" w:eastAsia="es-CO"/>
-              </w:rPr>
-              <w:t>l</w:t>
-            </w:r>
-            <w:r>
-              <w:rPr>
-                <w:lang w:val="es-419" w:eastAsia="es-CO"/>
-              </w:rPr>
-              <w:t>os componentes recuperables se aprovechan en otros procesos. Así, la devolución deja de ser solo una pérdida y se vuelve una oportunidad para recuperar materiales, reducir desperdicios y ganar eficiencia.</w:t>
+                <w:lang w:val="es-419" w:eastAsia="es-CO"/>
+              </w:rPr>
+              <w:t>lo</w:t>
+            </w:r>
+            <w:r>
+              <w:rPr>
+                <w:lang w:val="es-419" w:eastAsia="es-CO"/>
+              </w:rPr>
+              <w:t>s componentes recuperables se aprovechan en otros procesos. Así, la devolución deja de ser solo una pérdida y se vuelve una oportunidad para recuperar materiales, reducir desperdicios y ganar eficiencia.</w:t>
             </w:r>
           </w:p>
           <w:p>
@@ -5685,17 +5760,15 @@
             </w:r>
             <w:r>
               <w:rPr>
-                <w:b/>
-                <w:bCs/>
-                <w:lang w:val="es-419" w:eastAsia="es-CO"/>
-              </w:rPr>
-              <w:t>l</w:t>
-            </w:r>
-            <w:r>
-              <w:rPr>
-                <w:lang w:val="es-419" w:eastAsia="es-CO"/>
-              </w:rPr>
-              <w:t xml:space="preserve">a licuadora que volvió por un botón dañado puede salir de nuevo a la venta, y la que no tiene arreglo todavía deja piezas útiles. </w:t>
+                <w:lang w:val="es-419" w:eastAsia="es-CO"/>
+              </w:rPr>
+              <w:t>la</w:t>
+            </w:r>
+            <w:r>
+              <w:rPr>
+                <w:lang w:val="es-419" w:eastAsia="es-CO"/>
+              </w:rPr>
+              <w:t xml:space="preserve"> licuadora que volvió por un botón dañado puede salir de nuevo a la venta, y la que no tiene arreglo todavía deja piezas útiles. </w:t>
             </w:r>
           </w:p>
           <w:p>
@@ -6052,7 +6125,7 @@
         <w:pStyle w:val="Ttulo1"/>
         <w:spacing w:line="360" w:lineRule="auto"/>
       </w:pPr>
-      <w:bookmarkStart w:id="12" w:name="_Toc243326842"/>
+      <w:bookmarkStart w:id="12" w:name="_Toc243516451"/>
       <w:bookmarkEnd w:id="11"/>
       <w:r>
         <w:lastRenderedPageBreak/>
@@ -6078,7 +6151,7 @@
         <w:pStyle w:val="Ttulo2"/>
         <w:spacing w:line="360" w:lineRule="auto"/>
       </w:pPr>
-      <w:bookmarkStart w:id="13" w:name="_Toc243326843"/>
+      <w:bookmarkStart w:id="13" w:name="_Toc243516452"/>
       <w:r>
         <w:t>Concepto</w:t>
       </w:r>
@@ -6134,7 +6207,7 @@
         <w:pStyle w:val="Ttulo2"/>
         <w:spacing w:line="360" w:lineRule="auto"/>
       </w:pPr>
-      <w:bookmarkStart w:id="14" w:name="_Toc243326844"/>
+      <w:bookmarkStart w:id="14" w:name="_Toc243516453"/>
       <w:r>
         <w:lastRenderedPageBreak/>
         <w:t>Tipos</w:t>
@@ -6172,7 +6245,7 @@
         <w:pStyle w:val="Prrafodelista"/>
         <w:numPr>
           <w:ilvl w:val="0"/>
-          <w:numId w:val="30"/>
+          <w:numId w:val="35"/>
         </w:numPr>
         <w:rPr>
           <w:lang w:val="es-419" w:eastAsia="es-CO"/>
@@ -6191,32 +6264,6 @@
           <w:lang w:val="es-419" w:eastAsia="es-CO"/>
         </w:rPr>
         <w:t>busca alcanzar la mayor cobertura posible, ubicando el producto en numerosos puntos de venta para facilitar su disponibilidad y adquisición. Se utiliza principalmente en productos de consumo frecuente y alta rotación.</w:t>
-      </w:r>
-    </w:p>
-    <w:p>
-      <w:pPr>
-        <w:pStyle w:val="Prrafodelista"/>
-        <w:numPr>
-          <w:ilvl w:val="1"/>
-          <w:numId w:val="30"/>
-        </w:numPr>
-        <w:rPr>
-          <w:lang w:val="es-419" w:eastAsia="es-CO"/>
-        </w:rPr>
-      </w:pPr>
-      <w:r>
-        <w:rPr>
-          <w:b/>
-          <w:bCs/>
-          <w:lang w:val="es-419" w:eastAsia="es-CO"/>
-        </w:rPr>
-        <w:t xml:space="preserve">Ejemplo: </w:t>
-      </w:r>
-      <w:r>
-        <w:rPr>
-          <w:lang w:val="es-419" w:eastAsia="es-CO"/>
-        </w:rPr>
-        <w:t>una empresa de bebidas distribuye sus productos en supermercados, tiendas de barrio, restaurantes, minimercados y estaciones de servicio.</w:t>
       </w:r>
     </w:p>
     <w:p>
@@ -6224,7 +6271,7 @@
         <w:pStyle w:val="Prrafodelista"/>
         <w:numPr>
           <w:ilvl w:val="0"/>
-          <w:numId w:val="30"/>
+          <w:numId w:val="36"/>
         </w:numPr>
         <w:rPr>
           <w:lang w:val="es-419" w:eastAsia="es-CO"/>
@@ -6236,51 +6283,13 @@
           <w:bCs/>
           <w:lang w:val="es-419" w:eastAsia="es-CO"/>
         </w:rPr>
-        <w:t>Distribución selectiva:</w:t>
-      </w:r>
-      <w:r>
-        <w:rPr>
-          <w:lang w:val="es-419" w:eastAsia="es-CO"/>
-        </w:rPr>
-        <w:t xml:space="preserve"> </w:t>
-      </w:r>
-      <w:r>
-        <w:rPr>
-          <w:lang w:val="es-419" w:eastAsia="es-CO"/>
-        </w:rPr>
-        <w:t>u</w:t>
-      </w:r>
-      <w:r>
-        <w:rPr>
-          <w:lang w:val="es-419" w:eastAsia="es-CO"/>
-        </w:rPr>
-        <w:t>tiliza un número limitado de intermediarios o puntos de venta, seleccionados según criterios como ubicación, capacidad comercial, servicio, experiencia o posicionamiento, buscando equilibrar la cobertura del mercado con el control de la distribución.</w:t>
-      </w:r>
-    </w:p>
-    <w:p>
-      <w:pPr>
-        <w:pStyle w:val="Prrafodelista"/>
-        <w:numPr>
-          <w:ilvl w:val="1"/>
-          <w:numId w:val="30"/>
-        </w:numPr>
-        <w:rPr>
-          <w:lang w:val="es-419" w:eastAsia="es-CO"/>
-        </w:rPr>
-      </w:pPr>
-      <w:r>
-        <w:rPr>
-          <w:b/>
-          <w:bCs/>
-          <w:lang w:val="es-419" w:eastAsia="es-CO"/>
-        </w:rPr>
-        <w:t>Ejemplo:</w:t>
-      </w:r>
-      <w:r>
-        <w:rPr>
-          <w:lang w:val="es-419" w:eastAsia="es-CO"/>
-        </w:rPr>
-        <w:t xml:space="preserve"> una marca de electrodomésticos comercializa sus productos únicamente mediante almacenes especializados y determinadas cadenas comerciales.</w:t>
+        <w:t xml:space="preserve">Ejemplo: </w:t>
+      </w:r>
+      <w:r>
+        <w:rPr>
+          <w:lang w:val="es-419" w:eastAsia="es-CO"/>
+        </w:rPr>
+        <w:t>una empresa de bebidas distribuye sus productos en supermercados, tiendas de barrio, restaurantes, minimercados y estaciones de servicio.</w:t>
       </w:r>
     </w:p>
     <w:p>
@@ -6288,7 +6297,7 @@
         <w:pStyle w:val="Prrafodelista"/>
         <w:numPr>
           <w:ilvl w:val="0"/>
-          <w:numId w:val="30"/>
+          <w:numId w:val="35"/>
         </w:numPr>
         <w:rPr>
           <w:lang w:val="es-419" w:eastAsia="es-CO"/>
@@ -6300,6 +6309,58 @@
           <w:bCs/>
           <w:lang w:val="es-419" w:eastAsia="es-CO"/>
         </w:rPr>
+        <w:t>Distribución selectiva:</w:t>
+      </w:r>
+      <w:r>
+        <w:rPr>
+          <w:lang w:val="es-419" w:eastAsia="es-CO"/>
+        </w:rPr>
+        <w:t xml:space="preserve"> utiliza un número limitado de intermediarios o puntos de venta, seleccionados según criterios como ubicación, capacidad comercial, servicio, experiencia o posicionamiento, buscando equilibrar la cobertura del mercado con el control de la distribución.</w:t>
+      </w:r>
+    </w:p>
+    <w:p>
+      <w:pPr>
+        <w:pStyle w:val="Prrafodelista"/>
+        <w:numPr>
+          <w:ilvl w:val="0"/>
+          <w:numId w:val="36"/>
+        </w:numPr>
+        <w:rPr>
+          <w:lang w:val="es-419" w:eastAsia="es-CO"/>
+        </w:rPr>
+      </w:pPr>
+      <w:r>
+        <w:rPr>
+          <w:b/>
+          <w:bCs/>
+          <w:lang w:val="es-419" w:eastAsia="es-CO"/>
+        </w:rPr>
+        <w:t>Ejemplo:</w:t>
+      </w:r>
+      <w:r>
+        <w:rPr>
+          <w:lang w:val="es-419" w:eastAsia="es-CO"/>
+        </w:rPr>
+        <w:t xml:space="preserve"> una marca de electrodomésticos comercializa sus productos únicamente mediante almacenes especializados y determinadas cadenas comerciales.</w:t>
+      </w:r>
+    </w:p>
+    <w:p>
+      <w:pPr>
+        <w:pStyle w:val="Prrafodelista"/>
+        <w:numPr>
+          <w:ilvl w:val="0"/>
+          <w:numId w:val="35"/>
+        </w:numPr>
+        <w:rPr>
+          <w:lang w:val="es-419" w:eastAsia="es-CO"/>
+        </w:rPr>
+      </w:pPr>
+      <w:r>
+        <w:rPr>
+          <w:b/>
+          <w:bCs/>
+          <w:lang w:val="es-419" w:eastAsia="es-CO"/>
+        </w:rPr>
         <w:lastRenderedPageBreak/>
         <w:t>Distribución exclusiva:</w:t>
       </w:r>
@@ -6307,21 +6368,15 @@
         <w:rPr>
           <w:lang w:val="es-419" w:eastAsia="es-CO"/>
         </w:rPr>
-        <w:t xml:space="preserve"> o</w:t>
-      </w:r>
-      <w:r>
-        <w:rPr>
-          <w:lang w:val="es-419" w:eastAsia="es-CO"/>
-        </w:rPr>
-        <w:t>torga a uno o pocos intermediarios autorizados la comercialización del producto en un territorio o mercado determinado, permitiendo mantener mayor control sobre la venta, el servicio, la presentación y el posicionamiento de la marca.</w:t>
+        <w:t xml:space="preserve"> otorga a uno o pocos intermediarios autorizados la comercialización del producto en un territorio o mercado determinado, permitiendo mantener mayor control sobre la venta, el servicio, la presentación y el posicionamiento de la marca.</w:t>
       </w:r>
     </w:p>
     <w:p>
       <w:pPr>
         <w:pStyle w:val="Prrafodelista"/>
         <w:numPr>
-          <w:ilvl w:val="1"/>
-          <w:numId w:val="30"/>
+          <w:ilvl w:val="0"/>
+          <w:numId w:val="36"/>
         </w:numPr>
         <w:rPr>
           <w:lang w:val="es-419" w:eastAsia="es-CO"/>
@@ -6360,7 +6415,7 @@
         <w:pStyle w:val="Ttulo2"/>
         <w:spacing w:line="360" w:lineRule="auto"/>
       </w:pPr>
-      <w:bookmarkStart w:id="15" w:name="_Toc243326845"/>
+      <w:bookmarkStart w:id="15" w:name="_Toc243516454"/>
       <w:r>
         <w:t>Clasificación</w:t>
       </w:r>
@@ -6424,6 +6479,7 @@
     </w:p>
     <w:p>
       <w:pPr>
+        <w:jc w:val="center"/>
         <w:rPr>
           <w:lang w:val="es-419" w:eastAsia="es-CO"/>
         </w:rPr>
@@ -6492,31 +6548,21 @@
         <w:rPr>
           <w:lang w:val="es-419" w:eastAsia="es-CO"/>
         </w:rPr>
-        <w:t xml:space="preserve">En el entorno actual, Falabella implementa estrategias </w:t>
-      </w:r>
-      <w:proofErr w:type="spellStart"/>
-      <w:r>
-        <w:rPr>
-          <w:lang w:val="es-419" w:eastAsia="es-CO"/>
-        </w:rPr>
-        <w:t>omnicanal</w:t>
-      </w:r>
-      <w:proofErr w:type="spellEnd"/>
-      <w:r>
-        <w:rPr>
-          <w:lang w:val="es-419" w:eastAsia="es-CO"/>
-        </w:rPr>
-        <w:t xml:space="preserve"> integrando tiendas físicas, comercio electrónico y aplicaciones móviles, mientras que Nike combina estrategias directas e indirectas para ampliar su alcance y fortalecer su marca.</w:t>
-      </w:r>
-    </w:p>
-    <w:p>
-      <w:pPr>
-        <w:rPr>
-          <w:lang w:val="es-419" w:eastAsia="es-CO"/>
-        </w:rPr>
-      </w:pPr>
-      <w:r>
-        <w:rPr>
+        <w:t>En el entorno actual, Falabella implementa estrategias omnicanal integrando tiendas físicas, comercio electrónico y aplicaciones móviles, mientras que Nike combina estrategias directas e indirectas para ampliar su alcance y fortalecer su marca.</w:t>
+      </w:r>
+    </w:p>
+    <w:p>
+      <w:pPr>
+        <w:rPr>
+          <w:b/>
+          <w:bCs/>
+          <w:lang w:val="es-419" w:eastAsia="es-CO"/>
+        </w:rPr>
+      </w:pPr>
+      <w:r>
+        <w:rPr>
+          <w:b/>
+          <w:bCs/>
           <w:lang w:val="es-419" w:eastAsia="es-CO"/>
         </w:rPr>
         <w:t>Cómo hacer una estrategia de distribución</w:t>
@@ -6564,7 +6610,7 @@
         <w:pStyle w:val="Ttulo1"/>
         <w:spacing w:line="360" w:lineRule="auto"/>
       </w:pPr>
-      <w:bookmarkStart w:id="16" w:name="_Toc243326846"/>
+      <w:bookmarkStart w:id="16" w:name="_Toc243516455"/>
       <w:r>
         <w:lastRenderedPageBreak/>
         <w:t>Inventario</w:t>
@@ -6589,7 +6635,7 @@
         <w:pStyle w:val="Ttulo2"/>
         <w:spacing w:line="360" w:lineRule="auto"/>
       </w:pPr>
-      <w:bookmarkStart w:id="17" w:name="_Toc243326847"/>
+      <w:bookmarkStart w:id="17" w:name="_Toc243516456"/>
       <w:r>
         <w:t>Concepto</w:t>
       </w:r>
@@ -6648,7 +6694,7 @@
         <w:pStyle w:val="Ttulo2"/>
         <w:spacing w:line="360" w:lineRule="auto"/>
       </w:pPr>
-      <w:bookmarkStart w:id="18" w:name="_Toc243326848"/>
+      <w:bookmarkStart w:id="18" w:name="_Toc243516457"/>
       <w:bookmarkStart w:id="19" w:name="_Toc242263418"/>
       <w:r>
         <w:t>Tipos</w:t>
@@ -6695,7 +6741,7 @@
         <w:pStyle w:val="Prrafodelista"/>
         <w:numPr>
           <w:ilvl w:val="0"/>
-          <w:numId w:val="30"/>
+          <w:numId w:val="35"/>
         </w:numPr>
         <w:rPr>
           <w:lang w:val="es-419" w:eastAsia="es-CO"/>
@@ -6713,39 +6759,7 @@
         <w:rPr>
           <w:lang w:val="es-419" w:eastAsia="es-CO"/>
         </w:rPr>
-        <w:t xml:space="preserve"> c</w:t>
-      </w:r>
-      <w:r>
-        <w:rPr>
-          <w:lang w:val="es-419" w:eastAsia="es-CO"/>
-        </w:rPr>
-        <w:t>omprende los materiales e insumos adquiridos y almacenados que aún no han ingresado al proceso productivo y serán utilizados para elaborar los productos de la empresa.</w:t>
-      </w:r>
-    </w:p>
-    <w:p>
-      <w:pPr>
-        <w:pStyle w:val="Prrafodelista"/>
-        <w:numPr>
-          <w:ilvl w:val="1"/>
-          <w:numId w:val="30"/>
-        </w:numPr>
-        <w:rPr>
-          <w:lang w:val="es-419" w:eastAsia="es-CO"/>
-        </w:rPr>
-      </w:pPr>
-      <w:r>
-        <w:rPr>
-          <w:b/>
-          <w:bCs/>
-          <w:lang w:val="es-419" w:eastAsia="es-CO"/>
-        </w:rPr>
-        <w:t>Ejemplo:</w:t>
-      </w:r>
-      <w:r>
-        <w:rPr>
-          <w:lang w:val="es-419" w:eastAsia="es-CO"/>
-        </w:rPr>
-        <w:t xml:space="preserve"> una panadería mantiene existencias de harina, azúcar, huevos y mantequilla para elaborar sus productos.</w:t>
+        <w:t xml:space="preserve"> comprende los materiales e insumos adquiridos y almacenados que aún no han ingresado al proceso productivo y serán utilizados para elaborar los productos de la empresa.</w:t>
       </w:r>
     </w:p>
     <w:p>
@@ -6753,7 +6767,7 @@
         <w:pStyle w:val="Prrafodelista"/>
         <w:numPr>
           <w:ilvl w:val="0"/>
-          <w:numId w:val="30"/>
+          <w:numId w:val="36"/>
         </w:numPr>
         <w:rPr>
           <w:lang w:val="es-419" w:eastAsia="es-CO"/>
@@ -6765,45 +6779,13 @@
           <w:bCs/>
           <w:lang w:val="es-419" w:eastAsia="es-CO"/>
         </w:rPr>
-        <w:t>Inventario en proceso:</w:t>
-      </w:r>
-      <w:r>
-        <w:rPr>
-          <w:lang w:val="es-419" w:eastAsia="es-CO"/>
-        </w:rPr>
-        <w:t xml:space="preserve"> c</w:t>
-      </w:r>
-      <w:r>
-        <w:rPr>
-          <w:lang w:val="es-419" w:eastAsia="es-CO"/>
-        </w:rPr>
-        <w:t>orresponde a los materiales y productos que ya iniciaron su transformación, pero todavía requieren actividades adicionales antes de convertirse en productos terminados disponibles para su comercialización.</w:t>
-      </w:r>
-    </w:p>
-    <w:p>
-      <w:pPr>
-        <w:pStyle w:val="Prrafodelista"/>
-        <w:numPr>
-          <w:ilvl w:val="1"/>
-          <w:numId w:val="30"/>
-        </w:numPr>
-        <w:rPr>
-          <w:lang w:val="es-419" w:eastAsia="es-CO"/>
-        </w:rPr>
-      </w:pPr>
-      <w:r>
-        <w:rPr>
-          <w:b/>
-          <w:bCs/>
-          <w:lang w:val="es-419" w:eastAsia="es-CO"/>
-        </w:rPr>
         <w:t>Ejemplo:</w:t>
       </w:r>
       <w:r>
         <w:rPr>
           <w:lang w:val="es-419" w:eastAsia="es-CO"/>
         </w:rPr>
-        <w:t xml:space="preserve"> una fábrica de calzado mantiene zapatos ensamblados que todavía requieren suelas, acabados y empaque antes de estar disponibles para la venta.</w:t>
+        <w:t xml:space="preserve"> una panadería mantiene existencias de harina, azúcar, huevos y mantequilla para elaborar sus productos.</w:t>
       </w:r>
     </w:p>
     <w:p>
@@ -6811,37 +6793,7 @@
         <w:pStyle w:val="Prrafodelista"/>
         <w:numPr>
           <w:ilvl w:val="0"/>
-          <w:numId w:val="30"/>
-        </w:numPr>
-        <w:rPr>
-          <w:lang w:val="es-419" w:eastAsia="es-CO"/>
-        </w:rPr>
-      </w:pPr>
-      <w:r>
-        <w:rPr>
-          <w:lang w:val="es-419" w:eastAsia="es-CO"/>
-        </w:rPr>
-        <w:t>Inventario de productos terminados</w:t>
-      </w:r>
-      <w:r>
-        <w:rPr>
-          <w:lang w:val="es-419" w:eastAsia="es-CO"/>
-        </w:rPr>
-        <w:t>: i</w:t>
-      </w:r>
-      <w:r>
-        <w:rPr>
-          <w:lang w:val="es-419" w:eastAsia="es-CO"/>
-        </w:rPr>
-        <w:t>ncluye los productos que finalizaron el proceso de producción y se encuentran disponibles para almacenamiento, comercialización y posterior distribución a clientes, intermediarios o puntos de venta.</w:t>
-      </w:r>
-    </w:p>
-    <w:p>
-      <w:pPr>
-        <w:pStyle w:val="Prrafodelista"/>
-        <w:numPr>
-          <w:ilvl w:val="1"/>
-          <w:numId w:val="30"/>
+          <w:numId w:val="35"/>
         </w:numPr>
         <w:rPr>
           <w:lang w:val="es-419" w:eastAsia="es-CO"/>
@@ -6853,13 +6805,13 @@
           <w:bCs/>
           <w:lang w:val="es-419" w:eastAsia="es-CO"/>
         </w:rPr>
-        <w:t>Ejemplo:</w:t>
-      </w:r>
-      <w:r>
-        <w:rPr>
-          <w:lang w:val="es-419" w:eastAsia="es-CO"/>
-        </w:rPr>
-        <w:t xml:space="preserve"> una empresa de bebidas almacena botellas de agua empacadas y listas para ser distribuidas a supermercados y tiendas.</w:t>
+        <w:t>Inventario en proceso:</w:t>
+      </w:r>
+      <w:r>
+        <w:rPr>
+          <w:lang w:val="es-419" w:eastAsia="es-CO"/>
+        </w:rPr>
+        <w:t xml:space="preserve"> corresponde a los materiales y productos que ya iniciaron su transformación, pero todavía requieren actividades adicionales antes de convertirse en productos terminados disponibles para su comercialización.</w:t>
       </w:r>
     </w:p>
     <w:p>
@@ -6867,7 +6819,7 @@
         <w:pStyle w:val="Prrafodelista"/>
         <w:numPr>
           <w:ilvl w:val="0"/>
-          <w:numId w:val="30"/>
+          <w:numId w:val="36"/>
         </w:numPr>
         <w:rPr>
           <w:lang w:val="es-419" w:eastAsia="es-CO"/>
@@ -6879,46 +6831,13 @@
           <w:bCs/>
           <w:lang w:val="es-419" w:eastAsia="es-CO"/>
         </w:rPr>
-        <w:lastRenderedPageBreak/>
-        <w:t>Inventario de seguridad:</w:t>
-      </w:r>
-      <w:r>
-        <w:rPr>
-          <w:lang w:val="es-419" w:eastAsia="es-CO"/>
-        </w:rPr>
-        <w:t xml:space="preserve"> r</w:t>
-      </w:r>
-      <w:r>
-        <w:rPr>
-          <w:lang w:val="es-419" w:eastAsia="es-CO"/>
-        </w:rPr>
-        <w:t>epresenta una cantidad adicional de existencias mantenida para responder ante variaciones inesperadas de la demanda, retrasos de proveedores u otras situaciones que puedan afectar la disponibilidad del producto.</w:t>
-      </w:r>
-    </w:p>
-    <w:p>
-      <w:pPr>
-        <w:pStyle w:val="Prrafodelista"/>
-        <w:numPr>
-          <w:ilvl w:val="1"/>
-          <w:numId w:val="30"/>
-        </w:numPr>
-        <w:rPr>
-          <w:lang w:val="es-419" w:eastAsia="es-CO"/>
-        </w:rPr>
-      </w:pPr>
-      <w:r>
-        <w:rPr>
-          <w:b/>
-          <w:bCs/>
-          <w:lang w:val="es-419" w:eastAsia="es-CO"/>
-        </w:rPr>
         <w:t>Ejemplo:</w:t>
       </w:r>
       <w:r>
         <w:rPr>
           <w:lang w:val="es-419" w:eastAsia="es-CO"/>
         </w:rPr>
-        <w:t xml:space="preserve"> un supermercado mantiene paquetes adicionales de arroz para responder ante aumentos inesperados de la demanda o retrasos del proveedor.</w:t>
+        <w:t xml:space="preserve"> una fábrica de calzado mantiene zapatos ensamblados que todavía requieren suelas, acabados y empaque antes de estar disponibles para la venta.</w:t>
       </w:r>
     </w:p>
     <w:p>
@@ -6926,7 +6845,7 @@
         <w:pStyle w:val="Prrafodelista"/>
         <w:numPr>
           <w:ilvl w:val="0"/>
-          <w:numId w:val="30"/>
+          <w:numId w:val="35"/>
         </w:numPr>
         <w:rPr>
           <w:lang w:val="es-419" w:eastAsia="es-CO"/>
@@ -6938,27 +6857,21 @@
           <w:bCs/>
           <w:lang w:val="es-419" w:eastAsia="es-CO"/>
         </w:rPr>
-        <w:t>Inventario en tránsito:</w:t>
-      </w:r>
-      <w:r>
-        <w:rPr>
-          <w:lang w:val="es-419" w:eastAsia="es-CO"/>
-        </w:rPr>
-        <w:t xml:space="preserve"> c</w:t>
-      </w:r>
-      <w:r>
-        <w:rPr>
-          <w:lang w:val="es-419" w:eastAsia="es-CO"/>
-        </w:rPr>
-        <w:t>omprende los productos o materiales que se encuentran desplazándose entre diferentes puntos de la cadena de suministro y todavía no han llegado al lugar establecido para su recepción.</w:t>
+        <w:t>Inventario de productos terminados</w:t>
+      </w:r>
+      <w:r>
+        <w:rPr>
+          <w:lang w:val="es-419" w:eastAsia="es-CO"/>
+        </w:rPr>
+        <w:t>: incluye los productos que finalizaron el proceso de producción y se encuentran disponibles para almacenamiento, comercialización y posterior distribución a clientes, intermediarios o puntos de venta.</w:t>
       </w:r>
     </w:p>
     <w:p>
       <w:pPr>
         <w:pStyle w:val="Prrafodelista"/>
         <w:numPr>
-          <w:ilvl w:val="1"/>
-          <w:numId w:val="30"/>
+          <w:ilvl w:val="0"/>
+          <w:numId w:val="36"/>
         </w:numPr>
         <w:rPr>
           <w:lang w:val="es-419" w:eastAsia="es-CO"/>
@@ -6976,6 +6889,111 @@
         <w:rPr>
           <w:lang w:val="es-419" w:eastAsia="es-CO"/>
         </w:rPr>
+        <w:t xml:space="preserve"> una empresa de bebidas almacena botellas de agua empacadas y listas para ser distribuidas a supermercados y tiendas.</w:t>
+      </w:r>
+    </w:p>
+    <w:p>
+      <w:pPr>
+        <w:pStyle w:val="Prrafodelista"/>
+        <w:numPr>
+          <w:ilvl w:val="0"/>
+          <w:numId w:val="35"/>
+        </w:numPr>
+        <w:rPr>
+          <w:lang w:val="es-419" w:eastAsia="es-CO"/>
+        </w:rPr>
+      </w:pPr>
+      <w:r>
+        <w:rPr>
+          <w:b/>
+          <w:bCs/>
+          <w:lang w:val="es-419" w:eastAsia="es-CO"/>
+        </w:rPr>
+        <w:lastRenderedPageBreak/>
+        <w:t>Inventario de seguridad:</w:t>
+      </w:r>
+      <w:r>
+        <w:rPr>
+          <w:lang w:val="es-419" w:eastAsia="es-CO"/>
+        </w:rPr>
+        <w:t xml:space="preserve"> representa una cantidad adicional de existencias mantenida para responder ante variaciones inesperadas de la demanda, retrasos de proveedores u otras situaciones que puedan afectar la disponibilidad del producto.</w:t>
+      </w:r>
+    </w:p>
+    <w:p>
+      <w:pPr>
+        <w:pStyle w:val="Prrafodelista"/>
+        <w:numPr>
+          <w:ilvl w:val="0"/>
+          <w:numId w:val="36"/>
+        </w:numPr>
+        <w:rPr>
+          <w:lang w:val="es-419" w:eastAsia="es-CO"/>
+        </w:rPr>
+      </w:pPr>
+      <w:r>
+        <w:rPr>
+          <w:b/>
+          <w:bCs/>
+          <w:lang w:val="es-419" w:eastAsia="es-CO"/>
+        </w:rPr>
+        <w:t>Ejemplo:</w:t>
+      </w:r>
+      <w:r>
+        <w:rPr>
+          <w:lang w:val="es-419" w:eastAsia="es-CO"/>
+        </w:rPr>
+        <w:t xml:space="preserve"> un supermercado mantiene paquetes adicionales de arroz para responder ante aumentos inesperados de la demanda o retrasos del proveedor.</w:t>
+      </w:r>
+    </w:p>
+    <w:p>
+      <w:pPr>
+        <w:pStyle w:val="Prrafodelista"/>
+        <w:numPr>
+          <w:ilvl w:val="0"/>
+          <w:numId w:val="35"/>
+        </w:numPr>
+        <w:rPr>
+          <w:lang w:val="es-419" w:eastAsia="es-CO"/>
+        </w:rPr>
+      </w:pPr>
+      <w:r>
+        <w:rPr>
+          <w:b/>
+          <w:bCs/>
+          <w:lang w:val="es-419" w:eastAsia="es-CO"/>
+        </w:rPr>
+        <w:t>Inventario en tránsito:</w:t>
+      </w:r>
+      <w:r>
+        <w:rPr>
+          <w:lang w:val="es-419" w:eastAsia="es-CO"/>
+        </w:rPr>
+        <w:t xml:space="preserve"> comprende los productos o materiales que se encuentran desplazándose entre diferentes puntos de la cadena de suministro y todavía no han llegado al lugar establecido para su recepción.</w:t>
+      </w:r>
+    </w:p>
+    <w:p>
+      <w:pPr>
+        <w:pStyle w:val="Prrafodelista"/>
+        <w:numPr>
+          <w:ilvl w:val="0"/>
+          <w:numId w:val="36"/>
+        </w:numPr>
+        <w:rPr>
+          <w:lang w:val="es-419" w:eastAsia="es-CO"/>
+        </w:rPr>
+      </w:pPr>
+      <w:r>
+        <w:rPr>
+          <w:b/>
+          <w:bCs/>
+          <w:lang w:val="es-419" w:eastAsia="es-CO"/>
+        </w:rPr>
+        <w:t>Ejemplo:</w:t>
+      </w:r>
+      <w:r>
+        <w:rPr>
+          <w:lang w:val="es-419" w:eastAsia="es-CO"/>
+        </w:rPr>
         <w:t xml:space="preserve"> un camión transporta cajas de frutas desde un centro de distribución hasta diferentes supermercados para su comercialización.</w:t>
       </w:r>
     </w:p>
@@ -6997,7 +7015,7 @@
         <w:pStyle w:val="Ttulo2"/>
         <w:spacing w:line="360" w:lineRule="auto"/>
       </w:pPr>
-      <w:bookmarkStart w:id="20" w:name="_Toc243326849"/>
+      <w:bookmarkStart w:id="20" w:name="_Toc243516458"/>
       <w:bookmarkEnd w:id="19"/>
       <w:r>
         <w:t>Rotación</w:t>
@@ -7055,7 +7073,7 @@
         <w:pStyle w:val="Ttulo2"/>
         <w:spacing w:line="360" w:lineRule="auto"/>
       </w:pPr>
-      <w:bookmarkStart w:id="21" w:name="_Toc243326850"/>
+      <w:bookmarkStart w:id="21" w:name="_Toc243516459"/>
       <w:r>
         <w:t>Método</w:t>
       </w:r>
@@ -7105,6 +7123,7 @@
       <w:pPr>
         <w:spacing w:before="0" w:after="160"/>
         <w:ind w:firstLine="0"/>
+        <w:jc w:val="center"/>
         <w:rPr>
           <w:lang w:val="es-419" w:eastAsia="es-CO"/>
         </w:rPr>
@@ -7272,7 +7291,7 @@
         <w:pStyle w:val="Ttulo1"/>
         <w:spacing w:line="360" w:lineRule="auto"/>
       </w:pPr>
-      <w:bookmarkStart w:id="22" w:name="_Toc243326851"/>
+      <w:bookmarkStart w:id="22" w:name="_Toc243516460"/>
       <w:r>
         <w:rPr>
           <w:rStyle w:val="Extranjerismo"/>
@@ -7296,7 +7315,20 @@
         <w:rPr>
           <w:lang w:val="es-419" w:eastAsia="es-CO"/>
         </w:rPr>
-        <w:t>Dentro de la gestión de la distribución comercial, mantener niveles adecuados de productos disponibles es fundamental para garantizar la continuidad de las operaciones y la atención oportuna de la demanda. El stock de inventarios permite a las empresas responder de manera eficiente a las necesidades del mercado, evitando tanto el desabastecimiento como el exceso de productos.</w:t>
+        <w:t xml:space="preserve">Dentro de la gestión de la distribución comercial, mantener niveles adecuados de productos disponibles es fundamental para garantizar la continuidad de las operaciones y la atención oportuna de la demanda. El </w:t>
+      </w:r>
+      <w:r>
+        <w:rPr>
+          <w:rStyle w:val="Extranjerismo"/>
+          <w:lang w:val="es-419" w:eastAsia="es-CO"/>
+        </w:rPr>
+        <w:t>stock</w:t>
+      </w:r>
+      <w:r>
+        <w:rPr>
+          <w:lang w:val="es-419" w:eastAsia="es-CO"/>
+        </w:rPr>
+        <w:t xml:space="preserve"> de inventarios permite a las empresas responder de manera eficiente a las necesidades del mercado, evitando tanto el desabastecimiento como el exceso de productos.</w:t>
       </w:r>
     </w:p>
     <w:p>
@@ -7304,7 +7336,7 @@
         <w:pStyle w:val="Ttulo2"/>
         <w:spacing w:line="360" w:lineRule="auto"/>
       </w:pPr>
-      <w:bookmarkStart w:id="23" w:name="_Toc243326852"/>
+      <w:bookmarkStart w:id="23" w:name="_Toc243516461"/>
       <w:r>
         <w:t>Concepto</w:t>
       </w:r>
@@ -7385,7 +7417,20 @@
         <w:rPr>
           <w:lang w:val="es-419" w:eastAsia="es-CO"/>
         </w:rPr>
-        <w:t xml:space="preserve"> ajustados para garantizar alta rotación y reducción de costos, mientras que empresas como Amazon utilizan sistemas automatizados para mantener niveles de stock óptimos según la demanda.</w:t>
+        <w:t xml:space="preserve"> ajustados para garantizar alta rotación y reducción de costos, mientras que empresas como Amazon utilizan sistemas automatizados para mantener niveles de </w:t>
+      </w:r>
+      <w:r>
+        <w:rPr>
+          <w:rStyle w:val="Extranjerismo"/>
+          <w:lang w:val="es-419" w:eastAsia="es-CO"/>
+        </w:rPr>
+        <w:t>stock</w:t>
+      </w:r>
+      <w:r>
+        <w:rPr>
+          <w:lang w:val="es-419" w:eastAsia="es-CO"/>
+        </w:rPr>
+        <w:t xml:space="preserve"> óptimos según la demanda.</w:t>
       </w:r>
     </w:p>
     <w:p>
@@ -7393,7 +7438,7 @@
         <w:pStyle w:val="Ttulo2"/>
         <w:spacing w:line="360" w:lineRule="auto"/>
       </w:pPr>
-      <w:bookmarkStart w:id="24" w:name="_Toc243326853"/>
+      <w:bookmarkStart w:id="24" w:name="_Toc243516462"/>
       <w:r>
         <w:lastRenderedPageBreak/>
         <w:t>Beneficios</w:t>
@@ -7457,7 +7502,7 @@
         <w:pStyle w:val="Prrafodelista"/>
         <w:numPr>
           <w:ilvl w:val="0"/>
-          <w:numId w:val="30"/>
+          <w:numId w:val="35"/>
         </w:numPr>
         <w:rPr>
           <w:lang w:val="es-419" w:eastAsia="es-CO"/>
@@ -7475,39 +7520,7 @@
         <w:rPr>
           <w:lang w:val="es-419" w:eastAsia="es-CO"/>
         </w:rPr>
-        <w:t xml:space="preserve"> p</w:t>
-      </w:r>
-      <w:r>
-        <w:rPr>
-          <w:lang w:val="es-419" w:eastAsia="es-CO"/>
-        </w:rPr>
-        <w:t>ermite mantener las cantidades necesarias de productos para responder oportunamente a los pedidos y requerimientos de los clientes en los diferentes puntos de comercialización.</w:t>
-      </w:r>
-    </w:p>
-    <w:p>
-      <w:pPr>
-        <w:pStyle w:val="Prrafodelista"/>
-        <w:numPr>
-          <w:ilvl w:val="1"/>
-          <w:numId w:val="30"/>
-        </w:numPr>
-        <w:rPr>
-          <w:lang w:val="es-419" w:eastAsia="es-CO"/>
-        </w:rPr>
-      </w:pPr>
-      <w:r>
-        <w:rPr>
-          <w:b/>
-          <w:bCs/>
-          <w:lang w:val="es-419" w:eastAsia="es-CO"/>
-        </w:rPr>
-        <w:t>Ejemplo:</w:t>
-      </w:r>
-      <w:r>
-        <w:rPr>
-          <w:lang w:val="es-419" w:eastAsia="es-CO"/>
-        </w:rPr>
-        <w:t xml:space="preserve"> un supermercado mantiene existencias suficientes de leche para atender la demanda diaria de sus clientes.</w:t>
+        <w:t xml:space="preserve"> permite mantener las cantidades necesarias de productos para responder oportunamente a los pedidos y requerimientos de los clientes en los diferentes puntos de comercialización.</w:t>
       </w:r>
     </w:p>
     <w:p>
@@ -7515,7 +7528,7 @@
         <w:pStyle w:val="Prrafodelista"/>
         <w:numPr>
           <w:ilvl w:val="0"/>
-          <w:numId w:val="30"/>
+          <w:numId w:val="36"/>
         </w:numPr>
         <w:rPr>
           <w:lang w:val="es-419" w:eastAsia="es-CO"/>
@@ -7527,45 +7540,13 @@
           <w:bCs/>
           <w:lang w:val="es-419" w:eastAsia="es-CO"/>
         </w:rPr>
-        <w:t>Reducción de faltantes:</w:t>
-      </w:r>
-      <w:r>
-        <w:rPr>
-          <w:lang w:val="es-419" w:eastAsia="es-CO"/>
-        </w:rPr>
-        <w:t xml:space="preserve"> d</w:t>
-      </w:r>
-      <w:r>
-        <w:rPr>
-          <w:lang w:val="es-419" w:eastAsia="es-CO"/>
-        </w:rPr>
-        <w:t>isminuye el riesgo de agotamiento de productos mediante el seguimiento de existencias, la reposición oportuna y la definición de cantidades adecuadas para atender la demanda.</w:t>
-      </w:r>
-    </w:p>
-    <w:p>
-      <w:pPr>
-        <w:pStyle w:val="Prrafodelista"/>
-        <w:numPr>
-          <w:ilvl w:val="1"/>
-          <w:numId w:val="30"/>
-        </w:numPr>
-        <w:rPr>
-          <w:lang w:val="es-419" w:eastAsia="es-CO"/>
-        </w:rPr>
-      </w:pPr>
-      <w:r>
-        <w:rPr>
-          <w:b/>
-          <w:bCs/>
-          <w:lang w:val="es-419" w:eastAsia="es-CO"/>
-        </w:rPr>
         <w:t>Ejemplo:</w:t>
       </w:r>
       <w:r>
         <w:rPr>
           <w:lang w:val="es-419" w:eastAsia="es-CO"/>
         </w:rPr>
-        <w:t xml:space="preserve"> una tienda repone las bebidas antes de alcanzar niveles mínimos de inventario, evitando quedarse sin unidades disponibles.</w:t>
+        <w:t xml:space="preserve"> un supermercado mantiene existencias suficientes de leche para atender la demanda diaria de sus clientes.</w:t>
       </w:r>
     </w:p>
     <w:p>
@@ -7573,7 +7554,7 @@
         <w:pStyle w:val="Prrafodelista"/>
         <w:numPr>
           <w:ilvl w:val="0"/>
-          <w:numId w:val="30"/>
+          <w:numId w:val="35"/>
         </w:numPr>
         <w:rPr>
           <w:lang w:val="es-419" w:eastAsia="es-CO"/>
@@ -7585,45 +7566,13 @@
           <w:bCs/>
           <w:lang w:val="es-419" w:eastAsia="es-CO"/>
         </w:rPr>
-        <w:t>Optimización de las operaciones:</w:t>
-      </w:r>
-      <w:r>
-        <w:rPr>
-          <w:lang w:val="es-419" w:eastAsia="es-CO"/>
-        </w:rPr>
-        <w:t xml:space="preserve"> f</w:t>
-      </w:r>
-      <w:r>
-        <w:rPr>
-          <w:lang w:val="es-419" w:eastAsia="es-CO"/>
-        </w:rPr>
-        <w:t>acilita la planificación del almacenamiento, abastecimiento, preparación de pedidos y distribución, favoreciendo el uso eficiente del espacio, el tiempo y los recursos disponibles.</w:t>
-      </w:r>
-    </w:p>
-    <w:p>
-      <w:pPr>
-        <w:pStyle w:val="Prrafodelista"/>
-        <w:numPr>
-          <w:ilvl w:val="1"/>
-          <w:numId w:val="30"/>
-        </w:numPr>
-        <w:rPr>
-          <w:lang w:val="es-419" w:eastAsia="es-CO"/>
-        </w:rPr>
-      </w:pPr>
-      <w:r>
-        <w:rPr>
-          <w:b/>
-          <w:bCs/>
-          <w:lang w:val="es-419" w:eastAsia="es-CO"/>
-        </w:rPr>
-        <w:t>Ejemplo:</w:t>
-      </w:r>
-      <w:r>
-        <w:rPr>
-          <w:lang w:val="es-419" w:eastAsia="es-CO"/>
-        </w:rPr>
-        <w:t xml:space="preserve"> una bodega organiza los productos según su rotación para agilizar el alistamiento y despacho de los pedidos.</w:t>
+        <w:t>Reducción de faltantes:</w:t>
+      </w:r>
+      <w:r>
+        <w:rPr>
+          <w:lang w:val="es-419" w:eastAsia="es-CO"/>
+        </w:rPr>
+        <w:t xml:space="preserve"> disminuye el riesgo de agotamiento de productos mediante el seguimiento de existencias, la reposición oportuna y la definición de cantidades adecuadas para atender la demanda.</w:t>
       </w:r>
     </w:p>
     <w:p>
@@ -7631,7 +7580,7 @@
         <w:pStyle w:val="Prrafodelista"/>
         <w:numPr>
           <w:ilvl w:val="0"/>
-          <w:numId w:val="30"/>
+          <w:numId w:val="36"/>
         </w:numPr>
         <w:rPr>
           <w:lang w:val="es-419" w:eastAsia="es-CO"/>
@@ -7643,138 +7592,13 @@
           <w:bCs/>
           <w:lang w:val="es-419" w:eastAsia="es-CO"/>
         </w:rPr>
-        <w:lastRenderedPageBreak/>
-        <w:t>Control de costos:</w:t>
-      </w:r>
-      <w:r>
-        <w:rPr>
-          <w:lang w:val="es-419" w:eastAsia="es-CO"/>
-        </w:rPr>
-        <w:t xml:space="preserve"> c</w:t>
-      </w:r>
-      <w:r>
-        <w:rPr>
-          <w:lang w:val="es-419" w:eastAsia="es-CO"/>
-        </w:rPr>
-        <w:t>ontribuye a identificar y reducir costos relacionados con almacenamiento, exceso de existencias, deterioro, obsolescencia, faltantes y movimientos innecesarios de productos.</w:t>
-      </w:r>
-    </w:p>
-    <w:p>
-      <w:pPr>
-        <w:pStyle w:val="Prrafodelista"/>
-        <w:numPr>
-          <w:ilvl w:val="1"/>
-          <w:numId w:val="30"/>
-        </w:numPr>
-        <w:rPr>
-          <w:lang w:val="es-419" w:eastAsia="es-CO"/>
-        </w:rPr>
-      </w:pPr>
-      <w:r>
-        <w:rPr>
-          <w:b/>
-          <w:bCs/>
-          <w:lang w:val="es-419" w:eastAsia="es-CO"/>
-        </w:rPr>
         <w:t>Ejemplo:</w:t>
       </w:r>
       <w:r>
         <w:rPr>
           <w:lang w:val="es-419" w:eastAsia="es-CO"/>
         </w:rPr>
-        <w:t xml:space="preserve"> una empresa ajusta las cantidades almacenadas de alimentos para disminuir pérdidas por vencimiento y costos de almacenamiento.</w:t>
-      </w:r>
-    </w:p>
-    <w:p>
-      <w:pPr>
-        <w:rPr>
-          <w:lang w:val="es-419" w:eastAsia="es-CO"/>
-        </w:rPr>
-      </w:pPr>
-      <w:r>
-        <w:rPr>
-          <w:lang w:val="es-419" w:eastAsia="es-CO"/>
-        </w:rPr>
-        <w:t xml:space="preserve">En la práctica, supermercados como Éxito mantienen niveles de </w:t>
-      </w:r>
-      <w:r>
-        <w:rPr>
-          <w:rStyle w:val="Extranjerismo"/>
-          <w:lang w:val="es-419" w:eastAsia="es-CO"/>
-        </w:rPr>
-        <w:t>stock</w:t>
-      </w:r>
-      <w:r>
-        <w:rPr>
-          <w:lang w:val="es-419" w:eastAsia="es-CO"/>
-        </w:rPr>
-        <w:t xml:space="preserve"> que aseguran disponibilidad constante, mientras que empresas de comercio electrónico ajustan sus existencias en función de la demanda proyectada.</w:t>
-      </w:r>
-    </w:p>
-    <w:p>
-      <w:pPr>
-        <w:pStyle w:val="Ttulo2"/>
-        <w:spacing w:line="360" w:lineRule="auto"/>
-      </w:pPr>
-      <w:bookmarkStart w:id="25" w:name="_Toc243326854"/>
-      <w:r>
-        <w:t>Ubicación</w:t>
-      </w:r>
-      <w:bookmarkEnd w:id="25"/>
-      <w:r>
-        <w:t xml:space="preserve"> </w:t>
-      </w:r>
-    </w:p>
-    <w:p>
-      <w:pPr>
-        <w:rPr>
-          <w:lang w:val="es-419" w:eastAsia="es-CO"/>
-        </w:rPr>
-      </w:pPr>
-      <w:r>
-        <w:rPr>
-          <w:lang w:val="es-419" w:eastAsia="es-CO"/>
-        </w:rPr>
-        <w:t xml:space="preserve">La ubicación del </w:t>
-      </w:r>
-      <w:r>
-        <w:rPr>
-          <w:rStyle w:val="Extranjerismo"/>
-          <w:lang w:val="es-419" w:eastAsia="es-CO"/>
-        </w:rPr>
-        <w:t xml:space="preserve">stock </w:t>
-      </w:r>
-      <w:r>
-        <w:rPr>
-          <w:lang w:val="es-419" w:eastAsia="es-CO"/>
-        </w:rPr>
-        <w:t>de inventarios corresponde a los espacios donde se almacenan los productos dentro de la cadena de distribución. Una ubicación adecuada facilita el abastecimiento, reduce los tiempos de entrega y contribuye a mejorar la eficiencia de las operaciones logísticas.</w:t>
-      </w:r>
-    </w:p>
-    <w:p>
-      <w:pPr>
-        <w:rPr>
-          <w:lang w:val="es-419" w:eastAsia="es-CO"/>
-        </w:rPr>
-      </w:pPr>
-      <w:r>
-        <w:rPr>
-          <w:lang w:val="es-419" w:eastAsia="es-CO"/>
-        </w:rPr>
-        <w:t xml:space="preserve">Las principales ubicaciones del </w:t>
-      </w:r>
-      <w:r>
-        <w:rPr>
-          <w:rStyle w:val="Extranjerismo"/>
-          <w:lang w:val="es-419" w:eastAsia="es-CO"/>
-        </w:rPr>
-        <w:t>stock</w:t>
-      </w:r>
-      <w:r>
-        <w:rPr>
-          <w:lang w:val="es-419" w:eastAsia="es-CO"/>
-        </w:rPr>
-        <w:t xml:space="preserve"> de inventarios son:</w:t>
+        <w:t xml:space="preserve"> una tienda repone las bebidas antes de alcanzar niveles mínimos de inventario, evitando quedarse sin unidades disponibles.</w:t>
       </w:r>
     </w:p>
     <w:p>
@@ -7782,7 +7606,7 @@
         <w:pStyle w:val="Prrafodelista"/>
         <w:numPr>
           <w:ilvl w:val="0"/>
-          <w:numId w:val="30"/>
+          <w:numId w:val="35"/>
         </w:numPr>
         <w:rPr>
           <w:lang w:val="es-419" w:eastAsia="es-CO"/>
@@ -7794,45 +7618,13 @@
           <w:bCs/>
           <w:lang w:val="es-419" w:eastAsia="es-CO"/>
         </w:rPr>
-        <w:t>Bodega central:</w:t>
-      </w:r>
-      <w:r>
-        <w:rPr>
-          <w:lang w:val="es-419" w:eastAsia="es-CO"/>
-        </w:rPr>
-        <w:t xml:space="preserve"> i</w:t>
-      </w:r>
-      <w:r>
-        <w:rPr>
-          <w:lang w:val="es-419" w:eastAsia="es-CO"/>
-        </w:rPr>
-        <w:t>nstalación principal donde se concentran y almacenan productos provenientes de proveedores o plantas de producción, desde la cual se abastecen otras instalaciones, establecimientos o puntos de la red comercial.</w:t>
-      </w:r>
-    </w:p>
-    <w:p>
-      <w:pPr>
-        <w:pStyle w:val="Prrafodelista"/>
-        <w:numPr>
-          <w:ilvl w:val="1"/>
-          <w:numId w:val="30"/>
-        </w:numPr>
-        <w:rPr>
-          <w:lang w:val="es-419" w:eastAsia="es-CO"/>
-        </w:rPr>
-      </w:pPr>
-      <w:r>
-        <w:rPr>
-          <w:b/>
-          <w:bCs/>
-          <w:lang w:val="es-419" w:eastAsia="es-CO"/>
-        </w:rPr>
-        <w:t>Ejemplo:</w:t>
-      </w:r>
-      <w:r>
-        <w:rPr>
-          <w:lang w:val="es-419" w:eastAsia="es-CO"/>
-        </w:rPr>
-        <w:t xml:space="preserve"> una cadena de ferreterías concentra herramientas y materiales en una bodega central para abastecer posteriormente sus diferentes establecimientos.</w:t>
+        <w:t>Optimización de las operaciones:</w:t>
+      </w:r>
+      <w:r>
+        <w:rPr>
+          <w:lang w:val="es-419" w:eastAsia="es-CO"/>
+        </w:rPr>
+        <w:t xml:space="preserve"> facilita la planificación del almacenamiento, abastecimiento, preparación de pedidos y distribución, favoreciendo el uso eficiente del espacio, el tiempo y los recursos disponibles.</w:t>
       </w:r>
     </w:p>
     <w:p>
@@ -7840,7 +7632,7 @@
         <w:pStyle w:val="Prrafodelista"/>
         <w:numPr>
           <w:ilvl w:val="0"/>
-          <w:numId w:val="30"/>
+          <w:numId w:val="36"/>
         </w:numPr>
         <w:rPr>
           <w:lang w:val="es-419" w:eastAsia="es-CO"/>
@@ -7853,45 +7645,13 @@
           <w:lang w:val="es-419" w:eastAsia="es-CO"/>
         </w:rPr>
         <w:lastRenderedPageBreak/>
-        <w:t>Punto de venta:</w:t>
-      </w:r>
-      <w:r>
-        <w:rPr>
-          <w:lang w:val="es-419" w:eastAsia="es-CO"/>
-        </w:rPr>
-        <w:t xml:space="preserve"> e</w:t>
-      </w:r>
-      <w:r>
-        <w:rPr>
-          <w:lang w:val="es-419" w:eastAsia="es-CO"/>
-        </w:rPr>
-        <w:t>stablecimiento físico donde se mantiene una cantidad de inventario destinada principalmente a atender de manera directa e inmediata las compras realizadas por el consumidor final.</w:t>
-      </w:r>
-    </w:p>
-    <w:p>
-      <w:pPr>
-        <w:pStyle w:val="Prrafodelista"/>
-        <w:numPr>
-          <w:ilvl w:val="1"/>
-          <w:numId w:val="30"/>
-        </w:numPr>
-        <w:rPr>
-          <w:lang w:val="es-419" w:eastAsia="es-CO"/>
-        </w:rPr>
-      </w:pPr>
-      <w:r>
-        <w:rPr>
-          <w:b/>
-          <w:bCs/>
-          <w:lang w:val="es-419" w:eastAsia="es-CO"/>
-        </w:rPr>
         <w:t>Ejemplo:</w:t>
       </w:r>
       <w:r>
         <w:rPr>
           <w:lang w:val="es-419" w:eastAsia="es-CO"/>
         </w:rPr>
-        <w:t xml:space="preserve"> una farmacia conserva medicamentos y productos de cuidado personal para atender diariamente las compras de sus clientes.</w:t>
+        <w:t xml:space="preserve"> una bodega organiza los productos según su rotación para agilizar el alistamiento y despacho de los pedidos.</w:t>
       </w:r>
     </w:p>
     <w:p>
@@ -7899,7 +7659,7 @@
         <w:pStyle w:val="Prrafodelista"/>
         <w:numPr>
           <w:ilvl w:val="0"/>
-          <w:numId w:val="30"/>
+          <w:numId w:val="35"/>
         </w:numPr>
         <w:rPr>
           <w:lang w:val="es-419" w:eastAsia="es-CO"/>
@@ -7911,45 +7671,13 @@
           <w:bCs/>
           <w:lang w:val="es-419" w:eastAsia="es-CO"/>
         </w:rPr>
-        <w:t>Centro de distribución:</w:t>
-      </w:r>
-      <w:r>
-        <w:rPr>
-          <w:lang w:val="es-419" w:eastAsia="es-CO"/>
-        </w:rPr>
-        <w:t xml:space="preserve"> i</w:t>
-      </w:r>
-      <w:r>
-        <w:rPr>
-          <w:lang w:val="es-419" w:eastAsia="es-CO"/>
-        </w:rPr>
-        <w:t>nstalación logística destinada a recibir, almacenar temporalmente, preparar y despachar productos hacia diferentes destinos, buscando agilizar el flujo de mercancías dentro de la red de distribución.</w:t>
-      </w:r>
-    </w:p>
-    <w:p>
-      <w:pPr>
-        <w:pStyle w:val="Prrafodelista"/>
-        <w:numPr>
-          <w:ilvl w:val="1"/>
-          <w:numId w:val="30"/>
-        </w:numPr>
-        <w:rPr>
-          <w:lang w:val="es-419" w:eastAsia="es-CO"/>
-        </w:rPr>
-      </w:pPr>
-      <w:r>
-        <w:rPr>
-          <w:b/>
-          <w:bCs/>
-          <w:lang w:val="es-419" w:eastAsia="es-CO"/>
-        </w:rPr>
-        <w:t>Ejemplo:</w:t>
-      </w:r>
-      <w:r>
-        <w:rPr>
-          <w:lang w:val="es-419" w:eastAsia="es-CO"/>
-        </w:rPr>
-        <w:t xml:space="preserve"> un centro recibe productos de aseo, prepara los pedidos y los despacha hacia supermercados ubicados en diferentes ciudades.</w:t>
+        <w:t>Control de costos:</w:t>
+      </w:r>
+      <w:r>
+        <w:rPr>
+          <w:lang w:val="es-419" w:eastAsia="es-CO"/>
+        </w:rPr>
+        <w:t xml:space="preserve"> contribuye a identificar y reducir costos relacionados con almacenamiento, exceso de existencias, deterioro, obsolescencia, faltantes y movimientos innecesarios de productos.</w:t>
       </w:r>
     </w:p>
     <w:p>
@@ -7957,7 +7685,7 @@
         <w:pStyle w:val="Prrafodelista"/>
         <w:numPr>
           <w:ilvl w:val="0"/>
-          <w:numId w:val="30"/>
+          <w:numId w:val="36"/>
         </w:numPr>
         <w:rPr>
           <w:lang w:val="es-419" w:eastAsia="es-CO"/>
@@ -7969,27 +7697,113 @@
           <w:bCs/>
           <w:lang w:val="es-419" w:eastAsia="es-CO"/>
         </w:rPr>
-        <w:t>Almacenamiento regional:</w:t>
-      </w:r>
-      <w:r>
-        <w:rPr>
-          <w:lang w:val="es-419" w:eastAsia="es-CO"/>
-        </w:rPr>
-        <w:t xml:space="preserve"> u</w:t>
-      </w:r>
-      <w:r>
-        <w:rPr>
-          <w:lang w:val="es-419" w:eastAsia="es-CO"/>
-        </w:rPr>
-        <w:t>bica inventarios en instalaciones cercanas a determinadas zonas geográficas para reducir distancias de distribución, mejorar los tiempos de entrega y responder oportunamente a la demanda regional.</w:t>
+        <w:t>Ejemplo:</w:t>
+      </w:r>
+      <w:r>
+        <w:rPr>
+          <w:lang w:val="es-419" w:eastAsia="es-CO"/>
+        </w:rPr>
+        <w:t xml:space="preserve"> una empresa ajusta las cantidades almacenadas de alimentos para disminuir pérdidas por vencimiento y costos de almacenamiento.</w:t>
+      </w:r>
+    </w:p>
+    <w:p>
+      <w:pPr>
+        <w:rPr>
+          <w:lang w:val="es-419" w:eastAsia="es-CO"/>
+        </w:rPr>
+      </w:pPr>
+      <w:r>
+        <w:rPr>
+          <w:lang w:val="es-419" w:eastAsia="es-CO"/>
+        </w:rPr>
+        <w:t xml:space="preserve">En la práctica, supermercados como Éxito mantienen niveles de </w:t>
+      </w:r>
+      <w:r>
+        <w:rPr>
+          <w:rStyle w:val="Extranjerismo"/>
+          <w:lang w:val="es-419" w:eastAsia="es-CO"/>
+        </w:rPr>
+        <w:t>stock</w:t>
+      </w:r>
+      <w:r>
+        <w:rPr>
+          <w:lang w:val="es-419" w:eastAsia="es-CO"/>
+        </w:rPr>
+        <w:t xml:space="preserve"> que aseguran disponibilidad constante, mientras que empresas de comercio electrónico ajustan sus existencias en función de la demanda proyectada.</w:t>
+      </w:r>
+    </w:p>
+    <w:p>
+      <w:pPr>
+        <w:pStyle w:val="Ttulo2"/>
+        <w:spacing w:line="360" w:lineRule="auto"/>
+      </w:pPr>
+      <w:bookmarkStart w:id="25" w:name="_Toc243516463"/>
+      <w:r>
+        <w:t>Ubicación</w:t>
+      </w:r>
+      <w:bookmarkEnd w:id="25"/>
+      <w:r>
+        <w:t xml:space="preserve"> </w:t>
+      </w:r>
+    </w:p>
+    <w:p>
+      <w:pPr>
+        <w:rPr>
+          <w:lang w:val="es-419" w:eastAsia="es-CO"/>
+        </w:rPr>
+      </w:pPr>
+      <w:r>
+        <w:rPr>
+          <w:lang w:val="es-419" w:eastAsia="es-CO"/>
+        </w:rPr>
+        <w:t xml:space="preserve">La ubicación del </w:t>
+      </w:r>
+      <w:r>
+        <w:rPr>
+          <w:rStyle w:val="Extranjerismo"/>
+          <w:lang w:val="es-419" w:eastAsia="es-CO"/>
+        </w:rPr>
+        <w:t xml:space="preserve">stock </w:t>
+      </w:r>
+      <w:r>
+        <w:rPr>
+          <w:lang w:val="es-419" w:eastAsia="es-CO"/>
+        </w:rPr>
+        <w:t>de inventarios corresponde a los espacios donde se almacenan los productos dentro de la cadena de distribución. Una ubicación adecuada facilita el abastecimiento, reduce los tiempos de entrega y contribuye a mejorar la eficiencia de las operaciones logísticas.</w:t>
+      </w:r>
+    </w:p>
+    <w:p>
+      <w:pPr>
+        <w:rPr>
+          <w:lang w:val="es-419" w:eastAsia="es-CO"/>
+        </w:rPr>
+      </w:pPr>
+      <w:r>
+        <w:rPr>
+          <w:lang w:val="es-419" w:eastAsia="es-CO"/>
+        </w:rPr>
+        <w:t xml:space="preserve">Las principales ubicaciones del </w:t>
+      </w:r>
+      <w:r>
+        <w:rPr>
+          <w:rStyle w:val="Extranjerismo"/>
+          <w:lang w:val="es-419" w:eastAsia="es-CO"/>
+        </w:rPr>
+        <w:t>stock</w:t>
+      </w:r>
+      <w:r>
+        <w:rPr>
+          <w:lang w:val="es-419" w:eastAsia="es-CO"/>
+        </w:rPr>
+        <w:t xml:space="preserve"> de inventarios son:</w:t>
       </w:r>
     </w:p>
     <w:p>
       <w:pPr>
         <w:pStyle w:val="Prrafodelista"/>
         <w:numPr>
-          <w:ilvl w:val="1"/>
-          <w:numId w:val="30"/>
+          <w:ilvl w:val="0"/>
+          <w:numId w:val="35"/>
         </w:numPr>
         <w:rPr>
           <w:lang w:val="es-419" w:eastAsia="es-CO"/>
@@ -8001,50 +7815,52 @@
           <w:bCs/>
           <w:lang w:val="es-419" w:eastAsia="es-CO"/>
         </w:rPr>
-        <w:t xml:space="preserve">Ejemplo: </w:t>
-      </w:r>
-      <w:r>
-        <w:rPr>
-          <w:lang w:val="es-419" w:eastAsia="es-CO"/>
-        </w:rPr>
-        <w:t>una empresa mantiene inventario de bebidas en una bodega regional para abastecer tiendas y restaurantes de varios municipios cercanos.</w:t>
-      </w:r>
-    </w:p>
-    <w:p>
-      <w:pPr>
-        <w:rPr>
-          <w:lang w:val="es-419" w:eastAsia="es-CO"/>
-        </w:rPr>
-      </w:pPr>
-      <w:r>
-        <w:rPr>
-          <w:lang w:val="es-419" w:eastAsia="es-CO"/>
-        </w:rPr>
-        <w:t>En el entorno empresarial, Mercado Libre utiliza centros de distribución estratégicamente ubicados para reducir tiempos de entrega, mientras que Falabella combina bodegas centrales y puntos de venta para optimizar su operación.</w:t>
-      </w:r>
-    </w:p>
-    <w:p>
-      <w:pPr>
-        <w:spacing w:before="0" w:after="160" w:line="259" w:lineRule="auto"/>
-        <w:ind w:firstLine="0"/>
-        <w:rPr>
-          <w:lang w:val="es-419" w:eastAsia="es-CO"/>
-        </w:rPr>
-      </w:pPr>
-      <w:r>
-        <w:rPr>
-          <w:lang w:val="es-419" w:eastAsia="es-CO"/>
-        </w:rPr>
-        <w:br w:type="page"/>
-      </w:r>
-    </w:p>
-    <w:p>
-      <w:pPr>
+        <w:t>Bodega central:</w:t>
+      </w:r>
+      <w:r>
+        <w:rPr>
+          <w:lang w:val="es-419" w:eastAsia="es-CO"/>
+        </w:rPr>
+        <w:t xml:space="preserve"> instalación principal donde se concentran y almacenan productos provenientes de proveedores o plantas de producción, desde la cual se abastecen otras instalaciones, establecimientos o puntos de la red comercial.</w:t>
+      </w:r>
+    </w:p>
+    <w:p>
+      <w:pPr>
+        <w:pStyle w:val="Prrafodelista"/>
+        <w:numPr>
+          <w:ilvl w:val="0"/>
+          <w:numId w:val="36"/>
+        </w:numPr>
+        <w:rPr>
+          <w:lang w:val="es-419" w:eastAsia="es-CO"/>
+        </w:rPr>
+      </w:pPr>
+      <w:r>
         <w:rPr>
           <w:b/>
           <w:bCs/>
           <w:lang w:val="es-419" w:eastAsia="es-CO"/>
         </w:rPr>
+        <w:lastRenderedPageBreak/>
+        <w:t>Ejemplo:</w:t>
+      </w:r>
+      <w:r>
+        <w:rPr>
+          <w:lang w:val="es-419" w:eastAsia="es-CO"/>
+        </w:rPr>
+        <w:t xml:space="preserve"> una cadena de ferreterías concentra herramientas y materiales en una bodega central para abastecer posteriormente sus diferentes establecimientos.</w:t>
+      </w:r>
+    </w:p>
+    <w:p>
+      <w:pPr>
+        <w:pStyle w:val="Prrafodelista"/>
+        <w:numPr>
+          <w:ilvl w:val="0"/>
+          <w:numId w:val="35"/>
+        </w:numPr>
+        <w:rPr>
+          <w:lang w:val="es-419" w:eastAsia="es-CO"/>
+        </w:rPr>
       </w:pPr>
       <w:r>
         <w:rPr>
@@ -8052,7 +7868,173 @@
           <w:bCs/>
           <w:lang w:val="es-419" w:eastAsia="es-CO"/>
         </w:rPr>
+        <w:t>Punto de venta:</w:t>
+      </w:r>
+      <w:r>
+        <w:rPr>
+          <w:lang w:val="es-419" w:eastAsia="es-CO"/>
+        </w:rPr>
+        <w:t xml:space="preserve"> establecimiento físico donde se mantiene una cantidad de inventario destinada principalmente a atender de manera directa e inmediata las compras realizadas por el consumidor final.</w:t>
+      </w:r>
+    </w:p>
+    <w:p>
+      <w:pPr>
+        <w:pStyle w:val="Prrafodelista"/>
+        <w:numPr>
+          <w:ilvl w:val="0"/>
+          <w:numId w:val="36"/>
+        </w:numPr>
+        <w:rPr>
+          <w:lang w:val="es-419" w:eastAsia="es-CO"/>
+        </w:rPr>
+      </w:pPr>
+      <w:r>
+        <w:rPr>
+          <w:b/>
+          <w:bCs/>
+          <w:lang w:val="es-419" w:eastAsia="es-CO"/>
+        </w:rPr>
+        <w:t>Ejemplo:</w:t>
+      </w:r>
+      <w:r>
+        <w:rPr>
+          <w:lang w:val="es-419" w:eastAsia="es-CO"/>
+        </w:rPr>
+        <w:t xml:space="preserve"> una farmacia conserva medicamentos y productos de cuidado personal para atender diariamente las compras de sus clientes.</w:t>
+      </w:r>
+    </w:p>
+    <w:p>
+      <w:pPr>
+        <w:pStyle w:val="Prrafodelista"/>
+        <w:numPr>
+          <w:ilvl w:val="0"/>
+          <w:numId w:val="35"/>
+        </w:numPr>
+        <w:rPr>
+          <w:lang w:val="es-419" w:eastAsia="es-CO"/>
+        </w:rPr>
+      </w:pPr>
+      <w:r>
+        <w:rPr>
+          <w:b/>
+          <w:bCs/>
+          <w:lang w:val="es-419" w:eastAsia="es-CO"/>
+        </w:rPr>
+        <w:t>Centro de distribución:</w:t>
+      </w:r>
+      <w:r>
+        <w:rPr>
+          <w:lang w:val="es-419" w:eastAsia="es-CO"/>
+        </w:rPr>
+        <w:t xml:space="preserve"> instalación logística destinada a recibir, almacenar temporalmente, preparar y despachar productos hacia diferentes destinos, buscando agilizar el flujo de mercancías dentro de la red de distribución.</w:t>
+      </w:r>
+    </w:p>
+    <w:p>
+      <w:pPr>
+        <w:pStyle w:val="Prrafodelista"/>
+        <w:numPr>
+          <w:ilvl w:val="0"/>
+          <w:numId w:val="36"/>
+        </w:numPr>
+        <w:rPr>
+          <w:lang w:val="es-419" w:eastAsia="es-CO"/>
+        </w:rPr>
+      </w:pPr>
+      <w:r>
+        <w:rPr>
+          <w:b/>
+          <w:bCs/>
+          <w:lang w:val="es-419" w:eastAsia="es-CO"/>
+        </w:rPr>
+        <w:t>Ejemplo:</w:t>
+      </w:r>
+      <w:r>
+        <w:rPr>
+          <w:lang w:val="es-419" w:eastAsia="es-CO"/>
+        </w:rPr>
+        <w:t xml:space="preserve"> un centro recibe productos de aseo, prepara los pedidos y los despacha hacia supermercados ubicados en diferentes ciudades.</w:t>
+      </w:r>
+    </w:p>
+    <w:p>
+      <w:pPr>
+        <w:pStyle w:val="Prrafodelista"/>
+        <w:numPr>
+          <w:ilvl w:val="0"/>
+          <w:numId w:val="35"/>
+        </w:numPr>
+        <w:rPr>
+          <w:lang w:val="es-419" w:eastAsia="es-CO"/>
+        </w:rPr>
+      </w:pPr>
+      <w:r>
+        <w:rPr>
+          <w:b/>
+          <w:bCs/>
+          <w:lang w:val="es-419" w:eastAsia="es-CO"/>
+        </w:rPr>
+        <w:t>Almacenamiento regional:</w:t>
+      </w:r>
+      <w:r>
+        <w:rPr>
+          <w:lang w:val="es-419" w:eastAsia="es-CO"/>
+        </w:rPr>
+        <w:t xml:space="preserve"> ubica inventarios en instalaciones cercanas a determinadas zonas geográficas para reducir distancias de distribución, mejorar los tiempos de entrega y responder oportunamente a la demanda regional.</w:t>
+      </w:r>
+    </w:p>
+    <w:p>
+      <w:pPr>
+        <w:pStyle w:val="Prrafodelista"/>
+        <w:numPr>
+          <w:ilvl w:val="0"/>
+          <w:numId w:val="36"/>
+        </w:numPr>
+        <w:rPr>
+          <w:lang w:val="es-419" w:eastAsia="es-CO"/>
+        </w:rPr>
+      </w:pPr>
+      <w:r>
+        <w:rPr>
+          <w:b/>
+          <w:bCs/>
+          <w:lang w:val="es-419" w:eastAsia="es-CO"/>
+        </w:rPr>
+        <w:t xml:space="preserve">Ejemplo: </w:t>
+      </w:r>
+      <w:r>
+        <w:rPr>
+          <w:lang w:val="es-419" w:eastAsia="es-CO"/>
+        </w:rPr>
+        <w:t>una empresa mantiene inventario de bebidas en una bodega regional para abastecer tiendas y restaurantes de varios municipios cercanos.</w:t>
+      </w:r>
+    </w:p>
+    <w:p>
+      <w:pPr>
+        <w:rPr>
+          <w:lang w:val="es-419" w:eastAsia="es-CO"/>
+        </w:rPr>
+      </w:pPr>
+      <w:r>
+        <w:rPr>
+          <w:lang w:val="es-419" w:eastAsia="es-CO"/>
+        </w:rPr>
         <w:lastRenderedPageBreak/>
+        <w:t>En el entorno empresarial, Mercado Libre utiliza centros de distribución estratégicamente ubicados para reducir tiempos de entrega, mientras que Falabella combina bodegas centrales y puntos de venta para optimizar su operación.</w:t>
+      </w:r>
+    </w:p>
+    <w:p>
+      <w:pPr>
+        <w:rPr>
+          <w:b/>
+          <w:bCs/>
+          <w:lang w:val="es-419" w:eastAsia="es-CO"/>
+        </w:rPr>
+      </w:pPr>
+      <w:r>
+        <w:rPr>
+          <w:b/>
+          <w:bCs/>
+          <w:lang w:val="es-419" w:eastAsia="es-CO"/>
+        </w:rPr>
         <w:t xml:space="preserve">¿Qué es el </w:t>
       </w:r>
       <w:r>
@@ -8088,8 +8070,7 @@
       </w:r>
       <w:r>
         <w:rPr>
-          <w:i/>
-          <w:iCs/>
+          <w:rStyle w:val="Extranjerismo"/>
           <w:lang w:eastAsia="es-CO"/>
         </w:rPr>
         <w:t>stock</w:t>
@@ -8137,7 +8118,7 @@
         <w:pStyle w:val="Ttulo1"/>
         <w:spacing w:line="360" w:lineRule="auto"/>
       </w:pPr>
-      <w:bookmarkStart w:id="27" w:name="_Toc243326855"/>
+      <w:bookmarkStart w:id="27" w:name="_Toc243516464"/>
       <w:bookmarkStart w:id="28" w:name="_Hlk243322611"/>
       <w:r>
         <w:rPr>
@@ -8169,7 +8150,7 @@
         <w:pStyle w:val="Ttulo2"/>
         <w:spacing w:line="360" w:lineRule="auto"/>
       </w:pPr>
-      <w:bookmarkStart w:id="29" w:name="_Toc243326856"/>
+      <w:bookmarkStart w:id="29" w:name="_Toc243516465"/>
       <w:r>
         <w:t>Concepto</w:t>
       </w:r>
@@ -8306,7 +8287,7 @@
         <w:lastRenderedPageBreak/>
         <w:tab/>
       </w:r>
-      <w:bookmarkStart w:id="30" w:name="_Toc243326857"/>
+      <w:bookmarkStart w:id="30" w:name="_Toc243516466"/>
       <w:r>
         <w:t>Procedimiento de uso</w:t>
       </w:r>
@@ -8350,7 +8331,20 @@
         <w:rPr>
           <w:lang w:val="es-419" w:eastAsia="es-CO"/>
         </w:rPr>
-        <w:t>Procedimiento de uso del software de georreferenciación</w:t>
+        <w:t xml:space="preserve">Procedimiento de uso del </w:t>
+      </w:r>
+      <w:r>
+        <w:rPr>
+          <w:rStyle w:val="Extranjerismo"/>
+          <w:lang w:val="es-419" w:eastAsia="es-CO"/>
+        </w:rPr>
+        <w:t>software</w:t>
+      </w:r>
+      <w:r>
+        <w:rPr>
+          <w:lang w:val="es-419" w:eastAsia="es-CO"/>
+        </w:rPr>
+        <w:t xml:space="preserve"> de georreferenciación</w:t>
       </w:r>
     </w:p>
     <w:tbl>
@@ -8787,17 +8781,24 @@
     </w:tbl>
     <w:p>
       <w:pPr>
-        <w:rPr>
-          <w:lang w:val="es-419" w:eastAsia="es-CO"/>
-        </w:rPr>
-      </w:pPr>
+        <w:ind w:firstLine="0"/>
+        <w:rPr>
+          <w:lang w:val="es-419" w:eastAsia="es-CO"/>
+        </w:rPr>
+      </w:pPr>
+      <w:r>
+        <w:rPr>
+          <w:lang w:val="es-419" w:eastAsia="es-CO"/>
+        </w:rPr>
+        <w:t>Nota</w:t>
+      </w:r>
       <w:r>
         <w:rPr>
           <w:b/>
           <w:bCs/>
           <w:lang w:val="es-419" w:eastAsia="es-CO"/>
         </w:rPr>
-        <w:t>Nota.</w:t>
+        <w:t>.</w:t>
       </w:r>
       <w:r>
         <w:rPr>
@@ -8852,15 +8853,22 @@
     <w:p>
       <w:pPr>
         <w:rPr>
-          <w:lang w:val="es-419" w:eastAsia="es-CO"/>
-        </w:rPr>
-      </w:pPr>
-      <w:r>
-        <w:rPr>
           <w:lang w:eastAsia="es-CO"/>
         </w:rPr>
+      </w:pPr>
+      <w:r>
+        <w:rPr>
+          <w:lang w:eastAsia="es-CO"/>
+        </w:rPr>
         <w:t xml:space="preserve">Para comprender el uso de la georreferenciación en la distribución ir a los siguientes videos: </w:t>
       </w:r>
+    </w:p>
+    <w:p>
+      <w:pPr>
+        <w:rPr>
+          <w:lang w:eastAsia="es-CO"/>
+        </w:rPr>
+      </w:pPr>
       <w:hyperlink r:id="rId20" w:history="1">
         <w:r>
           <w:rPr>
@@ -8870,12 +8878,13 @@
           <w:t>https://www.youtube.com/watch?v=gswAM4fJcRM</w:t>
         </w:r>
       </w:hyperlink>
-      <w:r>
+    </w:p>
+    <w:p>
+      <w:pPr>
         <w:rPr>
           <w:lang w:eastAsia="es-CO"/>
         </w:rPr>
-        <w:t xml:space="preserve"> </w:t>
-      </w:r>
+      </w:pPr>
       <w:hyperlink r:id="rId21" w:history="1">
         <w:r>
           <w:rPr>
@@ -8888,6 +8897,8 @@
     </w:p>
     <w:p>
       <w:pPr>
+        <w:spacing w:before="0" w:after="160" w:line="259" w:lineRule="auto"/>
+        <w:ind w:firstLine="0"/>
         <w:rPr>
           <w:b/>
           <w:bCs/>
@@ -8900,6 +8911,24 @@
           <w:bCs/>
           <w:lang w:val="es-419" w:eastAsia="es-CO"/>
         </w:rPr>
+        <w:br w:type="page"/>
+      </w:r>
+    </w:p>
+    <w:p>
+      <w:pPr>
+        <w:rPr>
+          <w:b/>
+          <w:bCs/>
+          <w:lang w:val="es-419" w:eastAsia="es-CO"/>
+        </w:rPr>
+      </w:pPr>
+      <w:r>
+        <w:rPr>
+          <w:b/>
+          <w:bCs/>
+          <w:lang w:val="es-419" w:eastAsia="es-CO"/>
+        </w:rPr>
+        <w:lastRenderedPageBreak/>
         <w:t>Aplicación de escritorio con todas las funciones para ArcGIS</w:t>
       </w:r>
     </w:p>
@@ -8913,7 +8942,39 @@
         <w:rPr>
           <w:lang w:val="es-419" w:eastAsia="es-CO"/>
         </w:rPr>
-        <w:t>Para fortalecer la comprensión del uso de software de georreferenciación en la gestión de la distribución, se recomienda explorar el siguiente recurso:</w:t>
+        <w:t xml:space="preserve">Para fortalecer la comprensión del uso de </w:t>
+      </w:r>
+      <w:r>
+        <w:rPr>
+          <w:rStyle w:val="Extranjerismo"/>
+          <w:lang w:val="es-419" w:eastAsia="es-CO"/>
+        </w:rPr>
+        <w:t>software</w:t>
+      </w:r>
+      <w:r>
+        <w:rPr>
+          <w:lang w:val="es-419" w:eastAsia="es-CO"/>
+        </w:rPr>
+        <w:t xml:space="preserve"> de georreferenciación en la gestión de la distribución, se recomienda explorar el siguiente recurso:</w:t>
+      </w:r>
+      <w:r>
+        <w:rPr>
+          <w:lang w:val="es-419" w:eastAsia="es-CO"/>
+        </w:rPr>
+        <w:t xml:space="preserve"> </w:t>
+      </w:r>
+    </w:p>
+    <w:p>
+      <w:pPr>
+        <w:rPr>
+          <w:lang w:val="es-419" w:eastAsia="es-CO"/>
+        </w:rPr>
+      </w:pPr>
+      <w:r>
+        <w:rPr>
+          <w:lang w:val="es-419" w:eastAsia="es-CO"/>
+        </w:rPr>
+        <w:t>Este sitio presenta la herramienta ArcGIS Pro, la cual permite analizar datos geográficos, visualizar información espacial y optimizar procesos logísticos mediante la planificación de rutas y la gestión territorial. Se invita al aprendiz a navegar el sitio web para identificar sus principales funcionalidades, reconociendo su aplicación en la toma de decisiones dentro de la distribución comercial.</w:t>
       </w:r>
       <w:r>
         <w:rPr>
@@ -8933,20 +8994,6 @@
     </w:p>
     <w:p>
       <w:pPr>
-        <w:rPr>
-          <w:lang w:val="es-419" w:eastAsia="es-CO"/>
-        </w:rPr>
-      </w:pPr>
-      <w:r>
-        <w:rPr>
-          <w:lang w:val="es-419" w:eastAsia="es-CO"/>
-        </w:rPr>
-        <w:lastRenderedPageBreak/>
-        <w:t>Este sitio presenta la herramienta ArcGIS Pro, la cual permite analizar datos geográficos, visualizar información espacial y optimizar procesos logísticos mediante la planificación de rutas y la gestión territorial. Se invita al aprendiz a navegar el sitio web para identificar sus principales funcionalidades, reconociendo su aplicación en la toma de decisiones dentro de la distribución comercial.</w:t>
-      </w:r>
-    </w:p>
-    <w:p>
-      <w:pPr>
         <w:spacing w:before="0" w:after="160"/>
         <w:ind w:firstLine="0"/>
         <w:rPr>
@@ -8965,7 +9012,7 @@
         <w:pStyle w:val="Ttulo1"/>
         <w:spacing w:line="360" w:lineRule="auto"/>
       </w:pPr>
-      <w:bookmarkStart w:id="31" w:name="_Toc243326858"/>
+      <w:bookmarkStart w:id="31" w:name="_Toc243516467"/>
       <w:r>
         <w:lastRenderedPageBreak/>
         <w:t>Plan de distribución</w:t>
@@ -8990,7 +9037,7 @@
         <w:pStyle w:val="Ttulo2"/>
         <w:spacing w:line="360" w:lineRule="auto"/>
       </w:pPr>
-      <w:bookmarkStart w:id="32" w:name="_Toc243326859"/>
+      <w:bookmarkStart w:id="32" w:name="_Toc243516468"/>
       <w:r>
         <w:t>Concepto</w:t>
       </w:r>
@@ -9040,7 +9087,7 @@
         <w:pStyle w:val="Ttulo2"/>
         <w:spacing w:line="360" w:lineRule="auto"/>
       </w:pPr>
-      <w:bookmarkStart w:id="33" w:name="_Toc243326860"/>
+      <w:bookmarkStart w:id="33" w:name="_Toc243516469"/>
       <w:r>
         <w:lastRenderedPageBreak/>
         <w:t>Estructura</w:t>
@@ -9554,23 +9601,22 @@
     </w:tbl>
     <w:p>
       <w:pPr>
-        <w:rPr>
-          <w:lang w:val="es-419" w:eastAsia="es-CO"/>
-        </w:rPr>
-      </w:pPr>
-      <w:r>
-        <w:rPr>
-          <w:b/>
-          <w:bCs/>
-          <w:lang w:val="es-419" w:eastAsia="es-CO"/>
-        </w:rPr>
-        <w:t>Nota.</w:t>
-      </w:r>
-      <w:r>
-        <w:rPr>
-          <w:lang w:val="es-419" w:eastAsia="es-CO"/>
-        </w:rPr>
-        <w:t xml:space="preserve"> Adaptada Kotler y Keller (2016); Ballou (2004).</w:t>
+        <w:ind w:firstLine="0"/>
+        <w:rPr>
+          <w:lang w:val="es-419" w:eastAsia="es-CO"/>
+        </w:rPr>
+      </w:pPr>
+      <w:r>
+        <w:rPr>
+          <w:lang w:val="es-419" w:eastAsia="es-CO"/>
+        </w:rPr>
+        <w:t>Nota. Adaptada</w:t>
+      </w:r>
+      <w:r>
+        <w:rPr>
+          <w:lang w:val="es-419" w:eastAsia="es-CO"/>
+        </w:rPr>
+        <w:t xml:space="preserve"> Kotler y Keller (2016); Ballou (2004).</w:t>
       </w:r>
     </w:p>
     <w:p>
@@ -9592,7 +9638,7 @@
         <w:pStyle w:val="Ttulo2"/>
         <w:spacing w:line="360" w:lineRule="auto"/>
       </w:pPr>
-      <w:bookmarkStart w:id="34" w:name="_Toc243326861"/>
+      <w:bookmarkStart w:id="34" w:name="_Toc243516470"/>
       <w:r>
         <w:t>Etapas</w:t>
       </w:r>
@@ -10049,7 +10095,7 @@
         <w:pStyle w:val="Ttulo2"/>
         <w:spacing w:line="360" w:lineRule="auto"/>
       </w:pPr>
-      <w:bookmarkStart w:id="35" w:name="_Toc243326862"/>
+      <w:bookmarkStart w:id="35" w:name="_Toc243516471"/>
       <w:r>
         <w:t>Ejemplo</w:t>
       </w:r>
@@ -10117,25 +10163,117 @@
         <w:rPr>
           <w:lang w:eastAsia="es-CO"/>
         </w:rPr>
-        <w:t xml:space="preserve"> el Anexo 01. </w:t>
+        <w:t>:</w:t>
       </w:r>
       <w:r>
         <w:rPr>
           <w:lang w:eastAsia="es-CO"/>
         </w:rPr>
-        <w:t xml:space="preserve">Marketing </w:t>
+        <w:t xml:space="preserve"> </w:t>
       </w:r>
       <w:r>
         <w:rPr>
           <w:lang w:eastAsia="es-CO"/>
         </w:rPr>
-        <w:t xml:space="preserve">Kotler Amstrong </w:t>
+        <w:t>Anexo_01_Plan_De_Distribucion</w:t>
       </w:r>
       <w:r>
         <w:rPr>
           <w:lang w:eastAsia="es-CO"/>
         </w:rPr>
-        <w:t>disponible en la carpeta de anexos.</w:t>
+        <w:t xml:space="preserve"> </w:t>
+      </w:r>
+      <w:r>
+        <w:rPr>
+          <w:lang w:eastAsia="es-CO"/>
+        </w:rPr>
+        <w:t xml:space="preserve">en la carpeta de </w:t>
+      </w:r>
+      <w:r>
+        <w:rPr>
+          <w:lang w:eastAsia="es-CO"/>
+        </w:rPr>
+        <w:t>A</w:t>
+      </w:r>
+      <w:r>
+        <w:rPr>
+          <w:lang w:eastAsia="es-CO"/>
+        </w:rPr>
+        <w:t>nexos.</w:t>
+      </w:r>
+    </w:p>
+    <w:p>
+      <w:pPr>
+        <w:rPr>
+          <w:lang w:val="es-419" w:eastAsia="es-CO"/>
+        </w:rPr>
+      </w:pPr>
+      <w:r>
+        <w:rPr>
+          <w:lang w:val="es-419" w:eastAsia="es-CO"/>
+        </w:rPr>
+        <w:t xml:space="preserve">Para profundizar en la planificación de la distribución dentro del </w:t>
+      </w:r>
+      <w:r>
+        <w:rPr>
+          <w:rStyle w:val="Extranjerismo"/>
+          <w:lang w:val="es-419" w:eastAsia="es-CO"/>
+        </w:rPr>
+        <w:t>marketing</w:t>
+      </w:r>
+      <w:r>
+        <w:rPr>
+          <w:lang w:val="es-419" w:eastAsia="es-CO"/>
+        </w:rPr>
+        <w:t xml:space="preserve"> se recomienda </w:t>
+      </w:r>
+      <w:r>
+        <w:rPr>
+          <w:lang w:val="es-419" w:eastAsia="es-CO"/>
+        </w:rPr>
+        <w:t>consultar</w:t>
+      </w:r>
+      <w:r>
+        <w:rPr>
+          <w:lang w:val="es-419" w:eastAsia="es-CO"/>
+        </w:rPr>
+        <w:t>:</w:t>
+      </w:r>
+      <w:r>
+        <w:rPr>
+          <w:lang w:val="es-419" w:eastAsia="es-CO"/>
+        </w:rPr>
+        <w:t xml:space="preserve"> </w:t>
+      </w:r>
+      <w:r>
+        <w:rPr>
+          <w:lang w:val="es-419" w:eastAsia="es-CO"/>
+        </w:rPr>
+        <w:t>Anexo_02_Marketing_Kotler_Armstrong_CFA</w:t>
+      </w:r>
+      <w:r>
+        <w:rPr>
+          <w:lang w:val="es-419" w:eastAsia="es-CO"/>
+        </w:rPr>
+        <w:t xml:space="preserve">, </w:t>
+      </w:r>
+      <w:r>
+        <w:rPr>
+          <w:lang w:eastAsia="es-CO"/>
+        </w:rPr>
+        <w:t xml:space="preserve">en la carpeta de </w:t>
+      </w:r>
+      <w:r>
+        <w:rPr>
+          <w:lang w:eastAsia="es-CO"/>
+        </w:rPr>
+        <w:t>A</w:t>
+      </w:r>
+      <w:r>
+        <w:rPr>
+          <w:lang w:eastAsia="es-CO"/>
+        </w:rPr>
+        <w:t>nexos.</w:t>
       </w:r>
     </w:p>
     <w:p>
@@ -10179,6 +10317,7 @@
         <w:rPr>
           <w:lang w:val="es-419" w:eastAsia="es-CO"/>
         </w:rPr>
+        <w:lastRenderedPageBreak/>
         <w:t>Ahí se encuentran: diseño de canales, estrategias de distribución, selección de intermediarios, cobertura del mercado</w:t>
       </w:r>
       <w:r>
@@ -10229,8 +10368,7 @@
                 <w:bCs/>
                 <w:lang w:val="es-419" w:eastAsia="es-CO"/>
               </w:rPr>
-              <w:lastRenderedPageBreak/>
-              <w:t>Transcripción del pódcast. Cómo diseñar un plan de distribución que responda al mercado Logística inversa: recuperar valor y reducir impactos</w:t>
+              <w:t>Transcripción del pódcast. Cómo diseñar un plan de distribución que responda al mercado</w:t>
             </w:r>
           </w:p>
         </w:tc>
@@ -10378,6 +10516,7 @@
                 <w:bCs/>
                 <w:lang w:val="es-419" w:eastAsia="es-CO"/>
               </w:rPr>
+              <w:lastRenderedPageBreak/>
               <w:t xml:space="preserve">ASUSENA: </w:t>
             </w:r>
             <w:r>
@@ -10403,7 +10542,6 @@
               <w:rPr>
                 <w:lang w:val="es-419" w:eastAsia="es-CO"/>
               </w:rPr>
-              <w:lastRenderedPageBreak/>
               <w:t xml:space="preserve">     </w:t>
             </w:r>
             <w:r>
@@ -10574,6 +10712,7 @@
                 <w:bCs/>
                 <w:lang w:val="es-419" w:eastAsia="es-CO"/>
               </w:rPr>
+              <w:lastRenderedPageBreak/>
               <w:t>DON CAMPOS:</w:t>
             </w:r>
             <w:r>
@@ -10640,7 +10779,6 @@
                 <w:bCs/>
                 <w:lang w:val="es-419" w:eastAsia="es-CO"/>
               </w:rPr>
-              <w:lastRenderedPageBreak/>
               <w:t>DON CAMPOS:</w:t>
             </w:r>
             <w:r>
@@ -10806,6 +10944,7 @@
                 <w:bCs/>
                 <w:lang w:val="es-419" w:eastAsia="es-CO"/>
               </w:rPr>
+              <w:lastRenderedPageBreak/>
               <w:t xml:space="preserve">ASUSENA: </w:t>
             </w:r>
             <w:r>
@@ -10860,7 +10999,6 @@
                 <w:bCs/>
                 <w:lang w:val="es-419" w:eastAsia="es-CO"/>
               </w:rPr>
-              <w:lastRenderedPageBreak/>
               <w:t>ASUSENA:</w:t>
             </w:r>
             <w:r>
@@ -10967,7 +11105,7 @@
           <w:u w:val="single"/>
         </w:rPr>
       </w:pPr>
-      <w:bookmarkStart w:id="36" w:name="_Toc243326863"/>
+      <w:bookmarkStart w:id="36" w:name="_Toc243516472"/>
       <w:r>
         <w:lastRenderedPageBreak/>
         <w:t>Síntesis</w:t>
@@ -11101,7 +11239,7 @@
       <w:pPr>
         <w:pStyle w:val="Titulosgenerales"/>
       </w:pPr>
-      <w:bookmarkStart w:id="37" w:name="_Toc243326864"/>
+      <w:bookmarkStart w:id="37" w:name="_Toc243516473"/>
       <w:r>
         <w:lastRenderedPageBreak/>
         <w:t>Glosario</w:t>
@@ -11991,7 +12129,7 @@
       <w:pPr>
         <w:pStyle w:val="Titulosgenerales"/>
       </w:pPr>
-      <w:bookmarkStart w:id="38" w:name="_Toc243326865"/>
+      <w:bookmarkStart w:id="38" w:name="_Toc243516474"/>
       <w:r>
         <w:lastRenderedPageBreak/>
         <w:t>Referencias bibliográficas</w:t>
@@ -12106,7 +12244,19 @@
         <w:rPr>
           <w:lang w:val="en-US"/>
         </w:rPr>
-        <w:t xml:space="preserve"> de marketing (13.ª ed.). </w:t>
+        <w:t xml:space="preserve"> de </w:t>
+      </w:r>
+      <w:r>
+        <w:rPr>
+          <w:rStyle w:val="Extranjerismo"/>
+        </w:rPr>
+        <w:t>marketing</w:t>
+      </w:r>
+      <w:r>
+        <w:rPr>
+          <w:lang w:val="en-US"/>
+        </w:rPr>
+        <w:t xml:space="preserve"> (13.ª ed.). </w:t>
       </w:r>
       <w:r>
         <w:rPr>
@@ -12156,6 +12306,7 @@
       <w:proofErr w:type="spellStart"/>
       <w:r>
         <w:rPr>
+          <w:rStyle w:val="Extranjerismo"/>
           <w:lang w:val="es-419"/>
         </w:rPr>
         <w:t>retail</w:t>
@@ -12356,7 +12507,7 @@
       <w:pPr>
         <w:pStyle w:val="Titulosgenerales"/>
       </w:pPr>
-      <w:bookmarkStart w:id="39" w:name="_Toc243326866"/>
+      <w:bookmarkStart w:id="39" w:name="_Toc243516475"/>
       <w:r>
         <w:lastRenderedPageBreak/>
         <w:t>Créditos</w:t>
@@ -12552,12 +12703,6 @@
               <w:pStyle w:val="TextoTablas"/>
               <w:spacing w:line="360" w:lineRule="auto"/>
             </w:pPr>
-          </w:p>
-          <w:p>
-            <w:pPr>
-              <w:pStyle w:val="TextoTablas"/>
-              <w:spacing w:line="360" w:lineRule="auto"/>
-            </w:pPr>
             <w:r>
               <w:t>Mario Morales Cabrera</w:t>
             </w:r>
@@ -12573,7 +12718,19 @@
               <w:spacing w:line="360" w:lineRule="auto"/>
             </w:pPr>
             <w:r>
-              <w:t>Experto Temático Logística</w:t>
+              <w:t xml:space="preserve">Experto </w:t>
+            </w:r>
+            <w:r>
+              <w:t>t</w:t>
+            </w:r>
+            <w:r>
+              <w:t xml:space="preserve">emático </w:t>
+            </w:r>
+            <w:r>
+              <w:t>l</w:t>
+            </w:r>
+            <w:r>
+              <w:t>ogística</w:t>
             </w:r>
           </w:p>
         </w:tc>
@@ -12609,15 +12766,7 @@
               <w:spacing w:line="360" w:lineRule="auto"/>
             </w:pPr>
             <w:r>
-              <w:t>Jair Coll </w:t>
-            </w:r>
-            <w:proofErr w:type="spellStart"/>
-            <w:r>
-              <w:t>Gallardo</w:t>
-            </w:r>
-            <w:proofErr w:type="spellEnd"/>
-            <w:r>
-              <w:t> </w:t>
+              <w:t>Jair Coll Gallardo </w:t>
             </w:r>
           </w:p>
         </w:tc>
@@ -12631,7 +12780,19 @@
               <w:spacing w:line="360" w:lineRule="auto"/>
             </w:pPr>
             <w:r>
-              <w:t>Experto Temático Comercio y servicio</w:t>
+              <w:t xml:space="preserve">Experto </w:t>
+            </w:r>
+            <w:r>
+              <w:t>t</w:t>
+            </w:r>
+            <w:r>
+              <w:t xml:space="preserve">emático </w:t>
+            </w:r>
+            <w:r>
+              <w:t>c</w:t>
+            </w:r>
+            <w:r>
+              <w:t>omercio y servicio</w:t>
             </w:r>
           </w:p>
         </w:tc>
@@ -12669,12 +12830,6 @@
               <w:pStyle w:val="TextoTablas"/>
               <w:spacing w:line="360" w:lineRule="auto"/>
             </w:pPr>
-          </w:p>
-          <w:p>
-            <w:pPr>
-              <w:pStyle w:val="TextoTablas"/>
-              <w:spacing w:line="360" w:lineRule="auto"/>
-            </w:pPr>
             <w:r>
               <w:t>Carmen Alicia Martínez Torres</w:t>
             </w:r>
@@ -12836,7 +12991,6 @@
               <w:spacing w:line="360" w:lineRule="auto"/>
             </w:pPr>
             <w:r>
-              <w:lastRenderedPageBreak/>
               <w:t>Nelson Iván Vera Briceño</w:t>
             </w:r>
           </w:p>
@@ -12887,15 +13041,8 @@
               <w:spacing w:line="360" w:lineRule="auto"/>
             </w:pPr>
             <w:r>
-              <w:t xml:space="preserve">Luz </w:t>
-            </w:r>
-            <w:proofErr w:type="spellStart"/>
-            <w:r>
-              <w:t>Karime</w:t>
-            </w:r>
-            <w:proofErr w:type="spellEnd"/>
-            <w:r>
-              <w:t xml:space="preserve"> Amaya Cabra</w:t>
+              <w:lastRenderedPageBreak/>
+              <w:t>Luz Karime Amaya Cabra</w:t>
             </w:r>
           </w:p>
         </w:tc>
@@ -12941,13 +13088,8 @@
               <w:pStyle w:val="TextoTablas"/>
               <w:spacing w:line="360" w:lineRule="auto"/>
             </w:pPr>
-            <w:proofErr w:type="spellStart"/>
-            <w:r>
-              <w:t>Karine</w:t>
-            </w:r>
-            <w:proofErr w:type="spellEnd"/>
-            <w:r>
-              <w:t xml:space="preserve"> Isabel Ospino Fritz</w:t>
+            <w:r>
+              <w:t>Karine Isabel Ospino Fritz</w:t>
             </w:r>
           </w:p>
         </w:tc>
@@ -13014,7 +13156,7 @@
               <w:spacing w:line="360" w:lineRule="auto"/>
             </w:pPr>
             <w:r>
-              <w:t>Validador y vinculadora de recursos educativos digitales</w:t>
+              <w:t>Validador y vinculador de recursos educativos digitales</w:t>
             </w:r>
           </w:p>
         </w:tc>
@@ -13067,7 +13209,13 @@
               <w:t>a</w:t>
             </w:r>
             <w:r>
-              <w:t xml:space="preserve"> y vinculador de recursos educativos digitales</w:t>
+              <w:t xml:space="preserve"> y vinculador</w:t>
+            </w:r>
+            <w:r>
+              <w:t>a</w:t>
+            </w:r>
+            <w:r>
+              <w:t xml:space="preserve"> de recursos educativos digitales</w:t>
             </w:r>
           </w:p>
         </w:tc>
@@ -13414,6 +13562,119 @@
     </w:lvl>
   </w:abstractNum>
   <w:abstractNum w:abstractNumId="2" w15:restartNumberingAfterBreak="0">
+    <w:nsid w:val="07C4122D"/>
+    <w:multiLevelType w:val="hybridMultilevel"/>
+    <w:tmpl w:val="2F52B17A"/>
+    <w:lvl w:ilvl="0" w:tplc="240A0003">
+      <w:start w:val="1"/>
+      <w:numFmt w:val="bullet"/>
+      <w:lvlText w:val="o"/>
+      <w:lvlJc w:val="left"/>
+      <w:pPr>
+        <w:ind w:left="1776" w:hanging="360"/>
+      </w:pPr>
+      <w:rPr>
+        <w:rFonts w:ascii="Courier New" w:hAnsi="Courier New" w:cs="Courier New" w:hint="default"/>
+      </w:rPr>
+    </w:lvl>
+    <w:lvl w:ilvl="1" w:tplc="240A0003" w:tentative="1">
+      <w:start w:val="1"/>
+      <w:numFmt w:val="bullet"/>
+      <w:lvlText w:val="o"/>
+      <w:lvlJc w:val="left"/>
+      <w:pPr>
+        <w:ind w:left="2496" w:hanging="360"/>
+      </w:pPr>
+      <w:rPr>
+        <w:rFonts w:ascii="Courier New" w:hAnsi="Courier New" w:cs="Courier New" w:hint="default"/>
+      </w:rPr>
+    </w:lvl>
+    <w:lvl w:ilvl="2" w:tplc="240A0005" w:tentative="1">
+      <w:start w:val="1"/>
+      <w:numFmt w:val="bullet"/>
+      <w:lvlText w:val=""/>
+      <w:lvlJc w:val="left"/>
+      <w:pPr>
+        <w:ind w:left="3216" w:hanging="360"/>
+      </w:pPr>
+      <w:rPr>
+        <w:rFonts w:ascii="Wingdings" w:hAnsi="Wingdings" w:hint="default"/>
+      </w:rPr>
+    </w:lvl>
+    <w:lvl w:ilvl="3" w:tplc="240A0001" w:tentative="1">
+      <w:start w:val="1"/>
+      <w:numFmt w:val="bullet"/>
+      <w:lvlText w:val=""/>
+      <w:lvlJc w:val="left"/>
+      <w:pPr>
+        <w:ind w:left="3936" w:hanging="360"/>
+      </w:pPr>
+      <w:rPr>
+        <w:rFonts w:ascii="Symbol" w:hAnsi="Symbol" w:hint="default"/>
+      </w:rPr>
+    </w:lvl>
+    <w:lvl w:ilvl="4" w:tplc="240A0003" w:tentative="1">
+      <w:start w:val="1"/>
+      <w:numFmt w:val="bullet"/>
+      <w:lvlText w:val="o"/>
+      <w:lvlJc w:val="left"/>
+      <w:pPr>
+        <w:ind w:left="4656" w:hanging="360"/>
+      </w:pPr>
+      <w:rPr>
+        <w:rFonts w:ascii="Courier New" w:hAnsi="Courier New" w:cs="Courier New" w:hint="default"/>
+      </w:rPr>
+    </w:lvl>
+    <w:lvl w:ilvl="5" w:tplc="240A0005" w:tentative="1">
+      <w:start w:val="1"/>
+      <w:numFmt w:val="bullet"/>
+      <w:lvlText w:val=""/>
+      <w:lvlJc w:val="left"/>
+      <w:pPr>
+        <w:ind w:left="5376" w:hanging="360"/>
+      </w:pPr>
+      <w:rPr>
+        <w:rFonts w:ascii="Wingdings" w:hAnsi="Wingdings" w:hint="default"/>
+      </w:rPr>
+    </w:lvl>
+    <w:lvl w:ilvl="6" w:tplc="240A0001" w:tentative="1">
+      <w:start w:val="1"/>
+      <w:numFmt w:val="bullet"/>
+      <w:lvlText w:val=""/>
+      <w:lvlJc w:val="left"/>
+      <w:pPr>
+        <w:ind w:left="6096" w:hanging="360"/>
+      </w:pPr>
+      <w:rPr>
+        <w:rFonts w:ascii="Symbol" w:hAnsi="Symbol" w:hint="default"/>
+      </w:rPr>
+    </w:lvl>
+    <w:lvl w:ilvl="7" w:tplc="240A0003" w:tentative="1">
+      <w:start w:val="1"/>
+      <w:numFmt w:val="bullet"/>
+      <w:lvlText w:val="o"/>
+      <w:lvlJc w:val="left"/>
+      <w:pPr>
+        <w:ind w:left="6816" w:hanging="360"/>
+      </w:pPr>
+      <w:rPr>
+        <w:rFonts w:ascii="Courier New" w:hAnsi="Courier New" w:cs="Courier New" w:hint="default"/>
+      </w:rPr>
+    </w:lvl>
+    <w:lvl w:ilvl="8" w:tplc="240A0005" w:tentative="1">
+      <w:start w:val="1"/>
+      <w:numFmt w:val="bullet"/>
+      <w:lvlText w:val=""/>
+      <w:lvlJc w:val="left"/>
+      <w:pPr>
+        <w:ind w:left="7536" w:hanging="360"/>
+      </w:pPr>
+      <w:rPr>
+        <w:rFonts w:ascii="Wingdings" w:hAnsi="Wingdings" w:hint="default"/>
+      </w:rPr>
+    </w:lvl>
+  </w:abstractNum>
+  <w:abstractNum w:abstractNumId="3" w15:restartNumberingAfterBreak="0">
     <w:nsid w:val="08E0378B"/>
     <w:multiLevelType w:val="hybridMultilevel"/>
     <w:tmpl w:val="28324958"/>
@@ -13526,7 +13787,7 @@
       </w:rPr>
     </w:lvl>
   </w:abstractNum>
-  <w:abstractNum w:abstractNumId="3" w15:restartNumberingAfterBreak="0">
+  <w:abstractNum w:abstractNumId="4" w15:restartNumberingAfterBreak="0">
     <w:nsid w:val="0A76066B"/>
     <w:multiLevelType w:val="hybridMultilevel"/>
     <w:tmpl w:val="7916B62C"/>
@@ -13637,7 +13898,120 @@
       </w:rPr>
     </w:lvl>
   </w:abstractNum>
-  <w:abstractNum w:abstractNumId="4" w15:restartNumberingAfterBreak="0">
+  <w:abstractNum w:abstractNumId="5" w15:restartNumberingAfterBreak="0">
+    <w:nsid w:val="0AE9369A"/>
+    <w:multiLevelType w:val="hybridMultilevel"/>
+    <w:tmpl w:val="FB72E4C6"/>
+    <w:lvl w:ilvl="0" w:tplc="240A0001">
+      <w:start w:val="1"/>
+      <w:numFmt w:val="bullet"/>
+      <w:lvlText w:val=""/>
+      <w:lvlJc w:val="left"/>
+      <w:pPr>
+        <w:ind w:left="1429" w:hanging="360"/>
+      </w:pPr>
+      <w:rPr>
+        <w:rFonts w:ascii="Symbol" w:hAnsi="Symbol" w:hint="default"/>
+      </w:rPr>
+    </w:lvl>
+    <w:lvl w:ilvl="1" w:tplc="240A0003" w:tentative="1">
+      <w:start w:val="1"/>
+      <w:numFmt w:val="bullet"/>
+      <w:lvlText w:val="o"/>
+      <w:lvlJc w:val="left"/>
+      <w:pPr>
+        <w:ind w:left="2149" w:hanging="360"/>
+      </w:pPr>
+      <w:rPr>
+        <w:rFonts w:ascii="Courier New" w:hAnsi="Courier New" w:cs="Courier New" w:hint="default"/>
+      </w:rPr>
+    </w:lvl>
+    <w:lvl w:ilvl="2" w:tplc="240A0005" w:tentative="1">
+      <w:start w:val="1"/>
+      <w:numFmt w:val="bullet"/>
+      <w:lvlText w:val=""/>
+      <w:lvlJc w:val="left"/>
+      <w:pPr>
+        <w:ind w:left="2869" w:hanging="360"/>
+      </w:pPr>
+      <w:rPr>
+        <w:rFonts w:ascii="Wingdings" w:hAnsi="Wingdings" w:hint="default"/>
+      </w:rPr>
+    </w:lvl>
+    <w:lvl w:ilvl="3" w:tplc="240A0001" w:tentative="1">
+      <w:start w:val="1"/>
+      <w:numFmt w:val="bullet"/>
+      <w:lvlText w:val=""/>
+      <w:lvlJc w:val="left"/>
+      <w:pPr>
+        <w:ind w:left="3589" w:hanging="360"/>
+      </w:pPr>
+      <w:rPr>
+        <w:rFonts w:ascii="Symbol" w:hAnsi="Symbol" w:hint="default"/>
+      </w:rPr>
+    </w:lvl>
+    <w:lvl w:ilvl="4" w:tplc="240A0003" w:tentative="1">
+      <w:start w:val="1"/>
+      <w:numFmt w:val="bullet"/>
+      <w:lvlText w:val="o"/>
+      <w:lvlJc w:val="left"/>
+      <w:pPr>
+        <w:ind w:left="4309" w:hanging="360"/>
+      </w:pPr>
+      <w:rPr>
+        <w:rFonts w:ascii="Courier New" w:hAnsi="Courier New" w:cs="Courier New" w:hint="default"/>
+      </w:rPr>
+    </w:lvl>
+    <w:lvl w:ilvl="5" w:tplc="240A0005" w:tentative="1">
+      <w:start w:val="1"/>
+      <w:numFmt w:val="bullet"/>
+      <w:lvlText w:val=""/>
+      <w:lvlJc w:val="left"/>
+      <w:pPr>
+        <w:ind w:left="5029" w:hanging="360"/>
+      </w:pPr>
+      <w:rPr>
+        <w:rFonts w:ascii="Wingdings" w:hAnsi="Wingdings" w:hint="default"/>
+      </w:rPr>
+    </w:lvl>
+    <w:lvl w:ilvl="6" w:tplc="240A0001" w:tentative="1">
+      <w:start w:val="1"/>
+      <w:numFmt w:val="bullet"/>
+      <w:lvlText w:val=""/>
+      <w:lvlJc w:val="left"/>
+      <w:pPr>
+        <w:ind w:left="5749" w:hanging="360"/>
+      </w:pPr>
+      <w:rPr>
+        <w:rFonts w:ascii="Symbol" w:hAnsi="Symbol" w:hint="default"/>
+      </w:rPr>
+    </w:lvl>
+    <w:lvl w:ilvl="7" w:tplc="240A0003" w:tentative="1">
+      <w:start w:val="1"/>
+      <w:numFmt w:val="bullet"/>
+      <w:lvlText w:val="o"/>
+      <w:lvlJc w:val="left"/>
+      <w:pPr>
+        <w:ind w:left="6469" w:hanging="360"/>
+      </w:pPr>
+      <w:rPr>
+        <w:rFonts w:ascii="Courier New" w:hAnsi="Courier New" w:cs="Courier New" w:hint="default"/>
+      </w:rPr>
+    </w:lvl>
+    <w:lvl w:ilvl="8" w:tplc="240A0005" w:tentative="1">
+      <w:start w:val="1"/>
+      <w:numFmt w:val="bullet"/>
+      <w:lvlText w:val=""/>
+      <w:lvlJc w:val="left"/>
+      <w:pPr>
+        <w:ind w:left="7189" w:hanging="360"/>
+      </w:pPr>
+      <w:rPr>
+        <w:rFonts w:ascii="Wingdings" w:hAnsi="Wingdings" w:hint="default"/>
+      </w:rPr>
+    </w:lvl>
+  </w:abstractNum>
+  <w:abstractNum w:abstractNumId="6" w15:restartNumberingAfterBreak="0">
     <w:nsid w:val="0D9C5BD3"/>
     <w:multiLevelType w:val="hybridMultilevel"/>
     <w:tmpl w:val="D918E7CC"/>
@@ -13750,7 +14124,7 @@
       </w:rPr>
     </w:lvl>
   </w:abstractNum>
-  <w:abstractNum w:abstractNumId="5" w15:restartNumberingAfterBreak="0">
+  <w:abstractNum w:abstractNumId="7" w15:restartNumberingAfterBreak="0">
     <w:nsid w:val="11883D27"/>
     <w:multiLevelType w:val="hybridMultilevel"/>
     <w:tmpl w:val="6D7223F6"/>
@@ -13863,7 +14237,7 @@
       </w:rPr>
     </w:lvl>
   </w:abstractNum>
-  <w:abstractNum w:abstractNumId="6" w15:restartNumberingAfterBreak="0">
+  <w:abstractNum w:abstractNumId="8" w15:restartNumberingAfterBreak="0">
     <w:nsid w:val="11CC7AEA"/>
     <w:multiLevelType w:val="hybridMultilevel"/>
     <w:tmpl w:val="80D88074"/>
@@ -13949,7 +14323,7 @@
       </w:pPr>
     </w:lvl>
   </w:abstractNum>
-  <w:abstractNum w:abstractNumId="7" w15:restartNumberingAfterBreak="0">
+  <w:abstractNum w:abstractNumId="9" w15:restartNumberingAfterBreak="0">
     <w:nsid w:val="1B106D15"/>
     <w:multiLevelType w:val="hybridMultilevel"/>
     <w:tmpl w:val="33B06540"/>
@@ -14062,7 +14436,7 @@
       </w:rPr>
     </w:lvl>
   </w:abstractNum>
-  <w:abstractNum w:abstractNumId="8" w15:restartNumberingAfterBreak="0">
+  <w:abstractNum w:abstractNumId="10" w15:restartNumberingAfterBreak="0">
     <w:nsid w:val="1B4A208A"/>
     <w:multiLevelType w:val="hybridMultilevel"/>
     <w:tmpl w:val="0B3A2D90"/>
@@ -14175,7 +14549,7 @@
       </w:rPr>
     </w:lvl>
   </w:abstractNum>
-  <w:abstractNum w:abstractNumId="9" w15:restartNumberingAfterBreak="0">
+  <w:abstractNum w:abstractNumId="11" w15:restartNumberingAfterBreak="0">
     <w:nsid w:val="1EB008EB"/>
     <w:multiLevelType w:val="hybridMultilevel"/>
     <w:tmpl w:val="97BC7364"/>
@@ -14288,7 +14662,7 @@
       </w:rPr>
     </w:lvl>
   </w:abstractNum>
-  <w:abstractNum w:abstractNumId="10" w15:restartNumberingAfterBreak="0">
+  <w:abstractNum w:abstractNumId="12" w15:restartNumberingAfterBreak="0">
     <w:nsid w:val="22525689"/>
     <w:multiLevelType w:val="hybridMultilevel"/>
     <w:tmpl w:val="FFC86758"/>
@@ -14400,7 +14774,7 @@
       </w:rPr>
     </w:lvl>
   </w:abstractNum>
-  <w:abstractNum w:abstractNumId="11" w15:restartNumberingAfterBreak="0">
+  <w:abstractNum w:abstractNumId="13" w15:restartNumberingAfterBreak="0">
     <w:nsid w:val="225F48AA"/>
     <w:multiLevelType w:val="multilevel"/>
     <w:tmpl w:val="E030177C"/>
@@ -14494,7 +14868,7 @@
       </w:pPr>
     </w:lvl>
   </w:abstractNum>
-  <w:abstractNum w:abstractNumId="12" w15:restartNumberingAfterBreak="0">
+  <w:abstractNum w:abstractNumId="14" w15:restartNumberingAfterBreak="0">
     <w:nsid w:val="263E50B2"/>
     <w:multiLevelType w:val="hybridMultilevel"/>
     <w:tmpl w:val="08DAEA5E"/>
@@ -14606,7 +14980,7 @@
       </w:rPr>
     </w:lvl>
   </w:abstractNum>
-  <w:abstractNum w:abstractNumId="13" w15:restartNumberingAfterBreak="0">
+  <w:abstractNum w:abstractNumId="15" w15:restartNumberingAfterBreak="0">
     <w:nsid w:val="27412B07"/>
     <w:multiLevelType w:val="hybridMultilevel"/>
     <w:tmpl w:val="9FDADF5E"/>
@@ -14697,7 +15071,7 @@
       </w:pPr>
     </w:lvl>
   </w:abstractNum>
-  <w:abstractNum w:abstractNumId="14" w15:restartNumberingAfterBreak="0">
+  <w:abstractNum w:abstractNumId="16" w15:restartNumberingAfterBreak="0">
     <w:nsid w:val="27546E38"/>
     <w:multiLevelType w:val="hybridMultilevel"/>
     <w:tmpl w:val="FDCE633C"/>
@@ -14809,7 +15183,7 @@
       </w:rPr>
     </w:lvl>
   </w:abstractNum>
-  <w:abstractNum w:abstractNumId="15" w15:restartNumberingAfterBreak="0">
+  <w:abstractNum w:abstractNumId="17" w15:restartNumberingAfterBreak="0">
     <w:nsid w:val="2C6E252A"/>
     <w:multiLevelType w:val="hybridMultilevel"/>
     <w:tmpl w:val="E25EC604"/>
@@ -14921,7 +15295,7 @@
       </w:rPr>
     </w:lvl>
   </w:abstractNum>
-  <w:abstractNum w:abstractNumId="16" w15:restartNumberingAfterBreak="0">
+  <w:abstractNum w:abstractNumId="18" w15:restartNumberingAfterBreak="0">
     <w:nsid w:val="2D874A3D"/>
     <w:multiLevelType w:val="hybridMultilevel"/>
     <w:tmpl w:val="7FD48114"/>
@@ -15034,7 +15408,7 @@
       </w:rPr>
     </w:lvl>
   </w:abstractNum>
-  <w:abstractNum w:abstractNumId="17" w15:restartNumberingAfterBreak="0">
+  <w:abstractNum w:abstractNumId="19" w15:restartNumberingAfterBreak="0">
     <w:nsid w:val="2DBC46F9"/>
     <w:multiLevelType w:val="hybridMultilevel"/>
     <w:tmpl w:val="F754F5A6"/>
@@ -15147,7 +15521,7 @@
       </w:rPr>
     </w:lvl>
   </w:abstractNum>
-  <w:abstractNum w:abstractNumId="18" w15:restartNumberingAfterBreak="0">
+  <w:abstractNum w:abstractNumId="20" w15:restartNumberingAfterBreak="0">
     <w:nsid w:val="32B036AC"/>
     <w:multiLevelType w:val="hybridMultilevel"/>
     <w:tmpl w:val="AAA89F46"/>
@@ -15260,7 +15634,7 @@
       </w:rPr>
     </w:lvl>
   </w:abstractNum>
-  <w:abstractNum w:abstractNumId="19" w15:restartNumberingAfterBreak="0">
+  <w:abstractNum w:abstractNumId="21" w15:restartNumberingAfterBreak="0">
     <w:nsid w:val="368E176E"/>
     <w:multiLevelType w:val="hybridMultilevel"/>
     <w:tmpl w:val="BDF054FE"/>
@@ -15354,7 +15728,7 @@
       </w:pPr>
     </w:lvl>
   </w:abstractNum>
-  <w:abstractNum w:abstractNumId="20" w15:restartNumberingAfterBreak="0">
+  <w:abstractNum w:abstractNumId="22" w15:restartNumberingAfterBreak="0">
     <w:nsid w:val="3BDE6D0C"/>
     <w:multiLevelType w:val="hybridMultilevel"/>
     <w:tmpl w:val="5B0AE74E"/>
@@ -15467,7 +15841,7 @@
       </w:rPr>
     </w:lvl>
   </w:abstractNum>
-  <w:abstractNum w:abstractNumId="21" w15:restartNumberingAfterBreak="0">
+  <w:abstractNum w:abstractNumId="23" w15:restartNumberingAfterBreak="0">
     <w:nsid w:val="3D5B1C8B"/>
     <w:multiLevelType w:val="hybridMultilevel"/>
     <w:tmpl w:val="90AED92E"/>
@@ -15579,7 +15953,7 @@
       </w:rPr>
     </w:lvl>
   </w:abstractNum>
-  <w:abstractNum w:abstractNumId="22" w15:restartNumberingAfterBreak="0">
+  <w:abstractNum w:abstractNumId="24" w15:restartNumberingAfterBreak="0">
     <w:nsid w:val="3DDF6562"/>
     <w:multiLevelType w:val="multilevel"/>
     <w:tmpl w:val="6C7AF928"/>
@@ -15700,7 +16074,7 @@
       </w:rPr>
     </w:lvl>
   </w:abstractNum>
-  <w:abstractNum w:abstractNumId="23" w15:restartNumberingAfterBreak="0">
+  <w:abstractNum w:abstractNumId="25" w15:restartNumberingAfterBreak="0">
     <w:nsid w:val="4204511B"/>
     <w:multiLevelType w:val="hybridMultilevel"/>
     <w:tmpl w:val="7DE64B06"/>
@@ -15813,7 +16187,7 @@
       </w:rPr>
     </w:lvl>
   </w:abstractNum>
-  <w:abstractNum w:abstractNumId="24" w15:restartNumberingAfterBreak="0">
+  <w:abstractNum w:abstractNumId="26" w15:restartNumberingAfterBreak="0">
     <w:nsid w:val="44664096"/>
     <w:multiLevelType w:val="hybridMultilevel"/>
     <w:tmpl w:val="DCA43C96"/>
@@ -15926,7 +16300,7 @@
       </w:rPr>
     </w:lvl>
   </w:abstractNum>
-  <w:abstractNum w:abstractNumId="25" w15:restartNumberingAfterBreak="0">
+  <w:abstractNum w:abstractNumId="27" w15:restartNumberingAfterBreak="0">
     <w:nsid w:val="4EBE1EF6"/>
     <w:multiLevelType w:val="hybridMultilevel"/>
     <w:tmpl w:val="AF3C2E24"/>
@@ -16017,7 +16391,7 @@
       </w:pPr>
     </w:lvl>
   </w:abstractNum>
-  <w:abstractNum w:abstractNumId="26" w15:restartNumberingAfterBreak="0">
+  <w:abstractNum w:abstractNumId="28" w15:restartNumberingAfterBreak="0">
     <w:nsid w:val="53E36389"/>
     <w:multiLevelType w:val="hybridMultilevel"/>
     <w:tmpl w:val="52B670E2"/>
@@ -16129,7 +16503,7 @@
       </w:rPr>
     </w:lvl>
   </w:abstractNum>
-  <w:abstractNum w:abstractNumId="27" w15:restartNumberingAfterBreak="0">
+  <w:abstractNum w:abstractNumId="29" w15:restartNumberingAfterBreak="0">
     <w:nsid w:val="5A6477F0"/>
     <w:multiLevelType w:val="hybridMultilevel"/>
     <w:tmpl w:val="FDD6C976"/>
@@ -16242,7 +16616,7 @@
       </w:rPr>
     </w:lvl>
   </w:abstractNum>
-  <w:abstractNum w:abstractNumId="28" w15:restartNumberingAfterBreak="0">
+  <w:abstractNum w:abstractNumId="30" w15:restartNumberingAfterBreak="0">
     <w:nsid w:val="5AAD634B"/>
     <w:multiLevelType w:val="hybridMultilevel"/>
     <w:tmpl w:val="EA3CABF2"/>
@@ -16355,7 +16729,7 @@
       </w:rPr>
     </w:lvl>
   </w:abstractNum>
-  <w:abstractNum w:abstractNumId="29" w15:restartNumberingAfterBreak="0">
+  <w:abstractNum w:abstractNumId="31" w15:restartNumberingAfterBreak="0">
     <w:nsid w:val="5B8C4A19"/>
     <w:multiLevelType w:val="hybridMultilevel"/>
     <w:tmpl w:val="E2880794"/>
@@ -16468,7 +16842,7 @@
       </w:rPr>
     </w:lvl>
   </w:abstractNum>
-  <w:abstractNum w:abstractNumId="30" w15:restartNumberingAfterBreak="0">
+  <w:abstractNum w:abstractNumId="32" w15:restartNumberingAfterBreak="0">
     <w:nsid w:val="6B3E6570"/>
     <w:multiLevelType w:val="hybridMultilevel"/>
     <w:tmpl w:val="67E65E7C"/>
@@ -16581,7 +16955,7 @@
       </w:rPr>
     </w:lvl>
   </w:abstractNum>
-  <w:abstractNum w:abstractNumId="31" w15:restartNumberingAfterBreak="0">
+  <w:abstractNum w:abstractNumId="33" w15:restartNumberingAfterBreak="0">
     <w:nsid w:val="6F3E7946"/>
     <w:multiLevelType w:val="hybridMultilevel"/>
     <w:tmpl w:val="734801A2"/>
@@ -16693,7 +17067,7 @@
       </w:rPr>
     </w:lvl>
   </w:abstractNum>
-  <w:abstractNum w:abstractNumId="32" w15:restartNumberingAfterBreak="0">
+  <w:abstractNum w:abstractNumId="34" w15:restartNumberingAfterBreak="0">
     <w:nsid w:val="752D01BA"/>
     <w:multiLevelType w:val="hybridMultilevel"/>
     <w:tmpl w:val="E4F42770"/>
@@ -16806,7 +17180,7 @@
       </w:rPr>
     </w:lvl>
   </w:abstractNum>
-  <w:abstractNum w:abstractNumId="33" w15:restartNumberingAfterBreak="0">
+  <w:abstractNum w:abstractNumId="35" w15:restartNumberingAfterBreak="0">
     <w:nsid w:val="7CB6319C"/>
     <w:multiLevelType w:val="hybridMultilevel"/>
     <w:tmpl w:val="651691C8"/>
@@ -16900,103 +17274,109 @@
     <w:abstractNumId w:val="0"/>
   </w:num>
   <w:num w:numId="2">
-    <w:abstractNumId w:val="13"/>
+    <w:abstractNumId w:val="15"/>
   </w:num>
   <w:num w:numId="3">
+    <w:abstractNumId w:val="27"/>
+  </w:num>
+  <w:num w:numId="4">
+    <w:abstractNumId w:val="21"/>
+  </w:num>
+  <w:num w:numId="5">
+    <w:abstractNumId w:val="24"/>
+  </w:num>
+  <w:num w:numId="6">
+    <w:abstractNumId w:val="22"/>
+  </w:num>
+  <w:num w:numId="7">
+    <w:abstractNumId w:val="19"/>
+  </w:num>
+  <w:num w:numId="8">
+    <w:abstractNumId w:val="35"/>
+  </w:num>
+  <w:num w:numId="9">
+    <w:abstractNumId w:val="7"/>
+  </w:num>
+  <w:num w:numId="10">
+    <w:abstractNumId w:val="10"/>
+  </w:num>
+  <w:num w:numId="11">
+    <w:abstractNumId w:val="30"/>
+  </w:num>
+  <w:num w:numId="12">
+    <w:abstractNumId w:val="9"/>
+  </w:num>
+  <w:num w:numId="13">
+    <w:abstractNumId w:val="18"/>
+  </w:num>
+  <w:num w:numId="14">
+    <w:abstractNumId w:val="3"/>
+  </w:num>
+  <w:num w:numId="15">
+    <w:abstractNumId w:val="6"/>
+  </w:num>
+  <w:num w:numId="16">
+    <w:abstractNumId w:val="20"/>
+  </w:num>
+  <w:num w:numId="17">
     <w:abstractNumId w:val="25"/>
   </w:num>
-  <w:num w:numId="4">
-    <w:abstractNumId w:val="19"/>
+  <w:num w:numId="18">
+    <w:abstractNumId w:val="32"/>
   </w:num>
-  <w:num w:numId="5">
-    <w:abstractNumId w:val="22"/>
+  <w:num w:numId="19">
+    <w:abstractNumId w:val="31"/>
   </w:num>
-  <w:num w:numId="6">
-    <w:abstractNumId w:val="20"/>
+  <w:num w:numId="20">
+    <w:abstractNumId w:val="12"/>
   </w:num>
-  <w:num w:numId="7">
-    <w:abstractNumId w:val="17"/>
+  <w:num w:numId="21">
+    <w:abstractNumId w:val="4"/>
   </w:num>
-  <w:num w:numId="8">
+  <w:num w:numId="22">
+    <w:abstractNumId w:val="28"/>
+  </w:num>
+  <w:num w:numId="23">
+    <w:abstractNumId w:val="29"/>
+  </w:num>
+  <w:num w:numId="24">
     <w:abstractNumId w:val="33"/>
   </w:num>
-  <w:num w:numId="9">
-    <w:abstractNumId w:val="5"/>
-  </w:num>
-  <w:num w:numId="10">
+  <w:num w:numId="25">
     <w:abstractNumId w:val="8"/>
   </w:num>
-  <w:num w:numId="11">
-    <w:abstractNumId w:val="28"/>
+  <w:num w:numId="26">
+    <w:abstractNumId w:val="26"/>
   </w:num>
-  <w:num w:numId="12">
-    <w:abstractNumId w:val="7"/>
+  <w:num w:numId="27">
+    <w:abstractNumId w:val="11"/>
   </w:num>
-  <w:num w:numId="13">
+  <w:num w:numId="28">
+    <w:abstractNumId w:val="34"/>
+  </w:num>
+  <w:num w:numId="29">
     <w:abstractNumId w:val="16"/>
   </w:num>
-  <w:num w:numId="14">
-    <w:abstractNumId w:val="2"/>
-  </w:num>
-  <w:num w:numId="15">
-    <w:abstractNumId w:val="4"/>
-  </w:num>
-  <w:num w:numId="16">
-    <w:abstractNumId w:val="18"/>
-  </w:num>
-  <w:num w:numId="17">
-    <w:abstractNumId w:val="23"/>
-  </w:num>
-  <w:num w:numId="18">
-    <w:abstractNumId w:val="30"/>
-  </w:num>
-  <w:num w:numId="19">
-    <w:abstractNumId w:val="29"/>
-  </w:num>
-  <w:num w:numId="20">
-    <w:abstractNumId w:val="10"/>
-  </w:num>
-  <w:num w:numId="21">
-    <w:abstractNumId w:val="3"/>
-  </w:num>
-  <w:num w:numId="22">
-    <w:abstractNumId w:val="26"/>
-  </w:num>
-  <w:num w:numId="23">
-    <w:abstractNumId w:val="27"/>
-  </w:num>
-  <w:num w:numId="24">
-    <w:abstractNumId w:val="31"/>
-  </w:num>
-  <w:num w:numId="25">
-    <w:abstractNumId w:val="6"/>
-  </w:num>
-  <w:num w:numId="26">
-    <w:abstractNumId w:val="24"/>
-  </w:num>
-  <w:num w:numId="27">
-    <w:abstractNumId w:val="9"/>
-  </w:num>
-  <w:num w:numId="28">
-    <w:abstractNumId w:val="32"/>
-  </w:num>
-  <w:num w:numId="29">
-    <w:abstractNumId w:val="14"/>
-  </w:num>
   <w:num w:numId="30">
-    <w:abstractNumId w:val="15"/>
+    <w:abstractNumId w:val="17"/>
   </w:num>
   <w:num w:numId="31">
     <w:abstractNumId w:val="1"/>
   </w:num>
   <w:num w:numId="32">
-    <w:abstractNumId w:val="21"/>
+    <w:abstractNumId w:val="23"/>
   </w:num>
   <w:num w:numId="33">
-    <w:abstractNumId w:val="12"/>
+    <w:abstractNumId w:val="14"/>
   </w:num>
   <w:num w:numId="34">
-    <w:abstractNumId w:val="11"/>
+    <w:abstractNumId w:val="13"/>
+  </w:num>
+  <w:num w:numId="35">
+    <w:abstractNumId w:val="5"/>
+  </w:num>
+  <w:num w:numId="36">
+    <w:abstractNumId w:val="2"/>
   </w:num>
   <w:numIdMacAtCleanup w:val="27"/>
 </w:numbering>

--- a/fuentes/62110009_CF02_CFA.docx
+++ b/fuentes/62110009_CF02_CFA.docx
@@ -1,6 +1,6 @@
 
 <file path=word/document.xml><?xml version="1.0" encoding="utf-8"?>
-<w:document xmlns:wpc="http://schemas.microsoft.com/office/word/2010/wordprocessingCanvas" xmlns:cx="http://schemas.microsoft.com/office/drawing/2014/chartex" xmlns:cx1="http://schemas.microsoft.com/office/drawing/2015/9/8/chartex" xmlns:cx2="http://schemas.microsoft.com/office/drawing/2015/10/21/chartex" xmlns:cx3="http://schemas.microsoft.com/office/drawing/2016/5/9/chartex" xmlns:cx4="http://schemas.microsoft.com/office/drawing/2016/5/10/chartex" xmlns:cx5="http://schemas.microsoft.com/office/drawing/2016/5/11/chartex" xmlns:cx6="http://schemas.microsoft.com/office/drawing/2016/5/12/chartex" xmlns:cx7="http://schemas.microsoft.com/office/drawing/2016/5/13/chartex" xmlns:cx8="http://schemas.microsoft.com/office/drawing/2016/5/14/chartex" xmlns:mc="http://schemas.openxmlformats.org/markup-compatibility/2006" xmlns:aink="http://schemas.microsoft.com/office/drawing/2016/ink" xmlns:am3d="http://schemas.microsoft.com/office/drawing/2017/model3d" xmlns:o="urn:schemas-microsoft-com:office:office" xmlns:r="http://schemas.openxmlformats.org/officeDocument/2006/relationships" xmlns:m="http://schemas.openxmlformats.org/officeDocument/2006/math" xmlns:v="urn:schemas-microsoft-com:vml" xmlns:wp14="http://schemas.microsoft.com/office/word/2010/wordprocessingDrawing" xmlns:wp="http://schemas.openxmlformats.org/drawingml/2006/wordprocessingDrawing" xmlns:w10="urn:schemas-microsoft-com:office:word" xmlns:w="http://schemas.openxmlformats.org/wordprocessingml/2006/main" xmlns:w14="http://schemas.microsoft.com/office/word/2010/wordml" xmlns:w15="http://schemas.microsoft.com/office/word/2012/wordml" xmlns:w16cex="http://schemas.microsoft.com/office/word/2018/wordml/cex" xmlns:w16cid="http://schemas.microsoft.com/office/word/2016/wordml/cid" xmlns:w16="http://schemas.microsoft.com/office/word/2018/wordml" xmlns:w16sdtdh="http://schemas.microsoft.com/office/word/2020/wordml/sdtdatahash" xmlns:w16se="http://schemas.microsoft.com/office/word/2015/wordml/symex" xmlns:wpg="http://schemas.microsoft.com/office/word/2010/wordprocessingGroup" xmlns:wpi="http://schemas.microsoft.com/office/word/2010/wordprocessingInk" xmlns:wne="http://schemas.microsoft.com/office/word/2006/wordml" xmlns:wps="http://schemas.microsoft.com/office/word/2010/wordprocessingShape" mc:Ignorable="w14 w15 w16se w16cid w16 w16cex w16sdtdh wp14">
+<w:document xmlns:wpc="http://schemas.microsoft.com/office/word/2010/wordprocessingCanvas" xmlns:cx="http://schemas.microsoft.com/office/drawing/2014/chartex" xmlns:cx1="http://schemas.microsoft.com/office/drawing/2015/9/8/chartex" xmlns:cx2="http://schemas.microsoft.com/office/drawing/2015/10/21/chartex" xmlns:cx3="http://schemas.microsoft.com/office/drawing/2016/5/9/chartex" xmlns:cx4="http://schemas.microsoft.com/office/drawing/2016/5/10/chartex" xmlns:cx5="http://schemas.microsoft.com/office/drawing/2016/5/11/chartex" xmlns:cx6="http://schemas.microsoft.com/office/drawing/2016/5/12/chartex" xmlns:cx7="http://schemas.microsoft.com/office/drawing/2016/5/13/chartex" xmlns:cx8="http://schemas.microsoft.com/office/drawing/2016/5/14/chartex" xmlns:mc="http://schemas.openxmlformats.org/markup-compatibility/2006" xmlns:aink="http://schemas.microsoft.com/office/drawing/2016/ink" xmlns:am3d="http://schemas.microsoft.com/office/drawing/2017/model3d" xmlns:o="urn:schemas-microsoft-com:office:office" xmlns:oel="http://schemas.microsoft.com/office/2019/extlst" xmlns:r="http://schemas.openxmlformats.org/officeDocument/2006/relationships" xmlns:m="http://schemas.openxmlformats.org/officeDocument/2006/math" xmlns:v="urn:schemas-microsoft-com:vml" xmlns:wp14="http://schemas.microsoft.com/office/word/2010/wordprocessingDrawing" xmlns:wp="http://schemas.openxmlformats.org/drawingml/2006/wordprocessingDrawing" xmlns:w10="urn:schemas-microsoft-com:office:word" xmlns:w="http://schemas.openxmlformats.org/wordprocessingml/2006/main" xmlns:w14="http://schemas.microsoft.com/office/word/2010/wordml" xmlns:w15="http://schemas.microsoft.com/office/word/2012/wordml" xmlns:w16cex="http://schemas.microsoft.com/office/word/2018/wordml/cex" xmlns:w16cid="http://schemas.microsoft.com/office/word/2016/wordml/cid" xmlns:w16="http://schemas.microsoft.com/office/word/2018/wordml" xmlns:w16du="http://schemas.microsoft.com/office/word/2023/wordml/word16du" xmlns:w16sdtdh="http://schemas.microsoft.com/office/word/2020/wordml/sdtdatahash" xmlns:w16sdtfl="http://schemas.microsoft.com/office/word/2024/wordml/sdtformatlock" xmlns:w16se="http://schemas.microsoft.com/office/word/2015/wordml/symex" xmlns:wpg="http://schemas.microsoft.com/office/word/2010/wordprocessingGroup" xmlns:wpi="http://schemas.microsoft.com/office/word/2010/wordprocessingInk" xmlns:wne="http://schemas.microsoft.com/office/word/2006/wordml" xmlns:wps="http://schemas.microsoft.com/office/word/2010/wordprocessingShape" mc:Ignorable="w14 w15 w16se w16cid w16 w16cex w16sdtdh w16sdtfl w16du wp14">
   <w:body>
     <w:p>
       <w:pPr>
@@ -212,7 +212,7 @@
               </wp:anchor>
             </w:drawing>
           </mc:Choice>
-          <mc:Fallback xmlns:oel="http://schemas.microsoft.com/office/2019/extlst" xmlns:w16du="http://schemas.microsoft.com/office/word/2023/wordml/word16du" xmlns:w16sdtfl="http://schemas.microsoft.com/office/word/2024/wordml/sdtformatlock">
+          <mc:Fallback>
             <w:pict>
               <v:rect w14:anchorId="4C256C62" id="Rectángulo 3" o:spid="_x0000_s1026" alt="&quot;&quot;" style="position:absolute;margin-left:-55.95pt;margin-top:26.4pt;width:613.85pt;height:164.25pt;z-index:-251655168;visibility:visible;mso-wrap-style:square;mso-height-percent:0;mso-wrap-distance-left:9pt;mso-wrap-distance-top:0;mso-wrap-distance-right:9pt;mso-wrap-distance-bottom:0;mso-position-horizontal:absolute;mso-position-horizontal-relative:text;mso-position-vertical:absolute;mso-position-vertical-relative:text;mso-height-percent:0;mso-height-relative:margin;v-text-anchor:middle" o:gfxdata="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" fillcolor="#00314d" stroked="f" strokeweight="1pt"/>
             </w:pict>
@@ -232,6 +232,19 @@
           <w14:ligatures w14:val="none"/>
         </w:rPr>
       </w:pPr>
+    </w:p>
+    <w:p>
+      <w:pPr>
+        <w:rPr>
+          <w:rFonts w:ascii="Calibri" w:hAnsi="Calibri"/>
+          <w:b/>
+          <w:bCs/>
+          <w:color w:val="000000" w:themeColor="text1"/>
+          <w:kern w:val="0"/>
+          <w:lang w:val="es-419"/>
+          <w14:ligatures w14:val="none"/>
+        </w:rPr>
+      </w:pPr>
       <w:r>
         <w:rPr>
           <w:noProof/>
@@ -240,13 +253,13 @@
         <mc:AlternateContent>
           <mc:Choice Requires="wps">
             <w:drawing>
-              <wp:anchor distT="45720" distB="45720" distL="114300" distR="114300" simplePos="0" relativeHeight="251663360" behindDoc="0" locked="0" layoutInCell="1" allowOverlap="1" wp14:anchorId="2E2DABF6" wp14:editId="306B0905">
+              <wp:anchor distT="45720" distB="45720" distL="114300" distR="114300" simplePos="0" relativeHeight="251663360" behindDoc="0" locked="0" layoutInCell="1" allowOverlap="1" wp14:anchorId="2E2DABF6" wp14:editId="530CBE05">
                 <wp:simplePos x="0" y="0"/>
                 <wp:positionH relativeFrom="margin">
                   <wp:posOffset>-320040</wp:posOffset>
                 </wp:positionH>
                 <wp:positionV relativeFrom="paragraph">
-                  <wp:posOffset>278292</wp:posOffset>
+                  <wp:posOffset>136525</wp:posOffset>
                 </wp:positionV>
                 <wp:extent cx="6972300" cy="1307465"/>
                 <wp:effectExtent l="0" t="0" r="0" b="6985"/>
@@ -326,7 +339,7 @@
                 <v:stroke joinstyle="miter"/>
                 <v:path gradientshapeok="t" o:connecttype="rect"/>
               </v:shapetype>
-              <v:shape id="Cuadro de texto 2" o:spid="_x0000_s1026" type="#_x0000_t202" alt="&quot;&quot;" style="position:absolute;left:0;text-align:left;margin-left:-25.2pt;margin-top:21.9pt;width:549pt;height:102.95pt;z-index:251663360;visibility:visible;mso-wrap-style:square;mso-width-percent:0;mso-height-percent:0;mso-wrap-distance-left:9pt;mso-wrap-distance-top:3.6pt;mso-wrap-distance-right:9pt;mso-wrap-distance-bottom:3.6pt;mso-position-horizontal:absolute;mso-position-horizontal-relative:margin;mso-position-vertical:absolute;mso-position-vertical-relative:text;mso-width-percent:0;mso-height-percent:0;mso-width-relative:margin;mso-height-relative:margin;v-text-anchor:top" o:gfxdata="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" filled="f" stroked="f">
+              <v:shape id="Cuadro de texto 2" o:spid="_x0000_s1026" type="#_x0000_t202" alt="&quot;&quot;" style="position:absolute;left:0;text-align:left;margin-left:-25.2pt;margin-top:10.75pt;width:549pt;height:102.95pt;z-index:251663360;visibility:visible;mso-wrap-style:square;mso-width-percent:0;mso-height-percent:0;mso-wrap-distance-left:9pt;mso-wrap-distance-top:3.6pt;mso-wrap-distance-right:9pt;mso-wrap-distance-bottom:3.6pt;mso-position-horizontal:absolute;mso-position-horizontal-relative:margin;mso-position-vertical:absolute;mso-position-vertical-relative:text;mso-width-percent:0;mso-height-percent:0;mso-width-relative:margin;mso-height-relative:margin;v-text-anchor:top" o:gfxdata="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" filled="f" stroked="f">
                 <v:textbox>
                   <w:txbxContent>
                     <w:p>
@@ -409,9 +422,7 @@
           <w14:ligatures w14:val="none"/>
         </w:rPr>
       </w:pPr>
-    </w:p>
-    <w:p>
-      <w:pPr>
+      <w:r>
         <w:rPr>
           <w:rFonts w:ascii="Calibri" w:hAnsi="Calibri"/>
           <w:b/>
@@ -421,31 +432,26 @@
           <w:lang w:val="es-419"/>
           <w14:ligatures w14:val="none"/>
         </w:rPr>
-      </w:pPr>
-    </w:p>
-    <w:p>
-      <w:pPr>
-        <w:rPr>
-          <w:rFonts w:ascii="Calibri" w:hAnsi="Calibri"/>
-          <w:b/>
-          <w:bCs/>
-          <w:color w:val="000000" w:themeColor="text1"/>
-          <w:kern w:val="0"/>
-          <w:lang w:val="es-419"/>
-          <w14:ligatures w14:val="none"/>
-        </w:rPr>
-      </w:pPr>
-      <w:r>
-        <w:rPr>
-          <w:rFonts w:ascii="Calibri" w:hAnsi="Calibri"/>
-          <w:b/>
-          <w:bCs/>
-          <w:color w:val="000000" w:themeColor="text1"/>
-          <w:kern w:val="0"/>
-          <w:lang w:val="es-419"/>
-          <w14:ligatures w14:val="none"/>
-        </w:rPr>
         <w:t>Breve descripción:</w:t>
+      </w:r>
+    </w:p>
+    <w:p>
+      <w:pPr>
+        <w:pBdr>
+          <w:bottom w:val="single" w:sz="12" w:space="1" w:color="auto"/>
+        </w:pBdr>
+        <w:ind w:firstLine="708"/>
+        <w:rPr>
+          <w:rStyle w:val="TablaCar"/>
+          <w:lang w:val="es-419"/>
+        </w:rPr>
+      </w:pPr>
+      <w:r>
+        <w:rPr>
+          <w:rStyle w:val="TablaCar"/>
+          <w:lang w:val="es-419"/>
+        </w:rPr>
+        <w:t>El componente formativo desarrolla los fundamentos y herramientas necesarios para definir acciones de distribución acordes con el formato comercial y los objetivos del plan de mercadeo. Aborda temáticas relacionadas con la logística, la logística inversa, las estrategias de distribución, la gestión de inventarios, el uso de herramientas de georreferenciación y la estructuración del plan de distribución, permitiendo seleccionar alternativas que favorezcan la disponibilidad de los productos, la eficiencia operativa y la satisfacción del cliente.</w:t>
       </w:r>
     </w:p>
     <w:p>
@@ -464,13 +470,6 @@
           <w14:ligatures w14:val="none"/>
         </w:rPr>
       </w:pPr>
-      <w:r>
-        <w:rPr>
-          <w:rStyle w:val="TablaCar"/>
-          <w:lang w:val="es-419"/>
-        </w:rPr>
-        <w:t>El componente formativo desarrolla los fundamentos y herramientas necesarios para definir acciones de distribución acordes con el formato comercial y los objetivos del plan de mercadeo. Aborda temáticas relacionadas con la logística, la logística inversa, las estrategias de distribución, la gestión de inventarios, el uso de herramientas de georreferenciación y la estructuración del plan de distribución, permitiendo seleccionar alternativas que favorezcan la disponibilidad de los productos, la eficiencia operativa y la satisfacción del cliente.</w:t>
-      </w:r>
     </w:p>
     <w:p>
       <w:pPr>
@@ -540,7 +539,6 @@
           <w:docPartUnique/>
         </w:docPartObj>
       </w:sdtPr>
-      <w:sdtEndPr/>
       <w:sdtContent>
         <w:p>
           <w:pPr>
@@ -595,7 +593,7 @@
             </w:rPr>
             <w:fldChar w:fldCharType="separate"/>
           </w:r>
-          <w:hyperlink w:anchor="_Toc243516440" w:history="1">
+          <w:hyperlink w:anchor="_Toc243920637" w:history="1">
             <w:r>
               <w:rPr>
                 <w:rStyle w:val="Hipervnculo"/>
@@ -622,7 +620,7 @@
                 <w:noProof/>
                 <w:webHidden/>
               </w:rPr>
-              <w:instrText xml:space="preserve"> PAGEREF _Toc243516440 \h </w:instrText>
+              <w:instrText xml:space="preserve"> PAGEREF _Toc243920637 \h </w:instrText>
             </w:r>
             <w:r>
               <w:rPr>
@@ -667,7 +665,7 @@
               <w:lang w:eastAsia="es-CO"/>
             </w:rPr>
           </w:pPr>
-          <w:hyperlink w:anchor="_Toc243516441" w:history="1">
+          <w:hyperlink w:anchor="_Toc243920638" w:history="1">
             <w:r>
               <w:rPr>
                 <w:rStyle w:val="Hipervnculo"/>
@@ -694,7 +692,7 @@
                 <w:noProof/>
                 <w:webHidden/>
               </w:rPr>
-              <w:instrText xml:space="preserve"> PAGEREF _Toc243516441 \h </w:instrText>
+              <w:instrText xml:space="preserve"> PAGEREF _Toc243920638 \h </w:instrText>
             </w:r>
             <w:r>
               <w:rPr>
@@ -739,7 +737,7 @@
               <w:lang w:eastAsia="es-CO"/>
             </w:rPr>
           </w:pPr>
-          <w:hyperlink w:anchor="_Toc243516442" w:history="1">
+          <w:hyperlink w:anchor="_Toc243920639" w:history="1">
             <w:r>
               <w:rPr>
                 <w:rStyle w:val="Hipervnculo"/>
@@ -766,7 +764,7 @@
                 <w:noProof/>
                 <w:webHidden/>
               </w:rPr>
-              <w:instrText xml:space="preserve"> PAGEREF _Toc243516442 \h </w:instrText>
+              <w:instrText xml:space="preserve"> PAGEREF _Toc243920639 \h </w:instrText>
             </w:r>
             <w:r>
               <w:rPr>
@@ -811,7 +809,7 @@
               <w:lang w:eastAsia="es-CO"/>
             </w:rPr>
           </w:pPr>
-          <w:hyperlink w:anchor="_Toc243516443" w:history="1">
+          <w:hyperlink w:anchor="_Toc243920640" w:history="1">
             <w:r>
               <w:rPr>
                 <w:rStyle w:val="Hipervnculo"/>
@@ -838,7 +836,7 @@
                 <w:noProof/>
                 <w:webHidden/>
               </w:rPr>
-              <w:instrText xml:space="preserve"> PAGEREF _Toc243516443 \h </w:instrText>
+              <w:instrText xml:space="preserve"> PAGEREF _Toc243920640 \h </w:instrText>
             </w:r>
             <w:r>
               <w:rPr>
@@ -883,7 +881,7 @@
               <w:lang w:eastAsia="es-CO"/>
             </w:rPr>
           </w:pPr>
-          <w:hyperlink w:anchor="_Toc243516444" w:history="1">
+          <w:hyperlink w:anchor="_Toc243920641" w:history="1">
             <w:r>
               <w:rPr>
                 <w:rStyle w:val="Hipervnculo"/>
@@ -910,7 +908,7 @@
                 <w:noProof/>
                 <w:webHidden/>
               </w:rPr>
-              <w:instrText xml:space="preserve"> PAGEREF _Toc243516444 \h </w:instrText>
+              <w:instrText xml:space="preserve"> PAGEREF _Toc243920641 \h </w:instrText>
             </w:r>
             <w:r>
               <w:rPr>
@@ -955,7 +953,7 @@
               <w:lang w:eastAsia="es-CO"/>
             </w:rPr>
           </w:pPr>
-          <w:hyperlink w:anchor="_Toc243516445" w:history="1">
+          <w:hyperlink w:anchor="_Toc243920642" w:history="1">
             <w:r>
               <w:rPr>
                 <w:rStyle w:val="Hipervnculo"/>
@@ -982,7 +980,7 @@
                 <w:noProof/>
                 <w:webHidden/>
               </w:rPr>
-              <w:instrText xml:space="preserve"> PAGEREF _Toc243516445 \h </w:instrText>
+              <w:instrText xml:space="preserve"> PAGEREF _Toc243920642 \h </w:instrText>
             </w:r>
             <w:r>
               <w:rPr>
@@ -1027,7 +1025,7 @@
               <w:lang w:eastAsia="es-CO"/>
             </w:rPr>
           </w:pPr>
-          <w:hyperlink w:anchor="_Toc243516446" w:history="1">
+          <w:hyperlink w:anchor="_Toc243920643" w:history="1">
             <w:r>
               <w:rPr>
                 <w:rStyle w:val="Hipervnculo"/>
@@ -1054,7 +1052,7 @@
                 <w:noProof/>
                 <w:webHidden/>
               </w:rPr>
-              <w:instrText xml:space="preserve"> PAGEREF _Toc243516446 \h </w:instrText>
+              <w:instrText xml:space="preserve"> PAGEREF _Toc243920643 \h </w:instrText>
             </w:r>
             <w:r>
               <w:rPr>
@@ -1099,7 +1097,7 @@
               <w:lang w:eastAsia="es-CO"/>
             </w:rPr>
           </w:pPr>
-          <w:hyperlink w:anchor="_Toc243516447" w:history="1">
+          <w:hyperlink w:anchor="_Toc243920644" w:history="1">
             <w:r>
               <w:rPr>
                 <w:rStyle w:val="Hipervnculo"/>
@@ -1126,7 +1124,7 @@
                 <w:noProof/>
                 <w:webHidden/>
               </w:rPr>
-              <w:instrText xml:space="preserve"> PAGEREF _Toc243516447 \h </w:instrText>
+              <w:instrText xml:space="preserve"> PAGEREF _Toc243920644 \h </w:instrText>
             </w:r>
             <w:r>
               <w:rPr>
@@ -1171,7 +1169,7 @@
               <w:lang w:eastAsia="es-CO"/>
             </w:rPr>
           </w:pPr>
-          <w:hyperlink w:anchor="_Toc243516448" w:history="1">
+          <w:hyperlink w:anchor="_Toc243920645" w:history="1">
             <w:r>
               <w:rPr>
                 <w:rStyle w:val="Hipervnculo"/>
@@ -1198,7 +1196,7 @@
                 <w:noProof/>
                 <w:webHidden/>
               </w:rPr>
-              <w:instrText xml:space="preserve"> PAGEREF _Toc243516448 \h </w:instrText>
+              <w:instrText xml:space="preserve"> PAGEREF _Toc243920645 \h </w:instrText>
             </w:r>
             <w:r>
               <w:rPr>
@@ -1243,7 +1241,7 @@
               <w:lang w:eastAsia="es-CO"/>
             </w:rPr>
           </w:pPr>
-          <w:hyperlink w:anchor="_Toc243516449" w:history="1">
+          <w:hyperlink w:anchor="_Toc243920646" w:history="1">
             <w:r>
               <w:rPr>
                 <w:rStyle w:val="Hipervnculo"/>
@@ -1270,7 +1268,7 @@
                 <w:noProof/>
                 <w:webHidden/>
               </w:rPr>
-              <w:instrText xml:space="preserve"> PAGEREF _Toc243516449 \h </w:instrText>
+              <w:instrText xml:space="preserve"> PAGEREF _Toc243920646 \h </w:instrText>
             </w:r>
             <w:r>
               <w:rPr>
@@ -1315,7 +1313,7 @@
               <w:lang w:eastAsia="es-CO"/>
             </w:rPr>
           </w:pPr>
-          <w:hyperlink w:anchor="_Toc243516450" w:history="1">
+          <w:hyperlink w:anchor="_Toc243920647" w:history="1">
             <w:r>
               <w:rPr>
                 <w:rStyle w:val="Hipervnculo"/>
@@ -1342,7 +1340,7 @@
                 <w:noProof/>
                 <w:webHidden/>
               </w:rPr>
-              <w:instrText xml:space="preserve"> PAGEREF _Toc243516450 \h </w:instrText>
+              <w:instrText xml:space="preserve"> PAGEREF _Toc243920647 \h </w:instrText>
             </w:r>
             <w:r>
               <w:rPr>
@@ -1387,7 +1385,7 @@
               <w:lang w:eastAsia="es-CO"/>
             </w:rPr>
           </w:pPr>
-          <w:hyperlink w:anchor="_Toc243516451" w:history="1">
+          <w:hyperlink w:anchor="_Toc243920648" w:history="1">
             <w:r>
               <w:rPr>
                 <w:rStyle w:val="Hipervnculo"/>
@@ -1414,7 +1412,7 @@
                 <w:noProof/>
                 <w:webHidden/>
               </w:rPr>
-              <w:instrText xml:space="preserve"> PAGEREF _Toc243516451 \h </w:instrText>
+              <w:instrText xml:space="preserve"> PAGEREF _Toc243920648 \h </w:instrText>
             </w:r>
             <w:r>
               <w:rPr>
@@ -1459,7 +1457,7 @@
               <w:lang w:eastAsia="es-CO"/>
             </w:rPr>
           </w:pPr>
-          <w:hyperlink w:anchor="_Toc243516452" w:history="1">
+          <w:hyperlink w:anchor="_Toc243920649" w:history="1">
             <w:r>
               <w:rPr>
                 <w:rStyle w:val="Hipervnculo"/>
@@ -1486,7 +1484,7 @@
                 <w:noProof/>
                 <w:webHidden/>
               </w:rPr>
-              <w:instrText xml:space="preserve"> PAGEREF _Toc243516452 \h </w:instrText>
+              <w:instrText xml:space="preserve"> PAGEREF _Toc243920649 \h </w:instrText>
             </w:r>
             <w:r>
               <w:rPr>
@@ -1531,7 +1529,7 @@
               <w:lang w:eastAsia="es-CO"/>
             </w:rPr>
           </w:pPr>
-          <w:hyperlink w:anchor="_Toc243516453" w:history="1">
+          <w:hyperlink w:anchor="_Toc243920650" w:history="1">
             <w:r>
               <w:rPr>
                 <w:rStyle w:val="Hipervnculo"/>
@@ -1558,7 +1556,7 @@
                 <w:noProof/>
                 <w:webHidden/>
               </w:rPr>
-              <w:instrText xml:space="preserve"> PAGEREF _Toc243516453 \h </w:instrText>
+              <w:instrText xml:space="preserve"> PAGEREF _Toc243920650 \h </w:instrText>
             </w:r>
             <w:r>
               <w:rPr>
@@ -1603,7 +1601,7 @@
               <w:lang w:eastAsia="es-CO"/>
             </w:rPr>
           </w:pPr>
-          <w:hyperlink w:anchor="_Toc243516454" w:history="1">
+          <w:hyperlink w:anchor="_Toc243920651" w:history="1">
             <w:r>
               <w:rPr>
                 <w:rStyle w:val="Hipervnculo"/>
@@ -1630,7 +1628,7 @@
                 <w:noProof/>
                 <w:webHidden/>
               </w:rPr>
-              <w:instrText xml:space="preserve"> PAGEREF _Toc243516454 \h </w:instrText>
+              <w:instrText xml:space="preserve"> PAGEREF _Toc243920651 \h </w:instrText>
             </w:r>
             <w:r>
               <w:rPr>
@@ -1675,7 +1673,7 @@
               <w:lang w:eastAsia="es-CO"/>
             </w:rPr>
           </w:pPr>
-          <w:hyperlink w:anchor="_Toc243516455" w:history="1">
+          <w:hyperlink w:anchor="_Toc243920652" w:history="1">
             <w:r>
               <w:rPr>
                 <w:rStyle w:val="Hipervnculo"/>
@@ -1702,7 +1700,7 @@
                 <w:noProof/>
                 <w:webHidden/>
               </w:rPr>
-              <w:instrText xml:space="preserve"> PAGEREF _Toc243516455 \h </w:instrText>
+              <w:instrText xml:space="preserve"> PAGEREF _Toc243920652 \h </w:instrText>
             </w:r>
             <w:r>
               <w:rPr>
@@ -1747,7 +1745,7 @@
               <w:lang w:eastAsia="es-CO"/>
             </w:rPr>
           </w:pPr>
-          <w:hyperlink w:anchor="_Toc243516456" w:history="1">
+          <w:hyperlink w:anchor="_Toc243920653" w:history="1">
             <w:r>
               <w:rPr>
                 <w:rStyle w:val="Hipervnculo"/>
@@ -1774,7 +1772,7 @@
                 <w:noProof/>
                 <w:webHidden/>
               </w:rPr>
-              <w:instrText xml:space="preserve"> PAGEREF _Toc243516456 \h </w:instrText>
+              <w:instrText xml:space="preserve"> PAGEREF _Toc243920653 \h </w:instrText>
             </w:r>
             <w:r>
               <w:rPr>
@@ -1819,7 +1817,7 @@
               <w:lang w:eastAsia="es-CO"/>
             </w:rPr>
           </w:pPr>
-          <w:hyperlink w:anchor="_Toc243516457" w:history="1">
+          <w:hyperlink w:anchor="_Toc243920654" w:history="1">
             <w:r>
               <w:rPr>
                 <w:rStyle w:val="Hipervnculo"/>
@@ -1846,7 +1844,7 @@
                 <w:noProof/>
                 <w:webHidden/>
               </w:rPr>
-              <w:instrText xml:space="preserve"> PAGEREF _Toc243516457 \h </w:instrText>
+              <w:instrText xml:space="preserve"> PAGEREF _Toc243920654 \h </w:instrText>
             </w:r>
             <w:r>
               <w:rPr>
@@ -1891,7 +1889,7 @@
               <w:lang w:eastAsia="es-CO"/>
             </w:rPr>
           </w:pPr>
-          <w:hyperlink w:anchor="_Toc243516458" w:history="1">
+          <w:hyperlink w:anchor="_Toc243920655" w:history="1">
             <w:r>
               <w:rPr>
                 <w:rStyle w:val="Hipervnculo"/>
@@ -1918,7 +1916,7 @@
                 <w:noProof/>
                 <w:webHidden/>
               </w:rPr>
-              <w:instrText xml:space="preserve"> PAGEREF _Toc243516458 \h </w:instrText>
+              <w:instrText xml:space="preserve"> PAGEREF _Toc243920655 \h </w:instrText>
             </w:r>
             <w:r>
               <w:rPr>
@@ -1963,7 +1961,7 @@
               <w:lang w:eastAsia="es-CO"/>
             </w:rPr>
           </w:pPr>
-          <w:hyperlink w:anchor="_Toc243516459" w:history="1">
+          <w:hyperlink w:anchor="_Toc243920656" w:history="1">
             <w:r>
               <w:rPr>
                 <w:rStyle w:val="Hipervnculo"/>
@@ -1990,7 +1988,7 @@
                 <w:noProof/>
                 <w:webHidden/>
               </w:rPr>
-              <w:instrText xml:space="preserve"> PAGEREF _Toc243516459 \h </w:instrText>
+              <w:instrText xml:space="preserve"> PAGEREF _Toc243920656 \h </w:instrText>
             </w:r>
             <w:r>
               <w:rPr>
@@ -2035,7 +2033,7 @@
               <w:lang w:eastAsia="es-CO"/>
             </w:rPr>
           </w:pPr>
-          <w:hyperlink w:anchor="_Toc243516460" w:history="1">
+          <w:hyperlink w:anchor="_Toc243920657" w:history="1">
             <w:r>
               <w:rPr>
                 <w:rStyle w:val="Hipervnculo"/>
@@ -2077,7 +2075,7 @@
                 <w:noProof/>
                 <w:webHidden/>
               </w:rPr>
-              <w:instrText xml:space="preserve"> PAGEREF _Toc243516460 \h </w:instrText>
+              <w:instrText xml:space="preserve"> PAGEREF _Toc243920657 \h </w:instrText>
             </w:r>
             <w:r>
               <w:rPr>
@@ -2122,7 +2120,7 @@
               <w:lang w:eastAsia="es-CO"/>
             </w:rPr>
           </w:pPr>
-          <w:hyperlink w:anchor="_Toc243516461" w:history="1">
+          <w:hyperlink w:anchor="_Toc243920658" w:history="1">
             <w:r>
               <w:rPr>
                 <w:rStyle w:val="Hipervnculo"/>
@@ -2149,7 +2147,7 @@
                 <w:noProof/>
                 <w:webHidden/>
               </w:rPr>
-              <w:instrText xml:space="preserve"> PAGEREF _Toc243516461 \h </w:instrText>
+              <w:instrText xml:space="preserve"> PAGEREF _Toc243920658 \h </w:instrText>
             </w:r>
             <w:r>
               <w:rPr>
@@ -2194,7 +2192,7 @@
               <w:lang w:eastAsia="es-CO"/>
             </w:rPr>
           </w:pPr>
-          <w:hyperlink w:anchor="_Toc243516462" w:history="1">
+          <w:hyperlink w:anchor="_Toc243920659" w:history="1">
             <w:r>
               <w:rPr>
                 <w:rStyle w:val="Hipervnculo"/>
@@ -2221,7 +2219,7 @@
                 <w:noProof/>
                 <w:webHidden/>
               </w:rPr>
-              <w:instrText xml:space="preserve"> PAGEREF _Toc243516462 \h </w:instrText>
+              <w:instrText xml:space="preserve"> PAGEREF _Toc243920659 \h </w:instrText>
             </w:r>
             <w:r>
               <w:rPr>
@@ -2266,7 +2264,7 @@
               <w:lang w:eastAsia="es-CO"/>
             </w:rPr>
           </w:pPr>
-          <w:hyperlink w:anchor="_Toc243516463" w:history="1">
+          <w:hyperlink w:anchor="_Toc243920660" w:history="1">
             <w:r>
               <w:rPr>
                 <w:rStyle w:val="Hipervnculo"/>
@@ -2293,7 +2291,7 @@
                 <w:noProof/>
                 <w:webHidden/>
               </w:rPr>
-              <w:instrText xml:space="preserve"> PAGEREF _Toc243516463 \h </w:instrText>
+              <w:instrText xml:space="preserve"> PAGEREF _Toc243920660 \h </w:instrText>
             </w:r>
             <w:r>
               <w:rPr>
@@ -2338,7 +2336,7 @@
               <w:lang w:eastAsia="es-CO"/>
             </w:rPr>
           </w:pPr>
-          <w:hyperlink w:anchor="_Toc243516464" w:history="1">
+          <w:hyperlink w:anchor="_Toc243920661" w:history="1">
             <w:r>
               <w:rPr>
                 <w:rStyle w:val="Hipervnculo"/>
@@ -2381,7 +2379,7 @@
                 <w:noProof/>
                 <w:webHidden/>
               </w:rPr>
-              <w:instrText xml:space="preserve"> PAGEREF _Toc243516464 \h </w:instrText>
+              <w:instrText xml:space="preserve"> PAGEREF _Toc243920661 \h </w:instrText>
             </w:r>
             <w:r>
               <w:rPr>
@@ -2426,7 +2424,7 @@
               <w:lang w:eastAsia="es-CO"/>
             </w:rPr>
           </w:pPr>
-          <w:hyperlink w:anchor="_Toc243516465" w:history="1">
+          <w:hyperlink w:anchor="_Toc243920662" w:history="1">
             <w:r>
               <w:rPr>
                 <w:rStyle w:val="Hipervnculo"/>
@@ -2453,7 +2451,7 @@
                 <w:noProof/>
                 <w:webHidden/>
               </w:rPr>
-              <w:instrText xml:space="preserve"> PAGEREF _Toc243516465 \h </w:instrText>
+              <w:instrText xml:space="preserve"> PAGEREF _Toc243920662 \h </w:instrText>
             </w:r>
             <w:r>
               <w:rPr>
@@ -2498,7 +2496,7 @@
               <w:lang w:eastAsia="es-CO"/>
             </w:rPr>
           </w:pPr>
-          <w:hyperlink w:anchor="_Toc243516466" w:history="1">
+          <w:hyperlink w:anchor="_Toc243920663" w:history="1">
             <w:r>
               <w:rPr>
                 <w:rStyle w:val="Hipervnculo"/>
@@ -2525,7 +2523,7 @@
                 <w:noProof/>
                 <w:webHidden/>
               </w:rPr>
-              <w:instrText xml:space="preserve"> PAGEREF _Toc243516466 \h </w:instrText>
+              <w:instrText xml:space="preserve"> PAGEREF _Toc243920663 \h </w:instrText>
             </w:r>
             <w:r>
               <w:rPr>
@@ -2570,7 +2568,7 @@
               <w:lang w:eastAsia="es-CO"/>
             </w:rPr>
           </w:pPr>
-          <w:hyperlink w:anchor="_Toc243516467" w:history="1">
+          <w:hyperlink w:anchor="_Toc243920664" w:history="1">
             <w:r>
               <w:rPr>
                 <w:rStyle w:val="Hipervnculo"/>
@@ -2597,7 +2595,7 @@
                 <w:noProof/>
                 <w:webHidden/>
               </w:rPr>
-              <w:instrText xml:space="preserve"> PAGEREF _Toc243516467 \h </w:instrText>
+              <w:instrText xml:space="preserve"> PAGEREF _Toc243920664 \h </w:instrText>
             </w:r>
             <w:r>
               <w:rPr>
@@ -2642,7 +2640,7 @@
               <w:lang w:eastAsia="es-CO"/>
             </w:rPr>
           </w:pPr>
-          <w:hyperlink w:anchor="_Toc243516468" w:history="1">
+          <w:hyperlink w:anchor="_Toc243920665" w:history="1">
             <w:r>
               <w:rPr>
                 <w:rStyle w:val="Hipervnculo"/>
@@ -2669,7 +2667,7 @@
                 <w:noProof/>
                 <w:webHidden/>
               </w:rPr>
-              <w:instrText xml:space="preserve"> PAGEREF _Toc243516468 \h </w:instrText>
+              <w:instrText xml:space="preserve"> PAGEREF _Toc243920665 \h </w:instrText>
             </w:r>
             <w:r>
               <w:rPr>
@@ -2714,7 +2712,7 @@
               <w:lang w:eastAsia="es-CO"/>
             </w:rPr>
           </w:pPr>
-          <w:hyperlink w:anchor="_Toc243516469" w:history="1">
+          <w:hyperlink w:anchor="_Toc243920666" w:history="1">
             <w:r>
               <w:rPr>
                 <w:rStyle w:val="Hipervnculo"/>
@@ -2741,7 +2739,7 @@
                 <w:noProof/>
                 <w:webHidden/>
               </w:rPr>
-              <w:instrText xml:space="preserve"> PAGEREF _Toc243516469 \h </w:instrText>
+              <w:instrText xml:space="preserve"> PAGEREF _Toc243920666 \h </w:instrText>
             </w:r>
             <w:r>
               <w:rPr>
@@ -2786,7 +2784,7 @@
               <w:lang w:eastAsia="es-CO"/>
             </w:rPr>
           </w:pPr>
-          <w:hyperlink w:anchor="_Toc243516470" w:history="1">
+          <w:hyperlink w:anchor="_Toc243920667" w:history="1">
             <w:r>
               <w:rPr>
                 <w:rStyle w:val="Hipervnculo"/>
@@ -2813,7 +2811,7 @@
                 <w:noProof/>
                 <w:webHidden/>
               </w:rPr>
-              <w:instrText xml:space="preserve"> PAGEREF _Toc243516470 \h </w:instrText>
+              <w:instrText xml:space="preserve"> PAGEREF _Toc243920667 \h </w:instrText>
             </w:r>
             <w:r>
               <w:rPr>
@@ -2858,7 +2856,7 @@
               <w:lang w:eastAsia="es-CO"/>
             </w:rPr>
           </w:pPr>
-          <w:hyperlink w:anchor="_Toc243516471" w:history="1">
+          <w:hyperlink w:anchor="_Toc243920668" w:history="1">
             <w:r>
               <w:rPr>
                 <w:rStyle w:val="Hipervnculo"/>
@@ -2885,7 +2883,7 @@
                 <w:noProof/>
                 <w:webHidden/>
               </w:rPr>
-              <w:instrText xml:space="preserve"> PAGEREF _Toc243516471 \h </w:instrText>
+              <w:instrText xml:space="preserve"> PAGEREF _Toc243920668 \h </w:instrText>
             </w:r>
             <w:r>
               <w:rPr>
@@ -2930,7 +2928,7 @@
               <w:lang w:eastAsia="es-CO"/>
             </w:rPr>
           </w:pPr>
-          <w:hyperlink w:anchor="_Toc243516472" w:history="1">
+          <w:hyperlink w:anchor="_Toc243920669" w:history="1">
             <w:r>
               <w:rPr>
                 <w:rStyle w:val="Hipervnculo"/>
@@ -2957,7 +2955,7 @@
                 <w:noProof/>
                 <w:webHidden/>
               </w:rPr>
-              <w:instrText xml:space="preserve"> PAGEREF _Toc243516472 \h </w:instrText>
+              <w:instrText xml:space="preserve"> PAGEREF _Toc243920669 \h </w:instrText>
             </w:r>
             <w:r>
               <w:rPr>
@@ -3002,7 +3000,7 @@
               <w:lang w:eastAsia="es-CO"/>
             </w:rPr>
           </w:pPr>
-          <w:hyperlink w:anchor="_Toc243516473" w:history="1">
+          <w:hyperlink w:anchor="_Toc243920670" w:history="1">
             <w:r>
               <w:rPr>
                 <w:rStyle w:val="Hipervnculo"/>
@@ -3029,7 +3027,7 @@
                 <w:noProof/>
                 <w:webHidden/>
               </w:rPr>
-              <w:instrText xml:space="preserve"> PAGEREF _Toc243516473 \h </w:instrText>
+              <w:instrText xml:space="preserve"> PAGEREF _Toc243920670 \h </w:instrText>
             </w:r>
             <w:r>
               <w:rPr>
@@ -3074,7 +3072,7 @@
               <w:lang w:eastAsia="es-CO"/>
             </w:rPr>
           </w:pPr>
-          <w:hyperlink w:anchor="_Toc243516474" w:history="1">
+          <w:hyperlink w:anchor="_Toc243920671" w:history="1">
             <w:r>
               <w:rPr>
                 <w:rStyle w:val="Hipervnculo"/>
@@ -3101,7 +3099,7 @@
                 <w:noProof/>
                 <w:webHidden/>
               </w:rPr>
-              <w:instrText xml:space="preserve"> PAGEREF _Toc243516474 \h </w:instrText>
+              <w:instrText xml:space="preserve"> PAGEREF _Toc243920671 \h </w:instrText>
             </w:r>
             <w:r>
               <w:rPr>
@@ -3146,7 +3144,7 @@
               <w:lang w:eastAsia="es-CO"/>
             </w:rPr>
           </w:pPr>
-          <w:hyperlink w:anchor="_Toc243516475" w:history="1">
+          <w:hyperlink w:anchor="_Toc243920672" w:history="1">
             <w:r>
               <w:rPr>
                 <w:rStyle w:val="Hipervnculo"/>
@@ -3173,7 +3171,7 @@
                 <w:noProof/>
                 <w:webHidden/>
               </w:rPr>
-              <w:instrText xml:space="preserve"> PAGEREF _Toc243516475 \h </w:instrText>
+              <w:instrText xml:space="preserve"> PAGEREF _Toc243920672 \h </w:instrText>
             </w:r>
             <w:r>
               <w:rPr>
@@ -3227,7 +3225,7 @@
       <w:pPr>
         <w:pStyle w:val="Titulosgenerales"/>
       </w:pPr>
-      <w:bookmarkStart w:id="0" w:name="_Toc243516440"/>
+      <w:bookmarkStart w:id="0" w:name="_Toc243920637"/>
       <w:r>
         <w:lastRenderedPageBreak/>
         <w:t>Introducción</w:t>
@@ -3308,7 +3306,7 @@
         <w:pStyle w:val="Ttulo1"/>
         <w:spacing w:line="360" w:lineRule="auto"/>
       </w:pPr>
-      <w:bookmarkStart w:id="1" w:name="_Toc243516441"/>
+      <w:bookmarkStart w:id="1" w:name="_Toc243920638"/>
       <w:r>
         <w:lastRenderedPageBreak/>
         <w:t>Logística</w:t>
@@ -3356,7 +3354,7 @@
         <w:pStyle w:val="Ttulo2"/>
         <w:spacing w:line="360" w:lineRule="auto"/>
       </w:pPr>
-      <w:bookmarkStart w:id="2" w:name="_Toc243516442"/>
+      <w:bookmarkStart w:id="2" w:name="_Toc243920639"/>
       <w:r>
         <w:t>Concepto</w:t>
       </w:r>
@@ -3412,7 +3410,7 @@
         <w:pStyle w:val="Ttulo2"/>
         <w:spacing w:line="360" w:lineRule="auto"/>
       </w:pPr>
-      <w:bookmarkStart w:id="3" w:name="_Toc243516443"/>
+      <w:bookmarkStart w:id="3" w:name="_Toc243920640"/>
       <w:r>
         <w:lastRenderedPageBreak/>
         <w:t>Funciones</w:t>
@@ -3450,10 +3448,9 @@
         <w:pStyle w:val="Prrafodelista"/>
         <w:numPr>
           <w:ilvl w:val="0"/>
-          <w:numId w:val="30"/>
+          <w:numId w:val="37"/>
         </w:numPr>
         <w:rPr>
-          <w:szCs w:val="28"/>
           <w:lang w:val="es-419"/>
         </w:rPr>
       </w:pPr>
@@ -3469,14 +3466,7 @@
         <w:rPr>
           <w:lang w:val="es-419"/>
         </w:rPr>
-        <w:t xml:space="preserve"> </w:t>
-      </w:r>
-      <w:r>
-        <w:rPr>
-          <w:szCs w:val="28"/>
-          <w:lang w:val="es-419"/>
-        </w:rPr>
-        <w:t>comprende el traslado de los productos desde el lugar de origen hasta el punto de entrega, asegurando que lleguen de manera oportuna a los clientes, distribuidores o puntos de venta.</w:t>
+        <w:t xml:space="preserve"> comprende el traslado de los productos desde el lugar de origen hasta el punto de entrega, asegurando que lleguen de manera oportuna a los clientes, distribuidores o puntos de venta.</w:t>
       </w:r>
     </w:p>
     <w:p>
@@ -3484,10 +3474,9 @@
         <w:pStyle w:val="Prrafodelista"/>
         <w:numPr>
           <w:ilvl w:val="0"/>
-          <w:numId w:val="30"/>
+          <w:numId w:val="37"/>
         </w:numPr>
         <w:rPr>
-          <w:szCs w:val="28"/>
           <w:lang w:val="es-419"/>
         </w:rPr>
       </w:pPr>
@@ -3495,31 +3484,15 @@
         <w:rPr>
           <w:b/>
           <w:bCs/>
-          <w:szCs w:val="28"/>
           <w:lang w:val="es-419"/>
         </w:rPr>
         <w:t>Almacenamiento:</w:t>
       </w:r>
       <w:r>
         <w:rPr>
-          <w:szCs w:val="28"/>
-          <w:lang w:val="es-419"/>
-        </w:rPr>
-        <w:t xml:space="preserve"> c</w:t>
-      </w:r>
-      <w:r>
-        <w:rPr>
-          <w:szCs w:val="28"/>
-          <w:lang w:val="es-419"/>
-        </w:rPr>
-        <w:t>onsiste en conservar los productos en condiciones adecuadas mientras son requeridos para su comercialización, utilizando bodegas o centros de distribución que faciliten su organización y protección</w:t>
-      </w:r>
-      <w:r>
-        <w:rPr>
-          <w:szCs w:val="28"/>
-          <w:lang w:val="es-419"/>
-        </w:rPr>
-        <w:t>.</w:t>
+          <w:lang w:val="es-419"/>
+        </w:rPr>
+        <w:t xml:space="preserve"> consiste en conservar los productos en condiciones adecuadas mientras son requeridos para su comercialización, utilizando bodegas o centros de distribución que faciliten su organización y protección.</w:t>
       </w:r>
     </w:p>
     <w:p>
@@ -3527,10 +3500,9 @@
         <w:pStyle w:val="Prrafodelista"/>
         <w:numPr>
           <w:ilvl w:val="0"/>
-          <w:numId w:val="30"/>
+          <w:numId w:val="37"/>
         </w:numPr>
         <w:rPr>
-          <w:szCs w:val="28"/>
           <w:lang w:val="es-419"/>
         </w:rPr>
       </w:pPr>
@@ -3538,24 +3510,15 @@
         <w:rPr>
           <w:b/>
           <w:bCs/>
-          <w:szCs w:val="28"/>
           <w:lang w:val="es-419"/>
         </w:rPr>
         <w:t>Gestión de inventarios:</w:t>
       </w:r>
       <w:r>
         <w:rPr>
-          <w:szCs w:val="28"/>
-          <w:lang w:val="es-419"/>
-        </w:rPr>
-        <w:t xml:space="preserve"> p</w:t>
-      </w:r>
-      <w:r>
-        <w:rPr>
-          <w:szCs w:val="28"/>
-          <w:lang w:val="es-419"/>
-        </w:rPr>
-        <w:t>ermite controlar las existencias disponibles, planificar la reposición de mercancías y evitar tanto el desabastecimiento como el exceso de inventario.</w:t>
+          <w:lang w:val="es-419"/>
+        </w:rPr>
+        <w:t xml:space="preserve"> permite controlar las existencias disponibles, planificar la reposición de mercancías y evitar tanto el desabastecimiento como el exceso de inventario.</w:t>
       </w:r>
     </w:p>
     <w:p>
@@ -3563,10 +3526,9 @@
         <w:pStyle w:val="Prrafodelista"/>
         <w:numPr>
           <w:ilvl w:val="0"/>
-          <w:numId w:val="30"/>
+          <w:numId w:val="37"/>
         </w:numPr>
         <w:rPr>
-          <w:szCs w:val="28"/>
           <w:lang w:val="es-419"/>
         </w:rPr>
       </w:pPr>
@@ -3574,24 +3536,15 @@
         <w:rPr>
           <w:b/>
           <w:bCs/>
-          <w:szCs w:val="28"/>
           <w:lang w:val="es-419"/>
         </w:rPr>
         <w:t>Procesamiento de pedidos:</w:t>
       </w:r>
       <w:r>
         <w:rPr>
-          <w:szCs w:val="28"/>
-          <w:lang w:val="es-419"/>
-        </w:rPr>
-        <w:t xml:space="preserve"> i</w:t>
-      </w:r>
-      <w:r>
-        <w:rPr>
-          <w:szCs w:val="28"/>
-          <w:lang w:val="es-419"/>
-        </w:rPr>
-        <w:t>ncluye la recepción, preparación, verificación y despacho de los pedidos, garantizando que cada solicitud sea atendida de manera correcta y dentro de los tiempos establecidos.</w:t>
+          <w:lang w:val="es-419"/>
+        </w:rPr>
+        <w:t xml:space="preserve"> incluye la recepción, preparación, verificación y despacho de los pedidos, garantizando que cada solicitud sea atendida de manera correcta y dentro de los tiempos establecidos.</w:t>
       </w:r>
     </w:p>
     <w:p>
@@ -3599,10 +3552,9 @@
         <w:pStyle w:val="Prrafodelista"/>
         <w:numPr>
           <w:ilvl w:val="0"/>
-          <w:numId w:val="30"/>
+          <w:numId w:val="37"/>
         </w:numPr>
         <w:rPr>
-          <w:szCs w:val="28"/>
           <w:lang w:val="es-419"/>
         </w:rPr>
       </w:pPr>
@@ -3610,34 +3562,22 @@
         <w:rPr>
           <w:b/>
           <w:bCs/>
-          <w:szCs w:val="28"/>
-          <w:lang w:val="es-419"/>
-        </w:rPr>
-        <w:t>Manejo de la información:</w:t>
-      </w:r>
-      <w:r>
-        <w:rPr>
-          <w:b/>
-          <w:bCs/>
-          <w:szCs w:val="28"/>
-          <w:lang w:val="es-419"/>
-        </w:rPr>
-        <w:t xml:space="preserve"> </w:t>
-      </w:r>
-      <w:r>
-        <w:rPr>
-          <w:szCs w:val="28"/>
-          <w:lang w:val="es-419"/>
-        </w:rPr>
-        <w:t xml:space="preserve">comprende el registro, seguimiento y análisis de los datos relacionados con las operaciones logísticas mediante sistemas de </w:t>
-      </w:r>
-      <w:r>
-        <w:rPr>
-          <w:szCs w:val="28"/>
+          <w:lang w:val="es-419"/>
+        </w:rPr>
+        <w:t xml:space="preserve">Manejo de la información: </w:t>
+      </w:r>
+      <w:r>
+        <w:rPr>
+          <w:lang w:val="es-419"/>
+        </w:rPr>
+        <w:t xml:space="preserve">comprende el registro, seguimiento y análisis de los datos relacionados con las operaciones logísticas mediante sistemas </w:t>
+      </w:r>
+      <w:r>
+        <w:rPr>
           <w:lang w:val="es-419"/>
         </w:rPr>
         <w:lastRenderedPageBreak/>
-        <w:t xml:space="preserve">información, como los </w:t>
+        <w:t xml:space="preserve">de información, como los </w:t>
       </w:r>
       <w:r>
         <w:rPr>
@@ -3648,7 +3588,6 @@
       </w:r>
       <w:r>
         <w:rPr>
-          <w:szCs w:val="28"/>
           <w:lang w:val="es-419"/>
         </w:rPr>
         <w:t xml:space="preserve"> y otras plataformas digitales, facilitando la toma de decisiones.</w:t>
@@ -3687,7 +3626,7 @@
         <w:pStyle w:val="Ttulo2"/>
         <w:spacing w:line="360" w:lineRule="auto"/>
       </w:pPr>
-      <w:bookmarkStart w:id="4" w:name="_Toc243516444"/>
+      <w:bookmarkStart w:id="4" w:name="_Toc243920641"/>
       <w:r>
         <w:t>Actores</w:t>
       </w:r>
@@ -4188,7 +4127,7 @@
         <w:pStyle w:val="Ttulo2"/>
         <w:spacing w:line="360" w:lineRule="auto"/>
       </w:pPr>
-      <w:bookmarkStart w:id="5" w:name="_Toc243516445"/>
+      <w:bookmarkStart w:id="5" w:name="_Toc243920642"/>
       <w:r>
         <w:t>Beneficio</w:t>
       </w:r>
@@ -4234,7 +4173,7 @@
         <w:pStyle w:val="Prrafodelista"/>
         <w:numPr>
           <w:ilvl w:val="0"/>
-          <w:numId w:val="30"/>
+          <w:numId w:val="38"/>
         </w:numPr>
         <w:rPr>
           <w:b/>
@@ -4263,7 +4202,7 @@
         <w:pStyle w:val="Prrafodelista"/>
         <w:numPr>
           <w:ilvl w:val="0"/>
-          <w:numId w:val="30"/>
+          <w:numId w:val="38"/>
         </w:numPr>
         <w:rPr>
           <w:b/>
@@ -4277,15 +4216,7 @@
           <w:bCs/>
           <w:lang w:val="es-419"/>
         </w:rPr>
-        <w:t>Mejora del servicio</w:t>
-      </w:r>
-      <w:r>
-        <w:rPr>
-          <w:b/>
-          <w:bCs/>
-          <w:lang w:val="es-419"/>
-        </w:rPr>
-        <w:t xml:space="preserve">: </w:t>
+        <w:t xml:space="preserve">Mejora del servicio: </w:t>
       </w:r>
       <w:r>
         <w:rPr>
@@ -4299,7 +4230,7 @@
         <w:pStyle w:val="Prrafodelista"/>
         <w:numPr>
           <w:ilvl w:val="0"/>
-          <w:numId w:val="30"/>
+          <w:numId w:val="38"/>
         </w:numPr>
         <w:rPr>
           <w:b/>
@@ -4327,7 +4258,7 @@
         <w:pStyle w:val="Prrafodelista"/>
         <w:numPr>
           <w:ilvl w:val="0"/>
-          <w:numId w:val="30"/>
+          <w:numId w:val="38"/>
         </w:numPr>
         <w:rPr>
           <w:b/>
@@ -4341,15 +4272,7 @@
           <w:bCs/>
           <w:lang w:val="es-419"/>
         </w:rPr>
-        <w:t>Control de las operaciones</w:t>
-      </w:r>
-      <w:r>
-        <w:rPr>
-          <w:b/>
-          <w:bCs/>
-          <w:lang w:val="es-419"/>
-        </w:rPr>
-        <w:t xml:space="preserve">: </w:t>
+        <w:t xml:space="preserve">Control de las operaciones: </w:t>
       </w:r>
       <w:r>
         <w:rPr>
@@ -4510,7 +4433,7 @@
         <w:pStyle w:val="Ttulo1"/>
         <w:spacing w:line="360" w:lineRule="auto"/>
       </w:pPr>
-      <w:bookmarkStart w:id="6" w:name="_Toc243516446"/>
+      <w:bookmarkStart w:id="6" w:name="_Toc243920643"/>
       <w:r>
         <w:lastRenderedPageBreak/>
         <w:t>Logística inversa</w:t>
@@ -4536,7 +4459,7 @@
         <w:pStyle w:val="Ttulo2"/>
         <w:spacing w:line="360" w:lineRule="auto"/>
       </w:pPr>
-      <w:bookmarkStart w:id="7" w:name="_Toc243516447"/>
+      <w:bookmarkStart w:id="7" w:name="_Toc243920644"/>
       <w:r>
         <w:t>Concepto</w:t>
       </w:r>
@@ -4598,7 +4521,7 @@
         <w:pStyle w:val="Ttulo2"/>
         <w:spacing w:line="360" w:lineRule="auto"/>
       </w:pPr>
-      <w:bookmarkStart w:id="8" w:name="_Toc243516448"/>
+      <w:bookmarkStart w:id="8" w:name="_Toc243920645"/>
       <w:r>
         <w:t>Funciones</w:t>
       </w:r>
@@ -4642,7 +4565,7 @@
         <w:pStyle w:val="Prrafodelista"/>
         <w:numPr>
           <w:ilvl w:val="0"/>
-          <w:numId w:val="31"/>
+          <w:numId w:val="39"/>
         </w:numPr>
         <w:rPr>
           <w:lang w:val="es-419" w:eastAsia="es-CO"/>
@@ -4660,13 +4583,7 @@
         <w:rPr>
           <w:lang w:val="es-419" w:eastAsia="es-CO"/>
         </w:rPr>
-        <w:t xml:space="preserve"> r</w:t>
-      </w:r>
-      <w:r>
-        <w:rPr>
-          <w:lang w:val="es-419" w:eastAsia="es-CO"/>
-        </w:rPr>
-        <w:t>ecibe los productos devueltos por los clientes y los traslada para su procesamiento.</w:t>
+        <w:t xml:space="preserve"> recibe los productos devueltos por los clientes y los traslada para su procesamiento.</w:t>
       </w:r>
     </w:p>
     <w:p>
@@ -4674,7 +4591,7 @@
         <w:pStyle w:val="Prrafodelista"/>
         <w:numPr>
           <w:ilvl w:val="0"/>
-          <w:numId w:val="31"/>
+          <w:numId w:val="39"/>
         </w:numPr>
         <w:rPr>
           <w:lang w:val="es-419" w:eastAsia="es-CO"/>
@@ -4692,13 +4609,7 @@
         <w:rPr>
           <w:lang w:val="es-419" w:eastAsia="es-CO"/>
         </w:rPr>
-        <w:t xml:space="preserve"> e</w:t>
-      </w:r>
-      <w:r>
-        <w:rPr>
-          <w:lang w:val="es-419" w:eastAsia="es-CO"/>
-        </w:rPr>
-        <w:t>valúa el estado de los productos retornados para definir su destino.</w:t>
+        <w:t xml:space="preserve"> evalúa el estado de los productos retornados para definir su destino.</w:t>
       </w:r>
     </w:p>
     <w:p>
@@ -4706,7 +4617,7 @@
         <w:pStyle w:val="Prrafodelista"/>
         <w:numPr>
           <w:ilvl w:val="0"/>
-          <w:numId w:val="31"/>
+          <w:numId w:val="39"/>
         </w:numPr>
         <w:rPr>
           <w:lang w:val="es-419" w:eastAsia="es-CO"/>
@@ -4724,13 +4635,7 @@
         <w:rPr>
           <w:lang w:val="es-419" w:eastAsia="es-CO"/>
         </w:rPr>
-        <w:t xml:space="preserve"> r</w:t>
-      </w:r>
-      <w:r>
-        <w:rPr>
-          <w:lang w:val="es-419" w:eastAsia="es-CO"/>
-        </w:rPr>
-        <w:t>eincorpora los productos o sus componentes al ciclo comercial mediante reparación o reutilización.</w:t>
+        <w:t xml:space="preserve"> reincorpora los productos o sus componentes al ciclo comercial mediante reparación o reutilización.</w:t>
       </w:r>
     </w:p>
     <w:p>
@@ -4738,7 +4643,7 @@
         <w:pStyle w:val="Prrafodelista"/>
         <w:numPr>
           <w:ilvl w:val="0"/>
-          <w:numId w:val="31"/>
+          <w:numId w:val="39"/>
         </w:numPr>
         <w:rPr>
           <w:lang w:val="es-419" w:eastAsia="es-CO"/>
@@ -4756,13 +4661,7 @@
         <w:rPr>
           <w:lang w:val="es-419" w:eastAsia="es-CO"/>
         </w:rPr>
-        <w:t xml:space="preserve"> t</w:t>
-      </w:r>
-      <w:r>
-        <w:rPr>
-          <w:lang w:val="es-419" w:eastAsia="es-CO"/>
-        </w:rPr>
-        <w:t>rata los productos que no pueden recuperarse mediante reciclaje o eliminación conforme a la normatividad vigente.</w:t>
+        <w:t xml:space="preserve"> trata los productos que no pueden recuperarse mediante reciclaje o eliminación conforme a la normatividad vigente.</w:t>
       </w:r>
     </w:p>
     <w:p>
@@ -4783,7 +4682,7 @@
         <w:pStyle w:val="Ttulo2"/>
         <w:spacing w:line="360" w:lineRule="auto"/>
       </w:pPr>
-      <w:bookmarkStart w:id="9" w:name="_Toc243516449"/>
+      <w:bookmarkStart w:id="9" w:name="_Toc243920646"/>
       <w:r>
         <w:t>Actores</w:t>
       </w:r>
@@ -4807,7 +4706,7 @@
         <w:pStyle w:val="Prrafodelista"/>
         <w:numPr>
           <w:ilvl w:val="0"/>
-          <w:numId w:val="30"/>
+          <w:numId w:val="40"/>
         </w:numPr>
         <w:rPr>
           <w:lang w:val="es-419" w:eastAsia="es-CO"/>
@@ -4834,13 +4733,7 @@
         <w:rPr>
           <w:lang w:val="es-419" w:eastAsia="es-CO"/>
         </w:rPr>
-        <w:t xml:space="preserve"> i</w:t>
-      </w:r>
-      <w:r>
-        <w:rPr>
-          <w:lang w:val="es-419" w:eastAsia="es-CO"/>
-        </w:rPr>
-        <w:t>nicia el flujo inverso al devolver productos, empaques o materiales por motivos como defectos, garantías, inconformidades, finalización de su vida útil o programas de recuperación establecidos por la empresa.</w:t>
+        <w:t xml:space="preserve"> inicia el flujo inverso al devolver productos, empaques o materiales por motivos como defectos, garantías, inconformidades, finalización de su vida útil o programas de recuperación establecidos por la empresa.</w:t>
       </w:r>
     </w:p>
     <w:p>
@@ -4848,7 +4741,7 @@
         <w:pStyle w:val="Prrafodelista"/>
         <w:numPr>
           <w:ilvl w:val="0"/>
-          <w:numId w:val="30"/>
+          <w:numId w:val="40"/>
         </w:numPr>
         <w:rPr>
           <w:lang w:val="es-419" w:eastAsia="es-CO"/>
@@ -4866,13 +4759,7 @@
         <w:rPr>
           <w:lang w:val="es-419" w:eastAsia="es-CO"/>
         </w:rPr>
-        <w:t xml:space="preserve"> p</w:t>
-      </w:r>
-      <w:r>
-        <w:rPr>
-          <w:lang w:val="es-419" w:eastAsia="es-CO"/>
-        </w:rPr>
-        <w:t>lanifica y coordina las condiciones para recibir, controlar y gestionar los productos retornados, definiendo políticas, responsables y alternativas de recuperación que permitan reducir pérdidas, aprovechar recursos y responder adecuadamente a los requerimientos del cliente.</w:t>
+        <w:t xml:space="preserve"> planifica y coordina las condiciones para recibir, controlar y gestionar los productos retornados, definiendo políticas, responsables y alternativas de recuperación que permitan reducir pérdidas, aprovechar recursos y responder adecuadamente a los requerimientos del cliente.</w:t>
       </w:r>
     </w:p>
     <w:p>
@@ -4880,7 +4767,7 @@
         <w:pStyle w:val="Prrafodelista"/>
         <w:numPr>
           <w:ilvl w:val="0"/>
-          <w:numId w:val="30"/>
+          <w:numId w:val="40"/>
         </w:numPr>
         <w:rPr>
           <w:lang w:val="es-419" w:eastAsia="es-CO"/>
@@ -4898,13 +4785,7 @@
         <w:rPr>
           <w:lang w:val="es-419" w:eastAsia="es-CO"/>
         </w:rPr>
-        <w:t xml:space="preserve"> e</w:t>
-      </w:r>
-      <w:r>
-        <w:rPr>
-          <w:lang w:val="es-419" w:eastAsia="es-CO"/>
-        </w:rPr>
-        <w:t>jecuta actividades especializadas relacionadas con la recolección, transporte, almacenamiento y manejo de productos retornados, facilitando su traslado desde los puntos de origen hasta los lugares establecidos para su evaluación, recuperación o tratamiento.</w:t>
+        <w:t xml:space="preserve"> ejecuta actividades especializadas relacionadas con la recolección, transporte, almacenamiento y manejo de productos retornados, facilitando su traslado desde los puntos de origen hasta los lugares establecidos para su evaluación, recuperación o tratamiento.</w:t>
       </w:r>
     </w:p>
     <w:p>
@@ -4912,7 +4793,7 @@
         <w:pStyle w:val="Prrafodelista"/>
         <w:numPr>
           <w:ilvl w:val="0"/>
-          <w:numId w:val="30"/>
+          <w:numId w:val="40"/>
         </w:numPr>
         <w:rPr>
           <w:lang w:val="es-419" w:eastAsia="es-CO"/>
@@ -4930,13 +4811,7 @@
         <w:rPr>
           <w:lang w:val="es-419" w:eastAsia="es-CO"/>
         </w:rPr>
-        <w:t xml:space="preserve"> r</w:t>
-      </w:r>
-      <w:r>
-        <w:rPr>
-          <w:lang w:val="es-419" w:eastAsia="es-CO"/>
-        </w:rPr>
-        <w:t>ecibe y evalúa los productos, materiales o empaques retornados para determinar y ejecutar el tratamiento correspondiente, como reparación, reacondicionamiento, reutilización, reciclaje, aprovechamiento de componentes o disposición final.</w:t>
+        <w:t xml:space="preserve"> recibe y evalúa los productos, materiales o empaques retornados para determinar y ejecutar el tratamiento correspondiente, como reparación, reacondicionamiento, reutilización, reciclaje, aprovechamiento de componentes o disposición final.</w:t>
       </w:r>
     </w:p>
     <w:p>
@@ -4971,7 +4846,7 @@
         <w:pStyle w:val="Ttulo2"/>
         <w:spacing w:line="360" w:lineRule="auto"/>
       </w:pPr>
-      <w:bookmarkStart w:id="10" w:name="_Toc243516450"/>
+      <w:bookmarkStart w:id="10" w:name="_Toc243920647"/>
       <w:r>
         <w:t>Beneficios</w:t>
       </w:r>
@@ -6125,7 +6000,7 @@
         <w:pStyle w:val="Ttulo1"/>
         <w:spacing w:line="360" w:lineRule="auto"/>
       </w:pPr>
-      <w:bookmarkStart w:id="12" w:name="_Toc243516451"/>
+      <w:bookmarkStart w:id="12" w:name="_Toc243920648"/>
       <w:bookmarkEnd w:id="11"/>
       <w:r>
         <w:lastRenderedPageBreak/>
@@ -6151,7 +6026,7 @@
         <w:pStyle w:val="Ttulo2"/>
         <w:spacing w:line="360" w:lineRule="auto"/>
       </w:pPr>
-      <w:bookmarkStart w:id="13" w:name="_Toc243516452"/>
+      <w:bookmarkStart w:id="13" w:name="_Toc243920649"/>
       <w:r>
         <w:t>Concepto</w:t>
       </w:r>
@@ -6207,7 +6082,7 @@
         <w:pStyle w:val="Ttulo2"/>
         <w:spacing w:line="360" w:lineRule="auto"/>
       </w:pPr>
-      <w:bookmarkStart w:id="14" w:name="_Toc243516453"/>
+      <w:bookmarkStart w:id="14" w:name="_Toc243920650"/>
       <w:r>
         <w:lastRenderedPageBreak/>
         <w:t>Tipos</w:t>
@@ -6245,7 +6120,7 @@
         <w:pStyle w:val="Prrafodelista"/>
         <w:numPr>
           <w:ilvl w:val="0"/>
-          <w:numId w:val="35"/>
+          <w:numId w:val="41"/>
         </w:numPr>
         <w:rPr>
           <w:lang w:val="es-419" w:eastAsia="es-CO"/>
@@ -6264,6 +6139,28 @@
           <w:lang w:val="es-419" w:eastAsia="es-CO"/>
         </w:rPr>
         <w:t>busca alcanzar la mayor cobertura posible, ubicando el producto en numerosos puntos de venta para facilitar su disponibilidad y adquisición. Se utiliza principalmente en productos de consumo frecuente y alta rotación.</w:t>
+      </w:r>
+    </w:p>
+    <w:p>
+      <w:pPr>
+        <w:ind w:left="1416" w:firstLine="1"/>
+        <w:rPr>
+          <w:lang w:val="es-419" w:eastAsia="es-CO"/>
+        </w:rPr>
+      </w:pPr>
+      <w:r>
+        <w:rPr>
+          <w:b/>
+          <w:bCs/>
+          <w:lang w:val="es-419" w:eastAsia="es-CO"/>
+        </w:rPr>
+        <w:t xml:space="preserve">Ejemplo: </w:t>
+      </w:r>
+      <w:r>
+        <w:rPr>
+          <w:lang w:val="es-419" w:eastAsia="es-CO"/>
+        </w:rPr>
+        <w:t>una empresa de bebidas distribuye sus productos en supermercados, tiendas de barrio, restaurantes, minimercados y estaciones de servicio.</w:t>
       </w:r>
     </w:p>
     <w:p>
@@ -6271,7 +6168,7 @@
         <w:pStyle w:val="Prrafodelista"/>
         <w:numPr>
           <w:ilvl w:val="0"/>
-          <w:numId w:val="36"/>
+          <w:numId w:val="41"/>
         </w:numPr>
         <w:rPr>
           <w:lang w:val="es-419" w:eastAsia="es-CO"/>
@@ -6283,13 +6180,35 @@
           <w:bCs/>
           <w:lang w:val="es-419" w:eastAsia="es-CO"/>
         </w:rPr>
-        <w:t xml:space="preserve">Ejemplo: </w:t>
-      </w:r>
-      <w:r>
-        <w:rPr>
-          <w:lang w:val="es-419" w:eastAsia="es-CO"/>
-        </w:rPr>
-        <w:t>una empresa de bebidas distribuye sus productos en supermercados, tiendas de barrio, restaurantes, minimercados y estaciones de servicio.</w:t>
+        <w:t>Distribución selectiva:</w:t>
+      </w:r>
+      <w:r>
+        <w:rPr>
+          <w:lang w:val="es-419" w:eastAsia="es-CO"/>
+        </w:rPr>
+        <w:t xml:space="preserve"> utiliza un número limitado de intermediarios o puntos de venta, seleccionados según criterios como ubicación, capacidad comercial, servicio, experiencia o posicionamiento, buscando equilibrar la cobertura del mercado con el control de la distribución.</w:t>
+      </w:r>
+    </w:p>
+    <w:p>
+      <w:pPr>
+        <w:ind w:left="1416" w:firstLine="1"/>
+        <w:rPr>
+          <w:lang w:val="es-419" w:eastAsia="es-CO"/>
+        </w:rPr>
+      </w:pPr>
+      <w:r>
+        <w:rPr>
+          <w:b/>
+          <w:bCs/>
+          <w:lang w:val="es-419" w:eastAsia="es-CO"/>
+        </w:rPr>
+        <w:t>Ejemplo:</w:t>
+      </w:r>
+      <w:r>
+        <w:rPr>
+          <w:lang w:val="es-419" w:eastAsia="es-CO"/>
+        </w:rPr>
+        <w:t xml:space="preserve"> una marca de electrodomésticos comercializa sus productos únicamente mediante almacenes especializados y determinadas cadenas comerciales.</w:t>
       </w:r>
     </w:p>
     <w:p>
@@ -6297,7 +6216,7 @@
         <w:pStyle w:val="Prrafodelista"/>
         <w:numPr>
           <w:ilvl w:val="0"/>
-          <w:numId w:val="35"/>
+          <w:numId w:val="41"/>
         </w:numPr>
         <w:rPr>
           <w:lang w:val="es-419" w:eastAsia="es-CO"/>
@@ -6309,22 +6228,19 @@
           <w:bCs/>
           <w:lang w:val="es-419" w:eastAsia="es-CO"/>
         </w:rPr>
-        <w:t>Distribución selectiva:</w:t>
-      </w:r>
-      <w:r>
-        <w:rPr>
-          <w:lang w:val="es-419" w:eastAsia="es-CO"/>
-        </w:rPr>
-        <w:t xml:space="preserve"> utiliza un número limitado de intermediarios o puntos de venta, seleccionados según criterios como ubicación, capacidad comercial, servicio, experiencia o posicionamiento, buscando equilibrar la cobertura del mercado con el control de la distribución.</w:t>
-      </w:r>
-    </w:p>
-    <w:p>
-      <w:pPr>
-        <w:pStyle w:val="Prrafodelista"/>
-        <w:numPr>
-          <w:ilvl w:val="0"/>
-          <w:numId w:val="36"/>
-        </w:numPr>
+        <w:lastRenderedPageBreak/>
+        <w:t>Distribución exclusiva:</w:t>
+      </w:r>
+      <w:r>
+        <w:rPr>
+          <w:lang w:val="es-419" w:eastAsia="es-CO"/>
+        </w:rPr>
+        <w:t xml:space="preserve"> otorga a uno o pocos intermediarios autorizados la comercialización del producto en un territorio o mercado determinado, permitiendo mantener mayor control sobre la venta, el servicio, la presentación y el posicionamiento de la marca.</w:t>
+      </w:r>
+    </w:p>
+    <w:p>
+      <w:pPr>
+        <w:ind w:left="1416" w:firstLine="1"/>
         <w:rPr>
           <w:lang w:val="es-419" w:eastAsia="es-CO"/>
         </w:rPr>
@@ -6341,59 +6257,6 @@
         <w:rPr>
           <w:lang w:val="es-419" w:eastAsia="es-CO"/>
         </w:rPr>
-        <w:t xml:space="preserve"> una marca de electrodomésticos comercializa sus productos únicamente mediante almacenes especializados y determinadas cadenas comerciales.</w:t>
-      </w:r>
-    </w:p>
-    <w:p>
-      <w:pPr>
-        <w:pStyle w:val="Prrafodelista"/>
-        <w:numPr>
-          <w:ilvl w:val="0"/>
-          <w:numId w:val="35"/>
-        </w:numPr>
-        <w:rPr>
-          <w:lang w:val="es-419" w:eastAsia="es-CO"/>
-        </w:rPr>
-      </w:pPr>
-      <w:r>
-        <w:rPr>
-          <w:b/>
-          <w:bCs/>
-          <w:lang w:val="es-419" w:eastAsia="es-CO"/>
-        </w:rPr>
-        <w:lastRenderedPageBreak/>
-        <w:t>Distribución exclusiva:</w:t>
-      </w:r>
-      <w:r>
-        <w:rPr>
-          <w:lang w:val="es-419" w:eastAsia="es-CO"/>
-        </w:rPr>
-        <w:t xml:space="preserve"> otorga a uno o pocos intermediarios autorizados la comercialización del producto en un territorio o mercado determinado, permitiendo mantener mayor control sobre la venta, el servicio, la presentación y el posicionamiento de la marca.</w:t>
-      </w:r>
-    </w:p>
-    <w:p>
-      <w:pPr>
-        <w:pStyle w:val="Prrafodelista"/>
-        <w:numPr>
-          <w:ilvl w:val="0"/>
-          <w:numId w:val="36"/>
-        </w:numPr>
-        <w:rPr>
-          <w:lang w:val="es-419" w:eastAsia="es-CO"/>
-        </w:rPr>
-      </w:pPr>
-      <w:r>
-        <w:rPr>
-          <w:b/>
-          <w:bCs/>
-          <w:lang w:val="es-419" w:eastAsia="es-CO"/>
-        </w:rPr>
-        <w:t>Ejemplo:</w:t>
-      </w:r>
-      <w:r>
-        <w:rPr>
-          <w:lang w:val="es-419" w:eastAsia="es-CO"/>
-        </w:rPr>
         <w:t xml:space="preserve"> una marca de artículos de lujo autoriza únicamente a determinados establecimientos para comercializar sus productos en una ciudad.</w:t>
       </w:r>
     </w:p>
@@ -6415,7 +6278,7 @@
         <w:pStyle w:val="Ttulo2"/>
         <w:spacing w:line="360" w:lineRule="auto"/>
       </w:pPr>
-      <w:bookmarkStart w:id="15" w:name="_Toc243516454"/>
+      <w:bookmarkStart w:id="15" w:name="_Toc243920651"/>
       <w:r>
         <w:t>Clasificación</w:t>
       </w:r>
@@ -6610,7 +6473,7 @@
         <w:pStyle w:val="Ttulo1"/>
         <w:spacing w:line="360" w:lineRule="auto"/>
       </w:pPr>
-      <w:bookmarkStart w:id="16" w:name="_Toc243516455"/>
+      <w:bookmarkStart w:id="16" w:name="_Toc243920652"/>
       <w:r>
         <w:lastRenderedPageBreak/>
         <w:t>Inventario</w:t>
@@ -6635,7 +6498,7 @@
         <w:pStyle w:val="Ttulo2"/>
         <w:spacing w:line="360" w:lineRule="auto"/>
       </w:pPr>
-      <w:bookmarkStart w:id="17" w:name="_Toc243516456"/>
+      <w:bookmarkStart w:id="17" w:name="_Toc243920653"/>
       <w:r>
         <w:t>Concepto</w:t>
       </w:r>
@@ -6694,12 +6557,12 @@
         <w:pStyle w:val="Ttulo2"/>
         <w:spacing w:line="360" w:lineRule="auto"/>
       </w:pPr>
-      <w:bookmarkStart w:id="18" w:name="_Toc243516457"/>
-      <w:bookmarkStart w:id="19" w:name="_Toc242263418"/>
+      <w:bookmarkStart w:id="18" w:name="_Toc242263418"/>
+      <w:bookmarkStart w:id="19" w:name="_Toc243920654"/>
       <w:r>
         <w:t>Tipos</w:t>
       </w:r>
-      <w:bookmarkEnd w:id="18"/>
+      <w:bookmarkEnd w:id="19"/>
     </w:p>
     <w:p>
       <w:pPr>
@@ -6741,7 +6604,7 @@
         <w:pStyle w:val="Prrafodelista"/>
         <w:numPr>
           <w:ilvl w:val="0"/>
-          <w:numId w:val="35"/>
+          <w:numId w:val="41"/>
         </w:numPr>
         <w:rPr>
           <w:lang w:val="es-419" w:eastAsia="es-CO"/>
@@ -6760,6 +6623,28 @@
           <w:lang w:val="es-419" w:eastAsia="es-CO"/>
         </w:rPr>
         <w:t xml:space="preserve"> comprende los materiales e insumos adquiridos y almacenados que aún no han ingresado al proceso productivo y serán utilizados para elaborar los productos de la empresa.</w:t>
+      </w:r>
+    </w:p>
+    <w:p>
+      <w:pPr>
+        <w:ind w:left="1416" w:firstLine="1"/>
+        <w:rPr>
+          <w:lang w:val="es-419" w:eastAsia="es-CO"/>
+        </w:rPr>
+      </w:pPr>
+      <w:r>
+        <w:rPr>
+          <w:b/>
+          <w:bCs/>
+          <w:lang w:val="es-419" w:eastAsia="es-CO"/>
+        </w:rPr>
+        <w:t>Ejemplo:</w:t>
+      </w:r>
+      <w:r>
+        <w:rPr>
+          <w:lang w:val="es-419" w:eastAsia="es-CO"/>
+        </w:rPr>
+        <w:t xml:space="preserve"> una panadería mantiene existencias de harina, azúcar, huevos y mantequilla para elaborar sus productos.</w:t>
       </w:r>
     </w:p>
     <w:p>
@@ -6767,7 +6652,7 @@
         <w:pStyle w:val="Prrafodelista"/>
         <w:numPr>
           <w:ilvl w:val="0"/>
-          <w:numId w:val="36"/>
+          <w:numId w:val="41"/>
         </w:numPr>
         <w:rPr>
           <w:lang w:val="es-419" w:eastAsia="es-CO"/>
@@ -6779,13 +6664,35 @@
           <w:bCs/>
           <w:lang w:val="es-419" w:eastAsia="es-CO"/>
         </w:rPr>
+        <w:t>Inventario en proceso:</w:t>
+      </w:r>
+      <w:r>
+        <w:rPr>
+          <w:lang w:val="es-419" w:eastAsia="es-CO"/>
+        </w:rPr>
+        <w:t xml:space="preserve"> corresponde a los materiales y productos que ya iniciaron su transformación, pero todavía requieren actividades adicionales antes de convertirse en productos terminados disponibles para su comercialización.</w:t>
+      </w:r>
+    </w:p>
+    <w:p>
+      <w:pPr>
+        <w:ind w:left="1416" w:firstLine="1"/>
+        <w:rPr>
+          <w:lang w:val="es-419" w:eastAsia="es-CO"/>
+        </w:rPr>
+      </w:pPr>
+      <w:r>
+        <w:rPr>
+          <w:b/>
+          <w:bCs/>
+          <w:lang w:val="es-419" w:eastAsia="es-CO"/>
+        </w:rPr>
         <w:t>Ejemplo:</w:t>
       </w:r>
       <w:r>
         <w:rPr>
           <w:lang w:val="es-419" w:eastAsia="es-CO"/>
         </w:rPr>
-        <w:t xml:space="preserve"> una panadería mantiene existencias de harina, azúcar, huevos y mantequilla para elaborar sus productos.</w:t>
+        <w:t xml:space="preserve"> una fábrica de calzado mantiene zapatos ensamblados que todavía requieren suelas, acabados y empaque antes de estar disponibles para la venta.</w:t>
       </w:r>
     </w:p>
     <w:p>
@@ -6793,7 +6700,7 @@
         <w:pStyle w:val="Prrafodelista"/>
         <w:numPr>
           <w:ilvl w:val="0"/>
-          <w:numId w:val="35"/>
+          <w:numId w:val="41"/>
         </w:numPr>
         <w:rPr>
           <w:lang w:val="es-419" w:eastAsia="es-CO"/>
@@ -6805,13 +6712,35 @@
           <w:bCs/>
           <w:lang w:val="es-419" w:eastAsia="es-CO"/>
         </w:rPr>
-        <w:t>Inventario en proceso:</w:t>
-      </w:r>
-      <w:r>
-        <w:rPr>
-          <w:lang w:val="es-419" w:eastAsia="es-CO"/>
-        </w:rPr>
-        <w:t xml:space="preserve"> corresponde a los materiales y productos que ya iniciaron su transformación, pero todavía requieren actividades adicionales antes de convertirse en productos terminados disponibles para su comercialización.</w:t>
+        <w:t>Inventario de productos terminados</w:t>
+      </w:r>
+      <w:r>
+        <w:rPr>
+          <w:lang w:val="es-419" w:eastAsia="es-CO"/>
+        </w:rPr>
+        <w:t>: incluye los productos que finalizaron el proceso de producción y se encuentran disponibles para almacenamiento, comercialización y posterior distribución a clientes, intermediarios o puntos de venta.</w:t>
+      </w:r>
+    </w:p>
+    <w:p>
+      <w:pPr>
+        <w:ind w:left="1416" w:firstLine="1"/>
+        <w:rPr>
+          <w:lang w:val="es-419" w:eastAsia="es-CO"/>
+        </w:rPr>
+      </w:pPr>
+      <w:r>
+        <w:rPr>
+          <w:b/>
+          <w:bCs/>
+          <w:lang w:val="es-419" w:eastAsia="es-CO"/>
+        </w:rPr>
+        <w:t>Ejemplo:</w:t>
+      </w:r>
+      <w:r>
+        <w:rPr>
+          <w:lang w:val="es-419" w:eastAsia="es-CO"/>
+        </w:rPr>
+        <w:t xml:space="preserve"> una empresa de bebidas almacena botellas de agua empacadas y listas para ser distribuidas a supermercados y tiendas.</w:t>
       </w:r>
     </w:p>
     <w:p>
@@ -6819,7 +6748,7 @@
         <w:pStyle w:val="Prrafodelista"/>
         <w:numPr>
           <w:ilvl w:val="0"/>
-          <w:numId w:val="36"/>
+          <w:numId w:val="41"/>
         </w:numPr>
         <w:rPr>
           <w:lang w:val="es-419" w:eastAsia="es-CO"/>
@@ -6831,13 +6760,36 @@
           <w:bCs/>
           <w:lang w:val="es-419" w:eastAsia="es-CO"/>
         </w:rPr>
+        <w:lastRenderedPageBreak/>
+        <w:t>Inventario de seguridad:</w:t>
+      </w:r>
+      <w:r>
+        <w:rPr>
+          <w:lang w:val="es-419" w:eastAsia="es-CO"/>
+        </w:rPr>
+        <w:t xml:space="preserve"> representa una cantidad adicional de existencias mantenida para responder ante variaciones inesperadas de la demanda, retrasos de proveedores u otras situaciones que puedan afectar la disponibilidad del producto.</w:t>
+      </w:r>
+    </w:p>
+    <w:p>
+      <w:pPr>
+        <w:ind w:left="1416" w:firstLine="1"/>
+        <w:rPr>
+          <w:lang w:val="es-419" w:eastAsia="es-CO"/>
+        </w:rPr>
+      </w:pPr>
+      <w:r>
+        <w:rPr>
+          <w:b/>
+          <w:bCs/>
+          <w:lang w:val="es-419" w:eastAsia="es-CO"/>
+        </w:rPr>
         <w:t>Ejemplo:</w:t>
       </w:r>
       <w:r>
         <w:rPr>
           <w:lang w:val="es-419" w:eastAsia="es-CO"/>
         </w:rPr>
-        <w:t xml:space="preserve"> una fábrica de calzado mantiene zapatos ensamblados que todavía requieren suelas, acabados y empaque antes de estar disponibles para la venta.</w:t>
+        <w:t xml:space="preserve"> un supermercado mantiene paquetes adicionales de arroz para responder ante aumentos inesperados de la demanda o retrasos del proveedor.</w:t>
       </w:r>
     </w:p>
     <w:p>
@@ -6845,7 +6797,7 @@
         <w:pStyle w:val="Prrafodelista"/>
         <w:numPr>
           <w:ilvl w:val="0"/>
-          <w:numId w:val="35"/>
+          <w:numId w:val="41"/>
         </w:numPr>
         <w:rPr>
           <w:lang w:val="es-419" w:eastAsia="es-CO"/>
@@ -6857,22 +6809,18 @@
           <w:bCs/>
           <w:lang w:val="es-419" w:eastAsia="es-CO"/>
         </w:rPr>
-        <w:t>Inventario de productos terminados</w:t>
-      </w:r>
-      <w:r>
-        <w:rPr>
-          <w:lang w:val="es-419" w:eastAsia="es-CO"/>
-        </w:rPr>
-        <w:t>: incluye los productos que finalizaron el proceso de producción y se encuentran disponibles para almacenamiento, comercialización y posterior distribución a clientes, intermediarios o puntos de venta.</w:t>
-      </w:r>
-    </w:p>
-    <w:p>
-      <w:pPr>
-        <w:pStyle w:val="Prrafodelista"/>
-        <w:numPr>
-          <w:ilvl w:val="0"/>
-          <w:numId w:val="36"/>
-        </w:numPr>
+        <w:t>Inventario en tránsito:</w:t>
+      </w:r>
+      <w:r>
+        <w:rPr>
+          <w:lang w:val="es-419" w:eastAsia="es-CO"/>
+        </w:rPr>
+        <w:t xml:space="preserve"> comprende los productos o materiales que se encuentran desplazándose entre diferentes puntos de la cadena de suministro y todavía no han llegado al lugar establecido para su recepción.</w:t>
+      </w:r>
+    </w:p>
+    <w:p>
+      <w:pPr>
+        <w:ind w:left="1416" w:firstLine="1"/>
         <w:rPr>
           <w:lang w:val="es-419" w:eastAsia="es-CO"/>
         </w:rPr>
@@ -6889,111 +6837,6 @@
         <w:rPr>
           <w:lang w:val="es-419" w:eastAsia="es-CO"/>
         </w:rPr>
-        <w:t xml:space="preserve"> una empresa de bebidas almacena botellas de agua empacadas y listas para ser distribuidas a supermercados y tiendas.</w:t>
-      </w:r>
-    </w:p>
-    <w:p>
-      <w:pPr>
-        <w:pStyle w:val="Prrafodelista"/>
-        <w:numPr>
-          <w:ilvl w:val="0"/>
-          <w:numId w:val="35"/>
-        </w:numPr>
-        <w:rPr>
-          <w:lang w:val="es-419" w:eastAsia="es-CO"/>
-        </w:rPr>
-      </w:pPr>
-      <w:r>
-        <w:rPr>
-          <w:b/>
-          <w:bCs/>
-          <w:lang w:val="es-419" w:eastAsia="es-CO"/>
-        </w:rPr>
-        <w:lastRenderedPageBreak/>
-        <w:t>Inventario de seguridad:</w:t>
-      </w:r>
-      <w:r>
-        <w:rPr>
-          <w:lang w:val="es-419" w:eastAsia="es-CO"/>
-        </w:rPr>
-        <w:t xml:space="preserve"> representa una cantidad adicional de existencias mantenida para responder ante variaciones inesperadas de la demanda, retrasos de proveedores u otras situaciones que puedan afectar la disponibilidad del producto.</w:t>
-      </w:r>
-    </w:p>
-    <w:p>
-      <w:pPr>
-        <w:pStyle w:val="Prrafodelista"/>
-        <w:numPr>
-          <w:ilvl w:val="0"/>
-          <w:numId w:val="36"/>
-        </w:numPr>
-        <w:rPr>
-          <w:lang w:val="es-419" w:eastAsia="es-CO"/>
-        </w:rPr>
-      </w:pPr>
-      <w:r>
-        <w:rPr>
-          <w:b/>
-          <w:bCs/>
-          <w:lang w:val="es-419" w:eastAsia="es-CO"/>
-        </w:rPr>
-        <w:t>Ejemplo:</w:t>
-      </w:r>
-      <w:r>
-        <w:rPr>
-          <w:lang w:val="es-419" w:eastAsia="es-CO"/>
-        </w:rPr>
-        <w:t xml:space="preserve"> un supermercado mantiene paquetes adicionales de arroz para responder ante aumentos inesperados de la demanda o retrasos del proveedor.</w:t>
-      </w:r>
-    </w:p>
-    <w:p>
-      <w:pPr>
-        <w:pStyle w:val="Prrafodelista"/>
-        <w:numPr>
-          <w:ilvl w:val="0"/>
-          <w:numId w:val="35"/>
-        </w:numPr>
-        <w:rPr>
-          <w:lang w:val="es-419" w:eastAsia="es-CO"/>
-        </w:rPr>
-      </w:pPr>
-      <w:r>
-        <w:rPr>
-          <w:b/>
-          <w:bCs/>
-          <w:lang w:val="es-419" w:eastAsia="es-CO"/>
-        </w:rPr>
-        <w:t>Inventario en tránsito:</w:t>
-      </w:r>
-      <w:r>
-        <w:rPr>
-          <w:lang w:val="es-419" w:eastAsia="es-CO"/>
-        </w:rPr>
-        <w:t xml:space="preserve"> comprende los productos o materiales que se encuentran desplazándose entre diferentes puntos de la cadena de suministro y todavía no han llegado al lugar establecido para su recepción.</w:t>
-      </w:r>
-    </w:p>
-    <w:p>
-      <w:pPr>
-        <w:pStyle w:val="Prrafodelista"/>
-        <w:numPr>
-          <w:ilvl w:val="0"/>
-          <w:numId w:val="36"/>
-        </w:numPr>
-        <w:rPr>
-          <w:lang w:val="es-419" w:eastAsia="es-CO"/>
-        </w:rPr>
-      </w:pPr>
-      <w:r>
-        <w:rPr>
-          <w:b/>
-          <w:bCs/>
-          <w:lang w:val="es-419" w:eastAsia="es-CO"/>
-        </w:rPr>
-        <w:t>Ejemplo:</w:t>
-      </w:r>
-      <w:r>
-        <w:rPr>
-          <w:lang w:val="es-419" w:eastAsia="es-CO"/>
-        </w:rPr>
         <w:t xml:space="preserve"> un camión transporta cajas de frutas desde un centro de distribución hasta diferentes supermercados para su comercialización.</w:t>
       </w:r>
     </w:p>
@@ -7015,8 +6858,8 @@
         <w:pStyle w:val="Ttulo2"/>
         <w:spacing w:line="360" w:lineRule="auto"/>
       </w:pPr>
-      <w:bookmarkStart w:id="20" w:name="_Toc243516458"/>
-      <w:bookmarkEnd w:id="19"/>
+      <w:bookmarkStart w:id="20" w:name="_Toc243920655"/>
+      <w:bookmarkEnd w:id="18"/>
       <w:r>
         <w:t>Rotación</w:t>
       </w:r>
@@ -7045,14 +6888,14 @@
         <w:rPr>
           <w:lang w:val="es-419" w:eastAsia="es-CO"/>
         </w:rPr>
-        <w:t xml:space="preserve">Este indicador permite evaluar la eficiencia en la gestión del inventario, identificando si los productos se están comercializando de manera adecuada o si existen acumulaciones innecesarias. Una alta rotación indica dinamismo en las ventas, </w:t>
+        <w:t xml:space="preserve">Este indicador permite evaluar la eficiencia en la gestión del inventario, identificando si los productos se están comercializando de manera adecuada o si </w:t>
       </w:r>
       <w:r>
         <w:rPr>
           <w:lang w:val="es-419" w:eastAsia="es-CO"/>
         </w:rPr>
         <w:lastRenderedPageBreak/>
-        <w:t>mientras que una baja rotación puede generar costos de almacenamiento y riesgo de obsolescencia.</w:t>
+        <w:t>existen acumulaciones innecesarias. Una alta rotación indica dinamismo en las ventas, mientras que una baja rotación puede generar costos de almacenamiento y riesgo de obsolescencia.</w:t>
       </w:r>
     </w:p>
     <w:p>
@@ -7073,7 +6916,7 @@
         <w:pStyle w:val="Ttulo2"/>
         <w:spacing w:line="360" w:lineRule="auto"/>
       </w:pPr>
-      <w:bookmarkStart w:id="21" w:name="_Toc243516459"/>
+      <w:bookmarkStart w:id="21" w:name="_Toc243920656"/>
       <w:r>
         <w:t>Método</w:t>
       </w:r>
@@ -7133,9 +6976,9 @@
           <w:noProof/>
         </w:rPr>
         <w:drawing>
-          <wp:inline distT="0" distB="0" distL="0" distR="0" wp14:anchorId="1C8EB5DD" wp14:editId="20AE545D">
-            <wp:extent cx="4680000" cy="2779200"/>
-            <wp:effectExtent l="0" t="0" r="6350" b="2540"/>
+          <wp:inline distT="0" distB="0" distL="0" distR="0" wp14:anchorId="1C8EB5DD" wp14:editId="2B95EB4C">
+            <wp:extent cx="4320000" cy="2565415"/>
+            <wp:effectExtent l="0" t="0" r="4445" b="6350"/>
             <wp:docPr id="9" name="Imagen 9" descr="La figura presenta diferentes métodos utilizados para organizar, valorar y controlar los inventarios dentro de una empresa. Mediante situaciones representativas de bodegas y establecimientos comerciales, muestra cómo los productos pueden gestionarse considerando su orden de ingreso y salida, su costo promedio o su importancia económica. La información permite comprender que cada método responde a necesidades específicas de administración y facilita la toma de decisiones relacionadas con la disponibilidad, rotación, valoración y control de las existencias. "/>
             <wp:cNvGraphicFramePr>
               <a:graphicFrameLocks xmlns:a="http://schemas.openxmlformats.org/drawingml/2006/main" noChangeAspect="1"/>
@@ -7165,7 +7008,7 @@
                   <pic:spPr bwMode="auto">
                     <a:xfrm>
                       <a:off x="0" y="0"/>
-                      <a:ext cx="4680000" cy="2779200"/>
+                      <a:ext cx="4320000" cy="2565415"/>
                     </a:xfrm>
                     <a:prstGeom prst="rect">
                       <a:avLst/>
@@ -7291,7 +7134,7 @@
         <w:pStyle w:val="Ttulo1"/>
         <w:spacing w:line="360" w:lineRule="auto"/>
       </w:pPr>
-      <w:bookmarkStart w:id="22" w:name="_Toc243516460"/>
+      <w:bookmarkStart w:id="22" w:name="_Toc243920657"/>
       <w:r>
         <w:rPr>
           <w:rStyle w:val="Extranjerismo"/>
@@ -7336,7 +7179,7 @@
         <w:pStyle w:val="Ttulo2"/>
         <w:spacing w:line="360" w:lineRule="auto"/>
       </w:pPr>
-      <w:bookmarkStart w:id="23" w:name="_Toc243516461"/>
+      <w:bookmarkStart w:id="23" w:name="_Toc243920658"/>
       <w:r>
         <w:t>Concepto</w:t>
       </w:r>
@@ -7438,7 +7281,7 @@
         <w:pStyle w:val="Ttulo2"/>
         <w:spacing w:line="360" w:lineRule="auto"/>
       </w:pPr>
-      <w:bookmarkStart w:id="24" w:name="_Toc243516462"/>
+      <w:bookmarkStart w:id="24" w:name="_Toc243920659"/>
       <w:r>
         <w:lastRenderedPageBreak/>
         <w:t>Beneficios</w:t>
@@ -7502,7 +7345,7 @@
         <w:pStyle w:val="Prrafodelista"/>
         <w:numPr>
           <w:ilvl w:val="0"/>
-          <w:numId w:val="35"/>
+          <w:numId w:val="41"/>
         </w:numPr>
         <w:rPr>
           <w:lang w:val="es-419" w:eastAsia="es-CO"/>
@@ -7521,6 +7364,28 @@
           <w:lang w:val="es-419" w:eastAsia="es-CO"/>
         </w:rPr>
         <w:t xml:space="preserve"> permite mantener las cantidades necesarias de productos para responder oportunamente a los pedidos y requerimientos de los clientes en los diferentes puntos de comercialización.</w:t>
+      </w:r>
+    </w:p>
+    <w:p>
+      <w:pPr>
+        <w:ind w:left="1416" w:firstLine="1"/>
+        <w:rPr>
+          <w:lang w:val="es-419" w:eastAsia="es-CO"/>
+        </w:rPr>
+      </w:pPr>
+      <w:r>
+        <w:rPr>
+          <w:b/>
+          <w:bCs/>
+          <w:lang w:val="es-419" w:eastAsia="es-CO"/>
+        </w:rPr>
+        <w:t>Ejemplo:</w:t>
+      </w:r>
+      <w:r>
+        <w:rPr>
+          <w:lang w:val="es-419" w:eastAsia="es-CO"/>
+        </w:rPr>
+        <w:t xml:space="preserve"> un supermercado mantiene existencias suficientes de leche para atender la demanda diaria de sus clientes.</w:t>
       </w:r>
     </w:p>
     <w:p>
@@ -7528,7 +7393,7 @@
         <w:pStyle w:val="Prrafodelista"/>
         <w:numPr>
           <w:ilvl w:val="0"/>
-          <w:numId w:val="36"/>
+          <w:numId w:val="41"/>
         </w:numPr>
         <w:rPr>
           <w:lang w:val="es-419" w:eastAsia="es-CO"/>
@@ -7540,13 +7405,35 @@
           <w:bCs/>
           <w:lang w:val="es-419" w:eastAsia="es-CO"/>
         </w:rPr>
+        <w:t>Reducción de faltantes:</w:t>
+      </w:r>
+      <w:r>
+        <w:rPr>
+          <w:lang w:val="es-419" w:eastAsia="es-CO"/>
+        </w:rPr>
+        <w:t xml:space="preserve"> disminuye el riesgo de agotamiento de productos mediante el seguimiento de existencias, la reposición oportuna y la definición de cantidades adecuadas para atender la demanda.</w:t>
+      </w:r>
+    </w:p>
+    <w:p>
+      <w:pPr>
+        <w:ind w:left="1416" w:firstLine="1"/>
+        <w:rPr>
+          <w:lang w:val="es-419" w:eastAsia="es-CO"/>
+        </w:rPr>
+      </w:pPr>
+      <w:r>
+        <w:rPr>
+          <w:b/>
+          <w:bCs/>
+          <w:lang w:val="es-419" w:eastAsia="es-CO"/>
+        </w:rPr>
         <w:t>Ejemplo:</w:t>
       </w:r>
       <w:r>
         <w:rPr>
           <w:lang w:val="es-419" w:eastAsia="es-CO"/>
         </w:rPr>
-        <w:t xml:space="preserve"> un supermercado mantiene existencias suficientes de leche para atender la demanda diaria de sus clientes.</w:t>
+        <w:t xml:space="preserve"> una tienda repone las bebidas antes de alcanzar niveles mínimos de inventario, evitando quedarse sin unidades disponibles.</w:t>
       </w:r>
     </w:p>
     <w:p>
@@ -7554,7 +7441,7 @@
         <w:pStyle w:val="Prrafodelista"/>
         <w:numPr>
           <w:ilvl w:val="0"/>
-          <w:numId w:val="35"/>
+          <w:numId w:val="41"/>
         </w:numPr>
         <w:rPr>
           <w:lang w:val="es-419" w:eastAsia="es-CO"/>
@@ -7566,13 +7453,42 @@
           <w:bCs/>
           <w:lang w:val="es-419" w:eastAsia="es-CO"/>
         </w:rPr>
-        <w:t>Reducción de faltantes:</w:t>
-      </w:r>
-      <w:r>
-        <w:rPr>
-          <w:lang w:val="es-419" w:eastAsia="es-CO"/>
-        </w:rPr>
-        <w:t xml:space="preserve"> disminuye el riesgo de agotamiento de productos mediante el seguimiento de existencias, la reposición oportuna y la definición de cantidades adecuadas para atender la demanda.</w:t>
+        <w:t>Optimización de las operaciones:</w:t>
+      </w:r>
+      <w:r>
+        <w:rPr>
+          <w:lang w:val="es-419" w:eastAsia="es-CO"/>
+        </w:rPr>
+        <w:t xml:space="preserve"> facilita la planificación del almacenamiento, abastecimiento, preparación de pedidos y distribución, </w:t>
+      </w:r>
+      <w:r>
+        <w:rPr>
+          <w:lang w:val="es-419" w:eastAsia="es-CO"/>
+        </w:rPr>
+        <w:lastRenderedPageBreak/>
+        <w:t>favoreciendo el uso eficiente del espacio, el tiempo y los recursos disponibles.</w:t>
+      </w:r>
+    </w:p>
+    <w:p>
+      <w:pPr>
+        <w:ind w:left="1416" w:firstLine="1"/>
+        <w:rPr>
+          <w:lang w:val="es-419" w:eastAsia="es-CO"/>
+        </w:rPr>
+      </w:pPr>
+      <w:r>
+        <w:rPr>
+          <w:b/>
+          <w:bCs/>
+          <w:lang w:val="es-419" w:eastAsia="es-CO"/>
+        </w:rPr>
+        <w:t>Ejemplo:</w:t>
+      </w:r>
+      <w:r>
+        <w:rPr>
+          <w:lang w:val="es-419" w:eastAsia="es-CO"/>
+        </w:rPr>
+        <w:t xml:space="preserve"> una bodega organiza los productos según su rotación para agilizar el alistamiento y despacho de los pedidos.</w:t>
       </w:r>
     </w:p>
     <w:p>
@@ -7580,7 +7496,7 @@
         <w:pStyle w:val="Prrafodelista"/>
         <w:numPr>
           <w:ilvl w:val="0"/>
-          <w:numId w:val="36"/>
+          <w:numId w:val="41"/>
         </w:numPr>
         <w:rPr>
           <w:lang w:val="es-419" w:eastAsia="es-CO"/>
@@ -7592,13 +7508,127 @@
           <w:bCs/>
           <w:lang w:val="es-419" w:eastAsia="es-CO"/>
         </w:rPr>
+        <w:t>Control de costos:</w:t>
+      </w:r>
+      <w:r>
+        <w:rPr>
+          <w:lang w:val="es-419" w:eastAsia="es-CO"/>
+        </w:rPr>
+        <w:t xml:space="preserve"> contribuye a identificar y reducir costos relacionados con almacenamiento, exceso de existencias, deterioro, obsolescencia, faltantes y movimientos innecesarios de productos.</w:t>
+      </w:r>
+    </w:p>
+    <w:p>
+      <w:pPr>
+        <w:ind w:left="1416" w:firstLine="1"/>
+        <w:rPr>
+          <w:lang w:val="es-419" w:eastAsia="es-CO"/>
+        </w:rPr>
+      </w:pPr>
+      <w:r>
+        <w:rPr>
+          <w:b/>
+          <w:bCs/>
+          <w:lang w:val="es-419" w:eastAsia="es-CO"/>
+        </w:rPr>
         <w:t>Ejemplo:</w:t>
       </w:r>
       <w:r>
         <w:rPr>
           <w:lang w:val="es-419" w:eastAsia="es-CO"/>
         </w:rPr>
-        <w:t xml:space="preserve"> una tienda repone las bebidas antes de alcanzar niveles mínimos de inventario, evitando quedarse sin unidades disponibles.</w:t>
+        <w:t xml:space="preserve"> una empresa ajusta las cantidades almacenadas de alimentos para disminuir pérdidas por vencimiento y costos de almacenamiento.</w:t>
+      </w:r>
+    </w:p>
+    <w:p>
+      <w:pPr>
+        <w:rPr>
+          <w:lang w:val="es-419" w:eastAsia="es-CO"/>
+        </w:rPr>
+      </w:pPr>
+      <w:r>
+        <w:rPr>
+          <w:lang w:val="es-419" w:eastAsia="es-CO"/>
+        </w:rPr>
+        <w:t xml:space="preserve">En la práctica, supermercados como Éxito mantienen niveles de </w:t>
+      </w:r>
+      <w:r>
+        <w:rPr>
+          <w:rStyle w:val="Extranjerismo"/>
+          <w:lang w:val="es-419" w:eastAsia="es-CO"/>
+        </w:rPr>
+        <w:t>stock</w:t>
+      </w:r>
+      <w:r>
+        <w:rPr>
+          <w:lang w:val="es-419" w:eastAsia="es-CO"/>
+        </w:rPr>
+        <w:t xml:space="preserve"> que aseguran disponibilidad constante, mientras que empresas de comercio electrónico ajustan sus existencias en función de la demanda proyectada.</w:t>
+      </w:r>
+    </w:p>
+    <w:p>
+      <w:pPr>
+        <w:pStyle w:val="Ttulo2"/>
+        <w:spacing w:line="360" w:lineRule="auto"/>
+      </w:pPr>
+      <w:bookmarkStart w:id="25" w:name="_Toc243920660"/>
+      <w:r>
+        <w:t>Ubicación</w:t>
+      </w:r>
+      <w:bookmarkEnd w:id="25"/>
+      <w:r>
+        <w:t xml:space="preserve"> </w:t>
+      </w:r>
+    </w:p>
+    <w:p>
+      <w:pPr>
+        <w:rPr>
+          <w:lang w:val="es-419" w:eastAsia="es-CO"/>
+        </w:rPr>
+      </w:pPr>
+      <w:r>
+        <w:rPr>
+          <w:lang w:val="es-419" w:eastAsia="es-CO"/>
+        </w:rPr>
+        <w:t xml:space="preserve">La ubicación del </w:t>
+      </w:r>
+      <w:r>
+        <w:rPr>
+          <w:rStyle w:val="Extranjerismo"/>
+          <w:lang w:val="es-419" w:eastAsia="es-CO"/>
+        </w:rPr>
+        <w:t xml:space="preserve">stock </w:t>
+      </w:r>
+      <w:r>
+        <w:rPr>
+          <w:lang w:val="es-419" w:eastAsia="es-CO"/>
+        </w:rPr>
+        <w:t>de inventarios corresponde a los espacios donde se almacenan los productos dentro de la cadena de distribución. Una ubicación adecuada facilita el abastecimiento, reduce los tiempos de entrega y contribuye a mejorar la eficiencia de las operaciones logísticas.</w:t>
+      </w:r>
+    </w:p>
+    <w:p>
+      <w:pPr>
+        <w:rPr>
+          <w:lang w:val="es-419" w:eastAsia="es-CO"/>
+        </w:rPr>
+      </w:pPr>
+      <w:r>
+        <w:rPr>
+          <w:lang w:val="es-419" w:eastAsia="es-CO"/>
+        </w:rPr>
+        <w:t xml:space="preserve">Las principales ubicaciones del </w:t>
+      </w:r>
+      <w:r>
+        <w:rPr>
+          <w:rStyle w:val="Extranjerismo"/>
+          <w:lang w:val="es-419" w:eastAsia="es-CO"/>
+        </w:rPr>
+        <w:t>stock</w:t>
+      </w:r>
+      <w:r>
+        <w:rPr>
+          <w:lang w:val="es-419" w:eastAsia="es-CO"/>
+        </w:rPr>
+        <w:t xml:space="preserve"> de inventarios son:</w:t>
       </w:r>
     </w:p>
     <w:p>
@@ -7606,7 +7636,7 @@
         <w:pStyle w:val="Prrafodelista"/>
         <w:numPr>
           <w:ilvl w:val="0"/>
-          <w:numId w:val="35"/>
+          <w:numId w:val="41"/>
         </w:numPr>
         <w:rPr>
           <w:lang w:val="es-419" w:eastAsia="es-CO"/>
@@ -7618,13 +7648,42 @@
           <w:bCs/>
           <w:lang w:val="es-419" w:eastAsia="es-CO"/>
         </w:rPr>
-        <w:t>Optimización de las operaciones:</w:t>
-      </w:r>
-      <w:r>
-        <w:rPr>
-          <w:lang w:val="es-419" w:eastAsia="es-CO"/>
-        </w:rPr>
-        <w:t xml:space="preserve"> facilita la planificación del almacenamiento, abastecimiento, preparación de pedidos y distribución, favoreciendo el uso eficiente del espacio, el tiempo y los recursos disponibles.</w:t>
+        <w:t>Bodega central:</w:t>
+      </w:r>
+      <w:r>
+        <w:rPr>
+          <w:lang w:val="es-419" w:eastAsia="es-CO"/>
+        </w:rPr>
+        <w:t xml:space="preserve"> instalación principal donde se concentran y almacenan productos provenientes de proveedores o plantas de producción, desde la </w:t>
+      </w:r>
+      <w:r>
+        <w:rPr>
+          <w:lang w:val="es-419" w:eastAsia="es-CO"/>
+        </w:rPr>
+        <w:lastRenderedPageBreak/>
+        <w:t>cual se abastecen otras instalaciones, establecimientos o puntos de la red comercial.</w:t>
+      </w:r>
+    </w:p>
+    <w:p>
+      <w:pPr>
+        <w:ind w:left="1416" w:firstLine="1"/>
+        <w:rPr>
+          <w:lang w:val="es-419" w:eastAsia="es-CO"/>
+        </w:rPr>
+      </w:pPr>
+      <w:r>
+        <w:rPr>
+          <w:b/>
+          <w:bCs/>
+          <w:lang w:val="es-419" w:eastAsia="es-CO"/>
+        </w:rPr>
+        <w:t>Ejemplo:</w:t>
+      </w:r>
+      <w:r>
+        <w:rPr>
+          <w:lang w:val="es-419" w:eastAsia="es-CO"/>
+        </w:rPr>
+        <w:t xml:space="preserve"> una cadena de ferreterías concentra herramientas y materiales en una bodega central para abastecer posteriormente sus diferentes establecimientos.</w:t>
       </w:r>
     </w:p>
     <w:p>
@@ -7632,7 +7691,7 @@
         <w:pStyle w:val="Prrafodelista"/>
         <w:numPr>
           <w:ilvl w:val="0"/>
-          <w:numId w:val="36"/>
+          <w:numId w:val="41"/>
         </w:numPr>
         <w:rPr>
           <w:lang w:val="es-419" w:eastAsia="es-CO"/>
@@ -7644,14 +7703,35 @@
           <w:bCs/>
           <w:lang w:val="es-419" w:eastAsia="es-CO"/>
         </w:rPr>
-        <w:lastRenderedPageBreak/>
+        <w:t>Punto de venta:</w:t>
+      </w:r>
+      <w:r>
+        <w:rPr>
+          <w:lang w:val="es-419" w:eastAsia="es-CO"/>
+        </w:rPr>
+        <w:t xml:space="preserve"> establecimiento físico donde se mantiene una cantidad de inventario destinada principalmente a atender de manera directa e inmediata las compras realizadas por el consumidor final.</w:t>
+      </w:r>
+    </w:p>
+    <w:p>
+      <w:pPr>
+        <w:ind w:left="1416" w:firstLine="1"/>
+        <w:rPr>
+          <w:lang w:val="es-419" w:eastAsia="es-CO"/>
+        </w:rPr>
+      </w:pPr>
+      <w:r>
+        <w:rPr>
+          <w:b/>
+          <w:bCs/>
+          <w:lang w:val="es-419" w:eastAsia="es-CO"/>
+        </w:rPr>
         <w:t>Ejemplo:</w:t>
       </w:r>
       <w:r>
         <w:rPr>
           <w:lang w:val="es-419" w:eastAsia="es-CO"/>
         </w:rPr>
-        <w:t xml:space="preserve"> una bodega organiza los productos según su rotación para agilizar el alistamiento y despacho de los pedidos.</w:t>
+        <w:t xml:space="preserve"> una farmacia conserva medicamentos y productos de cuidado personal para atender diariamente las compras de sus clientes.</w:t>
       </w:r>
     </w:p>
     <w:p>
@@ -7659,7 +7739,7 @@
         <w:pStyle w:val="Prrafodelista"/>
         <w:numPr>
           <w:ilvl w:val="0"/>
-          <w:numId w:val="35"/>
+          <w:numId w:val="41"/>
         </w:numPr>
         <w:rPr>
           <w:lang w:val="es-419" w:eastAsia="es-CO"/>
@@ -7671,13 +7751,35 @@
           <w:bCs/>
           <w:lang w:val="es-419" w:eastAsia="es-CO"/>
         </w:rPr>
-        <w:t>Control de costos:</w:t>
-      </w:r>
-      <w:r>
-        <w:rPr>
-          <w:lang w:val="es-419" w:eastAsia="es-CO"/>
-        </w:rPr>
-        <w:t xml:space="preserve"> contribuye a identificar y reducir costos relacionados con almacenamiento, exceso de existencias, deterioro, obsolescencia, faltantes y movimientos innecesarios de productos.</w:t>
+        <w:t>Centro de distribución:</w:t>
+      </w:r>
+      <w:r>
+        <w:rPr>
+          <w:lang w:val="es-419" w:eastAsia="es-CO"/>
+        </w:rPr>
+        <w:t xml:space="preserve"> instalación logística destinada a recibir, almacenar temporalmente, preparar y despachar productos hacia diferentes destinos, buscando agilizar el flujo de mercancías dentro de la red de distribución.</w:t>
+      </w:r>
+    </w:p>
+    <w:p>
+      <w:pPr>
+        <w:ind w:left="1416" w:firstLine="1"/>
+        <w:rPr>
+          <w:lang w:val="es-419" w:eastAsia="es-CO"/>
+        </w:rPr>
+      </w:pPr>
+      <w:r>
+        <w:rPr>
+          <w:b/>
+          <w:bCs/>
+          <w:lang w:val="es-419" w:eastAsia="es-CO"/>
+        </w:rPr>
+        <w:t>Ejemplo:</w:t>
+      </w:r>
+      <w:r>
+        <w:rPr>
+          <w:lang w:val="es-419" w:eastAsia="es-CO"/>
+        </w:rPr>
+        <w:t xml:space="preserve"> un centro recibe productos de aseo, prepara los pedidos y los despacha hacia supermercados ubicados en diferentes ciudades.</w:t>
       </w:r>
     </w:p>
     <w:p>
@@ -7685,7 +7787,7 @@
         <w:pStyle w:val="Prrafodelista"/>
         <w:numPr>
           <w:ilvl w:val="0"/>
-          <w:numId w:val="36"/>
+          <w:numId w:val="41"/>
         </w:numPr>
         <w:rPr>
           <w:lang w:val="es-419" w:eastAsia="es-CO"/>
@@ -7697,114 +7799,18 @@
           <w:bCs/>
           <w:lang w:val="es-419" w:eastAsia="es-CO"/>
         </w:rPr>
-        <w:t>Ejemplo:</w:t>
-      </w:r>
-      <w:r>
-        <w:rPr>
-          <w:lang w:val="es-419" w:eastAsia="es-CO"/>
-        </w:rPr>
-        <w:t xml:space="preserve"> una empresa ajusta las cantidades almacenadas de alimentos para disminuir pérdidas por vencimiento y costos de almacenamiento.</w:t>
-      </w:r>
-    </w:p>
-    <w:p>
-      <w:pPr>
-        <w:rPr>
-          <w:lang w:val="es-419" w:eastAsia="es-CO"/>
-        </w:rPr>
-      </w:pPr>
-      <w:r>
-        <w:rPr>
-          <w:lang w:val="es-419" w:eastAsia="es-CO"/>
-        </w:rPr>
-        <w:t xml:space="preserve">En la práctica, supermercados como Éxito mantienen niveles de </w:t>
-      </w:r>
-      <w:r>
-        <w:rPr>
-          <w:rStyle w:val="Extranjerismo"/>
-          <w:lang w:val="es-419" w:eastAsia="es-CO"/>
-        </w:rPr>
-        <w:t>stock</w:t>
-      </w:r>
-      <w:r>
-        <w:rPr>
-          <w:lang w:val="es-419" w:eastAsia="es-CO"/>
-        </w:rPr>
-        <w:t xml:space="preserve"> que aseguran disponibilidad constante, mientras que empresas de comercio electrónico ajustan sus existencias en función de la demanda proyectada.</w:t>
-      </w:r>
-    </w:p>
-    <w:p>
-      <w:pPr>
-        <w:pStyle w:val="Ttulo2"/>
-        <w:spacing w:line="360" w:lineRule="auto"/>
-      </w:pPr>
-      <w:bookmarkStart w:id="25" w:name="_Toc243516463"/>
-      <w:r>
-        <w:t>Ubicación</w:t>
-      </w:r>
-      <w:bookmarkEnd w:id="25"/>
-      <w:r>
-        <w:t xml:space="preserve"> </w:t>
-      </w:r>
-    </w:p>
-    <w:p>
-      <w:pPr>
-        <w:rPr>
-          <w:lang w:val="es-419" w:eastAsia="es-CO"/>
-        </w:rPr>
-      </w:pPr>
-      <w:r>
-        <w:rPr>
-          <w:lang w:val="es-419" w:eastAsia="es-CO"/>
-        </w:rPr>
-        <w:t xml:space="preserve">La ubicación del </w:t>
-      </w:r>
-      <w:r>
-        <w:rPr>
-          <w:rStyle w:val="Extranjerismo"/>
-          <w:lang w:val="es-419" w:eastAsia="es-CO"/>
-        </w:rPr>
-        <w:t xml:space="preserve">stock </w:t>
-      </w:r>
-      <w:r>
-        <w:rPr>
-          <w:lang w:val="es-419" w:eastAsia="es-CO"/>
-        </w:rPr>
-        <w:t>de inventarios corresponde a los espacios donde se almacenan los productos dentro de la cadena de distribución. Una ubicación adecuada facilita el abastecimiento, reduce los tiempos de entrega y contribuye a mejorar la eficiencia de las operaciones logísticas.</w:t>
-      </w:r>
-    </w:p>
-    <w:p>
-      <w:pPr>
-        <w:rPr>
-          <w:lang w:val="es-419" w:eastAsia="es-CO"/>
-        </w:rPr>
-      </w:pPr>
-      <w:r>
-        <w:rPr>
-          <w:lang w:val="es-419" w:eastAsia="es-CO"/>
-        </w:rPr>
-        <w:t xml:space="preserve">Las principales ubicaciones del </w:t>
-      </w:r>
-      <w:r>
-        <w:rPr>
-          <w:rStyle w:val="Extranjerismo"/>
-          <w:lang w:val="es-419" w:eastAsia="es-CO"/>
-        </w:rPr>
-        <w:t>stock</w:t>
-      </w:r>
-      <w:r>
-        <w:rPr>
-          <w:lang w:val="es-419" w:eastAsia="es-CO"/>
-        </w:rPr>
-        <w:t xml:space="preserve"> de inventarios son:</w:t>
-      </w:r>
-    </w:p>
-    <w:p>
-      <w:pPr>
-        <w:pStyle w:val="Prrafodelista"/>
-        <w:numPr>
-          <w:ilvl w:val="0"/>
-          <w:numId w:val="35"/>
-        </w:numPr>
+        <w:t>Almacenamiento regional:</w:t>
+      </w:r>
+      <w:r>
+        <w:rPr>
+          <w:lang w:val="es-419" w:eastAsia="es-CO"/>
+        </w:rPr>
+        <w:t xml:space="preserve"> ubica inventarios en instalaciones cercanas a determinadas zonas geográficas para reducir distancias de distribución, mejorar los tiempos de entrega y responder oportunamente a la demanda regional.</w:t>
+      </w:r>
+    </w:p>
+    <w:p>
+      <w:pPr>
+        <w:ind w:left="1416" w:firstLine="1"/>
         <w:rPr>
           <w:lang w:val="es-419" w:eastAsia="es-CO"/>
         </w:rPr>
@@ -7815,189 +7821,7 @@
           <w:bCs/>
           <w:lang w:val="es-419" w:eastAsia="es-CO"/>
         </w:rPr>
-        <w:t>Bodega central:</w:t>
-      </w:r>
-      <w:r>
-        <w:rPr>
-          <w:lang w:val="es-419" w:eastAsia="es-CO"/>
-        </w:rPr>
-        <w:t xml:space="preserve"> instalación principal donde se concentran y almacenan productos provenientes de proveedores o plantas de producción, desde la cual se abastecen otras instalaciones, establecimientos o puntos de la red comercial.</w:t>
-      </w:r>
-    </w:p>
-    <w:p>
-      <w:pPr>
-        <w:pStyle w:val="Prrafodelista"/>
-        <w:numPr>
-          <w:ilvl w:val="0"/>
-          <w:numId w:val="36"/>
-        </w:numPr>
-        <w:rPr>
-          <w:lang w:val="es-419" w:eastAsia="es-CO"/>
-        </w:rPr>
-      </w:pPr>
-      <w:r>
-        <w:rPr>
-          <w:b/>
-          <w:bCs/>
-          <w:lang w:val="es-419" w:eastAsia="es-CO"/>
-        </w:rPr>
         <w:lastRenderedPageBreak/>
-        <w:t>Ejemplo:</w:t>
-      </w:r>
-      <w:r>
-        <w:rPr>
-          <w:lang w:val="es-419" w:eastAsia="es-CO"/>
-        </w:rPr>
-        <w:t xml:space="preserve"> una cadena de ferreterías concentra herramientas y materiales en una bodega central para abastecer posteriormente sus diferentes establecimientos.</w:t>
-      </w:r>
-    </w:p>
-    <w:p>
-      <w:pPr>
-        <w:pStyle w:val="Prrafodelista"/>
-        <w:numPr>
-          <w:ilvl w:val="0"/>
-          <w:numId w:val="35"/>
-        </w:numPr>
-        <w:rPr>
-          <w:lang w:val="es-419" w:eastAsia="es-CO"/>
-        </w:rPr>
-      </w:pPr>
-      <w:r>
-        <w:rPr>
-          <w:b/>
-          <w:bCs/>
-          <w:lang w:val="es-419" w:eastAsia="es-CO"/>
-        </w:rPr>
-        <w:t>Punto de venta:</w:t>
-      </w:r>
-      <w:r>
-        <w:rPr>
-          <w:lang w:val="es-419" w:eastAsia="es-CO"/>
-        </w:rPr>
-        <w:t xml:space="preserve"> establecimiento físico donde se mantiene una cantidad de inventario destinada principalmente a atender de manera directa e inmediata las compras realizadas por el consumidor final.</w:t>
-      </w:r>
-    </w:p>
-    <w:p>
-      <w:pPr>
-        <w:pStyle w:val="Prrafodelista"/>
-        <w:numPr>
-          <w:ilvl w:val="0"/>
-          <w:numId w:val="36"/>
-        </w:numPr>
-        <w:rPr>
-          <w:lang w:val="es-419" w:eastAsia="es-CO"/>
-        </w:rPr>
-      </w:pPr>
-      <w:r>
-        <w:rPr>
-          <w:b/>
-          <w:bCs/>
-          <w:lang w:val="es-419" w:eastAsia="es-CO"/>
-        </w:rPr>
-        <w:t>Ejemplo:</w:t>
-      </w:r>
-      <w:r>
-        <w:rPr>
-          <w:lang w:val="es-419" w:eastAsia="es-CO"/>
-        </w:rPr>
-        <w:t xml:space="preserve"> una farmacia conserva medicamentos y productos de cuidado personal para atender diariamente las compras de sus clientes.</w:t>
-      </w:r>
-    </w:p>
-    <w:p>
-      <w:pPr>
-        <w:pStyle w:val="Prrafodelista"/>
-        <w:numPr>
-          <w:ilvl w:val="0"/>
-          <w:numId w:val="35"/>
-        </w:numPr>
-        <w:rPr>
-          <w:lang w:val="es-419" w:eastAsia="es-CO"/>
-        </w:rPr>
-      </w:pPr>
-      <w:r>
-        <w:rPr>
-          <w:b/>
-          <w:bCs/>
-          <w:lang w:val="es-419" w:eastAsia="es-CO"/>
-        </w:rPr>
-        <w:t>Centro de distribución:</w:t>
-      </w:r>
-      <w:r>
-        <w:rPr>
-          <w:lang w:val="es-419" w:eastAsia="es-CO"/>
-        </w:rPr>
-        <w:t xml:space="preserve"> instalación logística destinada a recibir, almacenar temporalmente, preparar y despachar productos hacia diferentes destinos, buscando agilizar el flujo de mercancías dentro de la red de distribución.</w:t>
-      </w:r>
-    </w:p>
-    <w:p>
-      <w:pPr>
-        <w:pStyle w:val="Prrafodelista"/>
-        <w:numPr>
-          <w:ilvl w:val="0"/>
-          <w:numId w:val="36"/>
-        </w:numPr>
-        <w:rPr>
-          <w:lang w:val="es-419" w:eastAsia="es-CO"/>
-        </w:rPr>
-      </w:pPr>
-      <w:r>
-        <w:rPr>
-          <w:b/>
-          <w:bCs/>
-          <w:lang w:val="es-419" w:eastAsia="es-CO"/>
-        </w:rPr>
-        <w:t>Ejemplo:</w:t>
-      </w:r>
-      <w:r>
-        <w:rPr>
-          <w:lang w:val="es-419" w:eastAsia="es-CO"/>
-        </w:rPr>
-        <w:t xml:space="preserve"> un centro recibe productos de aseo, prepara los pedidos y los despacha hacia supermercados ubicados en diferentes ciudades.</w:t>
-      </w:r>
-    </w:p>
-    <w:p>
-      <w:pPr>
-        <w:pStyle w:val="Prrafodelista"/>
-        <w:numPr>
-          <w:ilvl w:val="0"/>
-          <w:numId w:val="35"/>
-        </w:numPr>
-        <w:rPr>
-          <w:lang w:val="es-419" w:eastAsia="es-CO"/>
-        </w:rPr>
-      </w:pPr>
-      <w:r>
-        <w:rPr>
-          <w:b/>
-          <w:bCs/>
-          <w:lang w:val="es-419" w:eastAsia="es-CO"/>
-        </w:rPr>
-        <w:t>Almacenamiento regional:</w:t>
-      </w:r>
-      <w:r>
-        <w:rPr>
-          <w:lang w:val="es-419" w:eastAsia="es-CO"/>
-        </w:rPr>
-        <w:t xml:space="preserve"> ubica inventarios en instalaciones cercanas a determinadas zonas geográficas para reducir distancias de distribución, mejorar los tiempos de entrega y responder oportunamente a la demanda regional.</w:t>
-      </w:r>
-    </w:p>
-    <w:p>
-      <w:pPr>
-        <w:pStyle w:val="Prrafodelista"/>
-        <w:numPr>
-          <w:ilvl w:val="0"/>
-          <w:numId w:val="36"/>
-        </w:numPr>
-        <w:rPr>
-          <w:lang w:val="es-419" w:eastAsia="es-CO"/>
-        </w:rPr>
-      </w:pPr>
-      <w:r>
-        <w:rPr>
-          <w:b/>
-          <w:bCs/>
-          <w:lang w:val="es-419" w:eastAsia="es-CO"/>
-        </w:rPr>
         <w:t xml:space="preserve">Ejemplo: </w:t>
       </w:r>
       <w:r>
@@ -8017,7 +7841,6 @@
         <w:rPr>
           <w:lang w:val="es-419" w:eastAsia="es-CO"/>
         </w:rPr>
-        <w:lastRenderedPageBreak/>
         <w:t>En el entorno empresarial, Mercado Libre utiliza centros de distribución estratégicamente ubicados para reducir tiempos de entrega, mientras que Falabella combina bodegas centrales y puntos de venta para optimizar su operación.</w:t>
       </w:r>
     </w:p>
@@ -8118,8 +7941,8 @@
         <w:pStyle w:val="Ttulo1"/>
         <w:spacing w:line="360" w:lineRule="auto"/>
       </w:pPr>
-      <w:bookmarkStart w:id="27" w:name="_Toc243516464"/>
-      <w:bookmarkStart w:id="28" w:name="_Hlk243322611"/>
+      <w:bookmarkStart w:id="27" w:name="_Hlk243322611"/>
+      <w:bookmarkStart w:id="28" w:name="_Toc243920661"/>
       <w:r>
         <w:rPr>
           <w:rStyle w:val="Extranjerismo"/>
@@ -8130,7 +7953,7 @@
       <w:r>
         <w:t>para georreferenciación</w:t>
       </w:r>
-      <w:bookmarkEnd w:id="27"/>
+      <w:bookmarkEnd w:id="28"/>
     </w:p>
     <w:p>
       <w:pPr>
@@ -8150,7 +7973,7 @@
         <w:pStyle w:val="Ttulo2"/>
         <w:spacing w:line="360" w:lineRule="auto"/>
       </w:pPr>
-      <w:bookmarkStart w:id="29" w:name="_Toc243516465"/>
+      <w:bookmarkStart w:id="29" w:name="_Toc243920662"/>
       <w:r>
         <w:t>Concepto</w:t>
       </w:r>
@@ -8246,21 +8069,7 @@
         <w:rPr>
           <w:lang w:val="es-419" w:eastAsia="es-CO"/>
         </w:rPr>
-        <w:t xml:space="preserve"> y Uber </w:t>
-      </w:r>
-      <w:proofErr w:type="spellStart"/>
-      <w:r>
-        <w:rPr>
-          <w:lang w:val="es-419" w:eastAsia="es-CO"/>
-        </w:rPr>
-        <w:t>Eats</w:t>
-      </w:r>
-      <w:proofErr w:type="spellEnd"/>
-      <w:r>
-        <w:rPr>
-          <w:lang w:val="es-419" w:eastAsia="es-CO"/>
-        </w:rPr>
-        <w:t xml:space="preserve"> dependen de sistemas de georreferenciación para gestionar entregas en tiempo real.</w:t>
+        <w:t xml:space="preserve"> y Uber Eats dependen de sistemas de georreferenciación para gestionar entregas en tiempo real.</w:t>
       </w:r>
     </w:p>
     <w:p>
@@ -8287,7 +8096,7 @@
         <w:lastRenderedPageBreak/>
         <w:tab/>
       </w:r>
-      <w:bookmarkStart w:id="30" w:name="_Toc243516466"/>
+      <w:bookmarkStart w:id="30" w:name="_Toc243920663"/>
       <w:r>
         <w:t>Procedimiento de uso</w:t>
       </w:r>
@@ -9012,7 +8821,7 @@
         <w:pStyle w:val="Ttulo1"/>
         <w:spacing w:line="360" w:lineRule="auto"/>
       </w:pPr>
-      <w:bookmarkStart w:id="31" w:name="_Toc243516467"/>
+      <w:bookmarkStart w:id="31" w:name="_Toc243920664"/>
       <w:r>
         <w:lastRenderedPageBreak/>
         <w:t>Plan de distribución</w:t>
@@ -9037,7 +8846,7 @@
         <w:pStyle w:val="Ttulo2"/>
         <w:spacing w:line="360" w:lineRule="auto"/>
       </w:pPr>
-      <w:bookmarkStart w:id="32" w:name="_Toc243516468"/>
+      <w:bookmarkStart w:id="32" w:name="_Toc243920665"/>
       <w:r>
         <w:t>Concepto</w:t>
       </w:r>
@@ -9087,7 +8896,7 @@
         <w:pStyle w:val="Ttulo2"/>
         <w:spacing w:line="360" w:lineRule="auto"/>
       </w:pPr>
-      <w:bookmarkStart w:id="33" w:name="_Toc243516469"/>
+      <w:bookmarkStart w:id="33" w:name="_Toc243920666"/>
       <w:r>
         <w:lastRenderedPageBreak/>
         <w:t>Estructura</w:t>
@@ -9638,7 +9447,7 @@
         <w:pStyle w:val="Ttulo2"/>
         <w:spacing w:line="360" w:lineRule="auto"/>
       </w:pPr>
-      <w:bookmarkStart w:id="34" w:name="_Toc243516470"/>
+      <w:bookmarkStart w:id="34" w:name="_Toc243920667"/>
       <w:r>
         <w:t>Etapas</w:t>
       </w:r>
@@ -9687,7 +9496,7 @@
             <w:tcW w:w="2260" w:type="dxa"/>
             <w:hideMark/>
           </w:tcPr>
-          <w:bookmarkEnd w:id="28"/>
+          <w:bookmarkEnd w:id="27"/>
           <w:p>
             <w:pPr>
               <w:pStyle w:val="TextoTablas"/>
@@ -10095,7 +9904,7 @@
         <w:pStyle w:val="Ttulo2"/>
         <w:spacing w:line="360" w:lineRule="auto"/>
       </w:pPr>
-      <w:bookmarkStart w:id="35" w:name="_Toc243516471"/>
+      <w:bookmarkStart w:id="35" w:name="_Toc243920668"/>
       <w:r>
         <w:t>Ejemplo</w:t>
       </w:r>
@@ -10292,7 +10101,19 @@
         <w:rPr>
           <w:lang w:val="es-419" w:eastAsia="es-CO"/>
         </w:rPr>
+        <w:t xml:space="preserve"> </w:t>
+      </w:r>
+      <w:r>
+        <w:rPr>
+          <w:lang w:val="es-419" w:eastAsia="es-CO"/>
+        </w:rPr>
         <w:t>-</w:t>
+      </w:r>
+      <w:r>
+        <w:rPr>
+          <w:lang w:val="es-419" w:eastAsia="es-CO"/>
+        </w:rPr>
+        <w:t xml:space="preserve"> </w:t>
       </w:r>
       <w:r>
         <w:rPr>
@@ -11105,7 +10926,7 @@
           <w:u w:val="single"/>
         </w:rPr>
       </w:pPr>
-      <w:bookmarkStart w:id="36" w:name="_Toc243516472"/>
+      <w:bookmarkStart w:id="36" w:name="_Toc243920669"/>
       <w:r>
         <w:lastRenderedPageBreak/>
         <w:t>Síntesis</w:t>
@@ -11239,7 +11060,7 @@
       <w:pPr>
         <w:pStyle w:val="Titulosgenerales"/>
       </w:pPr>
-      <w:bookmarkStart w:id="37" w:name="_Toc243516473"/>
+      <w:bookmarkStart w:id="37" w:name="_Toc243920670"/>
       <w:r>
         <w:lastRenderedPageBreak/>
         <w:t>Glosario</w:t>
@@ -12129,7 +11950,7 @@
       <w:pPr>
         <w:pStyle w:val="Titulosgenerales"/>
       </w:pPr>
-      <w:bookmarkStart w:id="38" w:name="_Toc243516474"/>
+      <w:bookmarkStart w:id="38" w:name="_Toc243920671"/>
       <w:r>
         <w:lastRenderedPageBreak/>
         <w:t>Referencias bibliográficas</w:t>
@@ -12415,7 +12236,6 @@
       <w:proofErr w:type="spellStart"/>
       <w:r>
         <w:rPr>
-          <w:rStyle w:val="Extranjerismo"/>
           <w:lang w:val="es-419"/>
         </w:rPr>
         <w:t>Sustainable</w:t>
@@ -12423,7 +12243,6 @@
       <w:proofErr w:type="spellEnd"/>
       <w:r>
         <w:rPr>
-          <w:rStyle w:val="Extranjerismo"/>
           <w:lang w:val="es-419"/>
         </w:rPr>
         <w:t xml:space="preserve"> </w:t>
@@ -12431,7 +12250,6 @@
       <w:proofErr w:type="spellStart"/>
       <w:r>
         <w:rPr>
-          <w:rStyle w:val="Extranjerismo"/>
           <w:lang w:val="es-419"/>
         </w:rPr>
         <w:t>Consumption</w:t>
@@ -12439,7 +12257,6 @@
       <w:proofErr w:type="spellEnd"/>
       <w:r>
         <w:rPr>
-          <w:rStyle w:val="Extranjerismo"/>
           <w:lang w:val="es-419"/>
         </w:rPr>
         <w:t xml:space="preserve"> </w:t>
@@ -12447,7 +12264,6 @@
       <w:proofErr w:type="spellStart"/>
       <w:r>
         <w:rPr>
-          <w:rStyle w:val="Extranjerismo"/>
           <w:lang w:val="es-419"/>
         </w:rPr>
         <w:t>Platform</w:t>
@@ -12507,7 +12323,7 @@
       <w:pPr>
         <w:pStyle w:val="Titulosgenerales"/>
       </w:pPr>
-      <w:bookmarkStart w:id="39" w:name="_Toc243516475"/>
+      <w:bookmarkStart w:id="39" w:name="_Toc243920672"/>
       <w:r>
         <w:lastRenderedPageBreak/>
         <w:t>Créditos</w:t>
@@ -13261,7 +13077,7 @@
 </file>
 
 <file path=word/endnotes.xml><?xml version="1.0" encoding="utf-8"?>
-<w:endnotes xmlns:wpc="http://schemas.microsoft.com/office/word/2010/wordprocessingCanvas" xmlns:cx="http://schemas.microsoft.com/office/drawing/2014/chartex" xmlns:cx1="http://schemas.microsoft.com/office/drawing/2015/9/8/chartex" xmlns:cx2="http://schemas.microsoft.com/office/drawing/2015/10/21/chartex" xmlns:cx3="http://schemas.microsoft.com/office/drawing/2016/5/9/chartex" xmlns:cx4="http://schemas.microsoft.com/office/drawing/2016/5/10/chartex" xmlns:cx5="http://schemas.microsoft.com/office/drawing/2016/5/11/chartex" xmlns:cx6="http://schemas.microsoft.com/office/drawing/2016/5/12/chartex" xmlns:cx7="http://schemas.microsoft.com/office/drawing/2016/5/13/chartex" xmlns:cx8="http://schemas.microsoft.com/office/drawing/2016/5/14/chartex" xmlns:mc="http://schemas.openxmlformats.org/markup-compatibility/2006" xmlns:aink="http://schemas.microsoft.com/office/drawing/2016/ink" xmlns:am3d="http://schemas.microsoft.com/office/drawing/2017/model3d" xmlns:o="urn:schemas-microsoft-com:office:office" xmlns:r="http://schemas.openxmlformats.org/officeDocument/2006/relationships" xmlns:m="http://schemas.openxmlformats.org/officeDocument/2006/math" xmlns:v="urn:schemas-microsoft-com:vml" xmlns:wp14="http://schemas.microsoft.com/office/word/2010/wordprocessingDrawing" xmlns:wp="http://schemas.openxmlformats.org/drawingml/2006/wordprocessingDrawing" xmlns:w10="urn:schemas-microsoft-com:office:word" xmlns:w="http://schemas.openxmlformats.org/wordprocessingml/2006/main" xmlns:w14="http://schemas.microsoft.com/office/word/2010/wordml" xmlns:w15="http://schemas.microsoft.com/office/word/2012/wordml" xmlns:w16cex="http://schemas.microsoft.com/office/word/2018/wordml/cex" xmlns:w16cid="http://schemas.microsoft.com/office/word/2016/wordml/cid" xmlns:w16="http://schemas.microsoft.com/office/word/2018/wordml" xmlns:w16sdtdh="http://schemas.microsoft.com/office/word/2020/wordml/sdtdatahash" xmlns:w16se="http://schemas.microsoft.com/office/word/2015/wordml/symex" xmlns:wpg="http://schemas.microsoft.com/office/word/2010/wordprocessingGroup" xmlns:wpi="http://schemas.microsoft.com/office/word/2010/wordprocessingInk" xmlns:wne="http://schemas.microsoft.com/office/word/2006/wordml" xmlns:wps="http://schemas.microsoft.com/office/word/2010/wordprocessingShape" mc:Ignorable="w14 w15 w16se w16cid w16 w16cex w16sdtdh wp14">
+<w:endnotes xmlns:wpc="http://schemas.microsoft.com/office/word/2010/wordprocessingCanvas" xmlns:cx="http://schemas.microsoft.com/office/drawing/2014/chartex" xmlns:cx1="http://schemas.microsoft.com/office/drawing/2015/9/8/chartex" xmlns:cx2="http://schemas.microsoft.com/office/drawing/2015/10/21/chartex" xmlns:cx3="http://schemas.microsoft.com/office/drawing/2016/5/9/chartex" xmlns:cx4="http://schemas.microsoft.com/office/drawing/2016/5/10/chartex" xmlns:cx5="http://schemas.microsoft.com/office/drawing/2016/5/11/chartex" xmlns:cx6="http://schemas.microsoft.com/office/drawing/2016/5/12/chartex" xmlns:cx7="http://schemas.microsoft.com/office/drawing/2016/5/13/chartex" xmlns:cx8="http://schemas.microsoft.com/office/drawing/2016/5/14/chartex" xmlns:mc="http://schemas.openxmlformats.org/markup-compatibility/2006" xmlns:aink="http://schemas.microsoft.com/office/drawing/2016/ink" xmlns:am3d="http://schemas.microsoft.com/office/drawing/2017/model3d" xmlns:o="urn:schemas-microsoft-com:office:office" xmlns:oel="http://schemas.microsoft.com/office/2019/extlst" xmlns:r="http://schemas.openxmlformats.org/officeDocument/2006/relationships" xmlns:m="http://schemas.openxmlformats.org/officeDocument/2006/math" xmlns:v="urn:schemas-microsoft-com:vml" xmlns:wp14="http://schemas.microsoft.com/office/word/2010/wordprocessingDrawing" xmlns:wp="http://schemas.openxmlformats.org/drawingml/2006/wordprocessingDrawing" xmlns:w10="urn:schemas-microsoft-com:office:word" xmlns:w="http://schemas.openxmlformats.org/wordprocessingml/2006/main" xmlns:w14="http://schemas.microsoft.com/office/word/2010/wordml" xmlns:w15="http://schemas.microsoft.com/office/word/2012/wordml" xmlns:w16cex="http://schemas.microsoft.com/office/word/2018/wordml/cex" xmlns:w16cid="http://schemas.microsoft.com/office/word/2016/wordml/cid" xmlns:w16="http://schemas.microsoft.com/office/word/2018/wordml" xmlns:w16du="http://schemas.microsoft.com/office/word/2023/wordml/word16du" xmlns:w16sdtdh="http://schemas.microsoft.com/office/word/2020/wordml/sdtdatahash" xmlns:w16sdtfl="http://schemas.microsoft.com/office/word/2024/wordml/sdtformatlock" xmlns:w16se="http://schemas.microsoft.com/office/word/2015/wordml/symex" xmlns:wpg="http://schemas.microsoft.com/office/word/2010/wordprocessingGroup" xmlns:wpi="http://schemas.microsoft.com/office/word/2010/wordprocessingInk" xmlns:wne="http://schemas.microsoft.com/office/word/2006/wordml" xmlns:wps="http://schemas.microsoft.com/office/word/2010/wordprocessingShape" mc:Ignorable="w14 w15 w16se w16cid w16 w16cex w16sdtdh w16sdtfl w16du wp14">
   <w:endnote w:type="separator" w:id="-1">
     <w:p>
       <w:pPr>
@@ -13288,7 +13104,7 @@
 </file>
 
 <file path=word/footer1.xml><?xml version="1.0" encoding="utf-8"?>
-<w:ftr xmlns:wpc="http://schemas.microsoft.com/office/word/2010/wordprocessingCanvas" xmlns:cx="http://schemas.microsoft.com/office/drawing/2014/chartex" xmlns:cx1="http://schemas.microsoft.com/office/drawing/2015/9/8/chartex" xmlns:cx2="http://schemas.microsoft.com/office/drawing/2015/10/21/chartex" xmlns:cx3="http://schemas.microsoft.com/office/drawing/2016/5/9/chartex" xmlns:cx4="http://schemas.microsoft.com/office/drawing/2016/5/10/chartex" xmlns:cx5="http://schemas.microsoft.com/office/drawing/2016/5/11/chartex" xmlns:cx6="http://schemas.microsoft.com/office/drawing/2016/5/12/chartex" xmlns:cx7="http://schemas.microsoft.com/office/drawing/2016/5/13/chartex" xmlns:cx8="http://schemas.microsoft.com/office/drawing/2016/5/14/chartex" xmlns:mc="http://schemas.openxmlformats.org/markup-compatibility/2006" xmlns:aink="http://schemas.microsoft.com/office/drawing/2016/ink" xmlns:am3d="http://schemas.microsoft.com/office/drawing/2017/model3d" xmlns:o="urn:schemas-microsoft-com:office:office" xmlns:r="http://schemas.openxmlformats.org/officeDocument/2006/relationships" xmlns:m="http://schemas.openxmlformats.org/officeDocument/2006/math" xmlns:v="urn:schemas-microsoft-com:vml" xmlns:wp14="http://schemas.microsoft.com/office/word/2010/wordprocessingDrawing" xmlns:wp="http://schemas.openxmlformats.org/drawingml/2006/wordprocessingDrawing" xmlns:w10="urn:schemas-microsoft-com:office:word" xmlns:w="http://schemas.openxmlformats.org/wordprocessingml/2006/main" xmlns:w14="http://schemas.microsoft.com/office/word/2010/wordml" xmlns:w15="http://schemas.microsoft.com/office/word/2012/wordml" xmlns:w16cex="http://schemas.microsoft.com/office/word/2018/wordml/cex" xmlns:w16cid="http://schemas.microsoft.com/office/word/2016/wordml/cid" xmlns:w16="http://schemas.microsoft.com/office/word/2018/wordml" xmlns:w16sdtdh="http://schemas.microsoft.com/office/word/2020/wordml/sdtdatahash" xmlns:w16se="http://schemas.microsoft.com/office/word/2015/wordml/symex" xmlns:wpg="http://schemas.microsoft.com/office/word/2010/wordprocessingGroup" xmlns:wpi="http://schemas.microsoft.com/office/word/2010/wordprocessingInk" xmlns:wne="http://schemas.microsoft.com/office/word/2006/wordml" xmlns:wps="http://schemas.microsoft.com/office/word/2010/wordprocessingShape" mc:Ignorable="w14 w15 w16se w16cid w16 w16cex w16sdtdh wp14">
+<w:ftr xmlns:wpc="http://schemas.microsoft.com/office/word/2010/wordprocessingCanvas" xmlns:cx="http://schemas.microsoft.com/office/drawing/2014/chartex" xmlns:cx1="http://schemas.microsoft.com/office/drawing/2015/9/8/chartex" xmlns:cx2="http://schemas.microsoft.com/office/drawing/2015/10/21/chartex" xmlns:cx3="http://schemas.microsoft.com/office/drawing/2016/5/9/chartex" xmlns:cx4="http://schemas.microsoft.com/office/drawing/2016/5/10/chartex" xmlns:cx5="http://schemas.microsoft.com/office/drawing/2016/5/11/chartex" xmlns:cx6="http://schemas.microsoft.com/office/drawing/2016/5/12/chartex" xmlns:cx7="http://schemas.microsoft.com/office/drawing/2016/5/13/chartex" xmlns:cx8="http://schemas.microsoft.com/office/drawing/2016/5/14/chartex" xmlns:mc="http://schemas.openxmlformats.org/markup-compatibility/2006" xmlns:aink="http://schemas.microsoft.com/office/drawing/2016/ink" xmlns:am3d="http://schemas.microsoft.com/office/drawing/2017/model3d" xmlns:o="urn:schemas-microsoft-com:office:office" xmlns:oel="http://schemas.microsoft.com/office/2019/extlst" xmlns:r="http://schemas.openxmlformats.org/officeDocument/2006/relationships" xmlns:m="http://schemas.openxmlformats.org/officeDocument/2006/math" xmlns:v="urn:schemas-microsoft-com:vml" xmlns:wp14="http://schemas.microsoft.com/office/word/2010/wordprocessingDrawing" xmlns:wp="http://schemas.openxmlformats.org/drawingml/2006/wordprocessingDrawing" xmlns:w10="urn:schemas-microsoft-com:office:word" xmlns:w="http://schemas.openxmlformats.org/wordprocessingml/2006/main" xmlns:w14="http://schemas.microsoft.com/office/word/2010/wordml" xmlns:w15="http://schemas.microsoft.com/office/word/2012/wordml" xmlns:w16cex="http://schemas.microsoft.com/office/word/2018/wordml/cex" xmlns:w16cid="http://schemas.microsoft.com/office/word/2016/wordml/cid" xmlns:w16="http://schemas.microsoft.com/office/word/2018/wordml" xmlns:w16du="http://schemas.microsoft.com/office/word/2023/wordml/word16du" xmlns:w16sdtdh="http://schemas.microsoft.com/office/word/2020/wordml/sdtdatahash" xmlns:w16sdtfl="http://schemas.microsoft.com/office/word/2024/wordml/sdtformatlock" xmlns:w16se="http://schemas.microsoft.com/office/word/2015/wordml/symex" xmlns:wpg="http://schemas.microsoft.com/office/word/2010/wordprocessingGroup" xmlns:wpi="http://schemas.microsoft.com/office/word/2010/wordprocessingInk" xmlns:wne="http://schemas.microsoft.com/office/word/2006/wordml" xmlns:wps="http://schemas.microsoft.com/office/word/2010/wordprocessingShape" mc:Ignorable="w14 w15 w16se w16cid w16 w16cex w16sdtdh w16sdtfl w16du wp14">
   <w:sdt>
     <w:sdtPr>
       <w:id w:val="-1465197936"/>
@@ -13297,7 +13113,6 @@
         <w:docPartUnique/>
       </w:docPartObj>
     </w:sdtPr>
-    <w:sdtEndPr/>
     <w:sdtContent>
       <w:p>
         <w:pPr>
@@ -13335,7 +13150,7 @@
 </file>
 
 <file path=word/footnotes.xml><?xml version="1.0" encoding="utf-8"?>
-<w:footnotes xmlns:wpc="http://schemas.microsoft.com/office/word/2010/wordprocessingCanvas" xmlns:cx="http://schemas.microsoft.com/office/drawing/2014/chartex" xmlns:cx1="http://schemas.microsoft.com/office/drawing/2015/9/8/chartex" xmlns:cx2="http://schemas.microsoft.com/office/drawing/2015/10/21/chartex" xmlns:cx3="http://schemas.microsoft.com/office/drawing/2016/5/9/chartex" xmlns:cx4="http://schemas.microsoft.com/office/drawing/2016/5/10/chartex" xmlns:cx5="http://schemas.microsoft.com/office/drawing/2016/5/11/chartex" xmlns:cx6="http://schemas.microsoft.com/office/drawing/2016/5/12/chartex" xmlns:cx7="http://schemas.microsoft.com/office/drawing/2016/5/13/chartex" xmlns:cx8="http://schemas.microsoft.com/office/drawing/2016/5/14/chartex" xmlns:mc="http://schemas.openxmlformats.org/markup-compatibility/2006" xmlns:aink="http://schemas.microsoft.com/office/drawing/2016/ink" xmlns:am3d="http://schemas.microsoft.com/office/drawing/2017/model3d" xmlns:o="urn:schemas-microsoft-com:office:office" xmlns:r="http://schemas.openxmlformats.org/officeDocument/2006/relationships" xmlns:m="http://schemas.openxmlformats.org/officeDocument/2006/math" xmlns:v="urn:schemas-microsoft-com:vml" xmlns:wp14="http://schemas.microsoft.com/office/word/2010/wordprocessingDrawing" xmlns:wp="http://schemas.openxmlformats.org/drawingml/2006/wordprocessingDrawing" xmlns:w10="urn:schemas-microsoft-com:office:word" xmlns:w="http://schemas.openxmlformats.org/wordprocessingml/2006/main" xmlns:w14="http://schemas.microsoft.com/office/word/2010/wordml" xmlns:w15="http://schemas.microsoft.com/office/word/2012/wordml" xmlns:w16cex="http://schemas.microsoft.com/office/word/2018/wordml/cex" xmlns:w16cid="http://schemas.microsoft.com/office/word/2016/wordml/cid" xmlns:w16="http://schemas.microsoft.com/office/word/2018/wordml" xmlns:w16sdtdh="http://schemas.microsoft.com/office/word/2020/wordml/sdtdatahash" xmlns:w16se="http://schemas.microsoft.com/office/word/2015/wordml/symex" xmlns:wpg="http://schemas.microsoft.com/office/word/2010/wordprocessingGroup" xmlns:wpi="http://schemas.microsoft.com/office/word/2010/wordprocessingInk" xmlns:wne="http://schemas.microsoft.com/office/word/2006/wordml" xmlns:wps="http://schemas.microsoft.com/office/word/2010/wordprocessingShape" mc:Ignorable="w14 w15 w16se w16cid w16 w16cex w16sdtdh wp14">
+<w:footnotes xmlns:wpc="http://schemas.microsoft.com/office/word/2010/wordprocessingCanvas" xmlns:cx="http://schemas.microsoft.com/office/drawing/2014/chartex" xmlns:cx1="http://schemas.microsoft.com/office/drawing/2015/9/8/chartex" xmlns:cx2="http://schemas.microsoft.com/office/drawing/2015/10/21/chartex" xmlns:cx3="http://schemas.microsoft.com/office/drawing/2016/5/9/chartex" xmlns:cx4="http://schemas.microsoft.com/office/drawing/2016/5/10/chartex" xmlns:cx5="http://schemas.microsoft.com/office/drawing/2016/5/11/chartex" xmlns:cx6="http://schemas.microsoft.com/office/drawing/2016/5/12/chartex" xmlns:cx7="http://schemas.microsoft.com/office/drawing/2016/5/13/chartex" xmlns:cx8="http://schemas.microsoft.com/office/drawing/2016/5/14/chartex" xmlns:mc="http://schemas.openxmlformats.org/markup-compatibility/2006" xmlns:aink="http://schemas.microsoft.com/office/drawing/2016/ink" xmlns:am3d="http://schemas.microsoft.com/office/drawing/2017/model3d" xmlns:o="urn:schemas-microsoft-com:office:office" xmlns:oel="http://schemas.microsoft.com/office/2019/extlst" xmlns:r="http://schemas.openxmlformats.org/officeDocument/2006/relationships" xmlns:m="http://schemas.openxmlformats.org/officeDocument/2006/math" xmlns:v="urn:schemas-microsoft-com:vml" xmlns:wp14="http://schemas.microsoft.com/office/word/2010/wordprocessingDrawing" xmlns:wp="http://schemas.openxmlformats.org/drawingml/2006/wordprocessingDrawing" xmlns:w10="urn:schemas-microsoft-com:office:word" xmlns:w="http://schemas.openxmlformats.org/wordprocessingml/2006/main" xmlns:w14="http://schemas.microsoft.com/office/word/2010/wordml" xmlns:w15="http://schemas.microsoft.com/office/word/2012/wordml" xmlns:w16cex="http://schemas.microsoft.com/office/word/2018/wordml/cex" xmlns:w16cid="http://schemas.microsoft.com/office/word/2016/wordml/cid" xmlns:w16="http://schemas.microsoft.com/office/word/2018/wordml" xmlns:w16du="http://schemas.microsoft.com/office/word/2023/wordml/word16du" xmlns:w16sdtdh="http://schemas.microsoft.com/office/word/2020/wordml/sdtdatahash" xmlns:w16sdtfl="http://schemas.microsoft.com/office/word/2024/wordml/sdtformatlock" xmlns:w16se="http://schemas.microsoft.com/office/word/2015/wordml/symex" xmlns:wpg="http://schemas.microsoft.com/office/word/2010/wordprocessingGroup" xmlns:wpi="http://schemas.microsoft.com/office/word/2010/wordprocessingInk" xmlns:wne="http://schemas.microsoft.com/office/word/2006/wordml" xmlns:wps="http://schemas.microsoft.com/office/word/2010/wordprocessingShape" mc:Ignorable="w14 w15 w16se w16cid w16 w16cex w16sdtdh w16sdtfl w16du wp14">
   <w:footnote w:type="separator" w:id="-1">
     <w:p>
       <w:pPr>
@@ -13362,7 +13177,7 @@
 </file>
 
 <file path=word/header1.xml><?xml version="1.0" encoding="utf-8"?>
-<w:hdr xmlns:wpc="http://schemas.microsoft.com/office/word/2010/wordprocessingCanvas" xmlns:cx="http://schemas.microsoft.com/office/drawing/2014/chartex" xmlns:cx1="http://schemas.microsoft.com/office/drawing/2015/9/8/chartex" xmlns:cx2="http://schemas.microsoft.com/office/drawing/2015/10/21/chartex" xmlns:cx3="http://schemas.microsoft.com/office/drawing/2016/5/9/chartex" xmlns:cx4="http://schemas.microsoft.com/office/drawing/2016/5/10/chartex" xmlns:cx5="http://schemas.microsoft.com/office/drawing/2016/5/11/chartex" xmlns:cx6="http://schemas.microsoft.com/office/drawing/2016/5/12/chartex" xmlns:cx7="http://schemas.microsoft.com/office/drawing/2016/5/13/chartex" xmlns:cx8="http://schemas.microsoft.com/office/drawing/2016/5/14/chartex" xmlns:mc="http://schemas.openxmlformats.org/markup-compatibility/2006" xmlns:aink="http://schemas.microsoft.com/office/drawing/2016/ink" xmlns:am3d="http://schemas.microsoft.com/office/drawing/2017/model3d" xmlns:o="urn:schemas-microsoft-com:office:office" xmlns:r="http://schemas.openxmlformats.org/officeDocument/2006/relationships" xmlns:m="http://schemas.openxmlformats.org/officeDocument/2006/math" xmlns:v="urn:schemas-microsoft-com:vml" xmlns:wp14="http://schemas.microsoft.com/office/word/2010/wordprocessingDrawing" xmlns:wp="http://schemas.openxmlformats.org/drawingml/2006/wordprocessingDrawing" xmlns:w10="urn:schemas-microsoft-com:office:word" xmlns:w="http://schemas.openxmlformats.org/wordprocessingml/2006/main" xmlns:w14="http://schemas.microsoft.com/office/word/2010/wordml" xmlns:w15="http://schemas.microsoft.com/office/word/2012/wordml" xmlns:w16cex="http://schemas.microsoft.com/office/word/2018/wordml/cex" xmlns:w16cid="http://schemas.microsoft.com/office/word/2016/wordml/cid" xmlns:w16="http://schemas.microsoft.com/office/word/2018/wordml" xmlns:w16sdtdh="http://schemas.microsoft.com/office/word/2020/wordml/sdtdatahash" xmlns:w16se="http://schemas.microsoft.com/office/word/2015/wordml/symex" xmlns:wpg="http://schemas.microsoft.com/office/word/2010/wordprocessingGroup" xmlns:wpi="http://schemas.microsoft.com/office/word/2010/wordprocessingInk" xmlns:wne="http://schemas.microsoft.com/office/word/2006/wordml" xmlns:wps="http://schemas.microsoft.com/office/word/2010/wordprocessingShape" mc:Ignorable="w14 w15 w16se w16cid w16 w16cex w16sdtdh wp14">
+<w:hdr xmlns:wpc="http://schemas.microsoft.com/office/word/2010/wordprocessingCanvas" xmlns:cx="http://schemas.microsoft.com/office/drawing/2014/chartex" xmlns:cx1="http://schemas.microsoft.com/office/drawing/2015/9/8/chartex" xmlns:cx2="http://schemas.microsoft.com/office/drawing/2015/10/21/chartex" xmlns:cx3="http://schemas.microsoft.com/office/drawing/2016/5/9/chartex" xmlns:cx4="http://schemas.microsoft.com/office/drawing/2016/5/10/chartex" xmlns:cx5="http://schemas.microsoft.com/office/drawing/2016/5/11/chartex" xmlns:cx6="http://schemas.microsoft.com/office/drawing/2016/5/12/chartex" xmlns:cx7="http://schemas.microsoft.com/office/drawing/2016/5/13/chartex" xmlns:cx8="http://schemas.microsoft.com/office/drawing/2016/5/14/chartex" xmlns:mc="http://schemas.openxmlformats.org/markup-compatibility/2006" xmlns:aink="http://schemas.microsoft.com/office/drawing/2016/ink" xmlns:am3d="http://schemas.microsoft.com/office/drawing/2017/model3d" xmlns:o="urn:schemas-microsoft-com:office:office" xmlns:oel="http://schemas.microsoft.com/office/2019/extlst" xmlns:r="http://schemas.openxmlformats.org/officeDocument/2006/relationships" xmlns:m="http://schemas.openxmlformats.org/officeDocument/2006/math" xmlns:v="urn:schemas-microsoft-com:vml" xmlns:wp14="http://schemas.microsoft.com/office/word/2010/wordprocessingDrawing" xmlns:wp="http://schemas.openxmlformats.org/drawingml/2006/wordprocessingDrawing" xmlns:w10="urn:schemas-microsoft-com:office:word" xmlns:w="http://schemas.openxmlformats.org/wordprocessingml/2006/main" xmlns:w14="http://schemas.microsoft.com/office/word/2010/wordml" xmlns:w15="http://schemas.microsoft.com/office/word/2012/wordml" xmlns:w16cex="http://schemas.microsoft.com/office/word/2018/wordml/cex" xmlns:w16cid="http://schemas.microsoft.com/office/word/2016/wordml/cid" xmlns:w16="http://schemas.microsoft.com/office/word/2018/wordml" xmlns:w16du="http://schemas.microsoft.com/office/word/2023/wordml/word16du" xmlns:w16sdtdh="http://schemas.microsoft.com/office/word/2020/wordml/sdtdatahash" xmlns:w16sdtfl="http://schemas.microsoft.com/office/word/2024/wordml/sdtformatlock" xmlns:w16se="http://schemas.microsoft.com/office/word/2015/wordml/symex" xmlns:wpg="http://schemas.microsoft.com/office/word/2010/wordprocessingGroup" xmlns:wpi="http://schemas.microsoft.com/office/word/2010/wordprocessingInk" xmlns:wne="http://schemas.microsoft.com/office/word/2006/wordml" xmlns:wps="http://schemas.microsoft.com/office/word/2010/wordprocessingShape" mc:Ignorable="w14 w15 w16se w16cid w16 w16cex w16sdtdh w16sdtfl w16du wp14">
   <w:p>
     <w:pPr>
       <w:pStyle w:val="Encabezado"/>
@@ -13449,7 +13264,7 @@
 </file>
 
 <file path=word/numbering.xml><?xml version="1.0" encoding="utf-8"?>
-<w:numbering xmlns:wpc="http://schemas.microsoft.com/office/word/2010/wordprocessingCanvas" xmlns:cx="http://schemas.microsoft.com/office/drawing/2014/chartex" xmlns:cx1="http://schemas.microsoft.com/office/drawing/2015/9/8/chartex" xmlns:cx2="http://schemas.microsoft.com/office/drawing/2015/10/21/chartex" xmlns:cx3="http://schemas.microsoft.com/office/drawing/2016/5/9/chartex" xmlns:cx4="http://schemas.microsoft.com/office/drawing/2016/5/10/chartex" xmlns:cx5="http://schemas.microsoft.com/office/drawing/2016/5/11/chartex" xmlns:cx6="http://schemas.microsoft.com/office/drawing/2016/5/12/chartex" xmlns:cx7="http://schemas.microsoft.com/office/drawing/2016/5/13/chartex" xmlns:cx8="http://schemas.microsoft.com/office/drawing/2016/5/14/chartex" xmlns:mc="http://schemas.openxmlformats.org/markup-compatibility/2006" xmlns:aink="http://schemas.microsoft.com/office/drawing/2016/ink" xmlns:am3d="http://schemas.microsoft.com/office/drawing/2017/model3d" xmlns:o="urn:schemas-microsoft-com:office:office" xmlns:r="http://schemas.openxmlformats.org/officeDocument/2006/relationships" xmlns:m="http://schemas.openxmlformats.org/officeDocument/2006/math" xmlns:v="urn:schemas-microsoft-com:vml" xmlns:wp14="http://schemas.microsoft.com/office/word/2010/wordprocessingDrawing" xmlns:wp="http://schemas.openxmlformats.org/drawingml/2006/wordprocessingDrawing" xmlns:w10="urn:schemas-microsoft-com:office:word" xmlns:w="http://schemas.openxmlformats.org/wordprocessingml/2006/main" xmlns:w14="http://schemas.microsoft.com/office/word/2010/wordml" xmlns:w15="http://schemas.microsoft.com/office/word/2012/wordml" xmlns:w16cex="http://schemas.microsoft.com/office/word/2018/wordml/cex" xmlns:w16cid="http://schemas.microsoft.com/office/word/2016/wordml/cid" xmlns:w16="http://schemas.microsoft.com/office/word/2018/wordml" xmlns:w16sdtdh="http://schemas.microsoft.com/office/word/2020/wordml/sdtdatahash" xmlns:w16se="http://schemas.microsoft.com/office/word/2015/wordml/symex" xmlns:wpg="http://schemas.microsoft.com/office/word/2010/wordprocessingGroup" xmlns:wpi="http://schemas.microsoft.com/office/word/2010/wordprocessingInk" xmlns:wne="http://schemas.microsoft.com/office/word/2006/wordml" xmlns:wps="http://schemas.microsoft.com/office/word/2010/wordprocessingShape" mc:Ignorable="w14 w15 w16se w16cid w16 w16cex w16sdtdh wp14">
+<w:numbering xmlns:wpc="http://schemas.microsoft.com/office/word/2010/wordprocessingCanvas" xmlns:cx="http://schemas.microsoft.com/office/drawing/2014/chartex" xmlns:cx1="http://schemas.microsoft.com/office/drawing/2015/9/8/chartex" xmlns:cx2="http://schemas.microsoft.com/office/drawing/2015/10/21/chartex" xmlns:cx3="http://schemas.microsoft.com/office/drawing/2016/5/9/chartex" xmlns:cx4="http://schemas.microsoft.com/office/drawing/2016/5/10/chartex" xmlns:cx5="http://schemas.microsoft.com/office/drawing/2016/5/11/chartex" xmlns:cx6="http://schemas.microsoft.com/office/drawing/2016/5/12/chartex" xmlns:cx7="http://schemas.microsoft.com/office/drawing/2016/5/13/chartex" xmlns:cx8="http://schemas.microsoft.com/office/drawing/2016/5/14/chartex" xmlns:mc="http://schemas.openxmlformats.org/markup-compatibility/2006" xmlns:aink="http://schemas.microsoft.com/office/drawing/2016/ink" xmlns:am3d="http://schemas.microsoft.com/office/drawing/2017/model3d" xmlns:o="urn:schemas-microsoft-com:office:office" xmlns:oel="http://schemas.microsoft.com/office/2019/extlst" xmlns:r="http://schemas.openxmlformats.org/officeDocument/2006/relationships" xmlns:m="http://schemas.openxmlformats.org/officeDocument/2006/math" xmlns:v="urn:schemas-microsoft-com:vml" xmlns:wp14="http://schemas.microsoft.com/office/word/2010/wordprocessingDrawing" xmlns:wp="http://schemas.openxmlformats.org/drawingml/2006/wordprocessingDrawing" xmlns:w10="urn:schemas-microsoft-com:office:word" xmlns:w="http://schemas.openxmlformats.org/wordprocessingml/2006/main" xmlns:w14="http://schemas.microsoft.com/office/word/2010/wordml" xmlns:w15="http://schemas.microsoft.com/office/word/2012/wordml" xmlns:w16cex="http://schemas.microsoft.com/office/word/2018/wordml/cex" xmlns:w16cid="http://schemas.microsoft.com/office/word/2016/wordml/cid" xmlns:w16="http://schemas.microsoft.com/office/word/2018/wordml" xmlns:w16du="http://schemas.microsoft.com/office/word/2023/wordml/word16du" xmlns:w16sdtdh="http://schemas.microsoft.com/office/word/2020/wordml/sdtdatahash" xmlns:w16sdtfl="http://schemas.microsoft.com/office/word/2024/wordml/sdtformatlock" xmlns:w16se="http://schemas.microsoft.com/office/word/2015/wordml/symex" xmlns:wpg="http://schemas.microsoft.com/office/word/2010/wordprocessingGroup" xmlns:wpi="http://schemas.microsoft.com/office/word/2010/wordprocessingInk" xmlns:wne="http://schemas.microsoft.com/office/word/2006/wordml" xmlns:wps="http://schemas.microsoft.com/office/word/2010/wordprocessingShape" mc:Ignorable="w14 w15 w16se w16cid w16 w16cex w16sdtdh w16sdtfl w16du wp14">
   <w:abstractNum w:abstractNumId="0" w15:restartNumberingAfterBreak="0">
     <w:nsid w:val="FFFFFF89"/>
     <w:multiLevelType w:val="singleLevel"/>
@@ -14324,6 +14139,232 @@
     </w:lvl>
   </w:abstractNum>
   <w:abstractNum w:abstractNumId="9" w15:restartNumberingAfterBreak="0">
+    <w:nsid w:val="172B72F9"/>
+    <w:multiLevelType w:val="hybridMultilevel"/>
+    <w:tmpl w:val="795671DE"/>
+    <w:lvl w:ilvl="0" w:tplc="240A0001">
+      <w:start w:val="1"/>
+      <w:numFmt w:val="bullet"/>
+      <w:lvlText w:val=""/>
+      <w:lvlJc w:val="left"/>
+      <w:pPr>
+        <w:ind w:left="1429" w:hanging="360"/>
+      </w:pPr>
+      <w:rPr>
+        <w:rFonts w:ascii="Symbol" w:hAnsi="Symbol" w:hint="default"/>
+      </w:rPr>
+    </w:lvl>
+    <w:lvl w:ilvl="1" w:tplc="240A0003" w:tentative="1">
+      <w:start w:val="1"/>
+      <w:numFmt w:val="bullet"/>
+      <w:lvlText w:val="o"/>
+      <w:lvlJc w:val="left"/>
+      <w:pPr>
+        <w:ind w:left="2149" w:hanging="360"/>
+      </w:pPr>
+      <w:rPr>
+        <w:rFonts w:ascii="Courier New" w:hAnsi="Courier New" w:cs="Courier New" w:hint="default"/>
+      </w:rPr>
+    </w:lvl>
+    <w:lvl w:ilvl="2" w:tplc="240A0005" w:tentative="1">
+      <w:start w:val="1"/>
+      <w:numFmt w:val="bullet"/>
+      <w:lvlText w:val=""/>
+      <w:lvlJc w:val="left"/>
+      <w:pPr>
+        <w:ind w:left="2869" w:hanging="360"/>
+      </w:pPr>
+      <w:rPr>
+        <w:rFonts w:ascii="Wingdings" w:hAnsi="Wingdings" w:hint="default"/>
+      </w:rPr>
+    </w:lvl>
+    <w:lvl w:ilvl="3" w:tplc="240A0001" w:tentative="1">
+      <w:start w:val="1"/>
+      <w:numFmt w:val="bullet"/>
+      <w:lvlText w:val=""/>
+      <w:lvlJc w:val="left"/>
+      <w:pPr>
+        <w:ind w:left="3589" w:hanging="360"/>
+      </w:pPr>
+      <w:rPr>
+        <w:rFonts w:ascii="Symbol" w:hAnsi="Symbol" w:hint="default"/>
+      </w:rPr>
+    </w:lvl>
+    <w:lvl w:ilvl="4" w:tplc="240A0003" w:tentative="1">
+      <w:start w:val="1"/>
+      <w:numFmt w:val="bullet"/>
+      <w:lvlText w:val="o"/>
+      <w:lvlJc w:val="left"/>
+      <w:pPr>
+        <w:ind w:left="4309" w:hanging="360"/>
+      </w:pPr>
+      <w:rPr>
+        <w:rFonts w:ascii="Courier New" w:hAnsi="Courier New" w:cs="Courier New" w:hint="default"/>
+      </w:rPr>
+    </w:lvl>
+    <w:lvl w:ilvl="5" w:tplc="240A0005" w:tentative="1">
+      <w:start w:val="1"/>
+      <w:numFmt w:val="bullet"/>
+      <w:lvlText w:val=""/>
+      <w:lvlJc w:val="left"/>
+      <w:pPr>
+        <w:ind w:left="5029" w:hanging="360"/>
+      </w:pPr>
+      <w:rPr>
+        <w:rFonts w:ascii="Wingdings" w:hAnsi="Wingdings" w:hint="default"/>
+      </w:rPr>
+    </w:lvl>
+    <w:lvl w:ilvl="6" w:tplc="240A0001" w:tentative="1">
+      <w:start w:val="1"/>
+      <w:numFmt w:val="bullet"/>
+      <w:lvlText w:val=""/>
+      <w:lvlJc w:val="left"/>
+      <w:pPr>
+        <w:ind w:left="5749" w:hanging="360"/>
+      </w:pPr>
+      <w:rPr>
+        <w:rFonts w:ascii="Symbol" w:hAnsi="Symbol" w:hint="default"/>
+      </w:rPr>
+    </w:lvl>
+    <w:lvl w:ilvl="7" w:tplc="240A0003" w:tentative="1">
+      <w:start w:val="1"/>
+      <w:numFmt w:val="bullet"/>
+      <w:lvlText w:val="o"/>
+      <w:lvlJc w:val="left"/>
+      <w:pPr>
+        <w:ind w:left="6469" w:hanging="360"/>
+      </w:pPr>
+      <w:rPr>
+        <w:rFonts w:ascii="Courier New" w:hAnsi="Courier New" w:cs="Courier New" w:hint="default"/>
+      </w:rPr>
+    </w:lvl>
+    <w:lvl w:ilvl="8" w:tplc="240A0005" w:tentative="1">
+      <w:start w:val="1"/>
+      <w:numFmt w:val="bullet"/>
+      <w:lvlText w:val=""/>
+      <w:lvlJc w:val="left"/>
+      <w:pPr>
+        <w:ind w:left="7189" w:hanging="360"/>
+      </w:pPr>
+      <w:rPr>
+        <w:rFonts w:ascii="Wingdings" w:hAnsi="Wingdings" w:hint="default"/>
+      </w:rPr>
+    </w:lvl>
+  </w:abstractNum>
+  <w:abstractNum w:abstractNumId="10" w15:restartNumberingAfterBreak="0">
+    <w:nsid w:val="17CF1049"/>
+    <w:multiLevelType w:val="hybridMultilevel"/>
+    <w:tmpl w:val="F9143222"/>
+    <w:lvl w:ilvl="0" w:tplc="240A0001">
+      <w:start w:val="1"/>
+      <w:numFmt w:val="bullet"/>
+      <w:lvlText w:val=""/>
+      <w:lvlJc w:val="left"/>
+      <w:pPr>
+        <w:ind w:left="1429" w:hanging="360"/>
+      </w:pPr>
+      <w:rPr>
+        <w:rFonts w:ascii="Symbol" w:hAnsi="Symbol" w:hint="default"/>
+      </w:rPr>
+    </w:lvl>
+    <w:lvl w:ilvl="1" w:tplc="240A0003" w:tentative="1">
+      <w:start w:val="1"/>
+      <w:numFmt w:val="bullet"/>
+      <w:lvlText w:val="o"/>
+      <w:lvlJc w:val="left"/>
+      <w:pPr>
+        <w:ind w:left="2149" w:hanging="360"/>
+      </w:pPr>
+      <w:rPr>
+        <w:rFonts w:ascii="Courier New" w:hAnsi="Courier New" w:cs="Courier New" w:hint="default"/>
+      </w:rPr>
+    </w:lvl>
+    <w:lvl w:ilvl="2" w:tplc="240A0005" w:tentative="1">
+      <w:start w:val="1"/>
+      <w:numFmt w:val="bullet"/>
+      <w:lvlText w:val=""/>
+      <w:lvlJc w:val="left"/>
+      <w:pPr>
+        <w:ind w:left="2869" w:hanging="360"/>
+      </w:pPr>
+      <w:rPr>
+        <w:rFonts w:ascii="Wingdings" w:hAnsi="Wingdings" w:hint="default"/>
+      </w:rPr>
+    </w:lvl>
+    <w:lvl w:ilvl="3" w:tplc="240A0001" w:tentative="1">
+      <w:start w:val="1"/>
+      <w:numFmt w:val="bullet"/>
+      <w:lvlText w:val=""/>
+      <w:lvlJc w:val="left"/>
+      <w:pPr>
+        <w:ind w:left="3589" w:hanging="360"/>
+      </w:pPr>
+      <w:rPr>
+        <w:rFonts w:ascii="Symbol" w:hAnsi="Symbol" w:hint="default"/>
+      </w:rPr>
+    </w:lvl>
+    <w:lvl w:ilvl="4" w:tplc="240A0003" w:tentative="1">
+      <w:start w:val="1"/>
+      <w:numFmt w:val="bullet"/>
+      <w:lvlText w:val="o"/>
+      <w:lvlJc w:val="left"/>
+      <w:pPr>
+        <w:ind w:left="4309" w:hanging="360"/>
+      </w:pPr>
+      <w:rPr>
+        <w:rFonts w:ascii="Courier New" w:hAnsi="Courier New" w:cs="Courier New" w:hint="default"/>
+      </w:rPr>
+    </w:lvl>
+    <w:lvl w:ilvl="5" w:tplc="240A0005" w:tentative="1">
+      <w:start w:val="1"/>
+      <w:numFmt w:val="bullet"/>
+      <w:lvlText w:val=""/>
+      <w:lvlJc w:val="left"/>
+      <w:pPr>
+        <w:ind w:left="5029" w:hanging="360"/>
+      </w:pPr>
+      <w:rPr>
+        <w:rFonts w:ascii="Wingdings" w:hAnsi="Wingdings" w:hint="default"/>
+      </w:rPr>
+    </w:lvl>
+    <w:lvl w:ilvl="6" w:tplc="240A0001" w:tentative="1">
+      <w:start w:val="1"/>
+      <w:numFmt w:val="bullet"/>
+      <w:lvlText w:val=""/>
+      <w:lvlJc w:val="left"/>
+      <w:pPr>
+        <w:ind w:left="5749" w:hanging="360"/>
+      </w:pPr>
+      <w:rPr>
+        <w:rFonts w:ascii="Symbol" w:hAnsi="Symbol" w:hint="default"/>
+      </w:rPr>
+    </w:lvl>
+    <w:lvl w:ilvl="7" w:tplc="240A0003" w:tentative="1">
+      <w:start w:val="1"/>
+      <w:numFmt w:val="bullet"/>
+      <w:lvlText w:val="o"/>
+      <w:lvlJc w:val="left"/>
+      <w:pPr>
+        <w:ind w:left="6469" w:hanging="360"/>
+      </w:pPr>
+      <w:rPr>
+        <w:rFonts w:ascii="Courier New" w:hAnsi="Courier New" w:cs="Courier New" w:hint="default"/>
+      </w:rPr>
+    </w:lvl>
+    <w:lvl w:ilvl="8" w:tplc="240A0005" w:tentative="1">
+      <w:start w:val="1"/>
+      <w:numFmt w:val="bullet"/>
+      <w:lvlText w:val=""/>
+      <w:lvlJc w:val="left"/>
+      <w:pPr>
+        <w:ind w:left="7189" w:hanging="360"/>
+      </w:pPr>
+      <w:rPr>
+        <w:rFonts w:ascii="Wingdings" w:hAnsi="Wingdings" w:hint="default"/>
+      </w:rPr>
+    </w:lvl>
+  </w:abstractNum>
+  <w:abstractNum w:abstractNumId="11" w15:restartNumberingAfterBreak="0">
     <w:nsid w:val="1B106D15"/>
     <w:multiLevelType w:val="hybridMultilevel"/>
     <w:tmpl w:val="33B06540"/>
@@ -14436,7 +14477,7 @@
       </w:rPr>
     </w:lvl>
   </w:abstractNum>
-  <w:abstractNum w:abstractNumId="10" w15:restartNumberingAfterBreak="0">
+  <w:abstractNum w:abstractNumId="12" w15:restartNumberingAfterBreak="0">
     <w:nsid w:val="1B4A208A"/>
     <w:multiLevelType w:val="hybridMultilevel"/>
     <w:tmpl w:val="0B3A2D90"/>
@@ -14549,7 +14590,7 @@
       </w:rPr>
     </w:lvl>
   </w:abstractNum>
-  <w:abstractNum w:abstractNumId="11" w15:restartNumberingAfterBreak="0">
+  <w:abstractNum w:abstractNumId="13" w15:restartNumberingAfterBreak="0">
     <w:nsid w:val="1EB008EB"/>
     <w:multiLevelType w:val="hybridMultilevel"/>
     <w:tmpl w:val="97BC7364"/>
@@ -14662,7 +14703,7 @@
       </w:rPr>
     </w:lvl>
   </w:abstractNum>
-  <w:abstractNum w:abstractNumId="12" w15:restartNumberingAfterBreak="0">
+  <w:abstractNum w:abstractNumId="14" w15:restartNumberingAfterBreak="0">
     <w:nsid w:val="22525689"/>
     <w:multiLevelType w:val="hybridMultilevel"/>
     <w:tmpl w:val="FFC86758"/>
@@ -14774,7 +14815,7 @@
       </w:rPr>
     </w:lvl>
   </w:abstractNum>
-  <w:abstractNum w:abstractNumId="13" w15:restartNumberingAfterBreak="0">
+  <w:abstractNum w:abstractNumId="15" w15:restartNumberingAfterBreak="0">
     <w:nsid w:val="225F48AA"/>
     <w:multiLevelType w:val="multilevel"/>
     <w:tmpl w:val="E030177C"/>
@@ -14868,7 +14909,7 @@
       </w:pPr>
     </w:lvl>
   </w:abstractNum>
-  <w:abstractNum w:abstractNumId="14" w15:restartNumberingAfterBreak="0">
+  <w:abstractNum w:abstractNumId="16" w15:restartNumberingAfterBreak="0">
     <w:nsid w:val="263E50B2"/>
     <w:multiLevelType w:val="hybridMultilevel"/>
     <w:tmpl w:val="08DAEA5E"/>
@@ -14980,7 +15021,7 @@
       </w:rPr>
     </w:lvl>
   </w:abstractNum>
-  <w:abstractNum w:abstractNumId="15" w15:restartNumberingAfterBreak="0">
+  <w:abstractNum w:abstractNumId="17" w15:restartNumberingAfterBreak="0">
     <w:nsid w:val="27412B07"/>
     <w:multiLevelType w:val="hybridMultilevel"/>
     <w:tmpl w:val="9FDADF5E"/>
@@ -15071,7 +15112,7 @@
       </w:pPr>
     </w:lvl>
   </w:abstractNum>
-  <w:abstractNum w:abstractNumId="16" w15:restartNumberingAfterBreak="0">
+  <w:abstractNum w:abstractNumId="18" w15:restartNumberingAfterBreak="0">
     <w:nsid w:val="27546E38"/>
     <w:multiLevelType w:val="hybridMultilevel"/>
     <w:tmpl w:val="FDCE633C"/>
@@ -15183,7 +15224,7 @@
       </w:rPr>
     </w:lvl>
   </w:abstractNum>
-  <w:abstractNum w:abstractNumId="17" w15:restartNumberingAfterBreak="0">
+  <w:abstractNum w:abstractNumId="19" w15:restartNumberingAfterBreak="0">
     <w:nsid w:val="2C6E252A"/>
     <w:multiLevelType w:val="hybridMultilevel"/>
     <w:tmpl w:val="E25EC604"/>
@@ -15295,7 +15336,7 @@
       </w:rPr>
     </w:lvl>
   </w:abstractNum>
-  <w:abstractNum w:abstractNumId="18" w15:restartNumberingAfterBreak="0">
+  <w:abstractNum w:abstractNumId="20" w15:restartNumberingAfterBreak="0">
     <w:nsid w:val="2D874A3D"/>
     <w:multiLevelType w:val="hybridMultilevel"/>
     <w:tmpl w:val="7FD48114"/>
@@ -15408,7 +15449,7 @@
       </w:rPr>
     </w:lvl>
   </w:abstractNum>
-  <w:abstractNum w:abstractNumId="19" w15:restartNumberingAfterBreak="0">
+  <w:abstractNum w:abstractNumId="21" w15:restartNumberingAfterBreak="0">
     <w:nsid w:val="2DBC46F9"/>
     <w:multiLevelType w:val="hybridMultilevel"/>
     <w:tmpl w:val="F754F5A6"/>
@@ -15521,7 +15562,7 @@
       </w:rPr>
     </w:lvl>
   </w:abstractNum>
-  <w:abstractNum w:abstractNumId="20" w15:restartNumberingAfterBreak="0">
+  <w:abstractNum w:abstractNumId="22" w15:restartNumberingAfterBreak="0">
     <w:nsid w:val="32B036AC"/>
     <w:multiLevelType w:val="hybridMultilevel"/>
     <w:tmpl w:val="AAA89F46"/>
@@ -15634,7 +15675,97 @@
       </w:rPr>
     </w:lvl>
   </w:abstractNum>
-  <w:abstractNum w:abstractNumId="21" w15:restartNumberingAfterBreak="0">
+  <w:abstractNum w:abstractNumId="23" w15:restartNumberingAfterBreak="0">
+    <w:nsid w:val="33AB74E9"/>
+    <w:multiLevelType w:val="hybridMultilevel"/>
+    <w:tmpl w:val="C2D8726A"/>
+    <w:lvl w:ilvl="0" w:tplc="C59ECB96">
+      <w:start w:val="1"/>
+      <w:numFmt w:val="upperLetter"/>
+      <w:lvlText w:val="%1."/>
+      <w:lvlJc w:val="left"/>
+      <w:pPr>
+        <w:ind w:left="1429" w:hanging="360"/>
+      </w:pPr>
+      <w:rPr>
+        <w:b/>
+        <w:bCs/>
+      </w:rPr>
+    </w:lvl>
+    <w:lvl w:ilvl="1" w:tplc="240A0019" w:tentative="1">
+      <w:start w:val="1"/>
+      <w:numFmt w:val="lowerLetter"/>
+      <w:lvlText w:val="%2."/>
+      <w:lvlJc w:val="left"/>
+      <w:pPr>
+        <w:ind w:left="2149" w:hanging="360"/>
+      </w:pPr>
+    </w:lvl>
+    <w:lvl w:ilvl="2" w:tplc="240A001B" w:tentative="1">
+      <w:start w:val="1"/>
+      <w:numFmt w:val="lowerRoman"/>
+      <w:lvlText w:val="%3."/>
+      <w:lvlJc w:val="right"/>
+      <w:pPr>
+        <w:ind w:left="2869" w:hanging="180"/>
+      </w:pPr>
+    </w:lvl>
+    <w:lvl w:ilvl="3" w:tplc="240A000F" w:tentative="1">
+      <w:start w:val="1"/>
+      <w:numFmt w:val="decimal"/>
+      <w:lvlText w:val="%4."/>
+      <w:lvlJc w:val="left"/>
+      <w:pPr>
+        <w:ind w:left="3589" w:hanging="360"/>
+      </w:pPr>
+    </w:lvl>
+    <w:lvl w:ilvl="4" w:tplc="240A0019" w:tentative="1">
+      <w:start w:val="1"/>
+      <w:numFmt w:val="lowerLetter"/>
+      <w:lvlText w:val="%5."/>
+      <w:lvlJc w:val="left"/>
+      <w:pPr>
+        <w:ind w:left="4309" w:hanging="360"/>
+      </w:pPr>
+    </w:lvl>
+    <w:lvl w:ilvl="5" w:tplc="240A001B" w:tentative="1">
+      <w:start w:val="1"/>
+      <w:numFmt w:val="lowerRoman"/>
+      <w:lvlText w:val="%6."/>
+      <w:lvlJc w:val="right"/>
+      <w:pPr>
+        <w:ind w:left="5029" w:hanging="180"/>
+      </w:pPr>
+    </w:lvl>
+    <w:lvl w:ilvl="6" w:tplc="240A000F" w:tentative="1">
+      <w:start w:val="1"/>
+      <w:numFmt w:val="decimal"/>
+      <w:lvlText w:val="%7."/>
+      <w:lvlJc w:val="left"/>
+      <w:pPr>
+        <w:ind w:left="5749" w:hanging="360"/>
+      </w:pPr>
+    </w:lvl>
+    <w:lvl w:ilvl="7" w:tplc="240A0019" w:tentative="1">
+      <w:start w:val="1"/>
+      <w:numFmt w:val="lowerLetter"/>
+      <w:lvlText w:val="%8."/>
+      <w:lvlJc w:val="left"/>
+      <w:pPr>
+        <w:ind w:left="6469" w:hanging="360"/>
+      </w:pPr>
+    </w:lvl>
+    <w:lvl w:ilvl="8" w:tplc="240A001B" w:tentative="1">
+      <w:start w:val="1"/>
+      <w:numFmt w:val="lowerRoman"/>
+      <w:lvlText w:val="%9."/>
+      <w:lvlJc w:val="right"/>
+      <w:pPr>
+        <w:ind w:left="7189" w:hanging="180"/>
+      </w:pPr>
+    </w:lvl>
+  </w:abstractNum>
+  <w:abstractNum w:abstractNumId="24" w15:restartNumberingAfterBreak="0">
     <w:nsid w:val="368E176E"/>
     <w:multiLevelType w:val="hybridMultilevel"/>
     <w:tmpl w:val="BDF054FE"/>
@@ -15728,7 +15859,7 @@
       </w:pPr>
     </w:lvl>
   </w:abstractNum>
-  <w:abstractNum w:abstractNumId="22" w15:restartNumberingAfterBreak="0">
+  <w:abstractNum w:abstractNumId="25" w15:restartNumberingAfterBreak="0">
     <w:nsid w:val="3BDE6D0C"/>
     <w:multiLevelType w:val="hybridMultilevel"/>
     <w:tmpl w:val="5B0AE74E"/>
@@ -15841,7 +15972,7 @@
       </w:rPr>
     </w:lvl>
   </w:abstractNum>
-  <w:abstractNum w:abstractNumId="23" w15:restartNumberingAfterBreak="0">
+  <w:abstractNum w:abstractNumId="26" w15:restartNumberingAfterBreak="0">
     <w:nsid w:val="3D5B1C8B"/>
     <w:multiLevelType w:val="hybridMultilevel"/>
     <w:tmpl w:val="90AED92E"/>
@@ -15953,7 +16084,7 @@
       </w:rPr>
     </w:lvl>
   </w:abstractNum>
-  <w:abstractNum w:abstractNumId="24" w15:restartNumberingAfterBreak="0">
+  <w:abstractNum w:abstractNumId="27" w15:restartNumberingAfterBreak="0">
     <w:nsid w:val="3DDF6562"/>
     <w:multiLevelType w:val="multilevel"/>
     <w:tmpl w:val="6C7AF928"/>
@@ -16074,7 +16205,7 @@
       </w:rPr>
     </w:lvl>
   </w:abstractNum>
-  <w:abstractNum w:abstractNumId="25" w15:restartNumberingAfterBreak="0">
+  <w:abstractNum w:abstractNumId="28" w15:restartNumberingAfterBreak="0">
     <w:nsid w:val="4204511B"/>
     <w:multiLevelType w:val="hybridMultilevel"/>
     <w:tmpl w:val="7DE64B06"/>
@@ -16187,7 +16318,7 @@
       </w:rPr>
     </w:lvl>
   </w:abstractNum>
-  <w:abstractNum w:abstractNumId="26" w15:restartNumberingAfterBreak="0">
+  <w:abstractNum w:abstractNumId="29" w15:restartNumberingAfterBreak="0">
     <w:nsid w:val="44664096"/>
     <w:multiLevelType w:val="hybridMultilevel"/>
     <w:tmpl w:val="DCA43C96"/>
@@ -16300,7 +16431,120 @@
       </w:rPr>
     </w:lvl>
   </w:abstractNum>
-  <w:abstractNum w:abstractNumId="27" w15:restartNumberingAfterBreak="0">
+  <w:abstractNum w:abstractNumId="30" w15:restartNumberingAfterBreak="0">
+    <w:nsid w:val="4514510E"/>
+    <w:multiLevelType w:val="hybridMultilevel"/>
+    <w:tmpl w:val="A03809C0"/>
+    <w:lvl w:ilvl="0" w:tplc="240A0001">
+      <w:start w:val="1"/>
+      <w:numFmt w:val="bullet"/>
+      <w:lvlText w:val=""/>
+      <w:lvlJc w:val="left"/>
+      <w:pPr>
+        <w:ind w:left="1429" w:hanging="360"/>
+      </w:pPr>
+      <w:rPr>
+        <w:rFonts w:ascii="Symbol" w:hAnsi="Symbol" w:hint="default"/>
+      </w:rPr>
+    </w:lvl>
+    <w:lvl w:ilvl="1" w:tplc="240A0003" w:tentative="1">
+      <w:start w:val="1"/>
+      <w:numFmt w:val="bullet"/>
+      <w:lvlText w:val="o"/>
+      <w:lvlJc w:val="left"/>
+      <w:pPr>
+        <w:ind w:left="2149" w:hanging="360"/>
+      </w:pPr>
+      <w:rPr>
+        <w:rFonts w:ascii="Courier New" w:hAnsi="Courier New" w:cs="Courier New" w:hint="default"/>
+      </w:rPr>
+    </w:lvl>
+    <w:lvl w:ilvl="2" w:tplc="240A0005" w:tentative="1">
+      <w:start w:val="1"/>
+      <w:numFmt w:val="bullet"/>
+      <w:lvlText w:val=""/>
+      <w:lvlJc w:val="left"/>
+      <w:pPr>
+        <w:ind w:left="2869" w:hanging="360"/>
+      </w:pPr>
+      <w:rPr>
+        <w:rFonts w:ascii="Wingdings" w:hAnsi="Wingdings" w:hint="default"/>
+      </w:rPr>
+    </w:lvl>
+    <w:lvl w:ilvl="3" w:tplc="240A0001" w:tentative="1">
+      <w:start w:val="1"/>
+      <w:numFmt w:val="bullet"/>
+      <w:lvlText w:val=""/>
+      <w:lvlJc w:val="left"/>
+      <w:pPr>
+        <w:ind w:left="3589" w:hanging="360"/>
+      </w:pPr>
+      <w:rPr>
+        <w:rFonts w:ascii="Symbol" w:hAnsi="Symbol" w:hint="default"/>
+      </w:rPr>
+    </w:lvl>
+    <w:lvl w:ilvl="4" w:tplc="240A0003" w:tentative="1">
+      <w:start w:val="1"/>
+      <w:numFmt w:val="bullet"/>
+      <w:lvlText w:val="o"/>
+      <w:lvlJc w:val="left"/>
+      <w:pPr>
+        <w:ind w:left="4309" w:hanging="360"/>
+      </w:pPr>
+      <w:rPr>
+        <w:rFonts w:ascii="Courier New" w:hAnsi="Courier New" w:cs="Courier New" w:hint="default"/>
+      </w:rPr>
+    </w:lvl>
+    <w:lvl w:ilvl="5" w:tplc="240A0005" w:tentative="1">
+      <w:start w:val="1"/>
+      <w:numFmt w:val="bullet"/>
+      <w:lvlText w:val=""/>
+      <w:lvlJc w:val="left"/>
+      <w:pPr>
+        <w:ind w:left="5029" w:hanging="360"/>
+      </w:pPr>
+      <w:rPr>
+        <w:rFonts w:ascii="Wingdings" w:hAnsi="Wingdings" w:hint="default"/>
+      </w:rPr>
+    </w:lvl>
+    <w:lvl w:ilvl="6" w:tplc="240A0001" w:tentative="1">
+      <w:start w:val="1"/>
+      <w:numFmt w:val="bullet"/>
+      <w:lvlText w:val=""/>
+      <w:lvlJc w:val="left"/>
+      <w:pPr>
+        <w:ind w:left="5749" w:hanging="360"/>
+      </w:pPr>
+      <w:rPr>
+        <w:rFonts w:ascii="Symbol" w:hAnsi="Symbol" w:hint="default"/>
+      </w:rPr>
+    </w:lvl>
+    <w:lvl w:ilvl="7" w:tplc="240A0003" w:tentative="1">
+      <w:start w:val="1"/>
+      <w:numFmt w:val="bullet"/>
+      <w:lvlText w:val="o"/>
+      <w:lvlJc w:val="left"/>
+      <w:pPr>
+        <w:ind w:left="6469" w:hanging="360"/>
+      </w:pPr>
+      <w:rPr>
+        <w:rFonts w:ascii="Courier New" w:hAnsi="Courier New" w:cs="Courier New" w:hint="default"/>
+      </w:rPr>
+    </w:lvl>
+    <w:lvl w:ilvl="8" w:tplc="240A0005" w:tentative="1">
+      <w:start w:val="1"/>
+      <w:numFmt w:val="bullet"/>
+      <w:lvlText w:val=""/>
+      <w:lvlJc w:val="left"/>
+      <w:pPr>
+        <w:ind w:left="7189" w:hanging="360"/>
+      </w:pPr>
+      <w:rPr>
+        <w:rFonts w:ascii="Wingdings" w:hAnsi="Wingdings" w:hint="default"/>
+      </w:rPr>
+    </w:lvl>
+  </w:abstractNum>
+  <w:abstractNum w:abstractNumId="31" w15:restartNumberingAfterBreak="0">
     <w:nsid w:val="4EBE1EF6"/>
     <w:multiLevelType w:val="hybridMultilevel"/>
     <w:tmpl w:val="AF3C2E24"/>
@@ -16391,7 +16635,7 @@
       </w:pPr>
     </w:lvl>
   </w:abstractNum>
-  <w:abstractNum w:abstractNumId="28" w15:restartNumberingAfterBreak="0">
+  <w:abstractNum w:abstractNumId="32" w15:restartNumberingAfterBreak="0">
     <w:nsid w:val="53E36389"/>
     <w:multiLevelType w:val="hybridMultilevel"/>
     <w:tmpl w:val="52B670E2"/>
@@ -16503,7 +16747,7 @@
       </w:rPr>
     </w:lvl>
   </w:abstractNum>
-  <w:abstractNum w:abstractNumId="29" w15:restartNumberingAfterBreak="0">
+  <w:abstractNum w:abstractNumId="33" w15:restartNumberingAfterBreak="0">
     <w:nsid w:val="5A6477F0"/>
     <w:multiLevelType w:val="hybridMultilevel"/>
     <w:tmpl w:val="FDD6C976"/>
@@ -16616,7 +16860,7 @@
       </w:rPr>
     </w:lvl>
   </w:abstractNum>
-  <w:abstractNum w:abstractNumId="30" w15:restartNumberingAfterBreak="0">
+  <w:abstractNum w:abstractNumId="34" w15:restartNumberingAfterBreak="0">
     <w:nsid w:val="5AAD634B"/>
     <w:multiLevelType w:val="hybridMultilevel"/>
     <w:tmpl w:val="EA3CABF2"/>
@@ -16729,7 +16973,7 @@
       </w:rPr>
     </w:lvl>
   </w:abstractNum>
-  <w:abstractNum w:abstractNumId="31" w15:restartNumberingAfterBreak="0">
+  <w:abstractNum w:abstractNumId="35" w15:restartNumberingAfterBreak="0">
     <w:nsid w:val="5B8C4A19"/>
     <w:multiLevelType w:val="hybridMultilevel"/>
     <w:tmpl w:val="E2880794"/>
@@ -16842,7 +17086,120 @@
       </w:rPr>
     </w:lvl>
   </w:abstractNum>
-  <w:abstractNum w:abstractNumId="32" w15:restartNumberingAfterBreak="0">
+  <w:abstractNum w:abstractNumId="36" w15:restartNumberingAfterBreak="0">
+    <w:nsid w:val="66BD3DE2"/>
+    <w:multiLevelType w:val="hybridMultilevel"/>
+    <w:tmpl w:val="7DCEC77A"/>
+    <w:lvl w:ilvl="0" w:tplc="240A0001">
+      <w:start w:val="1"/>
+      <w:numFmt w:val="bullet"/>
+      <w:lvlText w:val=""/>
+      <w:lvlJc w:val="left"/>
+      <w:pPr>
+        <w:ind w:left="1429" w:hanging="360"/>
+      </w:pPr>
+      <w:rPr>
+        <w:rFonts w:ascii="Symbol" w:hAnsi="Symbol" w:hint="default"/>
+      </w:rPr>
+    </w:lvl>
+    <w:lvl w:ilvl="1" w:tplc="240A0003" w:tentative="1">
+      <w:start w:val="1"/>
+      <w:numFmt w:val="bullet"/>
+      <w:lvlText w:val="o"/>
+      <w:lvlJc w:val="left"/>
+      <w:pPr>
+        <w:ind w:left="2149" w:hanging="360"/>
+      </w:pPr>
+      <w:rPr>
+        <w:rFonts w:ascii="Courier New" w:hAnsi="Courier New" w:cs="Courier New" w:hint="default"/>
+      </w:rPr>
+    </w:lvl>
+    <w:lvl w:ilvl="2" w:tplc="240A0005" w:tentative="1">
+      <w:start w:val="1"/>
+      <w:numFmt w:val="bullet"/>
+      <w:lvlText w:val=""/>
+      <w:lvlJc w:val="left"/>
+      <w:pPr>
+        <w:ind w:left="2869" w:hanging="360"/>
+      </w:pPr>
+      <w:rPr>
+        <w:rFonts w:ascii="Wingdings" w:hAnsi="Wingdings" w:hint="default"/>
+      </w:rPr>
+    </w:lvl>
+    <w:lvl w:ilvl="3" w:tplc="240A0001" w:tentative="1">
+      <w:start w:val="1"/>
+      <w:numFmt w:val="bullet"/>
+      <w:lvlText w:val=""/>
+      <w:lvlJc w:val="left"/>
+      <w:pPr>
+        <w:ind w:left="3589" w:hanging="360"/>
+      </w:pPr>
+      <w:rPr>
+        <w:rFonts w:ascii="Symbol" w:hAnsi="Symbol" w:hint="default"/>
+      </w:rPr>
+    </w:lvl>
+    <w:lvl w:ilvl="4" w:tplc="240A0003" w:tentative="1">
+      <w:start w:val="1"/>
+      <w:numFmt w:val="bullet"/>
+      <w:lvlText w:val="o"/>
+      <w:lvlJc w:val="left"/>
+      <w:pPr>
+        <w:ind w:left="4309" w:hanging="360"/>
+      </w:pPr>
+      <w:rPr>
+        <w:rFonts w:ascii="Courier New" w:hAnsi="Courier New" w:cs="Courier New" w:hint="default"/>
+      </w:rPr>
+    </w:lvl>
+    <w:lvl w:ilvl="5" w:tplc="240A0005" w:tentative="1">
+      <w:start w:val="1"/>
+      <w:numFmt w:val="bullet"/>
+      <w:lvlText w:val=""/>
+      <w:lvlJc w:val="left"/>
+      <w:pPr>
+        <w:ind w:left="5029" w:hanging="360"/>
+      </w:pPr>
+      <w:rPr>
+        <w:rFonts w:ascii="Wingdings" w:hAnsi="Wingdings" w:hint="default"/>
+      </w:rPr>
+    </w:lvl>
+    <w:lvl w:ilvl="6" w:tplc="240A0001" w:tentative="1">
+      <w:start w:val="1"/>
+      <w:numFmt w:val="bullet"/>
+      <w:lvlText w:val=""/>
+      <w:lvlJc w:val="left"/>
+      <w:pPr>
+        <w:ind w:left="5749" w:hanging="360"/>
+      </w:pPr>
+      <w:rPr>
+        <w:rFonts w:ascii="Symbol" w:hAnsi="Symbol" w:hint="default"/>
+      </w:rPr>
+    </w:lvl>
+    <w:lvl w:ilvl="7" w:tplc="240A0003" w:tentative="1">
+      <w:start w:val="1"/>
+      <w:numFmt w:val="bullet"/>
+      <w:lvlText w:val="o"/>
+      <w:lvlJc w:val="left"/>
+      <w:pPr>
+        <w:ind w:left="6469" w:hanging="360"/>
+      </w:pPr>
+      <w:rPr>
+        <w:rFonts w:ascii="Courier New" w:hAnsi="Courier New" w:cs="Courier New" w:hint="default"/>
+      </w:rPr>
+    </w:lvl>
+    <w:lvl w:ilvl="8" w:tplc="240A0005" w:tentative="1">
+      <w:start w:val="1"/>
+      <w:numFmt w:val="bullet"/>
+      <w:lvlText w:val=""/>
+      <w:lvlJc w:val="left"/>
+      <w:pPr>
+        <w:ind w:left="7189" w:hanging="360"/>
+      </w:pPr>
+      <w:rPr>
+        <w:rFonts w:ascii="Wingdings" w:hAnsi="Wingdings" w:hint="default"/>
+      </w:rPr>
+    </w:lvl>
+  </w:abstractNum>
+  <w:abstractNum w:abstractNumId="37" w15:restartNumberingAfterBreak="0">
     <w:nsid w:val="6B3E6570"/>
     <w:multiLevelType w:val="hybridMultilevel"/>
     <w:tmpl w:val="67E65E7C"/>
@@ -16955,7 +17312,7 @@
       </w:rPr>
     </w:lvl>
   </w:abstractNum>
-  <w:abstractNum w:abstractNumId="33" w15:restartNumberingAfterBreak="0">
+  <w:abstractNum w:abstractNumId="38" w15:restartNumberingAfterBreak="0">
     <w:nsid w:val="6F3E7946"/>
     <w:multiLevelType w:val="hybridMultilevel"/>
     <w:tmpl w:val="734801A2"/>
@@ -17067,7 +17424,7 @@
       </w:rPr>
     </w:lvl>
   </w:abstractNum>
-  <w:abstractNum w:abstractNumId="34" w15:restartNumberingAfterBreak="0">
+  <w:abstractNum w:abstractNumId="39" w15:restartNumberingAfterBreak="0">
     <w:nsid w:val="752D01BA"/>
     <w:multiLevelType w:val="hybridMultilevel"/>
     <w:tmpl w:val="E4F42770"/>
@@ -17180,7 +17537,7 @@
       </w:rPr>
     </w:lvl>
   </w:abstractNum>
-  <w:abstractNum w:abstractNumId="35" w15:restartNumberingAfterBreak="0">
+  <w:abstractNum w:abstractNumId="40" w15:restartNumberingAfterBreak="0">
     <w:nsid w:val="7CB6319C"/>
     <w:multiLevelType w:val="hybridMultilevel"/>
     <w:tmpl w:val="651691C8"/>
@@ -17270,120 +17627,135 @@
       </w:pPr>
     </w:lvl>
   </w:abstractNum>
-  <w:num w:numId="1">
+  <w:num w:numId="1" w16cid:durableId="338586887">
     <w:abstractNumId w:val="0"/>
   </w:num>
-  <w:num w:numId="2">
+  <w:num w:numId="2" w16cid:durableId="882985382">
+    <w:abstractNumId w:val="17"/>
+  </w:num>
+  <w:num w:numId="3" w16cid:durableId="389039809">
+    <w:abstractNumId w:val="31"/>
+  </w:num>
+  <w:num w:numId="4" w16cid:durableId="1004895578">
+    <w:abstractNumId w:val="24"/>
+  </w:num>
+  <w:num w:numId="5" w16cid:durableId="738403381">
+    <w:abstractNumId w:val="27"/>
+  </w:num>
+  <w:num w:numId="6" w16cid:durableId="1206521383">
+    <w:abstractNumId w:val="25"/>
+  </w:num>
+  <w:num w:numId="7" w16cid:durableId="227619207">
+    <w:abstractNumId w:val="21"/>
+  </w:num>
+  <w:num w:numId="8" w16cid:durableId="669061632">
+    <w:abstractNumId w:val="40"/>
+  </w:num>
+  <w:num w:numId="9" w16cid:durableId="205530379">
+    <w:abstractNumId w:val="7"/>
+  </w:num>
+  <w:num w:numId="10" w16cid:durableId="1706829496">
+    <w:abstractNumId w:val="12"/>
+  </w:num>
+  <w:num w:numId="11" w16cid:durableId="1052654075">
+    <w:abstractNumId w:val="34"/>
+  </w:num>
+  <w:num w:numId="12" w16cid:durableId="286662354">
+    <w:abstractNumId w:val="11"/>
+  </w:num>
+  <w:num w:numId="13" w16cid:durableId="333262473">
+    <w:abstractNumId w:val="20"/>
+  </w:num>
+  <w:num w:numId="14" w16cid:durableId="154684097">
+    <w:abstractNumId w:val="3"/>
+  </w:num>
+  <w:num w:numId="15" w16cid:durableId="1095395881">
+    <w:abstractNumId w:val="6"/>
+  </w:num>
+  <w:num w:numId="16" w16cid:durableId="2041274123">
+    <w:abstractNumId w:val="22"/>
+  </w:num>
+  <w:num w:numId="17" w16cid:durableId="298803397">
+    <w:abstractNumId w:val="28"/>
+  </w:num>
+  <w:num w:numId="18" w16cid:durableId="1317496869">
+    <w:abstractNumId w:val="37"/>
+  </w:num>
+  <w:num w:numId="19" w16cid:durableId="505218242">
+    <w:abstractNumId w:val="35"/>
+  </w:num>
+  <w:num w:numId="20" w16cid:durableId="881290151">
+    <w:abstractNumId w:val="14"/>
+  </w:num>
+  <w:num w:numId="21" w16cid:durableId="1199975975">
+    <w:abstractNumId w:val="4"/>
+  </w:num>
+  <w:num w:numId="22" w16cid:durableId="858549535">
+    <w:abstractNumId w:val="32"/>
+  </w:num>
+  <w:num w:numId="23" w16cid:durableId="1941839518">
+    <w:abstractNumId w:val="33"/>
+  </w:num>
+  <w:num w:numId="24" w16cid:durableId="2098596624">
+    <w:abstractNumId w:val="38"/>
+  </w:num>
+  <w:num w:numId="25" w16cid:durableId="656224000">
+    <w:abstractNumId w:val="8"/>
+  </w:num>
+  <w:num w:numId="26" w16cid:durableId="382409528">
+    <w:abstractNumId w:val="29"/>
+  </w:num>
+  <w:num w:numId="27" w16cid:durableId="1212885767">
+    <w:abstractNumId w:val="13"/>
+  </w:num>
+  <w:num w:numId="28" w16cid:durableId="697123690">
+    <w:abstractNumId w:val="39"/>
+  </w:num>
+  <w:num w:numId="29" w16cid:durableId="196622214">
+    <w:abstractNumId w:val="18"/>
+  </w:num>
+  <w:num w:numId="30" w16cid:durableId="1127088260">
+    <w:abstractNumId w:val="19"/>
+  </w:num>
+  <w:num w:numId="31" w16cid:durableId="1752118257">
+    <w:abstractNumId w:val="1"/>
+  </w:num>
+  <w:num w:numId="32" w16cid:durableId="926891468">
+    <w:abstractNumId w:val="26"/>
+  </w:num>
+  <w:num w:numId="33" w16cid:durableId="735856695">
+    <w:abstractNumId w:val="16"/>
+  </w:num>
+  <w:num w:numId="34" w16cid:durableId="1369333690">
     <w:abstractNumId w:val="15"/>
   </w:num>
-  <w:num w:numId="3">
-    <w:abstractNumId w:val="27"/>
+  <w:num w:numId="35" w16cid:durableId="428159520">
+    <w:abstractNumId w:val="5"/>
   </w:num>
-  <w:num w:numId="4">
-    <w:abstractNumId w:val="21"/>
+  <w:num w:numId="36" w16cid:durableId="544564148">
+    <w:abstractNumId w:val="2"/>
   </w:num>
-  <w:num w:numId="5">
-    <w:abstractNumId w:val="24"/>
+  <w:num w:numId="37" w16cid:durableId="63114082">
+    <w:abstractNumId w:val="36"/>
   </w:num>
-  <w:num w:numId="6">
-    <w:abstractNumId w:val="22"/>
+  <w:num w:numId="38" w16cid:durableId="134494316">
+    <w:abstractNumId w:val="30"/>
   </w:num>
-  <w:num w:numId="7">
-    <w:abstractNumId w:val="19"/>
+  <w:num w:numId="39" w16cid:durableId="1197893459">
+    <w:abstractNumId w:val="23"/>
   </w:num>
-  <w:num w:numId="8">
-    <w:abstractNumId w:val="35"/>
-  </w:num>
-  <w:num w:numId="9">
-    <w:abstractNumId w:val="7"/>
-  </w:num>
-  <w:num w:numId="10">
+  <w:num w:numId="40" w16cid:durableId="675307733">
     <w:abstractNumId w:val="10"/>
   </w:num>
-  <w:num w:numId="11">
-    <w:abstractNumId w:val="30"/>
-  </w:num>
-  <w:num w:numId="12">
+  <w:num w:numId="41" w16cid:durableId="1898004818">
     <w:abstractNumId w:val="9"/>
-  </w:num>
-  <w:num w:numId="13">
-    <w:abstractNumId w:val="18"/>
-  </w:num>
-  <w:num w:numId="14">
-    <w:abstractNumId w:val="3"/>
-  </w:num>
-  <w:num w:numId="15">
-    <w:abstractNumId w:val="6"/>
-  </w:num>
-  <w:num w:numId="16">
-    <w:abstractNumId w:val="20"/>
-  </w:num>
-  <w:num w:numId="17">
-    <w:abstractNumId w:val="25"/>
-  </w:num>
-  <w:num w:numId="18">
-    <w:abstractNumId w:val="32"/>
-  </w:num>
-  <w:num w:numId="19">
-    <w:abstractNumId w:val="31"/>
-  </w:num>
-  <w:num w:numId="20">
-    <w:abstractNumId w:val="12"/>
-  </w:num>
-  <w:num w:numId="21">
-    <w:abstractNumId w:val="4"/>
-  </w:num>
-  <w:num w:numId="22">
-    <w:abstractNumId w:val="28"/>
-  </w:num>
-  <w:num w:numId="23">
-    <w:abstractNumId w:val="29"/>
-  </w:num>
-  <w:num w:numId="24">
-    <w:abstractNumId w:val="33"/>
-  </w:num>
-  <w:num w:numId="25">
-    <w:abstractNumId w:val="8"/>
-  </w:num>
-  <w:num w:numId="26">
-    <w:abstractNumId w:val="26"/>
-  </w:num>
-  <w:num w:numId="27">
-    <w:abstractNumId w:val="11"/>
-  </w:num>
-  <w:num w:numId="28">
-    <w:abstractNumId w:val="34"/>
-  </w:num>
-  <w:num w:numId="29">
-    <w:abstractNumId w:val="16"/>
-  </w:num>
-  <w:num w:numId="30">
-    <w:abstractNumId w:val="17"/>
-  </w:num>
-  <w:num w:numId="31">
-    <w:abstractNumId w:val="1"/>
-  </w:num>
-  <w:num w:numId="32">
-    <w:abstractNumId w:val="23"/>
-  </w:num>
-  <w:num w:numId="33">
-    <w:abstractNumId w:val="14"/>
-  </w:num>
-  <w:num w:numId="34">
-    <w:abstractNumId w:val="13"/>
-  </w:num>
-  <w:num w:numId="35">
-    <w:abstractNumId w:val="5"/>
-  </w:num>
-  <w:num w:numId="36">
-    <w:abstractNumId w:val="2"/>
   </w:num>
   <w:numIdMacAtCleanup w:val="27"/>
 </w:numbering>
 </file>
 
 <file path=word/styles.xml><?xml version="1.0" encoding="utf-8"?>
-<w:styles xmlns:mc="http://schemas.openxmlformats.org/markup-compatibility/2006" xmlns:r="http://schemas.openxmlformats.org/officeDocument/2006/relationships" xmlns:w="http://schemas.openxmlformats.org/wordprocessingml/2006/main" xmlns:w14="http://schemas.microsoft.com/office/word/2010/wordml" xmlns:w15="http://schemas.microsoft.com/office/word/2012/wordml" xmlns:w16cex="http://schemas.microsoft.com/office/word/2018/wordml/cex" xmlns:w16cid="http://schemas.microsoft.com/office/word/2016/wordml/cid" xmlns:w16="http://schemas.microsoft.com/office/word/2018/wordml" xmlns:w16sdtdh="http://schemas.microsoft.com/office/word/2020/wordml/sdtdatahash" xmlns:w16se="http://schemas.microsoft.com/office/word/2015/wordml/symex" mc:Ignorable="w14 w15 w16se w16cid w16 w16cex w16sdtdh">
+<w:styles xmlns:mc="http://schemas.openxmlformats.org/markup-compatibility/2006" xmlns:r="http://schemas.openxmlformats.org/officeDocument/2006/relationships" xmlns:w="http://schemas.openxmlformats.org/wordprocessingml/2006/main" xmlns:w14="http://schemas.microsoft.com/office/word/2010/wordml" xmlns:w15="http://schemas.microsoft.com/office/word/2012/wordml" xmlns:w16cex="http://schemas.microsoft.com/office/word/2018/wordml/cex" xmlns:w16cid="http://schemas.microsoft.com/office/word/2016/wordml/cid" xmlns:w16="http://schemas.microsoft.com/office/word/2018/wordml" xmlns:w16du="http://schemas.microsoft.com/office/word/2023/wordml/word16du" xmlns:w16sdtdh="http://schemas.microsoft.com/office/word/2020/wordml/sdtdatahash" xmlns:w16sdtfl="http://schemas.microsoft.com/office/word/2024/wordml/sdtformatlock" xmlns:w16se="http://schemas.microsoft.com/office/word/2015/wordml/symex" mc:Ignorable="w14 w15 w16se w16cid w16 w16cex w16sdtdh w16sdtfl w16du">
   <w:docDefaults>
     <w:rPrDefault>
       <w:rPr>
@@ -17948,7 +18320,6 @@
   <w:style w:type="character" w:default="1" w:styleId="Fuentedeprrafopredeter">
     <w:name w:val="Default Paragraph Font"/>
     <w:uiPriority w:val="1"/>
-    <w:semiHidden/>
     <w:unhideWhenUsed/>
   </w:style>
   <w:style w:type="table" w:default="1" w:styleId="Tablanormal">
@@ -18731,7 +19102,7 @@
       </w:rPr>
     </w:tblStylePr>
   </w:style>
-  <w:style w:type="character" w:styleId="Textoennegrita">
+  <w:style w:type="character" w:styleId="Fuerte">
     <w:name w:val="Strong"/>
     <w:basedOn w:val="Fuentedeprrafopredeter"/>
     <w:uiPriority w:val="22"/>
@@ -19634,14 +20005,7 @@
 </file>
 
 <file path=customXml/item1.xml><?xml version="1.0" encoding="utf-8"?>
-<p:properties xmlns:p="http://schemas.microsoft.com/office/2006/metadata/properties" xmlns:xsi="http://www.w3.org/2001/XMLSchema-instance" xmlns:pc="http://schemas.microsoft.com/office/infopath/2007/PartnerControls">
-  <documentManagement>
-    <TaxCatchAll xmlns="67a0edcd-0de5-43ed-8c27-e32f38a00c91" xsi:nil="true"/>
-    <lcf76f155ced4ddcb4097134ff3c332f xmlns="42760c81-fd8e-4d59-8953-7cdb9f38b14f">
-      <Terms xmlns="http://schemas.microsoft.com/office/infopath/2007/PartnerControls"/>
-    </lcf76f155ced4ddcb4097134ff3c332f>
-  </documentManagement>
-</p:properties>
+<b:Sources xmlns:b="http://schemas.openxmlformats.org/officeDocument/2006/bibliography" xmlns="http://schemas.openxmlformats.org/officeDocument/2006/bibliography" SelectedStyle="\APASixthEditionOfficeOnline.xsl" StyleName="APA" Version="6"/>
 </file>
 
 <file path=customXml/item2.xml><?xml version="1.0" encoding="utf-8"?>
@@ -19852,7 +20216,14 @@
 </file>
 
 <file path=customXml/item3.xml><?xml version="1.0" encoding="utf-8"?>
-<b:Sources xmlns:b="http://schemas.openxmlformats.org/officeDocument/2006/bibliography" xmlns="http://schemas.openxmlformats.org/officeDocument/2006/bibliography" SelectedStyle="\APASixthEditionOfficeOnline.xsl" StyleName="APA" Version="6"/>
+<p:properties xmlns:p="http://schemas.microsoft.com/office/2006/metadata/properties" xmlns:xsi="http://www.w3.org/2001/XMLSchema-instance" xmlns:pc="http://schemas.microsoft.com/office/infopath/2007/PartnerControls">
+  <documentManagement>
+    <TaxCatchAll xmlns="67a0edcd-0de5-43ed-8c27-e32f38a00c91" xsi:nil="true"/>
+    <lcf76f155ced4ddcb4097134ff3c332f xmlns="42760c81-fd8e-4d59-8953-7cdb9f38b14f">
+      <Terms xmlns="http://schemas.microsoft.com/office/infopath/2007/PartnerControls"/>
+    </lcf76f155ced4ddcb4097134ff3c332f>
+  </documentManagement>
+</p:properties>
 </file>
 
 <file path=customXml/item4.xml><?xml version="1.0" encoding="utf-8"?>
@@ -19865,12 +20236,9 @@
 </file>
 
 <file path=customXml/itemProps1.xml><?xml version="1.0" encoding="utf-8"?>
-<ds:datastoreItem xmlns:ds="http://schemas.openxmlformats.org/officeDocument/2006/customXml" ds:itemID="{1279454D-02BE-4A9C-A117-DCD1573E2608}">
+<ds:datastoreItem xmlns:ds="http://schemas.openxmlformats.org/officeDocument/2006/customXml" ds:itemID="{EAE431FD-7059-4C09-804B-C9D69EB7B213}">
   <ds:schemaRefs>
-    <ds:schemaRef ds:uri="http://schemas.microsoft.com/office/2006/metadata/properties"/>
-    <ds:schemaRef ds:uri="http://schemas.microsoft.com/office/infopath/2007/PartnerControls"/>
-    <ds:schemaRef ds:uri="67a0edcd-0de5-43ed-8c27-e32f38a00c91"/>
-    <ds:schemaRef ds:uri="42760c81-fd8e-4d59-8953-7cdb9f38b14f"/>
+    <ds:schemaRef ds:uri="http://schemas.openxmlformats.org/officeDocument/2006/bibliography"/>
   </ds:schemaRefs>
 </ds:datastoreItem>
 </file>
@@ -19895,9 +20263,12 @@
 </file>
 
 <file path=customXml/itemProps3.xml><?xml version="1.0" encoding="utf-8"?>
-<ds:datastoreItem xmlns:ds="http://schemas.openxmlformats.org/officeDocument/2006/customXml" ds:itemID="{EAE431FD-7059-4C09-804B-C9D69EB7B213}">
+<ds:datastoreItem xmlns:ds="http://schemas.openxmlformats.org/officeDocument/2006/customXml" ds:itemID="{1279454D-02BE-4A9C-A117-DCD1573E2608}">
   <ds:schemaRefs>
-    <ds:schemaRef ds:uri="http://schemas.openxmlformats.org/officeDocument/2006/bibliography"/>
+    <ds:schemaRef ds:uri="http://schemas.microsoft.com/office/2006/metadata/properties"/>
+    <ds:schemaRef ds:uri="http://schemas.microsoft.com/office/infopath/2007/PartnerControls"/>
+    <ds:schemaRef ds:uri="67a0edcd-0de5-43ed-8c27-e32f38a00c91"/>
+    <ds:schemaRef ds:uri="42760c81-fd8e-4d59-8953-7cdb9f38b14f"/>
   </ds:schemaRefs>
 </ds:datastoreItem>
 </file>
